--- a/memoire/TB_Ge-Trouve_DanielGarcia.docx
+++ b/memoire/TB_Ge-Trouve_DanielGarcia.docx
@@ -4,7 +4,7 @@
   <w:body>
     <w:p>
       <w:pPr>
-        <w:pStyle w:val="Title"/>
+        <w:pStyle w:val="Titre"/>
         <w:rPr>
           <w:b w:val="0"/>
           <w:bCs w:val="0"/>
@@ -15,7 +15,7 @@
     </w:p>
     <w:p>
       <w:pPr>
-        <w:pStyle w:val="Title"/>
+        <w:pStyle w:val="Titre"/>
       </w:pPr>
       <w:r>
         <w:rPr>
@@ -116,7 +116,7 @@
     </w:p>
     <w:p>
       <w:pPr>
-        <w:pStyle w:val="Title"/>
+        <w:pStyle w:val="Titre"/>
       </w:pPr>
       <w:r>
         <w:t>Conception, développement et évaluation d’un a</w:t>
@@ -136,17 +136,17 @@
     </w:p>
     <w:p>
       <w:pPr>
-        <w:pStyle w:val="BodyText"/>
-      </w:pPr>
-    </w:p>
-    <w:p>
-      <w:pPr>
-        <w:pStyle w:val="BodyText"/>
-      </w:pPr>
-    </w:p>
-    <w:p>
-      <w:pPr>
-        <w:pStyle w:val="BodyText"/>
+        <w:pStyle w:val="Corpsdetexte"/>
+      </w:pPr>
+    </w:p>
+    <w:p>
+      <w:pPr>
+        <w:pStyle w:val="Corpsdetexte"/>
+      </w:pPr>
+    </w:p>
+    <w:p>
+      <w:pPr>
+        <w:pStyle w:val="Corpsdetexte"/>
       </w:pPr>
     </w:p>
     <w:p>
@@ -178,7 +178,7 @@
     </w:p>
     <w:p>
       <w:pPr>
-        <w:pStyle w:val="BodyText"/>
+        <w:pStyle w:val="Corpsdetexte"/>
       </w:pPr>
     </w:p>
     <w:p>
@@ -319,12 +319,12 @@
     </w:p>
     <w:p>
       <w:pPr>
-        <w:pStyle w:val="BodyText"/>
-      </w:pPr>
-    </w:p>
-    <w:p>
-      <w:pPr>
-        <w:pStyle w:val="BodyText"/>
+        <w:pStyle w:val="Corpsdetexte"/>
+      </w:pPr>
+    </w:p>
+    <w:p>
+      <w:pPr>
+        <w:pStyle w:val="Corpsdetexte"/>
         <w:sectPr>
           <w:pgSz w:w="11906" w:h="16838"/>
           <w:pgMar w:top="1418" w:right="1418" w:bottom="1418" w:left="1985" w:header="709" w:footer="709" w:gutter="0"/>
@@ -338,7 +338,7 @@
         <w:pStyle w:val="titrenonnumrotcentr"/>
       </w:pPr>
       <w:bookmarkStart w:id="0" w:name="_Toc338746589"/>
-      <w:bookmarkStart w:id="1" w:name="_Toc234515166"/>
+      <w:bookmarkStart w:id="1" w:name="_Toc234847302"/>
       <w:r>
         <w:lastRenderedPageBreak/>
         <w:t>Déclaration</w:t>
@@ -388,15 +388,7 @@
         <w:t>Néanmoins, j</w:t>
       </w:r>
       <w:r>
-        <w:t>e déclare avoir eu recours à l'outil Claude (</w:t>
-      </w:r>
-      <w:proofErr w:type="spellStart"/>
-      <w:r>
-        <w:t>Anthropic</w:t>
-      </w:r>
-      <w:proofErr w:type="spellEnd"/>
-      <w:r>
-        <w:t>, Claude Opus 4.8, 2026) comme assistant à la rédaction</w:t>
+        <w:t>e déclare avoir eu recours à l'outil Claude (Anthropic, Claude Opus 4.8, 2026) comme assistant à la rédaction</w:t>
       </w:r>
       <w:r>
         <w:t> :</w:t>
@@ -434,15 +426,7 @@
         <w:t>i</w:t>
       </w:r>
       <w:r>
-        <w:t xml:space="preserve"> envoyé ce document par </w:t>
-      </w:r>
-      <w:proofErr w:type="gramStart"/>
-      <w:r>
-        <w:t>email</w:t>
-      </w:r>
-      <w:proofErr w:type="gramEnd"/>
-      <w:r>
-        <w:t xml:space="preserve"> à l'adresse remise par </w:t>
+        <w:t xml:space="preserve"> envoyé ce document par email à l'adresse remise par </w:t>
       </w:r>
       <w:r>
         <w:t>mon</w:t>
@@ -497,7 +481,7 @@
         <w:br w:type="page"/>
       </w:r>
       <w:bookmarkStart w:id="2" w:name="_Toc338746590"/>
-      <w:bookmarkStart w:id="3" w:name="_Toc234515167"/>
+      <w:bookmarkStart w:id="3" w:name="_Toc234847303"/>
       <w:r>
         <w:lastRenderedPageBreak/>
         <w:t>Remerciements</w:t>
@@ -518,7 +502,7 @@
         <w:br w:type="page"/>
       </w:r>
       <w:bookmarkStart w:id="4" w:name="_Toc338746591"/>
-      <w:bookmarkStart w:id="5" w:name="_Toc234515168"/>
+      <w:bookmarkStart w:id="5" w:name="_Toc234847304"/>
       <w:r>
         <w:lastRenderedPageBreak/>
         <w:t>Résumé</w:t>
@@ -557,7 +541,7 @@
     </w:p>
     <w:p>
       <w:pPr>
-        <w:pStyle w:val="TOC1"/>
+        <w:pStyle w:val="TM1"/>
         <w:rPr>
           <w:rFonts w:asciiTheme="minorHAnsi" w:eastAsiaTheme="minorEastAsia" w:hAnsiTheme="minorHAnsi" w:cstheme="minorBidi"/>
           <w:b w:val="0"/>
@@ -568,10 +552,10 @@
           <w14:ligatures w14:val="standardContextual"/>
         </w:rPr>
       </w:pPr>
-      <w:hyperlink w:anchor="_Toc234515166" w:history="1">
-        <w:r>
-          <w:rPr>
-            <w:rStyle w:val="Hyperlink"/>
+      <w:hyperlink w:anchor="_Toc234847302" w:history="1">
+        <w:r>
+          <w:rPr>
+            <w:rStyle w:val="Lienhypertexte"/>
             <w:noProof/>
           </w:rPr>
           <w:t>Déclaration</w:t>
@@ -595,7 +579,7 @@
             <w:noProof/>
             <w:webHidden/>
           </w:rPr>
-          <w:instrText xml:space="preserve"> PAGEREF _Toc234515166 \h </w:instrText>
+          <w:instrText xml:space="preserve"> PAGEREF _Toc234847302 \h </w:instrText>
         </w:r>
         <w:r>
           <w:rPr>
@@ -628,7 +612,7 @@
     </w:p>
     <w:p>
       <w:pPr>
-        <w:pStyle w:val="TOC1"/>
+        <w:pStyle w:val="TM1"/>
         <w:rPr>
           <w:rFonts w:asciiTheme="minorHAnsi" w:eastAsiaTheme="minorEastAsia" w:hAnsiTheme="minorHAnsi" w:cstheme="minorBidi"/>
           <w:b w:val="0"/>
@@ -639,10 +623,10 @@
           <w14:ligatures w14:val="standardContextual"/>
         </w:rPr>
       </w:pPr>
-      <w:hyperlink w:anchor="_Toc234515167" w:history="1">
-        <w:r>
-          <w:rPr>
-            <w:rStyle w:val="Hyperlink"/>
+      <w:hyperlink w:anchor="_Toc234847303" w:history="1">
+        <w:r>
+          <w:rPr>
+            <w:rStyle w:val="Lienhypertexte"/>
             <w:noProof/>
           </w:rPr>
           <w:t>Remerciements</w:t>
@@ -666,7 +650,7 @@
             <w:noProof/>
             <w:webHidden/>
           </w:rPr>
-          <w:instrText xml:space="preserve"> PAGEREF _Toc234515167 \h </w:instrText>
+          <w:instrText xml:space="preserve"> PAGEREF _Toc234847303 \h </w:instrText>
         </w:r>
         <w:r>
           <w:rPr>
@@ -699,7 +683,7 @@
     </w:p>
     <w:p>
       <w:pPr>
-        <w:pStyle w:val="TOC1"/>
+        <w:pStyle w:val="TM1"/>
         <w:rPr>
           <w:rFonts w:asciiTheme="minorHAnsi" w:eastAsiaTheme="minorEastAsia" w:hAnsiTheme="minorHAnsi" w:cstheme="minorBidi"/>
           <w:b w:val="0"/>
@@ -710,10 +694,10 @@
           <w14:ligatures w14:val="standardContextual"/>
         </w:rPr>
       </w:pPr>
-      <w:hyperlink w:anchor="_Toc234515168" w:history="1">
-        <w:r>
-          <w:rPr>
-            <w:rStyle w:val="Hyperlink"/>
+      <w:hyperlink w:anchor="_Toc234847304" w:history="1">
+        <w:r>
+          <w:rPr>
+            <w:rStyle w:val="Lienhypertexte"/>
             <w:noProof/>
           </w:rPr>
           <w:t>Résumé</w:t>
@@ -737,7 +721,7 @@
             <w:noProof/>
             <w:webHidden/>
           </w:rPr>
-          <w:instrText xml:space="preserve"> PAGEREF _Toc234515168 \h </w:instrText>
+          <w:instrText xml:space="preserve"> PAGEREF _Toc234847304 \h </w:instrText>
         </w:r>
         <w:r>
           <w:rPr>
@@ -770,7 +754,7 @@
     </w:p>
     <w:p>
       <w:pPr>
-        <w:pStyle w:val="TOC1"/>
+        <w:pStyle w:val="TM1"/>
         <w:rPr>
           <w:rFonts w:asciiTheme="minorHAnsi" w:eastAsiaTheme="minorEastAsia" w:hAnsiTheme="minorHAnsi" w:cstheme="minorBidi"/>
           <w:b w:val="0"/>
@@ -781,10 +765,10 @@
           <w14:ligatures w14:val="standardContextual"/>
         </w:rPr>
       </w:pPr>
-      <w:hyperlink w:anchor="_Toc234515169" w:history="1">
-        <w:r>
-          <w:rPr>
-            <w:rStyle w:val="Hyperlink"/>
+      <w:hyperlink w:anchor="_Toc234847305" w:history="1">
+        <w:r>
+          <w:rPr>
+            <w:rStyle w:val="Lienhypertexte"/>
             <w:noProof/>
           </w:rPr>
           <w:t>Liste des tableaux</w:t>
@@ -808,7 +792,7 @@
             <w:noProof/>
             <w:webHidden/>
           </w:rPr>
-          <w:instrText xml:space="preserve"> PAGEREF _Toc234515169 \h </w:instrText>
+          <w:instrText xml:space="preserve"> PAGEREF _Toc234847305 \h </w:instrText>
         </w:r>
         <w:r>
           <w:rPr>
@@ -841,7 +825,7 @@
     </w:p>
     <w:p>
       <w:pPr>
-        <w:pStyle w:val="TOC1"/>
+        <w:pStyle w:val="TM1"/>
         <w:rPr>
           <w:rFonts w:asciiTheme="minorHAnsi" w:eastAsiaTheme="minorEastAsia" w:hAnsiTheme="minorHAnsi" w:cstheme="minorBidi"/>
           <w:b w:val="0"/>
@@ -852,10 +836,10 @@
           <w14:ligatures w14:val="standardContextual"/>
         </w:rPr>
       </w:pPr>
-      <w:hyperlink w:anchor="_Toc234515170" w:history="1">
-        <w:r>
-          <w:rPr>
-            <w:rStyle w:val="Hyperlink"/>
+      <w:hyperlink w:anchor="_Toc234847306" w:history="1">
+        <w:r>
+          <w:rPr>
+            <w:rStyle w:val="Lienhypertexte"/>
             <w:noProof/>
           </w:rPr>
           <w:t>Liste des figures</w:t>
@@ -879,7 +863,7 @@
             <w:noProof/>
             <w:webHidden/>
           </w:rPr>
-          <w:instrText xml:space="preserve"> PAGEREF _Toc234515170 \h </w:instrText>
+          <w:instrText xml:space="preserve"> PAGEREF _Toc234847306 \h </w:instrText>
         </w:r>
         <w:r>
           <w:rPr>
@@ -912,7 +896,7 @@
     </w:p>
     <w:p>
       <w:pPr>
-        <w:pStyle w:val="TOC1"/>
+        <w:pStyle w:val="TM1"/>
         <w:rPr>
           <w:rFonts w:asciiTheme="minorHAnsi" w:eastAsiaTheme="minorEastAsia" w:hAnsiTheme="minorHAnsi" w:cstheme="minorBidi"/>
           <w:b w:val="0"/>
@@ -923,10 +907,10 @@
           <w14:ligatures w14:val="standardContextual"/>
         </w:rPr>
       </w:pPr>
-      <w:hyperlink w:anchor="_Toc234515171" w:history="1">
-        <w:r>
-          <w:rPr>
-            <w:rStyle w:val="Hyperlink"/>
+      <w:hyperlink w:anchor="_Toc234847307" w:history="1">
+        <w:r>
+          <w:rPr>
+            <w:rStyle w:val="Lienhypertexte"/>
             <w:noProof/>
           </w:rPr>
           <w:t>1.</w:t>
@@ -945,7 +929,7 @@
         </w:r>
         <w:r>
           <w:rPr>
-            <w:rStyle w:val="Hyperlink"/>
+            <w:rStyle w:val="Lienhypertexte"/>
             <w:noProof/>
           </w:rPr>
           <w:t>Introduction</w:t>
@@ -969,7 +953,7 @@
             <w:noProof/>
             <w:webHidden/>
           </w:rPr>
-          <w:instrText xml:space="preserve"> PAGEREF _Toc234515171 \h </w:instrText>
+          <w:instrText xml:space="preserve"> PAGEREF _Toc234847307 \h </w:instrText>
         </w:r>
         <w:r>
           <w:rPr>
@@ -1002,7 +986,7 @@
     </w:p>
     <w:p>
       <w:pPr>
-        <w:pStyle w:val="TOC1"/>
+        <w:pStyle w:val="TM1"/>
         <w:rPr>
           <w:rFonts w:asciiTheme="minorHAnsi" w:eastAsiaTheme="minorEastAsia" w:hAnsiTheme="minorHAnsi" w:cstheme="minorBidi"/>
           <w:b w:val="0"/>
@@ -1013,10 +997,10 @@
           <w14:ligatures w14:val="standardContextual"/>
         </w:rPr>
       </w:pPr>
-      <w:hyperlink w:anchor="_Toc234515172" w:history="1">
-        <w:r>
-          <w:rPr>
-            <w:rStyle w:val="Hyperlink"/>
+      <w:hyperlink w:anchor="_Toc234847308" w:history="1">
+        <w:r>
+          <w:rPr>
+            <w:rStyle w:val="Lienhypertexte"/>
             <w:noProof/>
           </w:rPr>
           <w:t>2.</w:t>
@@ -1035,7 +1019,7 @@
         </w:r>
         <w:r>
           <w:rPr>
-            <w:rStyle w:val="Hyperlink"/>
+            <w:rStyle w:val="Lienhypertexte"/>
             <w:noProof/>
           </w:rPr>
           <w:t>Comprendre le RAG</w:t>
@@ -1059,7 +1043,7 @@
             <w:noProof/>
             <w:webHidden/>
           </w:rPr>
-          <w:instrText xml:space="preserve"> PAGEREF _Toc234515172 \h </w:instrText>
+          <w:instrText xml:space="preserve"> PAGEREF _Toc234847308 \h </w:instrText>
         </w:r>
         <w:r>
           <w:rPr>
@@ -1092,7 +1076,7 @@
     </w:p>
     <w:p>
       <w:pPr>
-        <w:pStyle w:val="TOC2"/>
+        <w:pStyle w:val="TM2"/>
         <w:rPr>
           <w:rFonts w:asciiTheme="minorHAnsi" w:eastAsiaTheme="minorEastAsia" w:hAnsiTheme="minorHAnsi" w:cstheme="minorBidi"/>
           <w:b w:val="0"/>
@@ -1104,10 +1088,10 @@
           <w14:ligatures w14:val="standardContextual"/>
         </w:rPr>
       </w:pPr>
-      <w:hyperlink w:anchor="_Toc234515173" w:history="1">
-        <w:r>
-          <w:rPr>
-            <w:rStyle w:val="Hyperlink"/>
+      <w:hyperlink w:anchor="_Toc234847309" w:history="1">
+        <w:r>
+          <w:rPr>
+            <w:rStyle w:val="Lienhypertexte"/>
             <w:noProof/>
           </w:rPr>
           <w:t>2.1</w:t>
@@ -1127,7 +1111,7 @@
         </w:r>
         <w:r>
           <w:rPr>
-            <w:rStyle w:val="Hyperlink"/>
+            <w:rStyle w:val="Lienhypertexte"/>
             <w:noProof/>
           </w:rPr>
           <w:t>Du Transformer aux grands modèles de langage</w:t>
@@ -1151,7 +1135,7 @@
             <w:noProof/>
             <w:webHidden/>
           </w:rPr>
-          <w:instrText xml:space="preserve"> PAGEREF _Toc234515173 \h </w:instrText>
+          <w:instrText xml:space="preserve"> PAGEREF _Toc234847309 \h </w:instrText>
         </w:r>
         <w:r>
           <w:rPr>
@@ -1184,7 +1168,7 @@
     </w:p>
     <w:p>
       <w:pPr>
-        <w:pStyle w:val="TOC2"/>
+        <w:pStyle w:val="TM2"/>
         <w:rPr>
           <w:rFonts w:asciiTheme="minorHAnsi" w:eastAsiaTheme="minorEastAsia" w:hAnsiTheme="minorHAnsi" w:cstheme="minorBidi"/>
           <w:b w:val="0"/>
@@ -1196,10 +1180,10 @@
           <w14:ligatures w14:val="standardContextual"/>
         </w:rPr>
       </w:pPr>
-      <w:hyperlink w:anchor="_Toc234515174" w:history="1">
-        <w:r>
-          <w:rPr>
-            <w:rStyle w:val="Hyperlink"/>
+      <w:hyperlink w:anchor="_Toc234847310" w:history="1">
+        <w:r>
+          <w:rPr>
+            <w:rStyle w:val="Lienhypertexte"/>
             <w:noProof/>
           </w:rPr>
           <w:t>2.2</w:t>
@@ -1219,7 +1203,7 @@
         </w:r>
         <w:r>
           <w:rPr>
-            <w:rStyle w:val="Hyperlink"/>
+            <w:rStyle w:val="Lienhypertexte"/>
             <w:noProof/>
           </w:rPr>
           <w:t>Les limites des LLM sans mémoire externe</w:t>
@@ -1243,7 +1227,7 @@
             <w:noProof/>
             <w:webHidden/>
           </w:rPr>
-          <w:instrText xml:space="preserve"> PAGEREF _Toc234515174 \h </w:instrText>
+          <w:instrText xml:space="preserve"> PAGEREF _Toc234847310 \h </w:instrText>
         </w:r>
         <w:r>
           <w:rPr>
@@ -1276,7 +1260,7 @@
     </w:p>
     <w:p>
       <w:pPr>
-        <w:pStyle w:val="TOC2"/>
+        <w:pStyle w:val="TM2"/>
         <w:rPr>
           <w:rFonts w:asciiTheme="minorHAnsi" w:eastAsiaTheme="minorEastAsia" w:hAnsiTheme="minorHAnsi" w:cstheme="minorBidi"/>
           <w:b w:val="0"/>
@@ -1288,10 +1272,10 @@
           <w14:ligatures w14:val="standardContextual"/>
         </w:rPr>
       </w:pPr>
-      <w:hyperlink w:anchor="_Toc234515175" w:history="1">
-        <w:r>
-          <w:rPr>
-            <w:rStyle w:val="Hyperlink"/>
+      <w:hyperlink w:anchor="_Toc234847311" w:history="1">
+        <w:r>
+          <w:rPr>
+            <w:rStyle w:val="Lienhypertexte"/>
             <w:noProof/>
           </w:rPr>
           <w:t>2.3</w:t>
@@ -1311,7 +1295,7 @@
         </w:r>
         <w:r>
           <w:rPr>
-            <w:rStyle w:val="Hyperlink"/>
+            <w:rStyle w:val="Lienhypertexte"/>
             <w:noProof/>
           </w:rPr>
           <w:t>L’origine du RAG</w:t>
@@ -1335,7 +1319,7 @@
             <w:noProof/>
             <w:webHidden/>
           </w:rPr>
-          <w:instrText xml:space="preserve"> PAGEREF _Toc234515175 \h </w:instrText>
+          <w:instrText xml:space="preserve"> PAGEREF _Toc234847311 \h </w:instrText>
         </w:r>
         <w:r>
           <w:rPr>
@@ -1368,7 +1352,7 @@
     </w:p>
     <w:p>
       <w:pPr>
-        <w:pStyle w:val="TOC2"/>
+        <w:pStyle w:val="TM2"/>
         <w:rPr>
           <w:rFonts w:asciiTheme="minorHAnsi" w:eastAsiaTheme="minorEastAsia" w:hAnsiTheme="minorHAnsi" w:cstheme="minorBidi"/>
           <w:b w:val="0"/>
@@ -1380,10 +1364,10 @@
           <w14:ligatures w14:val="standardContextual"/>
         </w:rPr>
       </w:pPr>
-      <w:hyperlink w:anchor="_Toc234515176" w:history="1">
-        <w:r>
-          <w:rPr>
-            <w:rStyle w:val="Hyperlink"/>
+      <w:hyperlink w:anchor="_Toc234847312" w:history="1">
+        <w:r>
+          <w:rPr>
+            <w:rStyle w:val="Lienhypertexte"/>
             <w:noProof/>
           </w:rPr>
           <w:t>2.4</w:t>
@@ -1403,7 +1387,7 @@
         </w:r>
         <w:r>
           <w:rPr>
-            <w:rStyle w:val="Hyperlink"/>
+            <w:rStyle w:val="Lienhypertexte"/>
             <w:noProof/>
           </w:rPr>
           <w:t>Le pipeline RAG classique</w:t>
@@ -1427,7 +1411,7 @@
             <w:noProof/>
             <w:webHidden/>
           </w:rPr>
-          <w:instrText xml:space="preserve"> PAGEREF _Toc234515176 \h </w:instrText>
+          <w:instrText xml:space="preserve"> PAGEREF _Toc234847312 \h </w:instrText>
         </w:r>
         <w:r>
           <w:rPr>
@@ -1447,7 +1431,7 @@
             <w:noProof/>
             <w:webHidden/>
           </w:rPr>
-          <w:t>14</w:t>
+          <w:t>17</w:t>
         </w:r>
         <w:r>
           <w:rPr>
@@ -1460,7 +1444,7 @@
     </w:p>
     <w:p>
       <w:pPr>
-        <w:pStyle w:val="TOC2"/>
+        <w:pStyle w:val="TM2"/>
         <w:rPr>
           <w:rFonts w:asciiTheme="minorHAnsi" w:eastAsiaTheme="minorEastAsia" w:hAnsiTheme="minorHAnsi" w:cstheme="minorBidi"/>
           <w:b w:val="0"/>
@@ -1472,10 +1456,10 @@
           <w14:ligatures w14:val="standardContextual"/>
         </w:rPr>
       </w:pPr>
-      <w:hyperlink w:anchor="_Toc234515177" w:history="1">
-        <w:r>
-          <w:rPr>
-            <w:rStyle w:val="Hyperlink"/>
+      <w:hyperlink w:anchor="_Toc234847313" w:history="1">
+        <w:r>
+          <w:rPr>
+            <w:rStyle w:val="Lienhypertexte"/>
             <w:noProof/>
           </w:rPr>
           <w:t>2.5</w:t>
@@ -1495,24 +1479,10 @@
         </w:r>
         <w:r>
           <w:rPr>
-            <w:rStyle w:val="Hyperlink"/>
-            <w:noProof/>
-          </w:rPr>
-          <w:t>L'évolution du RAG</w:t>
-        </w:r>
-        <w:r>
-          <w:rPr>
-            <w:rStyle w:val="Hyperlink"/>
-            <w:noProof/>
-          </w:rPr>
-          <w:t> :</w:t>
-        </w:r>
-        <w:r>
-          <w:rPr>
-            <w:rStyle w:val="Hyperlink"/>
-            <w:noProof/>
-          </w:rPr>
-          <w:t xml:space="preserve"> Naive, Advanced, Modular</w:t>
+            <w:rStyle w:val="Lienhypertexte"/>
+            <w:noProof/>
+          </w:rPr>
+          <w:t>L'évolution du RAG : Naive, Advanced, Modular</w:t>
         </w:r>
         <w:r>
           <w:rPr>
@@ -1533,7 +1503,7 @@
             <w:noProof/>
             <w:webHidden/>
           </w:rPr>
-          <w:instrText xml:space="preserve"> PAGEREF _Toc234515177 \h </w:instrText>
+          <w:instrText xml:space="preserve"> PAGEREF _Toc234847313 \h </w:instrText>
         </w:r>
         <w:r>
           <w:rPr>
@@ -1553,7 +1523,7 @@
             <w:noProof/>
             <w:webHidden/>
           </w:rPr>
-          <w:t>15</w:t>
+          <w:t>20</w:t>
         </w:r>
         <w:r>
           <w:rPr>
@@ -1566,7 +1536,7 @@
     </w:p>
     <w:p>
       <w:pPr>
-        <w:pStyle w:val="TOC2"/>
+        <w:pStyle w:val="TM2"/>
         <w:rPr>
           <w:rFonts w:asciiTheme="minorHAnsi" w:eastAsiaTheme="minorEastAsia" w:hAnsiTheme="minorHAnsi" w:cstheme="minorBidi"/>
           <w:b w:val="0"/>
@@ -1578,10 +1548,10 @@
           <w14:ligatures w14:val="standardContextual"/>
         </w:rPr>
       </w:pPr>
-      <w:hyperlink w:anchor="_Toc234515178" w:history="1">
-        <w:r>
-          <w:rPr>
-            <w:rStyle w:val="Hyperlink"/>
+      <w:hyperlink w:anchor="_Toc234847314" w:history="1">
+        <w:r>
+          <w:rPr>
+            <w:rStyle w:val="Lienhypertexte"/>
             <w:noProof/>
           </w:rPr>
           <w:t>2.6</w:t>
@@ -1601,7 +1571,7 @@
         </w:r>
         <w:r>
           <w:rPr>
-            <w:rStyle w:val="Hyperlink"/>
+            <w:rStyle w:val="Lienhypertexte"/>
             <w:noProof/>
           </w:rPr>
           <w:t>Pourquoi le RAG est pertinent pour Ge-Trouve</w:t>
@@ -1625,7 +1595,7 @@
             <w:noProof/>
             <w:webHidden/>
           </w:rPr>
-          <w:instrText xml:space="preserve"> PAGEREF _Toc234515178 \h </w:instrText>
+          <w:instrText xml:space="preserve"> PAGEREF _Toc234847314 \h </w:instrText>
         </w:r>
         <w:r>
           <w:rPr>
@@ -1645,7 +1615,7 @@
             <w:noProof/>
             <w:webHidden/>
           </w:rPr>
-          <w:t>15</w:t>
+          <w:t>22</w:t>
         </w:r>
         <w:r>
           <w:rPr>
@@ -1658,7 +1628,7 @@
     </w:p>
     <w:p>
       <w:pPr>
-        <w:pStyle w:val="TOC1"/>
+        <w:pStyle w:val="TM1"/>
         <w:rPr>
           <w:rFonts w:asciiTheme="minorHAnsi" w:eastAsiaTheme="minorEastAsia" w:hAnsiTheme="minorHAnsi" w:cstheme="minorBidi"/>
           <w:b w:val="0"/>
@@ -1669,10 +1639,10 @@
           <w14:ligatures w14:val="standardContextual"/>
         </w:rPr>
       </w:pPr>
-      <w:hyperlink w:anchor="_Toc234515179" w:history="1">
-        <w:r>
-          <w:rPr>
-            <w:rStyle w:val="Hyperlink"/>
+      <w:hyperlink w:anchor="_Toc234847315" w:history="1">
+        <w:r>
+          <w:rPr>
+            <w:rStyle w:val="Lienhypertexte"/>
             <w:noProof/>
           </w:rPr>
           <w:t>3.</w:t>
@@ -1691,7 +1661,7 @@
         </w:r>
         <w:r>
           <w:rPr>
-            <w:rStyle w:val="Hyperlink"/>
+            <w:rStyle w:val="Lienhypertexte"/>
             <w:noProof/>
           </w:rPr>
           <w:t>Choix du framework RAG</w:t>
@@ -1715,7 +1685,7 @@
             <w:noProof/>
             <w:webHidden/>
           </w:rPr>
-          <w:instrText xml:space="preserve"> PAGEREF _Toc234515179 \h </w:instrText>
+          <w:instrText xml:space="preserve"> PAGEREF _Toc234847315 \h </w:instrText>
         </w:r>
         <w:r>
           <w:rPr>
@@ -1735,7 +1705,7 @@
             <w:noProof/>
             <w:webHidden/>
           </w:rPr>
-          <w:t>16</w:t>
+          <w:t>27</w:t>
         </w:r>
         <w:r>
           <w:rPr>
@@ -1748,7 +1718,375 @@
     </w:p>
     <w:p>
       <w:pPr>
-        <w:pStyle w:val="TOC1"/>
+        <w:pStyle w:val="TM2"/>
+        <w:rPr>
+          <w:rFonts w:asciiTheme="minorHAnsi" w:eastAsiaTheme="minorEastAsia" w:hAnsiTheme="minorHAnsi" w:cstheme="minorBidi"/>
+          <w:b w:val="0"/>
+          <w:noProof/>
+          <w:kern w:val="2"/>
+          <w:sz w:val="24"/>
+          <w:szCs w:val="24"/>
+          <w:lang w:eastAsia="fr-CH"/>
+          <w14:ligatures w14:val="standardContextual"/>
+        </w:rPr>
+      </w:pPr>
+      <w:hyperlink w:anchor="_Toc234847316" w:history="1">
+        <w:r>
+          <w:rPr>
+            <w:rStyle w:val="Lienhypertexte"/>
+            <w:noProof/>
+          </w:rPr>
+          <w:t>3.1</w:t>
+        </w:r>
+        <w:r>
+          <w:rPr>
+            <w:rFonts w:asciiTheme="minorHAnsi" w:eastAsiaTheme="minorEastAsia" w:hAnsiTheme="minorHAnsi" w:cstheme="minorBidi"/>
+            <w:b w:val="0"/>
+            <w:noProof/>
+            <w:kern w:val="2"/>
+            <w:sz w:val="24"/>
+            <w:szCs w:val="24"/>
+            <w:lang w:eastAsia="fr-CH"/>
+            <w14:ligatures w14:val="standardContextual"/>
+          </w:rPr>
+          <w:tab/>
+        </w:r>
+        <w:r>
+          <w:rPr>
+            <w:rStyle w:val="Lienhypertexte"/>
+            <w:noProof/>
+          </w:rPr>
+          <w:t>Le rôle du framework dans le pipeline</w:t>
+        </w:r>
+        <w:r>
+          <w:rPr>
+            <w:noProof/>
+            <w:webHidden/>
+          </w:rPr>
+          <w:tab/>
+        </w:r>
+        <w:r>
+          <w:rPr>
+            <w:noProof/>
+            <w:webHidden/>
+          </w:rPr>
+          <w:fldChar w:fldCharType="begin"/>
+        </w:r>
+        <w:r>
+          <w:rPr>
+            <w:noProof/>
+            <w:webHidden/>
+          </w:rPr>
+          <w:instrText xml:space="preserve"> PAGEREF _Toc234847316 \h </w:instrText>
+        </w:r>
+        <w:r>
+          <w:rPr>
+            <w:noProof/>
+            <w:webHidden/>
+          </w:rPr>
+        </w:r>
+        <w:r>
+          <w:rPr>
+            <w:noProof/>
+            <w:webHidden/>
+          </w:rPr>
+          <w:fldChar w:fldCharType="separate"/>
+        </w:r>
+        <w:r>
+          <w:rPr>
+            <w:noProof/>
+            <w:webHidden/>
+          </w:rPr>
+          <w:t>27</w:t>
+        </w:r>
+        <w:r>
+          <w:rPr>
+            <w:noProof/>
+            <w:webHidden/>
+          </w:rPr>
+          <w:fldChar w:fldCharType="end"/>
+        </w:r>
+      </w:hyperlink>
+    </w:p>
+    <w:p>
+      <w:pPr>
+        <w:pStyle w:val="TM2"/>
+        <w:rPr>
+          <w:rFonts w:asciiTheme="minorHAnsi" w:eastAsiaTheme="minorEastAsia" w:hAnsiTheme="minorHAnsi" w:cstheme="minorBidi"/>
+          <w:b w:val="0"/>
+          <w:noProof/>
+          <w:kern w:val="2"/>
+          <w:sz w:val="24"/>
+          <w:szCs w:val="24"/>
+          <w:lang w:eastAsia="fr-CH"/>
+          <w14:ligatures w14:val="standardContextual"/>
+        </w:rPr>
+      </w:pPr>
+      <w:hyperlink w:anchor="_Toc234847317" w:history="1">
+        <w:r>
+          <w:rPr>
+            <w:rStyle w:val="Lienhypertexte"/>
+            <w:noProof/>
+          </w:rPr>
+          <w:t>3.2</w:t>
+        </w:r>
+        <w:r>
+          <w:rPr>
+            <w:rFonts w:asciiTheme="minorHAnsi" w:eastAsiaTheme="minorEastAsia" w:hAnsiTheme="minorHAnsi" w:cstheme="minorBidi"/>
+            <w:b w:val="0"/>
+            <w:noProof/>
+            <w:kern w:val="2"/>
+            <w:sz w:val="24"/>
+            <w:szCs w:val="24"/>
+            <w:lang w:eastAsia="fr-CH"/>
+            <w14:ligatures w14:val="standardContextual"/>
+          </w:rPr>
+          <w:tab/>
+        </w:r>
+        <w:r>
+          <w:rPr>
+            <w:rStyle w:val="Lienhypertexte"/>
+            <w:noProof/>
+          </w:rPr>
+          <w:t>Les critères de choix</w:t>
+        </w:r>
+        <w:r>
+          <w:rPr>
+            <w:noProof/>
+            <w:webHidden/>
+          </w:rPr>
+          <w:tab/>
+        </w:r>
+        <w:r>
+          <w:rPr>
+            <w:noProof/>
+            <w:webHidden/>
+          </w:rPr>
+          <w:fldChar w:fldCharType="begin"/>
+        </w:r>
+        <w:r>
+          <w:rPr>
+            <w:noProof/>
+            <w:webHidden/>
+          </w:rPr>
+          <w:instrText xml:space="preserve"> PAGEREF _Toc234847317 \h </w:instrText>
+        </w:r>
+        <w:r>
+          <w:rPr>
+            <w:noProof/>
+            <w:webHidden/>
+          </w:rPr>
+        </w:r>
+        <w:r>
+          <w:rPr>
+            <w:noProof/>
+            <w:webHidden/>
+          </w:rPr>
+          <w:fldChar w:fldCharType="separate"/>
+        </w:r>
+        <w:r>
+          <w:rPr>
+            <w:noProof/>
+            <w:webHidden/>
+          </w:rPr>
+          <w:t>27</w:t>
+        </w:r>
+        <w:r>
+          <w:rPr>
+            <w:noProof/>
+            <w:webHidden/>
+          </w:rPr>
+          <w:fldChar w:fldCharType="end"/>
+        </w:r>
+      </w:hyperlink>
+    </w:p>
+    <w:p>
+      <w:pPr>
+        <w:pStyle w:val="TM2"/>
+        <w:rPr>
+          <w:rFonts w:asciiTheme="minorHAnsi" w:eastAsiaTheme="minorEastAsia" w:hAnsiTheme="minorHAnsi" w:cstheme="minorBidi"/>
+          <w:b w:val="0"/>
+          <w:noProof/>
+          <w:kern w:val="2"/>
+          <w:sz w:val="24"/>
+          <w:szCs w:val="24"/>
+          <w:lang w:eastAsia="fr-CH"/>
+          <w14:ligatures w14:val="standardContextual"/>
+        </w:rPr>
+      </w:pPr>
+      <w:hyperlink w:anchor="_Toc234847318" w:history="1">
+        <w:r>
+          <w:rPr>
+            <w:rStyle w:val="Lienhypertexte"/>
+            <w:noProof/>
+          </w:rPr>
+          <w:t>3.3</w:t>
+        </w:r>
+        <w:r>
+          <w:rPr>
+            <w:rFonts w:asciiTheme="minorHAnsi" w:eastAsiaTheme="minorEastAsia" w:hAnsiTheme="minorHAnsi" w:cstheme="minorBidi"/>
+            <w:b w:val="0"/>
+            <w:noProof/>
+            <w:kern w:val="2"/>
+            <w:sz w:val="24"/>
+            <w:szCs w:val="24"/>
+            <w:lang w:eastAsia="fr-CH"/>
+            <w14:ligatures w14:val="standardContextual"/>
+          </w:rPr>
+          <w:tab/>
+        </w:r>
+        <w:r>
+          <w:rPr>
+            <w:rStyle w:val="Lienhypertexte"/>
+            <w:noProof/>
+          </w:rPr>
+          <w:t>Les candidats</w:t>
+        </w:r>
+        <w:r>
+          <w:rPr>
+            <w:noProof/>
+            <w:webHidden/>
+          </w:rPr>
+          <w:tab/>
+        </w:r>
+        <w:r>
+          <w:rPr>
+            <w:noProof/>
+            <w:webHidden/>
+          </w:rPr>
+          <w:fldChar w:fldCharType="begin"/>
+        </w:r>
+        <w:r>
+          <w:rPr>
+            <w:noProof/>
+            <w:webHidden/>
+          </w:rPr>
+          <w:instrText xml:space="preserve"> PAGEREF _Toc234847318 \h </w:instrText>
+        </w:r>
+        <w:r>
+          <w:rPr>
+            <w:noProof/>
+            <w:webHidden/>
+          </w:rPr>
+        </w:r>
+        <w:r>
+          <w:rPr>
+            <w:noProof/>
+            <w:webHidden/>
+          </w:rPr>
+          <w:fldChar w:fldCharType="separate"/>
+        </w:r>
+        <w:r>
+          <w:rPr>
+            <w:noProof/>
+            <w:webHidden/>
+          </w:rPr>
+          <w:t>27</w:t>
+        </w:r>
+        <w:r>
+          <w:rPr>
+            <w:noProof/>
+            <w:webHidden/>
+          </w:rPr>
+          <w:fldChar w:fldCharType="end"/>
+        </w:r>
+      </w:hyperlink>
+    </w:p>
+    <w:p>
+      <w:pPr>
+        <w:pStyle w:val="TM2"/>
+        <w:rPr>
+          <w:rFonts w:asciiTheme="minorHAnsi" w:eastAsiaTheme="minorEastAsia" w:hAnsiTheme="minorHAnsi" w:cstheme="minorBidi"/>
+          <w:b w:val="0"/>
+          <w:noProof/>
+          <w:kern w:val="2"/>
+          <w:sz w:val="24"/>
+          <w:szCs w:val="24"/>
+          <w:lang w:eastAsia="fr-CH"/>
+          <w14:ligatures w14:val="standardContextual"/>
+        </w:rPr>
+      </w:pPr>
+      <w:hyperlink w:anchor="_Toc234847319" w:history="1">
+        <w:r>
+          <w:rPr>
+            <w:rStyle w:val="Lienhypertexte"/>
+            <w:noProof/>
+          </w:rPr>
+          <w:t>3.4</w:t>
+        </w:r>
+        <w:r>
+          <w:rPr>
+            <w:rFonts w:asciiTheme="minorHAnsi" w:eastAsiaTheme="minorEastAsia" w:hAnsiTheme="minorHAnsi" w:cstheme="minorBidi"/>
+            <w:b w:val="0"/>
+            <w:noProof/>
+            <w:kern w:val="2"/>
+            <w:sz w:val="24"/>
+            <w:szCs w:val="24"/>
+            <w:lang w:eastAsia="fr-CH"/>
+            <w14:ligatures w14:val="standardContextual"/>
+          </w:rPr>
+          <w:tab/>
+        </w:r>
+        <w:r>
+          <w:rPr>
+            <w:rStyle w:val="Lienhypertexte"/>
+            <w:noProof/>
+          </w:rPr>
+          <w:t>La comparaison et la décision</w:t>
+        </w:r>
+        <w:r>
+          <w:rPr>
+            <w:noProof/>
+            <w:webHidden/>
+          </w:rPr>
+          <w:tab/>
+        </w:r>
+        <w:r>
+          <w:rPr>
+            <w:noProof/>
+            <w:webHidden/>
+          </w:rPr>
+          <w:fldChar w:fldCharType="begin"/>
+        </w:r>
+        <w:r>
+          <w:rPr>
+            <w:noProof/>
+            <w:webHidden/>
+          </w:rPr>
+          <w:instrText xml:space="preserve"> PAGEREF _Toc234847319 \h </w:instrText>
+        </w:r>
+        <w:r>
+          <w:rPr>
+            <w:noProof/>
+            <w:webHidden/>
+          </w:rPr>
+        </w:r>
+        <w:r>
+          <w:rPr>
+            <w:noProof/>
+            <w:webHidden/>
+          </w:rPr>
+          <w:fldChar w:fldCharType="separate"/>
+        </w:r>
+        <w:r>
+          <w:rPr>
+            <w:noProof/>
+            <w:webHidden/>
+          </w:rPr>
+          <w:t>27</w:t>
+        </w:r>
+        <w:r>
+          <w:rPr>
+            <w:noProof/>
+            <w:webHidden/>
+          </w:rPr>
+          <w:fldChar w:fldCharType="end"/>
+        </w:r>
+      </w:hyperlink>
+    </w:p>
+    <w:p>
+      <w:pPr>
+        <w:pStyle w:val="TM1"/>
         <w:rPr>
           <w:rFonts w:asciiTheme="minorHAnsi" w:eastAsiaTheme="minorEastAsia" w:hAnsiTheme="minorHAnsi" w:cstheme="minorBidi"/>
           <w:b w:val="0"/>
@@ -1759,10 +2097,10 @@
           <w14:ligatures w14:val="standardContextual"/>
         </w:rPr>
       </w:pPr>
-      <w:hyperlink w:anchor="_Toc234515180" w:history="1">
-        <w:r>
-          <w:rPr>
-            <w:rStyle w:val="Hyperlink"/>
+      <w:hyperlink w:anchor="_Toc234847320" w:history="1">
+        <w:r>
+          <w:rPr>
+            <w:rStyle w:val="Lienhypertexte"/>
             <w:noProof/>
           </w:rPr>
           <w:t>4.</w:t>
@@ -1781,7 +2119,7 @@
         </w:r>
         <w:r>
           <w:rPr>
-            <w:rStyle w:val="Hyperlink"/>
+            <w:rStyle w:val="Lienhypertexte"/>
             <w:noProof/>
           </w:rPr>
           <w:t>Choix du LLM</w:t>
@@ -1805,7 +2143,7 @@
             <w:noProof/>
             <w:webHidden/>
           </w:rPr>
-          <w:instrText xml:space="preserve"> PAGEREF _Toc234515180 \h </w:instrText>
+          <w:instrText xml:space="preserve"> PAGEREF _Toc234847320 \h </w:instrText>
         </w:r>
         <w:r>
           <w:rPr>
@@ -1825,7 +2163,7 @@
             <w:noProof/>
             <w:webHidden/>
           </w:rPr>
-          <w:t>17</w:t>
+          <w:t>28</w:t>
         </w:r>
         <w:r>
           <w:rPr>
@@ -1838,7 +2176,7 @@
     </w:p>
     <w:p>
       <w:pPr>
-        <w:pStyle w:val="TOC1"/>
+        <w:pStyle w:val="TM1"/>
         <w:rPr>
           <w:rFonts w:asciiTheme="minorHAnsi" w:eastAsiaTheme="minorEastAsia" w:hAnsiTheme="minorHAnsi" w:cstheme="minorBidi"/>
           <w:b w:val="0"/>
@@ -1849,10 +2187,10 @@
           <w14:ligatures w14:val="standardContextual"/>
         </w:rPr>
       </w:pPr>
-      <w:hyperlink w:anchor="_Toc234515181" w:history="1">
-        <w:r>
-          <w:rPr>
-            <w:rStyle w:val="Hyperlink"/>
+      <w:hyperlink w:anchor="_Toc234847321" w:history="1">
+        <w:r>
+          <w:rPr>
+            <w:rStyle w:val="Lienhypertexte"/>
             <w:noProof/>
           </w:rPr>
           <w:t>5.</w:t>
@@ -1871,7 +2209,7 @@
         </w:r>
         <w:r>
           <w:rPr>
-            <w:rStyle w:val="Hyperlink"/>
+            <w:rStyle w:val="Lienhypertexte"/>
             <w:noProof/>
           </w:rPr>
           <w:t>Choix des embeddings</w:t>
@@ -1895,7 +2233,7 @@
             <w:noProof/>
             <w:webHidden/>
           </w:rPr>
-          <w:instrText xml:space="preserve"> PAGEREF _Toc234515181 \h </w:instrText>
+          <w:instrText xml:space="preserve"> PAGEREF _Toc234847321 \h </w:instrText>
         </w:r>
         <w:r>
           <w:rPr>
@@ -1915,7 +2253,7 @@
             <w:noProof/>
             <w:webHidden/>
           </w:rPr>
-          <w:t>18</w:t>
+          <w:t>29</w:t>
         </w:r>
         <w:r>
           <w:rPr>
@@ -1928,7 +2266,7 @@
     </w:p>
     <w:p>
       <w:pPr>
-        <w:pStyle w:val="TOC1"/>
+        <w:pStyle w:val="TM1"/>
         <w:rPr>
           <w:rFonts w:asciiTheme="minorHAnsi" w:eastAsiaTheme="minorEastAsia" w:hAnsiTheme="minorHAnsi" w:cstheme="minorBidi"/>
           <w:b w:val="0"/>
@@ -1939,10 +2277,10 @@
           <w14:ligatures w14:val="standardContextual"/>
         </w:rPr>
       </w:pPr>
-      <w:hyperlink w:anchor="_Toc234515182" w:history="1">
-        <w:r>
-          <w:rPr>
-            <w:rStyle w:val="Hyperlink"/>
+      <w:hyperlink w:anchor="_Toc234847322" w:history="1">
+        <w:r>
+          <w:rPr>
+            <w:rStyle w:val="Lienhypertexte"/>
             <w:noProof/>
           </w:rPr>
           <w:t>6.</w:t>
@@ -1961,7 +2299,7 @@
         </w:r>
         <w:r>
           <w:rPr>
-            <w:rStyle w:val="Hyperlink"/>
+            <w:rStyle w:val="Lienhypertexte"/>
             <w:noProof/>
           </w:rPr>
           <w:t>Choix de la base vectorielle</w:t>
@@ -1985,7 +2323,7 @@
             <w:noProof/>
             <w:webHidden/>
           </w:rPr>
-          <w:instrText xml:space="preserve"> PAGEREF _Toc234515182 \h </w:instrText>
+          <w:instrText xml:space="preserve"> PAGEREF _Toc234847322 \h </w:instrText>
         </w:r>
         <w:r>
           <w:rPr>
@@ -2005,7 +2343,7 @@
             <w:noProof/>
             <w:webHidden/>
           </w:rPr>
-          <w:t>19</w:t>
+          <w:t>30</w:t>
         </w:r>
         <w:r>
           <w:rPr>
@@ -2018,7 +2356,7 @@
     </w:p>
     <w:p>
       <w:pPr>
-        <w:pStyle w:val="TOC1"/>
+        <w:pStyle w:val="TM1"/>
         <w:rPr>
           <w:rFonts w:asciiTheme="minorHAnsi" w:eastAsiaTheme="minorEastAsia" w:hAnsiTheme="minorHAnsi" w:cstheme="minorBidi"/>
           <w:b w:val="0"/>
@@ -2029,10 +2367,10 @@
           <w14:ligatures w14:val="standardContextual"/>
         </w:rPr>
       </w:pPr>
-      <w:hyperlink w:anchor="_Toc234515183" w:history="1">
-        <w:r>
-          <w:rPr>
-            <w:rStyle w:val="Hyperlink"/>
+      <w:hyperlink w:anchor="_Toc234847323" w:history="1">
+        <w:r>
+          <w:rPr>
+            <w:rStyle w:val="Lienhypertexte"/>
             <w:noProof/>
           </w:rPr>
           <w:t>7.</w:t>
@@ -2051,7 +2389,7 @@
         </w:r>
         <w:r>
           <w:rPr>
-            <w:rStyle w:val="Hyperlink"/>
+            <w:rStyle w:val="Lienhypertexte"/>
             <w:noProof/>
           </w:rPr>
           <w:t>Évaluation d’un système RAG</w:t>
@@ -2075,7 +2413,7 @@
             <w:noProof/>
             <w:webHidden/>
           </w:rPr>
-          <w:instrText xml:space="preserve"> PAGEREF _Toc234515183 \h </w:instrText>
+          <w:instrText xml:space="preserve"> PAGEREF _Toc234847323 \h </w:instrText>
         </w:r>
         <w:r>
           <w:rPr>
@@ -2095,7 +2433,7 @@
             <w:noProof/>
             <w:webHidden/>
           </w:rPr>
-          <w:t>20</w:t>
+          <w:t>31</w:t>
         </w:r>
         <w:r>
           <w:rPr>
@@ -2108,7 +2446,7 @@
     </w:p>
     <w:p>
       <w:pPr>
-        <w:pStyle w:val="TOC1"/>
+        <w:pStyle w:val="TM1"/>
         <w:rPr>
           <w:rFonts w:asciiTheme="minorHAnsi" w:eastAsiaTheme="minorEastAsia" w:hAnsiTheme="minorHAnsi" w:cstheme="minorBidi"/>
           <w:b w:val="0"/>
@@ -2119,10 +2457,10 @@
           <w14:ligatures w14:val="standardContextual"/>
         </w:rPr>
       </w:pPr>
-      <w:hyperlink w:anchor="_Toc234515184" w:history="1">
-        <w:r>
-          <w:rPr>
-            <w:rStyle w:val="Hyperlink"/>
+      <w:hyperlink w:anchor="_Toc234847324" w:history="1">
+        <w:r>
+          <w:rPr>
+            <w:rStyle w:val="Lienhypertexte"/>
             <w:noProof/>
           </w:rPr>
           <w:t>8.</w:t>
@@ -2141,7 +2479,7 @@
         </w:r>
         <w:r>
           <w:rPr>
-            <w:rStyle w:val="Hyperlink"/>
+            <w:rStyle w:val="Lienhypertexte"/>
             <w:noProof/>
           </w:rPr>
           <w:t>RAG en contexte francophone</w:t>
@@ -2165,7 +2503,7 @@
             <w:noProof/>
             <w:webHidden/>
           </w:rPr>
-          <w:instrText xml:space="preserve"> PAGEREF _Toc234515184 \h </w:instrText>
+          <w:instrText xml:space="preserve"> PAGEREF _Toc234847324 \h </w:instrText>
         </w:r>
         <w:r>
           <w:rPr>
@@ -2185,7 +2523,7 @@
             <w:noProof/>
             <w:webHidden/>
           </w:rPr>
-          <w:t>21</w:t>
+          <w:t>32</w:t>
         </w:r>
         <w:r>
           <w:rPr>
@@ -2198,7 +2536,7 @@
     </w:p>
     <w:p>
       <w:pPr>
-        <w:pStyle w:val="TOC1"/>
+        <w:pStyle w:val="TM1"/>
         <w:rPr>
           <w:rFonts w:asciiTheme="minorHAnsi" w:eastAsiaTheme="minorEastAsia" w:hAnsiTheme="minorHAnsi" w:cstheme="minorBidi"/>
           <w:b w:val="0"/>
@@ -2209,10 +2547,10 @@
           <w14:ligatures w14:val="standardContextual"/>
         </w:rPr>
       </w:pPr>
-      <w:hyperlink w:anchor="_Toc234515185" w:history="1">
-        <w:r>
-          <w:rPr>
-            <w:rStyle w:val="Hyperlink"/>
+      <w:hyperlink w:anchor="_Toc234847325" w:history="1">
+        <w:r>
+          <w:rPr>
+            <w:rStyle w:val="Lienhypertexte"/>
             <w:noProof/>
           </w:rPr>
           <w:t>9.</w:t>
@@ -2231,7 +2569,7 @@
         </w:r>
         <w:r>
           <w:rPr>
-            <w:rStyle w:val="Hyperlink"/>
+            <w:rStyle w:val="Lienhypertexte"/>
             <w:noProof/>
           </w:rPr>
           <w:t>Conclusion</w:t>
@@ -2255,7 +2593,7 @@
             <w:noProof/>
             <w:webHidden/>
           </w:rPr>
-          <w:instrText xml:space="preserve"> PAGEREF _Toc234515185 \h </w:instrText>
+          <w:instrText xml:space="preserve"> PAGEREF _Toc234847325 \h </w:instrText>
         </w:r>
         <w:r>
           <w:rPr>
@@ -2275,7 +2613,7 @@
             <w:noProof/>
             <w:webHidden/>
           </w:rPr>
-          <w:t>22</w:t>
+          <w:t>33</w:t>
         </w:r>
         <w:r>
           <w:rPr>
@@ -2288,7 +2626,7 @@
     </w:p>
     <w:p>
       <w:pPr>
-        <w:pStyle w:val="TOC1"/>
+        <w:pStyle w:val="TM1"/>
         <w:rPr>
           <w:rFonts w:asciiTheme="minorHAnsi" w:eastAsiaTheme="minorEastAsia" w:hAnsiTheme="minorHAnsi" w:cstheme="minorBidi"/>
           <w:b w:val="0"/>
@@ -2299,10 +2637,10 @@
           <w14:ligatures w14:val="standardContextual"/>
         </w:rPr>
       </w:pPr>
-      <w:hyperlink w:anchor="_Toc234515186" w:history="1">
-        <w:r>
-          <w:rPr>
-            <w:rStyle w:val="Hyperlink"/>
+      <w:hyperlink w:anchor="_Toc234847326" w:history="1">
+        <w:r>
+          <w:rPr>
+            <w:rStyle w:val="Lienhypertexte"/>
             <w:noProof/>
           </w:rPr>
           <w:t>Bibliographie</w:t>
@@ -2326,7 +2664,7 @@
             <w:noProof/>
             <w:webHidden/>
           </w:rPr>
-          <w:instrText xml:space="preserve"> PAGEREF _Toc234515186 \h </w:instrText>
+          <w:instrText xml:space="preserve"> PAGEREF _Toc234847326 \h </w:instrText>
         </w:r>
         <w:r>
           <w:rPr>
@@ -2346,7 +2684,7 @@
             <w:noProof/>
             <w:webHidden/>
           </w:rPr>
-          <w:t>23</w:t>
+          <w:t>34</w:t>
         </w:r>
         <w:r>
           <w:rPr>
@@ -2359,7 +2697,7 @@
     </w:p>
     <w:p>
       <w:pPr>
-        <w:pStyle w:val="TOC1"/>
+        <w:pStyle w:val="TM1"/>
         <w:rPr>
           <w:rFonts w:asciiTheme="minorHAnsi" w:eastAsiaTheme="minorEastAsia" w:hAnsiTheme="minorHAnsi" w:cstheme="minorBidi"/>
           <w:b w:val="0"/>
@@ -2370,27 +2708,13 @@
           <w14:ligatures w14:val="standardContextual"/>
         </w:rPr>
       </w:pPr>
-      <w:hyperlink w:anchor="_Toc234515187" w:history="1">
-        <w:r>
-          <w:rPr>
-            <w:rStyle w:val="Hyperlink"/>
-            <w:noProof/>
-          </w:rPr>
-          <w:t>Annexe 1</w:t>
-        </w:r>
-        <w:r>
-          <w:rPr>
-            <w:rStyle w:val="Hyperlink"/>
-            <w:noProof/>
-          </w:rPr>
-          <w:t> :</w:t>
-        </w:r>
-        <w:r>
-          <w:rPr>
-            <w:rStyle w:val="Hyperlink"/>
-            <w:noProof/>
-          </w:rPr>
-          <w:t xml:space="preserve"> Le Transformer – vue d’ensemble et mécanisme d’attention</w:t>
+      <w:hyperlink w:anchor="_Toc234847327" w:history="1">
+        <w:r>
+          <w:rPr>
+            <w:rStyle w:val="Lienhypertexte"/>
+            <w:noProof/>
+          </w:rPr>
+          <w:t>Annexe 1 : Le Transformer – vue d’ensemble et mécanisme d’attention</w:t>
         </w:r>
         <w:r>
           <w:rPr>
@@ -2411,7 +2735,7 @@
             <w:noProof/>
             <w:webHidden/>
           </w:rPr>
-          <w:instrText xml:space="preserve"> PAGEREF _Toc234515187 \h </w:instrText>
+          <w:instrText xml:space="preserve"> PAGEREF _Toc234847327 \h </w:instrText>
         </w:r>
         <w:r>
           <w:rPr>
@@ -2431,7 +2755,7 @@
             <w:noProof/>
             <w:webHidden/>
           </w:rPr>
-          <w:t>24</w:t>
+          <w:t>35</w:t>
         </w:r>
         <w:r>
           <w:rPr>
@@ -2444,7 +2768,7 @@
     </w:p>
     <w:p>
       <w:pPr>
-        <w:pStyle w:val="TOC1"/>
+        <w:pStyle w:val="TM1"/>
         <w:rPr>
           <w:rFonts w:asciiTheme="minorHAnsi" w:eastAsiaTheme="minorEastAsia" w:hAnsiTheme="minorHAnsi" w:cstheme="minorBidi"/>
           <w:b w:val="0"/>
@@ -2455,20 +2779,13 @@
           <w14:ligatures w14:val="standardContextual"/>
         </w:rPr>
       </w:pPr>
-      <w:hyperlink w:anchor="_Toc234515188" w:history="1">
-        <w:r>
-          <w:rPr>
-            <w:rStyle w:val="Hyperlink"/>
-            <w:noProof/>
-          </w:rPr>
-          <w:t>Annexe 2</w:t>
-        </w:r>
-        <w:r>
-          <w:rPr>
-            <w:rStyle w:val="Hyperlink"/>
-            <w:noProof/>
-          </w:rPr>
-          <w:t> :</w:t>
+      <w:hyperlink w:anchor="_Toc234847328" w:history="1">
+        <w:r>
+          <w:rPr>
+            <w:rStyle w:val="Lienhypertexte"/>
+            <w:noProof/>
+          </w:rPr>
+          <w:t>Annexe 2 :</w:t>
         </w:r>
         <w:r>
           <w:rPr>
@@ -2489,7 +2806,7 @@
             <w:noProof/>
             <w:webHidden/>
           </w:rPr>
-          <w:instrText xml:space="preserve"> PAGEREF _Toc234515188 \h </w:instrText>
+          <w:instrText xml:space="preserve"> PAGEREF _Toc234847328 \h </w:instrText>
         </w:r>
         <w:r>
           <w:rPr>
@@ -2509,7 +2826,7 @@
             <w:noProof/>
             <w:webHidden/>
           </w:rPr>
-          <w:t>25</w:t>
+          <w:t>36</w:t>
         </w:r>
         <w:r>
           <w:rPr>
@@ -2522,7 +2839,7 @@
     </w:p>
     <w:p>
       <w:pPr>
-        <w:pStyle w:val="TOC1"/>
+        <w:pStyle w:val="TM1"/>
         <w:rPr>
           <w:rFonts w:asciiTheme="minorHAnsi" w:eastAsiaTheme="minorEastAsia" w:hAnsiTheme="minorHAnsi" w:cstheme="minorBidi"/>
           <w:b w:val="0"/>
@@ -2533,20 +2850,13 @@
           <w14:ligatures w14:val="standardContextual"/>
         </w:rPr>
       </w:pPr>
-      <w:hyperlink w:anchor="_Toc234515189" w:history="1">
-        <w:r>
-          <w:rPr>
-            <w:rStyle w:val="Hyperlink"/>
-            <w:noProof/>
-          </w:rPr>
-          <w:t>Annexe 3</w:t>
-        </w:r>
-        <w:r>
-          <w:rPr>
-            <w:rStyle w:val="Hyperlink"/>
-            <w:noProof/>
-          </w:rPr>
-          <w:t> :</w:t>
+      <w:hyperlink w:anchor="_Toc234847329" w:history="1">
+        <w:r>
+          <w:rPr>
+            <w:rStyle w:val="Lienhypertexte"/>
+            <w:noProof/>
+          </w:rPr>
+          <w:t>Annexe 3 :</w:t>
         </w:r>
         <w:r>
           <w:rPr>
@@ -2567,7 +2877,7 @@
             <w:noProof/>
             <w:webHidden/>
           </w:rPr>
-          <w:instrText xml:space="preserve"> PAGEREF _Toc234515189 \h </w:instrText>
+          <w:instrText xml:space="preserve"> PAGEREF _Toc234847329 \h </w:instrText>
         </w:r>
         <w:r>
           <w:rPr>
@@ -2587,7 +2897,7 @@
             <w:noProof/>
             <w:webHidden/>
           </w:rPr>
-          <w:t>26</w:t>
+          <w:t>37</w:t>
         </w:r>
         <w:r>
           <w:rPr>
@@ -2608,7 +2918,7 @@
       <w:r>
         <w:br w:type="page"/>
       </w:r>
-      <w:bookmarkStart w:id="6" w:name="_Toc234515169"/>
+      <w:bookmarkStart w:id="6" w:name="_Toc234847305"/>
       <w:r>
         <w:lastRenderedPageBreak/>
         <w:t>Liste des tableaux</w:t>
@@ -2617,118 +2927,7 @@
     </w:p>
     <w:p>
       <w:pPr>
-        <w:pStyle w:val="TableofFigures"/>
-        <w:tabs>
-          <w:tab w:val="right" w:leader="dot" w:pos="8493"/>
-        </w:tabs>
-        <w:rPr>
-          <w:rFonts w:asciiTheme="minorHAnsi" w:eastAsiaTheme="minorEastAsia" w:hAnsiTheme="minorHAnsi" w:cstheme="minorBidi"/>
-          <w:noProof/>
-          <w:lang w:eastAsia="fr-CH"/>
-        </w:rPr>
-      </w:pPr>
-      <w:r>
-        <w:fldChar w:fldCharType="begin"/>
-      </w:r>
-      <w:r>
-        <w:instrText xml:space="preserve"> TOC \h \z \c "Tableau" </w:instrText>
-      </w:r>
-      <w:r>
-        <w:fldChar w:fldCharType="separate"/>
-      </w:r>
-      <w:hyperlink w:anchor="_Toc381707012" w:history="1">
-        <w:r>
-          <w:rPr>
-            <w:rStyle w:val="Hyperlink"/>
-            <w:noProof/>
-          </w:rPr>
-          <w:t>Tableau 1</w:t>
-        </w:r>
-        <w:r>
-          <w:rPr>
-            <w:rStyle w:val="Hyperlink"/>
-            <w:noProof/>
-          </w:rPr>
-          <w:t> :</w:t>
-        </w:r>
-        <w:r>
-          <w:rPr>
-            <w:rStyle w:val="Hyperlink"/>
-            <w:noProof/>
-          </w:rPr>
-          <w:t xml:space="preserve"> Titre du tableau</w:t>
-        </w:r>
-        <w:r>
-          <w:rPr>
-            <w:noProof/>
-            <w:webHidden/>
-          </w:rPr>
-          <w:tab/>
-        </w:r>
-        <w:r>
-          <w:rPr>
-            <w:noProof/>
-            <w:webHidden/>
-          </w:rPr>
-          <w:fldChar w:fldCharType="begin"/>
-        </w:r>
-        <w:r>
-          <w:rPr>
-            <w:noProof/>
-            <w:webHidden/>
-          </w:rPr>
-          <w:instrText xml:space="preserve"> PAGEREF _Toc381707012 \h </w:instrText>
-        </w:r>
-        <w:r>
-          <w:rPr>
-            <w:noProof/>
-            <w:webHidden/>
-          </w:rPr>
-        </w:r>
-        <w:r>
-          <w:rPr>
-            <w:noProof/>
-            <w:webHidden/>
-          </w:rPr>
-          <w:fldChar w:fldCharType="separate"/>
-        </w:r>
-        <w:r>
-          <w:rPr>
-            <w:noProof/>
-            <w:webHidden/>
-          </w:rPr>
-          <w:t>5</w:t>
-        </w:r>
-        <w:r>
-          <w:rPr>
-            <w:noProof/>
-            <w:webHidden/>
-          </w:rPr>
-          <w:fldChar w:fldCharType="end"/>
-        </w:r>
-      </w:hyperlink>
-    </w:p>
-    <w:p>
-      <w:pPr>
-        <w:pStyle w:val="BodyText"/>
-      </w:pPr>
-      <w:r>
-        <w:fldChar w:fldCharType="end"/>
-      </w:r>
-    </w:p>
-    <w:p>
-      <w:pPr>
-        <w:pStyle w:val="titrenonnumrotcentr"/>
-      </w:pPr>
-      <w:bookmarkStart w:id="7" w:name="_Toc234515170"/>
-      <w:r>
-        <w:t>Liste des figures</w:t>
-      </w:r>
-      <w:bookmarkEnd w:id="7"/>
-    </w:p>
-    <w:p>
-      <w:pPr>
-        <w:pStyle w:val="TableofFigures"/>
+        <w:pStyle w:val="Tabledesillustrations"/>
         <w:tabs>
           <w:tab w:val="right" w:leader="dot" w:pos="8493"/>
         </w:tabs>
@@ -2746,32 +2945,18 @@
         <w:fldChar w:fldCharType="begin"/>
       </w:r>
       <w:r>
-        <w:instrText xml:space="preserve"> TOC \h \z \c "Figure" </w:instrText>
+        <w:instrText xml:space="preserve"> TOC \h \z \c "Tableau" </w:instrText>
       </w:r>
       <w:r>
         <w:fldChar w:fldCharType="separate"/>
       </w:r>
-      <w:hyperlink w:anchor="_Toc234584181" w:history="1">
-        <w:r>
-          <w:rPr>
-            <w:rStyle w:val="Hyperlink"/>
-            <w:noProof/>
-          </w:rPr>
-          <w:t>Figure 2.1</w:t>
-        </w:r>
-        <w:r>
-          <w:rPr>
-            <w:rStyle w:val="Hyperlink"/>
-            <w:noProof/>
-          </w:rPr>
-          <w:t> :</w:t>
-        </w:r>
-        <w:r>
-          <w:rPr>
-            <w:rStyle w:val="Hyperlink"/>
-            <w:noProof/>
-          </w:rPr>
-          <w:t xml:space="preserve"> Le mécanisme d’attention</w:t>
+      <w:hyperlink w:anchor="_Toc234843278" w:history="1">
+        <w:r>
+          <w:rPr>
+            <w:rStyle w:val="Lienhypertexte"/>
+            <w:noProof/>
+          </w:rPr>
+          <w:t>Tableau 2.1 : Les cinq dimensions et les quinze critères d'évaluation des chatbots de service public</w:t>
         </w:r>
         <w:r>
           <w:rPr>
@@ -2792,7 +2977,7 @@
             <w:noProof/>
             <w:webHidden/>
           </w:rPr>
-          <w:instrText xml:space="preserve"> PAGEREF _Toc234584181 \h </w:instrText>
+          <w:instrText xml:space="preserve"> PAGEREF _Toc234843278 \h </w:instrText>
         </w:r>
         <w:r>
           <w:rPr>
@@ -2812,7 +2997,7 @@
             <w:noProof/>
             <w:webHidden/>
           </w:rPr>
-          <w:t>10</w:t>
+          <w:t>24</w:t>
         </w:r>
         <w:r>
           <w:rPr>
@@ -2825,7 +3010,25 @@
     </w:p>
     <w:p>
       <w:pPr>
-        <w:pStyle w:val="TableofFigures"/>
+        <w:pStyle w:val="Corpsdetexte"/>
+      </w:pPr>
+      <w:r>
+        <w:fldChar w:fldCharType="end"/>
+      </w:r>
+    </w:p>
+    <w:p>
+      <w:pPr>
+        <w:pStyle w:val="titrenonnumrotcentr"/>
+      </w:pPr>
+      <w:bookmarkStart w:id="7" w:name="_Toc234847306"/>
+      <w:r>
+        <w:t>Liste des figures</w:t>
+      </w:r>
+      <w:bookmarkEnd w:id="7"/>
+    </w:p>
+    <w:p>
+      <w:pPr>
+        <w:pStyle w:val="Tabledesillustrations"/>
         <w:tabs>
           <w:tab w:val="right" w:leader="dot" w:pos="8493"/>
         </w:tabs>
@@ -2839,27 +3042,22 @@
           <w14:ligatures w14:val="standardContextual"/>
         </w:rPr>
       </w:pPr>
-      <w:hyperlink w:anchor="_Toc234584182" w:history="1">
-        <w:r>
-          <w:rPr>
-            <w:rStyle w:val="Hyperlink"/>
-            <w:noProof/>
-          </w:rPr>
-          <w:t>Figure 2.2</w:t>
-        </w:r>
-        <w:r>
-          <w:rPr>
-            <w:rStyle w:val="Hyperlink"/>
-            <w:noProof/>
-          </w:rPr>
-          <w:t> :</w:t>
-        </w:r>
-        <w:r>
-          <w:rPr>
-            <w:rStyle w:val="Hyperlink"/>
-            <w:noProof/>
-          </w:rPr>
-          <w:t xml:space="preserve"> L'architecture d'ensemble du Transformer</w:t>
+      <w:r>
+        <w:fldChar w:fldCharType="begin"/>
+      </w:r>
+      <w:r>
+        <w:instrText xml:space="preserve"> TOC \h \z \c "Figure" </w:instrText>
+      </w:r>
+      <w:r>
+        <w:fldChar w:fldCharType="separate"/>
+      </w:r>
+      <w:hyperlink w:anchor="_Toc234843279" w:history="1">
+        <w:r>
+          <w:rPr>
+            <w:rStyle w:val="Lienhypertexte"/>
+            <w:noProof/>
+          </w:rPr>
+          <w:t>Figure 2.1 : Le mécanisme d’attention</w:t>
         </w:r>
         <w:r>
           <w:rPr>
@@ -2880,7 +3078,7 @@
             <w:noProof/>
             <w:webHidden/>
           </w:rPr>
-          <w:instrText xml:space="preserve"> PAGEREF _Toc234584182 \h </w:instrText>
+          <w:instrText xml:space="preserve"> PAGEREF _Toc234843279 \h </w:instrText>
         </w:r>
         <w:r>
           <w:rPr>
@@ -2900,7 +3098,7 @@
             <w:noProof/>
             <w:webHidden/>
           </w:rPr>
-          <w:t>11</w:t>
+          <w:t>10</w:t>
         </w:r>
         <w:r>
           <w:rPr>
@@ -2913,7 +3111,7 @@
     </w:p>
     <w:p>
       <w:pPr>
-        <w:pStyle w:val="TableofFigures"/>
+        <w:pStyle w:val="Tabledesillustrations"/>
         <w:tabs>
           <w:tab w:val="right" w:leader="dot" w:pos="8493"/>
         </w:tabs>
@@ -2927,27 +3125,13 @@
           <w14:ligatures w14:val="standardContextual"/>
         </w:rPr>
       </w:pPr>
-      <w:hyperlink w:anchor="_Toc234584183" w:history="1">
-        <w:r>
-          <w:rPr>
-            <w:rStyle w:val="Hyperlink"/>
-            <w:noProof/>
-          </w:rPr>
-          <w:t>Figure 2.3</w:t>
-        </w:r>
-        <w:r>
-          <w:rPr>
-            <w:rStyle w:val="Hyperlink"/>
-            <w:noProof/>
-          </w:rPr>
-          <w:t> :</w:t>
-        </w:r>
-        <w:r>
-          <w:rPr>
-            <w:rStyle w:val="Hyperlink"/>
-            <w:noProof/>
-          </w:rPr>
-          <w:t xml:space="preserve"> Les quatre limites d'un LLM interrogé seul</w:t>
+      <w:hyperlink w:anchor="_Toc234843280" w:history="1">
+        <w:r>
+          <w:rPr>
+            <w:rStyle w:val="Lienhypertexte"/>
+            <w:noProof/>
+          </w:rPr>
+          <w:t>Figure 2.2 : L'architecture d'ensemble du Transformer</w:t>
         </w:r>
         <w:r>
           <w:rPr>
@@ -2968,7 +3152,7 @@
             <w:noProof/>
             <w:webHidden/>
           </w:rPr>
-          <w:instrText xml:space="preserve"> PAGEREF _Toc234584183 \h </w:instrText>
+          <w:instrText xml:space="preserve"> PAGEREF _Toc234843280 \h </w:instrText>
         </w:r>
         <w:r>
           <w:rPr>
@@ -2988,7 +3172,7 @@
             <w:noProof/>
             <w:webHidden/>
           </w:rPr>
-          <w:t>12</w:t>
+          <w:t>11</w:t>
         </w:r>
         <w:r>
           <w:rPr>
@@ -3001,7 +3185,7 @@
     </w:p>
     <w:p>
       <w:pPr>
-        <w:pStyle w:val="TableofFigures"/>
+        <w:pStyle w:val="Tabledesillustrations"/>
         <w:tabs>
           <w:tab w:val="right" w:leader="dot" w:pos="8493"/>
         </w:tabs>
@@ -3015,27 +3199,13 @@
           <w14:ligatures w14:val="standardContextual"/>
         </w:rPr>
       </w:pPr>
-      <w:hyperlink w:anchor="_Toc234584184" w:history="1">
-        <w:r>
-          <w:rPr>
-            <w:rStyle w:val="Hyperlink"/>
-            <w:noProof/>
-          </w:rPr>
-          <w:t>Figure 2.4</w:t>
-        </w:r>
-        <w:r>
-          <w:rPr>
-            <w:rStyle w:val="Hyperlink"/>
-            <w:noProof/>
-          </w:rPr>
-          <w:t> :</w:t>
-        </w:r>
-        <w:r>
-          <w:rPr>
-            <w:rStyle w:val="Hyperlink"/>
-            <w:noProof/>
-          </w:rPr>
-          <w:t xml:space="preserve"> Mémoire paramétrique et mémoire non paramétrique</w:t>
+      <w:hyperlink w:anchor="_Toc234843281" w:history="1">
+        <w:r>
+          <w:rPr>
+            <w:rStyle w:val="Lienhypertexte"/>
+            <w:noProof/>
+          </w:rPr>
+          <w:t>Figure 2.3 : Les quatre limites d'un LLM interrogé seul</w:t>
         </w:r>
         <w:r>
           <w:rPr>
@@ -3056,7 +3226,7 @@
             <w:noProof/>
             <w:webHidden/>
           </w:rPr>
-          <w:instrText xml:space="preserve"> PAGEREF _Toc234584184 \h </w:instrText>
+          <w:instrText xml:space="preserve"> PAGEREF _Toc234843281 \h </w:instrText>
         </w:r>
         <w:r>
           <w:rPr>
@@ -3076,6 +3246,80 @@
             <w:noProof/>
             <w:webHidden/>
           </w:rPr>
+          <w:t>12</w:t>
+        </w:r>
+        <w:r>
+          <w:rPr>
+            <w:noProof/>
+            <w:webHidden/>
+          </w:rPr>
+          <w:fldChar w:fldCharType="end"/>
+        </w:r>
+      </w:hyperlink>
+    </w:p>
+    <w:p>
+      <w:pPr>
+        <w:pStyle w:val="Tabledesillustrations"/>
+        <w:tabs>
+          <w:tab w:val="right" w:leader="dot" w:pos="8493"/>
+        </w:tabs>
+        <w:rPr>
+          <w:rFonts w:asciiTheme="minorHAnsi" w:eastAsiaTheme="minorEastAsia" w:hAnsiTheme="minorHAnsi" w:cstheme="minorBidi"/>
+          <w:noProof/>
+          <w:kern w:val="2"/>
+          <w:sz w:val="24"/>
+          <w:szCs w:val="24"/>
+          <w:lang w:eastAsia="fr-CH"/>
+          <w14:ligatures w14:val="standardContextual"/>
+        </w:rPr>
+      </w:pPr>
+      <w:hyperlink w:anchor="_Toc234843282" w:history="1">
+        <w:r>
+          <w:rPr>
+            <w:rStyle w:val="Lienhypertexte"/>
+            <w:noProof/>
+          </w:rPr>
+          <w:t>Figure 2.4 : Mémoire paramétrique et mémoire non paramétrique</w:t>
+        </w:r>
+        <w:r>
+          <w:rPr>
+            <w:noProof/>
+            <w:webHidden/>
+          </w:rPr>
+          <w:tab/>
+        </w:r>
+        <w:r>
+          <w:rPr>
+            <w:noProof/>
+            <w:webHidden/>
+          </w:rPr>
+          <w:fldChar w:fldCharType="begin"/>
+        </w:r>
+        <w:r>
+          <w:rPr>
+            <w:noProof/>
+            <w:webHidden/>
+          </w:rPr>
+          <w:instrText xml:space="preserve"> PAGEREF _Toc234843282 \h </w:instrText>
+        </w:r>
+        <w:r>
+          <w:rPr>
+            <w:noProof/>
+            <w:webHidden/>
+          </w:rPr>
+        </w:r>
+        <w:r>
+          <w:rPr>
+            <w:noProof/>
+            <w:webHidden/>
+          </w:rPr>
+          <w:fldChar w:fldCharType="separate"/>
+        </w:r>
+        <w:r>
+          <w:rPr>
+            <w:noProof/>
+            <w:webHidden/>
+          </w:rPr>
           <w:t>16</w:t>
         </w:r>
         <w:r>
@@ -3089,7 +3333,238 @@
     </w:p>
     <w:p>
       <w:pPr>
-        <w:pStyle w:val="BodyText"/>
+        <w:pStyle w:val="Tabledesillustrations"/>
+        <w:tabs>
+          <w:tab w:val="right" w:leader="dot" w:pos="8493"/>
+        </w:tabs>
+        <w:rPr>
+          <w:rFonts w:asciiTheme="minorHAnsi" w:eastAsiaTheme="minorEastAsia" w:hAnsiTheme="minorHAnsi" w:cstheme="minorBidi"/>
+          <w:noProof/>
+          <w:kern w:val="2"/>
+          <w:sz w:val="24"/>
+          <w:szCs w:val="24"/>
+          <w:lang w:eastAsia="fr-CH"/>
+          <w14:ligatures w14:val="standardContextual"/>
+        </w:rPr>
+      </w:pPr>
+      <w:hyperlink w:anchor="_Toc234843283" w:history="1">
+        <w:r>
+          <w:rPr>
+            <w:rStyle w:val="Lienhypertexte"/>
+            <w:noProof/>
+          </w:rPr>
+          <w:t>Figure 2.5 : Le pipeline RAG classique, de l'indexation à la réponse</w:t>
+        </w:r>
+        <w:r>
+          <w:rPr>
+            <w:noProof/>
+            <w:webHidden/>
+          </w:rPr>
+          <w:tab/>
+        </w:r>
+        <w:r>
+          <w:rPr>
+            <w:noProof/>
+            <w:webHidden/>
+          </w:rPr>
+          <w:fldChar w:fldCharType="begin"/>
+        </w:r>
+        <w:r>
+          <w:rPr>
+            <w:noProof/>
+            <w:webHidden/>
+          </w:rPr>
+          <w:instrText xml:space="preserve"> PAGEREF _Toc234843283 \h </w:instrText>
+        </w:r>
+        <w:r>
+          <w:rPr>
+            <w:noProof/>
+            <w:webHidden/>
+          </w:rPr>
+        </w:r>
+        <w:r>
+          <w:rPr>
+            <w:noProof/>
+            <w:webHidden/>
+          </w:rPr>
+          <w:fldChar w:fldCharType="separate"/>
+        </w:r>
+        <w:r>
+          <w:rPr>
+            <w:noProof/>
+            <w:webHidden/>
+          </w:rPr>
+          <w:t>18</w:t>
+        </w:r>
+        <w:r>
+          <w:rPr>
+            <w:noProof/>
+            <w:webHidden/>
+          </w:rPr>
+          <w:fldChar w:fldCharType="end"/>
+        </w:r>
+      </w:hyperlink>
+    </w:p>
+    <w:p>
+      <w:pPr>
+        <w:pStyle w:val="Tabledesillustrations"/>
+        <w:tabs>
+          <w:tab w:val="right" w:leader="dot" w:pos="8493"/>
+        </w:tabs>
+        <w:rPr>
+          <w:rFonts w:asciiTheme="minorHAnsi" w:eastAsiaTheme="minorEastAsia" w:hAnsiTheme="minorHAnsi" w:cstheme="minorBidi"/>
+          <w:noProof/>
+          <w:kern w:val="2"/>
+          <w:sz w:val="24"/>
+          <w:szCs w:val="24"/>
+          <w:lang w:eastAsia="fr-CH"/>
+          <w14:ligatures w14:val="standardContextual"/>
+        </w:rPr>
+      </w:pPr>
+      <w:hyperlink w:anchor="_Toc234843284" w:history="1">
+        <w:r>
+          <w:rPr>
+            <w:rStyle w:val="Lienhypertexte"/>
+            <w:noProof/>
+          </w:rPr>
+          <w:t xml:space="preserve">Figure 2.6 : </w:t>
+        </w:r>
+        <w:r>
+          <w:rPr>
+            <w:rStyle w:val="Lienhypertexte"/>
+            <w:noProof/>
+            <w:sz w:val="21"/>
+            <w:szCs w:val="21"/>
+          </w:rPr>
+          <w:t>Du Naive RAG à l'Advanced RAG : les raffinements autour de la recherche</w:t>
+        </w:r>
+        <w:r>
+          <w:rPr>
+            <w:noProof/>
+            <w:webHidden/>
+          </w:rPr>
+          <w:tab/>
+        </w:r>
+        <w:r>
+          <w:rPr>
+            <w:noProof/>
+            <w:webHidden/>
+          </w:rPr>
+          <w:fldChar w:fldCharType="begin"/>
+        </w:r>
+        <w:r>
+          <w:rPr>
+            <w:noProof/>
+            <w:webHidden/>
+          </w:rPr>
+          <w:instrText xml:space="preserve"> PAGEREF _Toc234843284 \h </w:instrText>
+        </w:r>
+        <w:r>
+          <w:rPr>
+            <w:noProof/>
+            <w:webHidden/>
+          </w:rPr>
+        </w:r>
+        <w:r>
+          <w:rPr>
+            <w:noProof/>
+            <w:webHidden/>
+          </w:rPr>
+          <w:fldChar w:fldCharType="separate"/>
+        </w:r>
+        <w:r>
+          <w:rPr>
+            <w:noProof/>
+            <w:webHidden/>
+          </w:rPr>
+          <w:t>21</w:t>
+        </w:r>
+        <w:r>
+          <w:rPr>
+            <w:noProof/>
+            <w:webHidden/>
+          </w:rPr>
+          <w:fldChar w:fldCharType="end"/>
+        </w:r>
+      </w:hyperlink>
+    </w:p>
+    <w:p>
+      <w:pPr>
+        <w:pStyle w:val="Tabledesillustrations"/>
+        <w:tabs>
+          <w:tab w:val="right" w:leader="dot" w:pos="8493"/>
+        </w:tabs>
+        <w:rPr>
+          <w:rFonts w:asciiTheme="minorHAnsi" w:eastAsiaTheme="minorEastAsia" w:hAnsiTheme="minorHAnsi" w:cstheme="minorBidi"/>
+          <w:noProof/>
+          <w:kern w:val="2"/>
+          <w:sz w:val="24"/>
+          <w:szCs w:val="24"/>
+          <w:lang w:eastAsia="fr-CH"/>
+          <w14:ligatures w14:val="standardContextual"/>
+        </w:rPr>
+      </w:pPr>
+      <w:hyperlink w:anchor="_Toc234843285" w:history="1">
+        <w:r>
+          <w:rPr>
+            <w:rStyle w:val="Lienhypertexte"/>
+            <w:noProof/>
+          </w:rPr>
+          <w:t>Figure 2.7 : Les quatre limites d'un LLM seul et leurs réponses par le RAG</w:t>
+        </w:r>
+        <w:r>
+          <w:rPr>
+            <w:noProof/>
+            <w:webHidden/>
+          </w:rPr>
+          <w:tab/>
+        </w:r>
+        <w:r>
+          <w:rPr>
+            <w:noProof/>
+            <w:webHidden/>
+          </w:rPr>
+          <w:fldChar w:fldCharType="begin"/>
+        </w:r>
+        <w:r>
+          <w:rPr>
+            <w:noProof/>
+            <w:webHidden/>
+          </w:rPr>
+          <w:instrText xml:space="preserve"> PAGEREF _Toc234843285 \h </w:instrText>
+        </w:r>
+        <w:r>
+          <w:rPr>
+            <w:noProof/>
+            <w:webHidden/>
+          </w:rPr>
+        </w:r>
+        <w:r>
+          <w:rPr>
+            <w:noProof/>
+            <w:webHidden/>
+          </w:rPr>
+          <w:fldChar w:fldCharType="separate"/>
+        </w:r>
+        <w:r>
+          <w:rPr>
+            <w:noProof/>
+            <w:webHidden/>
+          </w:rPr>
+          <w:t>23</w:t>
+        </w:r>
+        <w:r>
+          <w:rPr>
+            <w:noProof/>
+            <w:webHidden/>
+          </w:rPr>
+          <w:fldChar w:fldCharType="end"/>
+        </w:r>
+      </w:hyperlink>
+    </w:p>
+    <w:p>
+      <w:pPr>
+        <w:pStyle w:val="Corpsdetexte"/>
       </w:pPr>
       <w:r>
         <w:fldChar w:fldCharType="end"/>
@@ -3102,10 +3577,10 @@
     </w:p>
     <w:p>
       <w:pPr>
-        <w:pStyle w:val="Heading1"/>
+        <w:pStyle w:val="Titre1"/>
       </w:pPr>
       <w:bookmarkStart w:id="8" w:name="_Toc338746592"/>
-      <w:bookmarkStart w:id="9" w:name="_Toc234515171"/>
+      <w:bookmarkStart w:id="9" w:name="_Toc234847307"/>
       <w:r>
         <w:lastRenderedPageBreak/>
         <w:t>Introduction</w:t>
@@ -3120,12 +3595,12 @@
     </w:p>
     <w:p>
       <w:pPr>
-        <w:pStyle w:val="Heading1"/>
+        <w:pStyle w:val="Titre1"/>
       </w:pPr>
       <w:r>
         <w:br w:type="page"/>
       </w:r>
-      <w:bookmarkStart w:id="10" w:name="_Toc234515172"/>
+      <w:bookmarkStart w:id="10" w:name="_Toc234847308"/>
       <w:r>
         <w:lastRenderedPageBreak/>
         <w:t>Comprendre le RAG</w:t>
@@ -3143,7 +3618,16 @@
         <w:t> :</w:t>
       </w:r>
       <w:r>
-        <w:t xml:space="preserve"> comprendre ce qu'est un système RAG et pourquoi cette approche est la mieux adaptée au projet Ge-Trouve. Nous le construisons pas à pas, en partant des briques de base pour arriver à l'assemblage complet.</w:t>
+        <w:t xml:space="preserve"> comprendre ce qu'est un système RAG et pourquoi cette approche est la mieux adaptée au projet Ge-Trouve. </w:t>
+      </w:r>
+      <w:r>
+        <w:t>Il est const</w:t>
+      </w:r>
+      <w:r>
+        <w:t>ruit</w:t>
+      </w:r>
+      <w:r>
+        <w:t xml:space="preserve"> pas à pas, en partant des briques de base pour arriver à l'assemblage complet.</w:t>
       </w:r>
     </w:p>
     <w:p>
@@ -3158,36 +3642,82 @@
           <w:i/>
           <w:iCs/>
         </w:rPr>
-        <w:t xml:space="preserve">large </w:t>
-      </w:r>
-      <w:proofErr w:type="spellStart"/>
+        <w:t>large language model</w:t>
+      </w:r>
+      <w:r>
+        <w:t xml:space="preserve">, ou </w:t>
+      </w:r>
+      <w:r>
+        <w:rPr>
+          <w:b/>
+          <w:bCs/>
+        </w:rPr>
+        <w:t>LLM</w:t>
+      </w:r>
+      <w:r>
+        <w:t>) est un programme entraîné sur d'immenses quantités de texte, qui apprend à produire du langage en prédisant le mot suivant à partir de ceux qui le précèdent</w:t>
+      </w:r>
+      <w:r>
+        <w:t xml:space="preserve"> </w:t>
+      </w:r>
+      <w:r>
+        <w:fldChar w:fldCharType="begin"/>
+      </w:r>
+      <w:r>
+        <w:instrText xml:space="preserve"> ADDIN ZOTERO_ITEM CSL_CITATION {"citationID":"yrMu2meb","properties":{"formattedCitation":"(Zhao et al.\\uc0\\u160{}2023)","plainCitation":"(Zhao et al. 2023)","noteIndex":0},"citationItems":[{"id":409,"uris":["http://zotero.org/users/19717110/items/4258AGCP"],"itemData":{"id":409,"type":"article","abstract":"Language is essentially a complex, intricate system of human expressions governed by grammatical rules. It poses a significant challenge to develop capable AI algorithms for comprehending and grasping a language. As a major approach, language modeling has been widely studied for language understanding and generation in the past two decades, evolving from statistical language models to neural language models. Recently, pre-trained language models (PLMs) have been proposed by pre-training Transformer models over large-scale corpora, showing strong capabilities in solving various NLP tasks. Since researchers have found that model scaling can lead to performance improvement, they further study the scaling effect by increasing the model size to an even larger size. Interestingly, when the parameter scale exceeds a certain level, these enlarged language models not only achieve a significant performance improvement but also show some special abilities that are not present in small-scale language models. To discriminate the difference in parameter scale, the research community has coined the term large language models (LLM) for the PLMs of significant size. Recently, the research on LLMs has been largely advanced by both academia and industry, and a remarkable progress is the launch of ChatGPT, which has attracted widespread attention from society. The technical evolution of LLMs has been making an important impact on the entire AI community, which would revolutionize the way how we develop and use AI algorithms. In this survey, we review the recent advances of LLMs by introducing the background, key findings, and mainstream techniques. In particular, we focus on four major aspects of LLMs, namely pre-training, adaptation tuning, utilization, and capacity evaluation. Besides, we also summarize the available resources for developing LLMs and discuss the remaining issues for future directions.","DOI":"10.48550/arXiv.2303.18223","note":"arXiv:2303.18223 [cs.CL]","number":"arXiv:2303.18223","publisher":"arXiv","source":"arXiv.org","title":"A Survey of Large Language Models","URL":"http://arxiv.org/abs/2303.18223","author":[{"family":"Zhao","given":"Wayne Xin"},{"family":"Zhou","given":"Kun"},{"family":"Li","given":"Junyi"},{"family":"Tang","given":"Tianyi"},{"family":"Wang","given":"Xiaolei"},{"family":"Hou","given":"Yupeng"},{"family":"Min","given":"Yingqian"},{"family":"Zhang","given":"Beichen"},{"family":"Zhang","given":"Junjie"},{"family":"Dong","given":"Zican"},{"family":"Du","given":"Yifan"},{"family":"Yang","given":"Chen"},{"family":"Chen","given":"Yushuo"},{"family":"Chen","given":"Zhipeng"},{"family":"Jiang","given":"Jinhao"},{"family":"Ren","given":"Ruiyang"},{"family":"Li","given":"Yifan"},{"family":"Tang","given":"Xinyu"},{"family":"Liu","given":"Zikang"},{"family":"Liu","given":"Peiyu"},{"family":"Nie","given":"Jian-Yun"},{"family":"Wen","given":"Ji-Rong"}],"accessed":{"date-parts":[["2026",7,1]]},"issued":{"date-parts":[["2023",3,31]]}}}],"schema":"https://github.com/citation-style-language/schema/raw/master/csl-citation.json"} </w:instrText>
+      </w:r>
+      <w:r>
+        <w:fldChar w:fldCharType="separate"/>
+      </w:r>
+      <w:r>
+        <w:rPr>
+          <w:rFonts w:cs="Arial"/>
+        </w:rPr>
+        <w:t>(Zhao et al. 2023)</w:t>
+      </w:r>
+      <w:r>
+        <w:fldChar w:fldCharType="end"/>
+      </w:r>
+      <w:r>
+        <w:t>. C'est la technologie derrière des outils grand public comme ChatGPT</w:t>
+      </w:r>
+      <w:r>
+        <w:t> :</w:t>
+      </w:r>
+      <w:r>
+        <w:t xml:space="preserve"> on lui pose une question, il rédige une réponse. Le </w:t>
+      </w:r>
+      <w:r>
+        <w:rPr>
+          <w:b/>
+          <w:bCs/>
+        </w:rPr>
+        <w:t>RAG</w:t>
+      </w:r>
+      <w:r>
+        <w:t xml:space="preserve"> (</w:t>
+      </w:r>
       <w:r>
         <w:rPr>
           <w:i/>
           <w:iCs/>
         </w:rPr>
-        <w:t>language</w:t>
-      </w:r>
-      <w:proofErr w:type="spellEnd"/>
-      <w:r>
-        <w:rPr>
-          <w:i/>
-          <w:iCs/>
-        </w:rPr>
-        <w:t xml:space="preserve"> model</w:t>
-      </w:r>
-      <w:r>
-        <w:t xml:space="preserve">, ou </w:t>
-      </w:r>
-      <w:r>
-        <w:rPr>
-          <w:b/>
-          <w:bCs/>
-        </w:rPr>
-        <w:t>LLM</w:t>
-      </w:r>
-      <w:r>
-        <w:t>) est un programme entraîné sur d'immenses quantités de texte, qui apprend à produire du langage en prédisant le mot suivant à partir de ceux qui le précèdent</w:t>
+        <w:t>retrieval-augmented generation</w:t>
+      </w:r>
+      <w:r>
+        <w:t xml:space="preserve">, littéralement </w:t>
+      </w:r>
+      <w:r>
+        <w:t>« </w:t>
+      </w:r>
+      <w:r>
+        <w:t>génération augmentée par la recherche</w:t>
+      </w:r>
+      <w:r>
+        <w:t> »</w:t>
+      </w:r>
+      <w:r>
+        <w:t>) est une manière particulière d'employer un tel modèle. Plutôt que de le laisser répondre uniquement à partir de ce qu'il a mémorisé pendant son entraînement, on le fait d'abord chercher, dans une base de documents, les passages pertinents pour la question posée, puis on lui demande de rédiger sa réponse à partir de ces passages</w:t>
       </w:r>
       <w:r>
         <w:t xml:space="preserve"> </w:t>
@@ -3196,7 +3726,7 @@
         <w:fldChar w:fldCharType="begin"/>
       </w:r>
       <w:r>
-        <w:instrText xml:space="preserve"> ADDIN ZOTERO_ITEM CSL_CITATION {"citationID":"yrMu2meb","properties":{"formattedCitation":"(Zhao et al.\\uc0\\u160{}2023)","plainCitation":"(Zhao et al. 2023)","noteIndex":0},"citationItems":[{"id":409,"uris":["http://zotero.org/users/19717110/items/4258AGCP"],"itemData":{"id":409,"type":"article","abstract":"Language is essentially a complex, intricate system of human expressions governed by grammatical rules. It poses a significant challenge to develop capable AI algorithms for comprehending and grasping a language. As a major approach, language modeling has been widely studied for language understanding and generation in the past two decades, evolving from statistical language models to neural language models. Recently, pre-trained language models (PLMs) have been proposed by pre-training Transformer models over large-scale corpora, showing strong capabilities in solving various NLP tasks. Since researchers have found that model scaling can lead to performance improvement, they further study the scaling effect by increasing the model size to an even larger size. Interestingly, when the parameter scale exceeds a certain level, these enlarged language models not only achieve a significant performance improvement but also show some special abilities that are not present in small-scale language models. To discriminate the difference in parameter scale, the research community has coined the term large language models (LLM) for the PLMs of significant size. Recently, the research on LLMs has been largely advanced by both academia and industry, and a remarkable progress is the launch of ChatGPT, which has attracted widespread attention from society. The technical evolution of LLMs has been making an important impact on the entire AI community, which would revolutionize the way how we develop and use AI algorithms. In this survey, we review the recent advances of LLMs by introducing the background, key findings, and mainstream techniques. In particular, we focus on four major aspects of LLMs, namely pre-training, adaptation tuning, utilization, and capacity evaluation. Besides, we also summarize the available resources for developing LLMs and discuss the remaining issues for future directions.","DOI":"10.48550/arXiv.2303.18223","note":"arXiv:2303.18223 [cs.CL]","number":"arXiv:2303.18223","publisher":"arXiv","source":"arXiv.org","title":"A Survey of Large Language Models","URL":"http://arxiv.org/abs/2303.18223","author":[{"family":"Zhao","given":"Wayne Xin"},{"family":"Zhou","given":"Kun"},{"family":"Li","given":"Junyi"},{"family":"Tang","given":"Tianyi"},{"family":"Wang","given":"Xiaolei"},{"family":"Hou","given":"Yupeng"},{"family":"Min","given":"Yingqian"},{"family":"Zhang","given":"Beichen"},{"family":"Zhang","given":"Junjie"},{"family":"Dong","given":"Zican"},{"family":"Du","given":"Yifan"},{"family":"Yang","given":"Chen"},{"family":"Chen","given":"Yushuo"},{"family":"Chen","given":"Zhipeng"},{"family":"Jiang","given":"Jinhao"},{"family":"Ren","given":"Ruiyang"},{"family":"Li","given":"Yifan"},{"family":"Tang","given":"Xinyu"},{"family":"Liu","given":"Zikang"},{"family":"Liu","given":"Peiyu"},{"family":"Nie","given":"Jian-Yun"},{"family":"Wen","given":"Ji-Rong"}],"accessed":{"date-parts":[["2026",7,1]]},"issued":{"date-parts":[["2023",3,31]]}}}],"schema":"https://github.com/citation-style-language/schema/raw/master/csl-citation.json"} </w:instrText>
+        <w:instrText xml:space="preserve"> ADDIN ZOTERO_ITEM CSL_CITATION {"citationID":"RhIROrn2","properties":{"formattedCitation":"(Lewis et al.\\uc0\\u160{}2020; Gao et al.\\uc0\\u160{}2023)","plainCitation":"(Lewis et al. 2020; Gao et al. 2023)","noteIndex":0},"citationItems":[{"id":26,"uris":["http://zotero.org/users/19717110/items/Z5T25AV3"],"itemData":{"id":26,"type":"article","abstract":"Large pre-trained language models have been shown to store factual knowledge in their parameters, and achieve state-of-the-art results when fine-tuned on downstream NLP tasks. However, their ability to access and precisely manipulate knowledge is still limited, and hence on knowledge-intensive tasks, their performance lags behind task-specific architectures. Additionally, providing provenance for their decisions and updating their world knowledge remain open research problems. Pre-trained models with a differentiable access mechanism to explicit non-parametric memory can overcome this issue, but have so far been only investigated for extractive downstream tasks. We explore a general-purpose fine-tuning recipe for retrieval-augmented generation (RAG) -- models which combine pre-trained parametric and non-parametric memory for language generation. We introduce RAG models where the parametric memory is a pre-trained seq2seq model and the non-parametric memory is a dense vector index of Wikipedia, accessed with a pre-trained neural retriever. We compare two RAG formulations, one which conditions on the same retrieved passages across the whole generated sequence, the other can use different passages per token. We fine-tune and evaluate our models on a wide range of knowledge-intensive NLP tasks and set the state-of-the-art on three open domain QA tasks, outperforming parametric seq2seq models and task-specific retrieve-and-extract architectures. For language generation tasks, we find that RAG models generate more specific, diverse and factual language than a state-of-the-art parametric-only seq2seq baseline.","DOI":"10.48550/arXiv.2005.11401","note":"arXiv:2005.11401 [cs]","number":"arXiv:2005.11401","publisher":"arXiv","source":"arXiv.org","title":"Retrieval-Augmented Generation for Knowledge-Intensive NLP Tasks","URL":"http://arxiv.org/abs/2005.11401","author":[{"family":"Lewis","given":"Patrick"},{"family":"Perez","given":"Ethan"},{"family":"Piktus","given":"Aleksandra"},{"family":"Petroni","given":"Fabio"},{"family":"Karpukhin","given":"Vladimir"},{"family":"Goyal","given":"Naman"},{"family":"Küttler","given":"Heinrich"},{"family":"Lewis","given":"Mike"},{"family":"Yih","given":"Wen-tau"},{"family":"Rocktäschel","given":"Tim"},{"family":"Riedel","given":"Sebastian"},{"family":"Kiela","given":"Douwe"}],"accessed":{"date-parts":[["2026",3,19]]},"issued":{"date-parts":[["2020",5,22]]}}},{"id":30,"uris":["http://zotero.org/users/19717110/items/PFZ6XKYQ"],"itemData":{"id":30,"type":"article","abstract":"Large Language Models (LLMs) showcase impressive capabilities but encounter challenges like hallucination, outdated knowledge, and non-transparent, untraceable reasoning processes. Retrieval-Augmented Generation (RAG) has emerged as a promising solution by incorporating knowledge from external databases. This enhances the accuracy and credibility of the generation, particularly for knowledge-intensive tasks, and allows for continuous knowledge updates and integration of domain-specific information. RAG synergistically merges LLMs' intrinsic knowledge with the vast, dynamic repositories of external databases. This comprehensive review paper offers a detailed examination of the progression of RAG paradigms, encompassing the Naive RAG, the Advanced RAG, and the Modular RAG. It meticulously scrutinizes the tripartite foundation of RAG frameworks, which includes the retrieval, the generation and the augmentation techniques. The paper highlights the state-of-the-art technologies embedded in each of these critical components, providing a profound understanding of the advancements in RAG systems. Furthermore, this paper introduces up-to-date evaluation framework and benchmark. At the end, this article delineates the challenges currently faced and points out prospective avenues for research and development.","DOI":"10.48550/arXiv.2312.10997","note":"arXiv:2312.10997 [cs]","number":"arXiv:2312.10997","publisher":"arXiv","source":"arXiv.org","title":"Retrieval-Augmented Generation for Large Language Models: A Survey","title-short":"Retrieval-Augmented Generation for Large Language Models","URL":"http://arxiv.org/abs/2312.10997","author":[{"family":"Gao","given":"Yunfan"},{"family":"Xiong","given":"Yun"},{"family":"Gao","given":"Xinyu"},{"family":"Jia","given":"Kangxiang"},{"family":"Pan","given":"Jinliu"},{"family":"Bi","given":"Yuxi"},{"family":"Dai","given":"Yi"},{"family":"Sun","given":"Jiawei"},{"family":"Wang","given":"Meng"},{"family":"Wang","given":"Haofen"}],"accessed":{"date-parts":[["2026",3,19]]},"issued":{"date-parts":[["2023",12,18]]}}}],"schema":"https://github.com/citation-style-language/schema/raw/master/csl-citation.json"} </w:instrText>
       </w:r>
       <w:r>
         <w:fldChar w:fldCharType="separate"/>
@@ -3205,274 +3735,189 @@
         <w:rPr>
           <w:rFonts w:cs="Arial"/>
         </w:rPr>
-        <w:t>(Zhao et al. 2023)</w:t>
+        <w:t>(Lewis et al. 2020; Gao et al. 2023)</w:t>
       </w:r>
       <w:r>
         <w:fldChar w:fldCharType="end"/>
       </w:r>
       <w:r>
-        <w:t xml:space="preserve">. C'est la technologie derrière des outils grand public comme </w:t>
-      </w:r>
-      <w:proofErr w:type="spellStart"/>
-      <w:r>
-        <w:t>ChatGPT</w:t>
-      </w:r>
-      <w:proofErr w:type="spellEnd"/>
+        <w:t>. L'image de l'examen résume bien l'idée</w:t>
+      </w:r>
       <w:r>
         <w:t> :</w:t>
       </w:r>
       <w:r>
-        <w:t xml:space="preserve"> on lui pose une question, il rédige une réponse. Le </w:t>
-      </w:r>
-      <w:r>
-        <w:rPr>
-          <w:b/>
-          <w:bCs/>
-        </w:rPr>
-        <w:t>RAG</w:t>
-      </w:r>
-      <w:r>
-        <w:t xml:space="preserve"> (</w:t>
-      </w:r>
-      <w:proofErr w:type="spellStart"/>
-      <w:r>
-        <w:rPr>
-          <w:i/>
-          <w:iCs/>
-        </w:rPr>
-        <w:t>retrieval-augmented</w:t>
-      </w:r>
-      <w:proofErr w:type="spellEnd"/>
-      <w:r>
-        <w:rPr>
-          <w:i/>
-          <w:iCs/>
-        </w:rPr>
-        <w:t xml:space="preserve"> </w:t>
-      </w:r>
-      <w:proofErr w:type="spellStart"/>
-      <w:r>
-        <w:rPr>
-          <w:i/>
-          <w:iCs/>
-        </w:rPr>
-        <w:t>generation</w:t>
-      </w:r>
-      <w:proofErr w:type="spellEnd"/>
-      <w:r>
-        <w:t xml:space="preserve">, littéralement </w:t>
+        <w:t xml:space="preserve"> un modèle seul répond </w:t>
       </w:r>
       <w:r>
         <w:t>« </w:t>
       </w:r>
       <w:r>
-        <w:t>génération augmentée par la recherche</w:t>
+        <w:t>à livre fermé</w:t>
       </w:r>
       <w:r>
         <w:t> »</w:t>
       </w:r>
       <w:r>
-        <w:t>) est une manière particulière d'employer un tel modèle. Plutôt que de le laisser répondre uniquement à partir de ce qu'il a mémorisé pendant son entraînement, on le fait d'abord chercher, dans une base de documents, les passages pertinents pour la question posée, puis on lui demande de rédiger sa réponse à partir de ces passages</w:t>
-      </w:r>
-      <w:r>
-        <w:t xml:space="preserve"> </w:t>
+        <w:t>, de mémoire</w:t>
+      </w:r>
+      <w:r>
+        <w:t> ;</w:t>
+      </w:r>
+      <w:r>
+        <w:t xml:space="preserve"> un système RAG répond </w:t>
+      </w:r>
+      <w:r>
+        <w:t>« </w:t>
+      </w:r>
+      <w:r>
+        <w:t>à livre ouvert</w:t>
+      </w:r>
+      <w:r>
+        <w:t> »</w:t>
+      </w:r>
+      <w:r>
+        <w:t>, en consultant les documents avant de se prononcer.</w:t>
+      </w:r>
+    </w:p>
+    <w:p>
+      <w:pPr>
+        <w:pStyle w:val="CorpsdeText"/>
+      </w:pPr>
+      <w:r>
+        <w:t xml:space="preserve">Cette distinction, seulement esquissée ici, sera précisée tout au long du chapitre. Mais pour comprendre comment un tel système fonctionne réellement, il faut d'abord s'intéresser à sa brique commune. Le moteur de recherche, le modèle qui rédige et les représentations de documents qu'un RAG assemble dérivent tous d'une même architecture, </w:t>
+      </w:r>
+      <w:r>
+        <w:t>le Transformer</w:t>
+      </w:r>
+      <w:r>
+        <w:t> ;</w:t>
+      </w:r>
+      <w:r>
+        <w:t xml:space="preserve"> c'est donc par elle que nous ouvrons (</w:t>
+      </w:r>
+      <w:r>
+        <w:t xml:space="preserve">section </w:t>
       </w:r>
       <w:r>
         <w:fldChar w:fldCharType="begin"/>
       </w:r>
       <w:r>
-        <w:instrText xml:space="preserve"> ADDIN ZOTERO_ITEM CSL_CITATION {"citationID":"RhIROrn2","properties":{"formattedCitation":"(Lewis et al.\\uc0\\u160{}2020; Gao et al.\\uc0\\u160{}2023)","plainCitation":"(Lewis et al. 2020; Gao et al. 2023)","noteIndex":0},"citationItems":[{"id":26,"uris":["http://zotero.org/users/19717110/items/Z5T25AV3"],"itemData":{"id":26,"type":"article","abstract":"Large pre-trained language models have been shown to store factual knowledge in their parameters, and achieve state-of-the-art results when fine-tuned on downstream NLP tasks. However, their ability to access and precisely manipulate knowledge is still limited, and hence on knowledge-intensive tasks, their performance lags behind task-specific architectures. Additionally, providing provenance for their decisions and updating their world knowledge remain open research problems. Pre-trained models with a differentiable access mechanism to explicit non-parametric memory can overcome this issue, but have so far been only investigated for extractive downstream tasks. We explore a general-purpose fine-tuning recipe for retrieval-augmented generation (RAG) -- models which combine pre-trained parametric and non-parametric memory for language generation. We introduce RAG models where the parametric memory is a pre-trained seq2seq model and the non-parametric memory is a dense vector index of Wikipedia, accessed with a pre-trained neural retriever. We compare two RAG formulations, one which conditions on the same retrieved passages across the whole generated sequence, the other can use different passages per token. We fine-tune and evaluate our models on a wide range of knowledge-intensive NLP tasks and set the state-of-the-art on three open domain QA tasks, outperforming parametric seq2seq models and task-specific retrieve-and-extract architectures. For language generation tasks, we find that RAG models generate more specific, diverse and factual language than a state-of-the-art parametric-only seq2seq baseline.","DOI":"10.48550/arXiv.2005.11401","note":"arXiv:2005.11401 [cs]","number":"arXiv:2005.11401","publisher":"arXiv","source":"arXiv.org","title":"Retrieval-Augmented Generation for Knowledge-Intensive NLP Tasks","URL":"http://arxiv.org/abs/2005.11401","author":[{"family":"Lewis","given":"Patrick"},{"family":"Perez","given":"Ethan"},{"family":"Piktus","given":"Aleksandra"},{"family":"Petroni","given":"Fabio"},{"family":"Karpukhin","given":"Vladimir"},{"family":"Goyal","given":"Naman"},{"family":"Küttler","given":"Heinrich"},{"family":"Lewis","given":"Mike"},{"family":"Yih","given":"Wen-tau"},{"family":"Rocktäschel","given":"Tim"},{"family":"Riedel","given":"Sebastian"},{"family":"Kiela","given":"Douwe"}],"accessed":{"date-parts":[["2026",3,19]]},"issued":{"date-parts":[["2020",5,22]]}}},{"id":30,"uris":["http://zotero.org/users/19717110/items/PFZ6XKYQ"],"itemData":{"id":30,"type":"article","abstract":"Large Language Models (LLMs) showcase impressive capabilities but encounter challenges like hallucination, outdated knowledge, and non-transparent, untraceable reasoning processes. Retrieval-Augmented Generation (RAG) has emerged as a promising solution by incorporating knowledge from external databases. This enhances the accuracy and credibility of the generation, particularly for knowledge-intensive tasks, and allows for continuous knowledge updates and integration of domain-specific information. RAG synergistically merges LLMs' intrinsic knowledge with the vast, dynamic repositories of external databases. This comprehensive review paper offers a detailed examination of the progression of RAG paradigms, encompassing the Naive RAG, the Advanced RAG, and the Modular RAG. It meticulously scrutinizes the tripartite foundation of RAG frameworks, which includes the retrieval, the generation and the augmentation techniques. The paper highlights the state-of-the-art technologies embedded in each of these critical components, providing a profound understanding of the advancements in RAG systems. Furthermore, this paper introduces up-to-date evaluation framework and benchmark. At the end, this article delineates the challenges currently faced and points out prospective avenues for research and development.","DOI":"10.48550/arXiv.2312.10997","note":"arXiv:2312.10997 [cs]","number":"arXiv:2312.10997","publisher":"arXiv","source":"arXiv.org","title":"Retrieval-Augmented Generation for Large Language Models: A Survey","title-short":"Retrieval-Augmented Generation for Large Language Models","URL":"http://arxiv.org/abs/2312.10997","author":[{"family":"Gao","given":"Yunfan"},{"family":"Xiong","given":"Yun"},{"family":"Gao","given":"Xinyu"},{"family":"Jia","given":"Kangxiang"},{"family":"Pan","given":"Jinliu"},{"family":"Bi","given":"Yuxi"},{"family":"Dai","given":"Yi"},{"family":"Sun","given":"Jiawei"},{"family":"Wang","given":"Meng"},{"family":"Wang","given":"Haofen"}],"accessed":{"date-parts":[["2026",3,19]]},"issued":{"date-parts":[["2023",12,18]]}}}],"schema":"https://github.com/citation-style-language/schema/raw/master/csl-citation.json"} </w:instrText>
+        <w:instrText xml:space="preserve"> REF _Ref234590657 \r \h </w:instrText>
       </w:r>
       <w:r>
         <w:fldChar w:fldCharType="separate"/>
       </w:r>
       <w:r>
-        <w:rPr>
-          <w:rFonts w:cs="Arial"/>
-        </w:rPr>
-        <w:t>(Lewis et al. 2020; Gao et al. 2023)</w:t>
+        <w:t>2.1</w:t>
       </w:r>
       <w:r>
         <w:fldChar w:fldCharType="end"/>
       </w:r>
       <w:r>
-        <w:t>. L'image de l'examen résume bien l'idée</w:t>
-      </w:r>
-      <w:r>
-        <w:t> :</w:t>
-      </w:r>
-      <w:r>
-        <w:t xml:space="preserve"> un modèle seul répond </w:t>
-      </w:r>
-      <w:r>
-        <w:t>« </w:t>
-      </w:r>
-      <w:r>
-        <w:t>à livre fermé</w:t>
-      </w:r>
-      <w:r>
-        <w:t> »</w:t>
-      </w:r>
-      <w:r>
-        <w:t>, de mémoire</w:t>
-      </w:r>
-      <w:r>
-        <w:t> ;</w:t>
-      </w:r>
-      <w:r>
-        <w:t xml:space="preserve"> un système RAG répond </w:t>
-      </w:r>
-      <w:r>
-        <w:t>« </w:t>
-      </w:r>
-      <w:r>
-        <w:t>à livre ouvert</w:t>
-      </w:r>
-      <w:r>
-        <w:t> »</w:t>
-      </w:r>
-      <w:r>
-        <w:t>, en consultant les documents avant de se prononcer.</w:t>
-      </w:r>
-    </w:p>
-    <w:p>
-      <w:pPr>
-        <w:pStyle w:val="CorpsdeText"/>
-      </w:pPr>
-      <w:r>
-        <w:t xml:space="preserve">Cette distinction, seulement esquissée ici, sera précisée tout au long du chapitre. Mais pour comprendre comment un tel système fonctionne réellement, il faut d'abord s'intéresser à sa brique commune. Le moteur de recherche, le modèle qui rédige et les représentations de documents qu'un RAG assemble dérivent tous d'une même architecture, </w:t>
-      </w:r>
-      <w:r>
-        <w:t>le Transformer</w:t>
-      </w:r>
-      <w:r>
-        <w:t> ;</w:t>
-      </w:r>
-      <w:r>
-        <w:t xml:space="preserve"> c'est donc par elle que nous ouvrons (</w:t>
-      </w:r>
-      <w:r>
-        <w:t xml:space="preserve">section </w:t>
+        <w:t>). Nous verrons ensuite pourquoi un modèle de langage laissé à lui-même ne suffit pas (</w:t>
       </w:r>
       <w:r>
         <w:fldChar w:fldCharType="begin"/>
       </w:r>
       <w:r>
-        <w:instrText xml:space="preserve"> REF _Ref234590657 \r \h </w:instrText>
+        <w:instrText xml:space="preserve"> REF _Ref234590675 \r \h </w:instrText>
       </w:r>
       <w:r>
         <w:fldChar w:fldCharType="separate"/>
       </w:r>
       <w:r>
-        <w:t>2.1</w:t>
+        <w:t>2.2</w:t>
       </w:r>
       <w:r>
         <w:fldChar w:fldCharType="end"/>
       </w:r>
       <w:r>
-        <w:t>). Nous verrons ensuite pourquoi un modèle de langage laissé à lui-même ne suffit pas (</w:t>
+        <w:t>), comment le RAG est né en réponse à ces limites (</w:t>
       </w:r>
       <w:r>
         <w:fldChar w:fldCharType="begin"/>
       </w:r>
       <w:r>
-        <w:instrText xml:space="preserve"> REF _Ref234590675 \r \h </w:instrText>
+        <w:instrText xml:space="preserve"> REF _Ref234590689 \r \h </w:instrText>
       </w:r>
       <w:r>
         <w:fldChar w:fldCharType="separate"/>
       </w:r>
       <w:r>
-        <w:t>2.2</w:t>
+        <w:t>2.3</w:t>
       </w:r>
       <w:r>
         <w:fldChar w:fldCharType="end"/>
       </w:r>
       <w:r>
-        <w:t>), comment le RAG est né en réponse à ces limites (</w:t>
+        <w:t>), en quoi consiste concrètement son fonctionnement (</w:t>
       </w:r>
       <w:r>
         <w:fldChar w:fldCharType="begin"/>
       </w:r>
       <w:r>
-        <w:instrText xml:space="preserve"> REF _Ref234590689 \r \h </w:instrText>
+        <w:instrText xml:space="preserve"> REF _Ref234590697 \r \h </w:instrText>
       </w:r>
       <w:r>
         <w:fldChar w:fldCharType="separate"/>
       </w:r>
       <w:r>
-        <w:t>2.3</w:t>
+        <w:t>2.4</w:t>
       </w:r>
       <w:r>
         <w:fldChar w:fldCharType="end"/>
       </w:r>
       <w:r>
-        <w:t>), en quoi consiste concrètement son fonctionnement (</w:t>
+        <w:t>), comment il s'est perfectionné depuis (</w:t>
       </w:r>
       <w:r>
         <w:fldChar w:fldCharType="begin"/>
       </w:r>
       <w:r>
-        <w:instrText xml:space="preserve"> REF _Ref234590697 \r \h </w:instrText>
+        <w:instrText xml:space="preserve"> REF _Ref234590703 \r \h </w:instrText>
       </w:r>
       <w:r>
         <w:fldChar w:fldCharType="separate"/>
       </w:r>
       <w:r>
-        <w:t>2.4</w:t>
+        <w:t>2.5</w:t>
       </w:r>
       <w:r>
         <w:fldChar w:fldCharType="end"/>
       </w:r>
       <w:r>
-        <w:t>), comment il s'est perfectionné depuis (</w:t>
+        <w:t>), et enfin pourquoi il constitue le bon choix pour Ge-Trouve (</w:t>
       </w:r>
       <w:r>
         <w:fldChar w:fldCharType="begin"/>
       </w:r>
       <w:r>
-        <w:instrText xml:space="preserve"> REF _Ref234590703 \r \h </w:instrText>
+        <w:instrText xml:space="preserve"> REF _Ref234590708 \r \h </w:instrText>
       </w:r>
       <w:r>
         <w:fldChar w:fldCharType="separate"/>
       </w:r>
       <w:r>
-        <w:t>2.5</w:t>
+        <w:t>2.6</w:t>
       </w:r>
       <w:r>
         <w:fldChar w:fldCharType="end"/>
       </w:r>
       <w:r>
-        <w:t>), et enfin pourquoi il constitue le bon choix pour Ge-Trouve (</w:t>
-      </w:r>
-      <w:r>
-        <w:fldChar w:fldCharType="begin"/>
-      </w:r>
-      <w:r>
-        <w:instrText xml:space="preserve"> REF _Ref234590708 \r \h </w:instrText>
-      </w:r>
-      <w:r>
-        <w:fldChar w:fldCharType="separate"/>
-      </w:r>
-      <w:r>
-        <w:t>2.6</w:t>
-      </w:r>
-      <w:r>
-        <w:fldChar w:fldCharType="end"/>
-      </w:r>
-      <w:r>
         <w:t>).</w:t>
       </w:r>
     </w:p>
     <w:p>
       <w:pPr>
-        <w:pStyle w:val="Heading2"/>
-      </w:pPr>
-      <w:bookmarkStart w:id="11" w:name="_Toc234515173"/>
-      <w:bookmarkStart w:id="12" w:name="_Ref234570620"/>
-      <w:bookmarkStart w:id="13" w:name="_Ref234588699"/>
-      <w:bookmarkStart w:id="14" w:name="_Ref234588803"/>
-      <w:bookmarkStart w:id="15" w:name="_Ref234590657"/>
-      <w:bookmarkStart w:id="16" w:name="_Ref234594329"/>
+        <w:pStyle w:val="Titre2"/>
+      </w:pPr>
+      <w:bookmarkStart w:id="11" w:name="_Ref234570620"/>
+      <w:bookmarkStart w:id="12" w:name="_Ref234588699"/>
+      <w:bookmarkStart w:id="13" w:name="_Ref234588803"/>
+      <w:bookmarkStart w:id="14" w:name="_Ref234590657"/>
+      <w:bookmarkStart w:id="15" w:name="_Ref234594329"/>
+      <w:bookmarkStart w:id="16" w:name="_Toc234847309"/>
       <w:r>
         <w:t>Du Transformer aux grands modèles de langage</w:t>
       </w:r>
@@ -3539,7 +3984,7 @@
       </w:r>
       <w:r>
         <w:rPr>
-          <w:rStyle w:val="FootnoteReference"/>
+          <w:rStyle w:val="Appelnotedebasdep"/>
         </w:rPr>
         <w:footnoteReference w:id="1"/>
       </w:r>
@@ -3649,7 +4094,6 @@
       <w:r>
         <w:t xml:space="preserve"> (</w:t>
       </w:r>
-      <w:proofErr w:type="spellStart"/>
       <w:r>
         <w:rPr>
           <w:i/>
@@ -3657,13 +4101,12 @@
         </w:rPr>
         <w:t>query</w:t>
       </w:r>
-      <w:proofErr w:type="spellEnd"/>
       <w:r>
         <w:t>)</w:t>
       </w:r>
       <w:r>
         <w:rPr>
-          <w:rStyle w:val="FootnoteReference"/>
+          <w:rStyle w:val="Appelnotedebasdep"/>
         </w:rPr>
         <w:footnoteReference w:id="2"/>
       </w:r>
@@ -3950,23 +4393,7 @@
           <w:i/>
           <w:iCs/>
         </w:rPr>
-        <w:t>multi-</w:t>
-      </w:r>
-      <w:proofErr w:type="spellStart"/>
-      <w:r>
-        <w:rPr>
-          <w:i/>
-          <w:iCs/>
-        </w:rPr>
-        <w:t>head</w:t>
-      </w:r>
-      <w:proofErr w:type="spellEnd"/>
-      <w:r>
-        <w:rPr>
-          <w:i/>
-          <w:iCs/>
-        </w:rPr>
-        <w:t xml:space="preserve"> attention</w:t>
+        <w:t>multi-head attention</w:t>
       </w:r>
       <w:r>
         <w:t>)</w:t>
@@ -3983,11 +4410,11 @@
     </w:p>
     <w:p>
       <w:pPr>
-        <w:pStyle w:val="Caption"/>
+        <w:pStyle w:val="Lgende"/>
         <w:keepNext/>
       </w:pPr>
       <w:bookmarkStart w:id="17" w:name="_Ref234504764"/>
-      <w:bookmarkStart w:id="18" w:name="_Toc234584181"/>
+      <w:bookmarkStart w:id="18" w:name="_Toc234843279"/>
       <w:r>
         <w:t xml:space="preserve">Figure </w:t>
       </w:r>
@@ -4094,15 +4521,7 @@
         <w:pStyle w:val="CorpsdeText"/>
       </w:pPr>
       <w:r>
-        <w:t xml:space="preserve">Ce changement d'architecture apporte deux gains décisifs. Le calcul devient massivement </w:t>
-      </w:r>
-      <w:proofErr w:type="spellStart"/>
-      <w:r>
-        <w:t>parallélisable</w:t>
-      </w:r>
-      <w:proofErr w:type="spellEnd"/>
-      <w:r>
-        <w:t>, ce qui exploite pleinement les processeurs graphiques et réduit fortement le temps d'entraînement</w:t>
+        <w:t>Ce changement d'architecture apporte deux gains décisifs. Le calcul devient massivement parallélisable, ce qui exploite pleinement les processeurs graphiques et réduit fortement le temps d'entraînement</w:t>
       </w:r>
       <w:r>
         <w:t> ;</w:t>
@@ -4112,8 +4531,7 @@
       </w:r>
       <w:r>
         <w:rPr>
-          <w:rStyle w:val="FootnoteReference"/>
-          <w:vertAlign w:val="baseline"/>
+          <w:rStyle w:val="Appelnotedebasdep"/>
         </w:rPr>
         <w:footnoteReference w:id="3"/>
       </w:r>
@@ -4188,7 +4606,7 @@
       </w:r>
       <w:r>
         <w:rPr>
-          <w:rStyle w:val="FootnoteReference"/>
+          <w:rStyle w:val="Appelnotedebasdep"/>
         </w:rPr>
         <w:footnoteReference w:id="4"/>
       </w:r>
@@ -4203,7 +4621,7 @@
       </w:r>
       <w:r>
         <w:rPr>
-          <w:rStyle w:val="FootnoteReference"/>
+          <w:rStyle w:val="Appelnotedebasdep"/>
         </w:rPr>
         <w:footnoteReference w:id="5"/>
       </w:r>
@@ -4212,7 +4630,7 @@
       </w:r>
       <w:r>
         <w:rPr>
-          <w:rStyle w:val="FootnoteReference"/>
+          <w:rStyle w:val="Appelnotedebasdep"/>
         </w:rPr>
         <w:footnoteReference w:id="6"/>
       </w:r>
@@ -4227,7 +4645,7 @@
       </w:r>
       <w:r>
         <w:rPr>
-          <w:rStyle w:val="FootnoteReference"/>
+          <w:rStyle w:val="Appelnotedebasdep"/>
         </w:rPr>
         <w:footnoteReference w:id="7"/>
       </w:r>
@@ -4294,11 +4712,11 @@
     </w:p>
     <w:p>
       <w:pPr>
-        <w:pStyle w:val="Caption"/>
+        <w:pStyle w:val="Lgende"/>
         <w:keepNext/>
       </w:pPr>
       <w:bookmarkStart w:id="19" w:name="_Ref234508142"/>
-      <w:bookmarkStart w:id="20" w:name="_Toc234584182"/>
+      <w:bookmarkStart w:id="20" w:name="_Toc234843280"/>
       <w:r>
         <w:t xml:space="preserve">Figure </w:t>
       </w:r>
@@ -4387,13 +4805,15 @@
     </w:p>
     <w:p>
       <w:pPr>
-        <w:pStyle w:val="Heading2"/>
-      </w:pPr>
-      <w:bookmarkStart w:id="21" w:name="_Toc234515174"/>
-      <w:bookmarkStart w:id="22" w:name="_Ref234575970"/>
-      <w:bookmarkStart w:id="23" w:name="_Ref234589711"/>
-      <w:bookmarkStart w:id="24" w:name="_Ref234590675"/>
-      <w:bookmarkStart w:id="25" w:name="_Ref234594478"/>
+        <w:pStyle w:val="Titre2"/>
+      </w:pPr>
+      <w:bookmarkStart w:id="21" w:name="_Ref234575970"/>
+      <w:bookmarkStart w:id="22" w:name="_Ref234589711"/>
+      <w:bookmarkStart w:id="23" w:name="_Ref234590675"/>
+      <w:bookmarkStart w:id="24" w:name="_Ref234594478"/>
+      <w:bookmarkStart w:id="25" w:name="_Ref234831651"/>
+      <w:bookmarkStart w:id="26" w:name="_Ref234836860"/>
+      <w:bookmarkStart w:id="27" w:name="_Toc234847310"/>
       <w:r>
         <w:t>Les limites des LLM sans mémoire externe</w:t>
       </w:r>
@@ -4402,6 +4822,8 @@
       <w:bookmarkEnd w:id="23"/>
       <w:bookmarkEnd w:id="24"/>
       <w:bookmarkEnd w:id="25"/>
+      <w:bookmarkEnd w:id="26"/>
+      <w:bookmarkEnd w:id="27"/>
     </w:p>
     <w:p>
       <w:pPr>
@@ -4510,11 +4932,11 @@
     </w:p>
     <w:p>
       <w:pPr>
-        <w:pStyle w:val="Caption"/>
+        <w:pStyle w:val="Lgende"/>
         <w:keepNext/>
       </w:pPr>
-      <w:bookmarkStart w:id="26" w:name="_Ref234513908"/>
-      <w:bookmarkStart w:id="27" w:name="_Toc234584183"/>
+      <w:bookmarkStart w:id="28" w:name="_Ref234513908"/>
+      <w:bookmarkStart w:id="29" w:name="_Toc234843281"/>
       <w:r>
         <w:t xml:space="preserve">Figure </w:t>
       </w:r>
@@ -4537,14 +4959,14 @@
           <w:t>3</w:t>
         </w:r>
       </w:fldSimple>
-      <w:bookmarkEnd w:id="26"/>
+      <w:bookmarkEnd w:id="28"/>
       <w:r>
         <w:t> :</w:t>
       </w:r>
       <w:r>
         <w:t xml:space="preserve"> Les quatre limites d'un LLM interrogé seul</w:t>
       </w:r>
-      <w:bookmarkEnd w:id="27"/>
+      <w:bookmarkEnd w:id="29"/>
     </w:p>
     <w:p>
       <w:pPr>
@@ -4599,7 +5021,7 @@
       </w:r>
       <w:r>
         <w:rPr>
-          <w:rStyle w:val="Strong"/>
+          <w:rStyle w:val="lev"/>
           <w:b w:val="0"/>
           <w:bCs w:val="0"/>
         </w:rPr>
@@ -4607,7 +5029,7 @@
       </w:r>
       <w:r>
         <w:rPr>
-          <w:rStyle w:val="Strong"/>
+          <w:rStyle w:val="lev"/>
           <w:b w:val="0"/>
           <w:bCs w:val="0"/>
         </w:rPr>
@@ -4615,7 +5037,7 @@
       </w:r>
       <w:r>
         <w:rPr>
-          <w:rStyle w:val="Strong"/>
+          <w:rStyle w:val="lev"/>
           <w:b w:val="0"/>
           <w:bCs w:val="0"/>
         </w:rPr>
@@ -4634,7 +5056,7 @@
       </w:r>
       <w:r>
         <w:rPr>
-          <w:rStyle w:val="Strong"/>
+          <w:rStyle w:val="lev"/>
         </w:rPr>
         <w:t>hallucination</w:t>
       </w:r>
@@ -4651,7 +5073,7 @@
         <w:fldChar w:fldCharType="begin"/>
       </w:r>
       <w:r>
-        <w:instrText xml:space="preserve"> ADDIN ZOTERO_ITEM CSL_CITATION {"citationID":"sC0C1VXn","properties":{"formattedCitation":"(Ji et al.\\uc0\\u160{}2022)","plainCitation":"(Ji et al. 2022)","noteIndex":0},"citationItems":[{"id":386,"uris":["http://zotero.org/users/19717110/items/F7CKI75Y"],"itemData":{"id":386,"type":"webpage","abstract":"Natural Language Generation (NLG) has improved exponentially in recent years thanks to the development of sequence-to-sequence deep learning technologies such as Transformer-based language models. This advancement has led to more fluent and coherent NLG, leading to improved development in downstream tasks such as abstractive summarization, dialogue generation and data-to-text generation. However, it is also apparent that deep learning based generation is prone to hallucinate unintended text, which degrades the system performance and fails to meet user expectations in many real-world scenarios. To address this issue, many studies have been presented in measuring and mitigating hallucinated texts, but these have never been reviewed in a comprehensive manner before. In this survey, we thus provide a broad overview of the research progress and challenges in the hallucination problem in NLG. The survey is organized into two parts: (1) a general overview of metrics, mitigation methods, and future directions; (2) an overview of task-specific research progress on hallucinations in the following downstream tasks, namely abstractive summarization, dialogue generation, generative question answering, data-to-text generation, machine translation, and visual-language generation; and (3) hallucinations in large language models (LLMs). This survey serves to facilitate collaborative efforts among researchers in tackling the challenge of hallucinated texts in NLG.","container-title":"arXiv.org","DOI":"10.1145/3571730","language":"en","note":"DOI: 10.1145/3571730","title":"Survey of Hallucination in Natural Language Generation","URL":"https://arxiv.org/abs/2202.03629v7","author":[{"family":"Ji","given":"Ziwei"},{"family":"Lee","given":"Nayeon"},{"family":"Frieske","given":"Rita"},{"family":"Yu","given":"Tiezheng"},{"family":"Su","given":"Dan"},{"family":"Xu","given":"Yan"},{"family":"Ishii","given":"Etsuko"},{"family":"Bang","given":"Yejin"},{"family":"Chen","given":"Delong"},{"family":"Dai","given":"Wenliang"},{"family":"Chan","given":"Ho Shu"},{"family":"Madotto","given":"Andrea"},{"family":"Fung","given":"Pascale"}],"accessed":{"date-parts":[["2026",4,29]]},"issued":{"date-parts":[["2022",2,8]]}}}],"schema":"https://github.com/citation-style-language/schema/raw/master/csl-citation.json"} </w:instrText>
+        <w:instrText xml:space="preserve"> ADDIN ZOTERO_ITEM CSL_CITATION {"citationID":"sC0C1VXn","properties":{"formattedCitation":"(Ji et al.\\uc0\\u160{}2022)","plainCitation":"(Ji et al. 2022)","noteIndex":0},"citationItems":[{"id":386,"uris":["http://zotero.org/users/19717110/items/F7CKI75Y"],"itemData":{"id":386,"type":"article","abstract":"Natural Language Generation (NLG) has improved exponentially in recent years thanks to the development of sequence-to-sequence deep learning technologies such as Transformer-based language models. This advancement has led to more fluent and coherent NLG, leading to improved development in downstream tasks such as abstractive summarization, dialogue generation and data-to-text generation. However, it is also apparent that deep learning based generation is prone to hallucinate unintended text, which degrades the system performance and fails to meet user expectations in many real-world scenarios. To address this issue, many studies have been presented in measuring and mitigating hallucinated texts, but these have never been reviewed in a comprehensive manner before. In this survey, we thus provide a broad overview of the research progress and challenges in the hallucination problem in NLG. The survey is organized into two parts: (1) a general overview of metrics, mitigation methods, and future directions; (2) an overview of task-specific research progress on hallucinations in the following downstream tasks, namely abstractive summarization, dialogue generation, generative question answering, data-to-text generation, machine translation, and visual-language generation; and (3) hallucinations in large language models (LLMs). This survey serves to facilitate collaborative efforts among researchers in tackling the challenge of hallucinated texts in NLG.","DOI":"10.48550/arXiv.2202.03629","language":"en","note":"DOI: 10.1145/3571730","publisher":"arXiv","title":"Survey of Hallucination in Natural Language Generation","URL":"https://arxiv.org/abs/2202.03629","author":[{"family":"Ji","given":"Ziwei"},{"family":"Lee","given":"Nayeon"},{"family":"Frieske","given":"Rita"},{"family":"Yu","given":"Tiezheng"},{"family":"Su","given":"Dan"},{"family":"Xu","given":"Yan"},{"family":"Ishii","given":"Etsuko"},{"family":"Bang","given":"Yejin"},{"family":"Chen","given":"Delong"},{"family":"Dai","given":"Wenliang"},{"family":"Chan","given":"Ho Shu"},{"family":"Madotto","given":"Andrea"},{"family":"Fung","given":"Pascale"}],"accessed":{"date-parts":[["2026",4,29]]},"issued":{"date-parts":[["2022",2,8]]}}}],"schema":"https://github.com/citation-style-language/schema/raw/master/csl-citation.json"} </w:instrText>
       </w:r>
       <w:r>
         <w:fldChar w:fldCharType="separate"/>
@@ -4670,7 +5092,7 @@
       </w:r>
       <w:r>
         <w:rPr>
-          <w:rStyle w:val="FootnoteReference"/>
+          <w:rStyle w:val="Appelnotedebasdep"/>
         </w:rPr>
         <w:footnoteReference w:id="8"/>
       </w:r>
@@ -4679,7 +5101,7 @@
       </w:r>
       <w:r>
         <w:rPr>
-          <w:rStyle w:val="Emphasis"/>
+          <w:rStyle w:val="Accentuation"/>
           <w:i w:val="0"/>
           <w:iCs w:val="0"/>
         </w:rPr>
@@ -4690,7 +5112,7 @@
       </w:r>
       <w:r>
         <w:rPr>
-          <w:rStyle w:val="Emphasis"/>
+          <w:rStyle w:val="Accentuation"/>
           <w:i w:val="0"/>
           <w:iCs w:val="0"/>
         </w:rPr>
@@ -4763,7 +5185,7 @@
         <w:fldChar w:fldCharType="begin"/>
       </w:r>
       <w:r>
-        <w:instrText xml:space="preserve"> ADDIN ZOTERO_ITEM CSL_CITATION {"citationID":"DfqdxPze","properties":{"formattedCitation":"(2022)","plainCitation":"(2022)","noteIndex":0},"citationItems":[{"id":386,"uris":["http://zotero.org/users/19717110/items/F7CKI75Y"],"itemData":{"id":386,"type":"webpage","abstract":"Natural Language Generation (NLG) has improved exponentially in recent years thanks to the development of sequence-to-sequence deep learning technologies such as Transformer-based language models. This advancement has led to more fluent and coherent NLG, leading to improved development in downstream tasks such as abstractive summarization, dialogue generation and data-to-text generation. However, it is also apparent that deep learning based generation is prone to hallucinate unintended text, which degrades the system performance and fails to meet user expectations in many real-world scenarios. To address this issue, many studies have been presented in measuring and mitigating hallucinated texts, but these have never been reviewed in a comprehensive manner before. In this survey, we thus provide a broad overview of the research progress and challenges in the hallucination problem in NLG. The survey is organized into two parts: (1) a general overview of metrics, mitigation methods, and future directions; (2) an overview of task-specific research progress on hallucinations in the following downstream tasks, namely abstractive summarization, dialogue generation, generative question answering, data-to-text generation, machine translation, and visual-language generation; and (3) hallucinations in large language models (LLMs). This survey serves to facilitate collaborative efforts among researchers in tackling the challenge of hallucinated texts in NLG.","container-title":"arXiv.org","DOI":"10.1145/3571730","language":"en","note":"DOI: 10.1145/3571730","title":"Survey of Hallucination in Natural Language Generation","URL":"https://arxiv.org/abs/2202.03629v7","author":[{"family":"Ji","given":"Ziwei"},{"family":"Lee","given":"Nayeon"},{"family":"Frieske","given":"Rita"},{"family":"Yu","given":"Tiezheng"},{"family":"Su","given":"Dan"},{"family":"Xu","given":"Yan"},{"family":"Ishii","given":"Etsuko"},{"family":"Bang","given":"Yejin"},{"family":"Chen","given":"Delong"},{"family":"Dai","given":"Wenliang"},{"family":"Chan","given":"Ho Shu"},{"family":"Madotto","given":"Andrea"},{"family":"Fung","given":"Pascale"}],"accessed":{"date-parts":[["2026",4,29]]},"issued":{"date-parts":[["2022",2,8]]}},"suppress-author":true}],"schema":"https://github.com/citation-style-language/schema/raw/master/csl-citation.json"} </w:instrText>
+        <w:instrText xml:space="preserve"> ADDIN ZOTERO_ITEM CSL_CITATION {"citationID":"DfqdxPze","properties":{"formattedCitation":"(2022)","plainCitation":"(2022)","noteIndex":0},"citationItems":[{"id":386,"uris":["http://zotero.org/users/19717110/items/F7CKI75Y"],"itemData":{"id":386,"type":"article","abstract":"Natural Language Generation (NLG) has improved exponentially in recent years thanks to the development of sequence-to-sequence deep learning technologies such as Transformer-based language models. This advancement has led to more fluent and coherent NLG, leading to improved development in downstream tasks such as abstractive summarization, dialogue generation and data-to-text generation. However, it is also apparent that deep learning based generation is prone to hallucinate unintended text, which degrades the system performance and fails to meet user expectations in many real-world scenarios. To address this issue, many studies have been presented in measuring and mitigating hallucinated texts, but these have never been reviewed in a comprehensive manner before. In this survey, we thus provide a broad overview of the research progress and challenges in the hallucination problem in NLG. The survey is organized into two parts: (1) a general overview of metrics, mitigation methods, and future directions; (2) an overview of task-specific research progress on hallucinations in the following downstream tasks, namely abstractive summarization, dialogue generation, generative question answering, data-to-text generation, machine translation, and visual-language generation; and (3) hallucinations in large language models (LLMs). This survey serves to facilitate collaborative efforts among researchers in tackling the challenge of hallucinated texts in NLG.","DOI":"10.48550/arXiv.2202.03629","language":"en","note":"DOI: 10.1145/3571730","publisher":"arXiv","title":"Survey of Hallucination in Natural Language Generation","URL":"https://arxiv.org/abs/2202.03629","author":[{"family":"Ji","given":"Ziwei"},{"family":"Lee","given":"Nayeon"},{"family":"Frieske","given":"Rita"},{"family":"Yu","given":"Tiezheng"},{"family":"Su","given":"Dan"},{"family":"Xu","given":"Yan"},{"family":"Ishii","given":"Etsuko"},{"family":"Bang","given":"Yejin"},{"family":"Chen","given":"Delong"},{"family":"Dai","given":"Wenliang"},{"family":"Chan","given":"Ho Shu"},{"family":"Madotto","given":"Andrea"},{"family":"Fung","given":"Pascale"}],"accessed":{"date-parts":[["2026",4,29]]},"issued":{"date-parts":[["2022",2,8]]}},"suppress-author":true}],"schema":"https://github.com/citation-style-language/schema/raw/master/csl-citation.json"} </w:instrText>
       </w:r>
       <w:r>
         <w:fldChar w:fldCharType="separate"/>
@@ -4782,7 +5204,7 @@
       </w:r>
       <w:r>
         <w:rPr>
-          <w:rStyle w:val="Strong"/>
+          <w:rStyle w:val="lev"/>
         </w:rPr>
         <w:t>intrinsèque</w:t>
       </w:r>
@@ -4792,7 +5214,6 @@
       <w:r>
         <w:t>(</w:t>
       </w:r>
-      <w:proofErr w:type="spellStart"/>
       <w:r>
         <w:rPr>
           <w:i/>
@@ -4800,7 +5221,6 @@
         </w:rPr>
         <w:t>intrinsic</w:t>
       </w:r>
-      <w:proofErr w:type="spellEnd"/>
       <w:r>
         <w:t>)</w:t>
       </w:r>
@@ -4818,13 +5238,13 @@
       </w:r>
       <w:r>
         <w:rPr>
-          <w:rStyle w:val="Strong"/>
+          <w:rStyle w:val="lev"/>
         </w:rPr>
         <w:t>extrinsèque</w:t>
       </w:r>
       <w:r>
         <w:rPr>
-          <w:rStyle w:val="Strong"/>
+          <w:rStyle w:val="lev"/>
           <w:b w:val="0"/>
           <w:bCs w:val="0"/>
         </w:rPr>
@@ -4833,7 +5253,6 @@
       <w:r>
         <w:t>(</w:t>
       </w:r>
-      <w:proofErr w:type="spellStart"/>
       <w:r>
         <w:rPr>
           <w:i/>
@@ -4841,7 +5260,6 @@
         </w:rPr>
         <w:t>extrinsic</w:t>
       </w:r>
-      <w:proofErr w:type="spellEnd"/>
       <w:r>
         <w:t>)</w:t>
       </w:r>
@@ -4866,21 +5284,19 @@
       </w:r>
       <w:r>
         <w:rPr>
-          <w:rStyle w:val="Strong"/>
+          <w:rStyle w:val="lev"/>
         </w:rPr>
         <w:t>fidélité</w:t>
       </w:r>
       <w:r>
         <w:t xml:space="preserve"> (</w:t>
       </w:r>
-      <w:proofErr w:type="spellStart"/>
-      <w:r>
-        <w:rPr>
-          <w:rStyle w:val="Emphasis"/>
+      <w:r>
+        <w:rPr>
+          <w:rStyle w:val="Accentuation"/>
         </w:rPr>
         <w:t>faithfulness</w:t>
       </w:r>
-      <w:proofErr w:type="spellEnd"/>
       <w:r>
         <w:t>)</w:t>
       </w:r>
@@ -4904,21 +5320,19 @@
       </w:r>
       <w:r>
         <w:rPr>
-          <w:rStyle w:val="Strong"/>
+          <w:rStyle w:val="lev"/>
         </w:rPr>
         <w:t>factualité</w:t>
       </w:r>
       <w:r>
         <w:t xml:space="preserve"> (</w:t>
       </w:r>
-      <w:proofErr w:type="spellStart"/>
-      <w:r>
-        <w:rPr>
-          <w:rStyle w:val="Emphasis"/>
+      <w:r>
+        <w:rPr>
+          <w:rStyle w:val="Accentuation"/>
         </w:rPr>
         <w:t>factuality</w:t>
       </w:r>
-      <w:proofErr w:type="spellEnd"/>
       <w:r>
         <w:t>)</w:t>
       </w:r>
@@ -4983,7 +5397,7 @@
       </w:r>
       <w:r>
         <w:rPr>
-          <w:rStyle w:val="Strong"/>
+          <w:rStyle w:val="lev"/>
         </w:rPr>
         <w:t>caractère figé des connaissances</w:t>
       </w:r>
@@ -4995,7 +5409,7 @@
       </w:r>
       <w:r>
         <w:rPr>
-          <w:rStyle w:val="FootnoteReference"/>
+          <w:rStyle w:val="Appelnotedebasdep"/>
         </w:rPr>
         <w:footnoteReference w:id="9"/>
       </w:r>
@@ -5087,7 +5501,7 @@
       </w:r>
       <w:r>
         <w:rPr>
-          <w:rStyle w:val="Strong"/>
+          <w:rStyle w:val="lev"/>
         </w:rPr>
         <w:t>absence de spécialisation</w:t>
       </w:r>
@@ -5124,7 +5538,7 @@
       </w:r>
       <w:r>
         <w:rPr>
-          <w:rStyle w:val="FootnoteReference"/>
+          <w:rStyle w:val="Appelnotedebasdep"/>
         </w:rPr>
         <w:footnoteReference w:id="10"/>
       </w:r>
@@ -5171,7 +5585,7 @@
       </w:r>
       <w:r>
         <w:rPr>
-          <w:rStyle w:val="Strong"/>
+          <w:rStyle w:val="lev"/>
         </w:rPr>
         <w:t>absence de traçabilité</w:t>
       </w:r>
@@ -5245,15 +5659,7 @@
         <w:t>,</w:t>
       </w:r>
       <w:r>
-        <w:t xml:space="preserve"> auquel cas l'assistant n'a servi à rien. Pour un service public, dont les réponses peuvent </w:t>
-      </w:r>
-      <w:proofErr w:type="gramStart"/>
-      <w:r>
-        <w:t>avoir</w:t>
-      </w:r>
-      <w:proofErr w:type="gramEnd"/>
-      <w:r>
-        <w:t xml:space="preserve"> des conséquences juridiques ou financières pour les personnes concernées, cette impossibilité de vérifier est sans doute la limite la plus rédhibitoire des quatre.</w:t>
+        <w:t xml:space="preserve"> auquel cas l'assistant n'a servi à rien. Pour un service public, dont les réponses peuvent avoir des conséquences juridiques ou financières pour les personnes concernées, cette impossibilité de vérifier est sans doute la limite la plus rédhibitoire des quatre.</w:t>
       </w:r>
     </w:p>
     <w:p>
@@ -5315,7 +5721,7 @@
         <w:fldChar w:fldCharType="begin"/>
       </w:r>
       <w:r>
-        <w:instrText xml:space="preserve"> ADDIN ZOTERO_ITEM CSL_CITATION {"citationID":"rROjj5V4","properties":{"formattedCitation":"(Ji et al.\\uc0\\u160{}2022)","plainCitation":"(Ji et al. 2022)","noteIndex":0},"citationItems":[{"id":386,"uris":["http://zotero.org/users/19717110/items/F7CKI75Y"],"itemData":{"id":386,"type":"webpage","abstract":"Natural Language Generation (NLG) has improved exponentially in recent years thanks to the development of sequence-to-sequence deep learning technologies such as Transformer-based language models. This advancement has led to more fluent and coherent NLG, leading to improved development in downstream tasks such as abstractive summarization, dialogue generation and data-to-text generation. However, it is also apparent that deep learning based generation is prone to hallucinate unintended text, which degrades the system performance and fails to meet user expectations in many real-world scenarios. To address this issue, many studies have been presented in measuring and mitigating hallucinated texts, but these have never been reviewed in a comprehensive manner before. In this survey, we thus provide a broad overview of the research progress and challenges in the hallucination problem in NLG. The survey is organized into two parts: (1) a general overview of metrics, mitigation methods, and future directions; (2) an overview of task-specific research progress on hallucinations in the following downstream tasks, namely abstractive summarization, dialogue generation, generative question answering, data-to-text generation, machine translation, and visual-language generation; and (3) hallucinations in large language models (LLMs). This survey serves to facilitate collaborative efforts among researchers in tackling the challenge of hallucinated texts in NLG.","container-title":"arXiv.org","DOI":"10.1145/3571730","language":"en","note":"DOI: 10.1145/3571730","title":"Survey of Hallucination in Natural Language Generation","URL":"https://arxiv.org/abs/2202.03629v7","author":[{"family":"Ji","given":"Ziwei"},{"family":"Lee","given":"Nayeon"},{"family":"Frieske","given":"Rita"},{"family":"Yu","given":"Tiezheng"},{"family":"Su","given":"Dan"},{"family":"Xu","given":"Yan"},{"family":"Ishii","given":"Etsuko"},{"family":"Bang","given":"Yejin"},{"family":"Chen","given":"Delong"},{"family":"Dai","given":"Wenliang"},{"family":"Chan","given":"Ho Shu"},{"family":"Madotto","given":"Andrea"},{"family":"Fung","given":"Pascale"}],"accessed":{"date-parts":[["2026",4,29]]},"issued":{"date-parts":[["2022",2,8]]}}}],"schema":"https://github.com/citation-style-language/schema/raw/master/csl-citation.json"} </w:instrText>
+        <w:instrText xml:space="preserve"> ADDIN ZOTERO_ITEM CSL_CITATION {"citationID":"rROjj5V4","properties":{"formattedCitation":"(Ji et al.\\uc0\\u160{}2022)","plainCitation":"(Ji et al. 2022)","noteIndex":0},"citationItems":[{"id":386,"uris":["http://zotero.org/users/19717110/items/F7CKI75Y"],"itemData":{"id":386,"type":"article","abstract":"Natural Language Generation (NLG) has improved exponentially in recent years thanks to the development of sequence-to-sequence deep learning technologies such as Transformer-based language models. This advancement has led to more fluent and coherent NLG, leading to improved development in downstream tasks such as abstractive summarization, dialogue generation and data-to-text generation. However, it is also apparent that deep learning based generation is prone to hallucinate unintended text, which degrades the system performance and fails to meet user expectations in many real-world scenarios. To address this issue, many studies have been presented in measuring and mitigating hallucinated texts, but these have never been reviewed in a comprehensive manner before. In this survey, we thus provide a broad overview of the research progress and challenges in the hallucination problem in NLG. The survey is organized into two parts: (1) a general overview of metrics, mitigation methods, and future directions; (2) an overview of task-specific research progress on hallucinations in the following downstream tasks, namely abstractive summarization, dialogue generation, generative question answering, data-to-text generation, machine translation, and visual-language generation; and (3) hallucinations in large language models (LLMs). This survey serves to facilitate collaborative efforts among researchers in tackling the challenge of hallucinated texts in NLG.","DOI":"10.48550/arXiv.2202.03629","language":"en","note":"DOI: 10.1145/3571730","publisher":"arXiv","title":"Survey of Hallucination in Natural Language Generation","URL":"https://arxiv.org/abs/2202.03629","author":[{"family":"Ji","given":"Ziwei"},{"family":"Lee","given":"Nayeon"},{"family":"Frieske","given":"Rita"},{"family":"Yu","given":"Tiezheng"},{"family":"Su","given":"Dan"},{"family":"Xu","given":"Yan"},{"family":"Ishii","given":"Etsuko"},{"family":"Bang","given":"Yejin"},{"family":"Chen","given":"Delong"},{"family":"Dai","given":"Wenliang"},{"family":"Chan","given":"Ho Shu"},{"family":"Madotto","given":"Andrea"},{"family":"Fung","given":"Pascale"}],"accessed":{"date-parts":[["2026",4,29]]},"issued":{"date-parts":[["2022",2,8]]}}}],"schema":"https://github.com/citation-style-language/schema/raw/master/csl-citation.json"} </w:instrText>
       </w:r>
       <w:r>
         <w:fldChar w:fldCharType="separate"/>
@@ -5341,17 +5747,17 @@
     </w:p>
     <w:p>
       <w:pPr>
-        <w:pStyle w:val="Heading2"/>
-      </w:pPr>
-      <w:bookmarkStart w:id="28" w:name="_Toc234515175"/>
-      <w:bookmarkStart w:id="29" w:name="_Ref234590689"/>
-      <w:bookmarkStart w:id="30" w:name="_Ref234595449"/>
+        <w:pStyle w:val="Titre2"/>
+      </w:pPr>
+      <w:bookmarkStart w:id="30" w:name="_Ref234590689"/>
+      <w:bookmarkStart w:id="31" w:name="_Ref234595449"/>
+      <w:bookmarkStart w:id="32" w:name="_Toc234847311"/>
       <w:r>
         <w:t>L’origine du RAG</w:t>
       </w:r>
-      <w:bookmarkEnd w:id="28"/>
-      <w:bookmarkEnd w:id="29"/>
       <w:bookmarkEnd w:id="30"/>
+      <w:bookmarkEnd w:id="31"/>
+      <w:bookmarkEnd w:id="32"/>
     </w:p>
     <w:p>
       <w:pPr>
@@ -5405,7 +5811,7 @@
       </w:r>
       <w:r>
         <w:rPr>
-          <w:rStyle w:val="FootnoteReference"/>
+          <w:rStyle w:val="Appelnotedebasdep"/>
         </w:rPr>
         <w:footnoteReference w:id="11"/>
       </w:r>
@@ -5435,7 +5841,7 @@
       </w:r>
       <w:r>
         <w:rPr>
-          <w:rStyle w:val="FootnoteReference"/>
+          <w:rStyle w:val="Appelnotedebasdep"/>
         </w:rPr>
         <w:footnoteReference w:id="12"/>
       </w:r>
@@ -5454,7 +5860,7 @@
         <w:fldChar w:fldCharType="begin"/>
       </w:r>
       <w:r>
-        <w:instrText xml:space="preserve"> ADDIN ZOTERO_ITEM CSL_CITATION {"citationID":"kJYV8CA4","properties":{"formattedCitation":"(Guu et al.\\uc0\\u160{}2020)","plainCitation":"(Guu et al. 2020)","noteIndex":0},"citationItems":[{"id":388,"uris":["http://zotero.org/users/19717110/items/TFM9I89R"],"itemData":{"id":388,"type":"webpage","abstract":"Language model pre-training has been shown to capture a surprising amount of world knowledge, crucial for NLP tasks such as question answering. However, this knowledge is stored implicitly in the parameters of a neural network, requiring ever-larger networks to cover more facts. To capture knowledge in a more modular and interpretable way, we augment language model pre-training with a latent knowledge retriever, which allows the model to retrieve and attend over documents from a large corpus such as Wikipedia, used during pre-training, fine-tuning and inference. For the first time, we show how to pre-train such a knowledge retriever in an unsupervised manner, using masked language modeling as the learning signal and backpropagating through a retrieval step that considers millions of documents. We demonstrate the effectiveness of Retrieval-Augmented Language Model pre-training (REALM) by fine-tuning on the challenging task of Open-domain Question Answering (Open-QA). We compare against state-of-the-art models for both explicit and implicit knowledge storage on three popular Open-QA benchmarks, and find that we outperform all previous methods by a significant margin (4-16% absolute accuracy), while also providing qualitative benefits such as interpretability and modularity.","container-title":"arXiv.org","DOI":"10.48550/arXiv.2002.08909","language":"en","title":"REALM: Retrieval-Augmented Language Model Pre-Training","title-short":"REALM","URL":"https://arxiv.org/abs/2002.08909v1","author":[{"family":"Guu","given":"Kelvin"},{"family":"Lee","given":"Kenton"},{"family":"Tung","given":"Zora"},{"family":"Pasupat","given":"Panupong"},{"family":"Chang","given":"Ming-Wei"}],"accessed":{"date-parts":[["2026",4,29]]},"issued":{"date-parts":[["2020",2,10]]}}}],"schema":"https://github.com/citation-style-language/schema/raw/master/csl-citation.json"} </w:instrText>
+        <w:instrText xml:space="preserve"> ADDIN ZOTERO_ITEM CSL_CITATION {"citationID":"kJYV8CA4","properties":{"formattedCitation":"(Guu et al.\\uc0\\u160{}2020)","plainCitation":"(Guu et al. 2020)","noteIndex":0},"citationItems":[{"id":388,"uris":["http://zotero.org/users/19717110/items/TFM9I89R"],"itemData":{"id":388,"type":"article","abstract":"Language model pre-training has been shown to capture a surprising amount of world knowledge, crucial for NLP tasks such as question answering. However, this knowledge is stored implicitly in the parameters of a neural network, requiring ever-larger networks to cover more facts. To capture knowledge in a more modular and interpretable way, we augment language model pre-training with a latent knowledge retriever, which allows the model to retrieve and attend over documents from a large corpus such as Wikipedia, used during pre-training, fine-tuning and inference. For the first time, we show how to pre-train such a knowledge retriever in an unsupervised manner, using masked language modeling as the learning signal and backpropagating through a retrieval step that considers millions of documents. We demonstrate the effectiveness of Retrieval-Augmented Language Model pre-training (REALM) by fine-tuning on the challenging task of Open-domain Question Answering (Open-QA). We compare against state-of-the-art models for both explicit and implicit knowledge storage on three popular Open-QA benchmarks, and find that we outperform all previous methods by a significant margin (4-16% absolute accuracy), while also providing qualitative benefits such as interpretability and modularity.","DOI":"10.48550/arXiv.2002.08909","language":"en","number":"arXiv.2002.08909","publisher":"arXiv","title":"REALM: Retrieval-Augmented Language Model Pre-Training","title-short":"REALM","URL":"https://arxiv.org/abs/2002.08909","author":[{"family":"Guu","given":"Kelvin"},{"family":"Lee","given":"Kenton"},{"family":"Tung","given":"Zora"},{"family":"Pasupat","given":"Panupong"},{"family":"Chang","given":"Ming-Wei"}],"accessed":{"date-parts":[["2026",4,29]]},"issued":{"date-parts":[["2020",2,10]]}}}],"schema":"https://github.com/citation-style-language/schema/raw/master/csl-citation.json"} </w:instrText>
       </w:r>
       <w:r>
         <w:fldChar w:fldCharType="separate"/>
@@ -5479,7 +5885,7 @@
       </w:r>
       <w:r>
         <w:rPr>
-          <w:rStyle w:val="Emphasis"/>
+          <w:rStyle w:val="Accentuation"/>
         </w:rPr>
         <w:t>dans l'entraînement même</w:t>
       </w:r>
@@ -5510,215 +5916,197 @@
       </w:r>
       <w:r>
         <w:rPr>
-          <w:rStyle w:val="FootnoteReference"/>
+          <w:rStyle w:val="Appelnotedebasdep"/>
+        </w:rPr>
+        <w:footnoteReference w:id="13"/>
+      </w:r>
+      <w:r>
+        <w:t xml:space="preserve"> de question-réponse en domaine ouvert</w:t>
+      </w:r>
+      <w:r>
+        <w:rPr>
+          <w:rStyle w:val="Appelnotedebasdep"/>
+        </w:rPr>
+        <w:footnoteReference w:id="14"/>
+      </w:r>
+      <w:r>
+        <w:t>, REALM dépasse toutes les méthodes antérieures avec des gains de 4 à 16 points de précision absolue, autrement dit, sur cent questions posées, il répond correctement à quatre à seize questions de plus que le meilleur système qui le précédait. Les auteurs soulignent en outre deux bénéfices qualitatifs</w:t>
+      </w:r>
+      <w:r>
+        <w:t> :</w:t>
+      </w:r>
+      <w:r>
+        <w:t xml:space="preserve"> l'interprétabilité, puisque l'on voit quels documents le modèle a consultés, et la modularité, puisque le corpus peut évoluer indépendamment du modèle </w:t>
+      </w:r>
+      <w:r>
+        <w:fldChar w:fldCharType="begin"/>
+      </w:r>
+      <w:r>
+        <w:instrText xml:space="preserve"> ADDIN ZOTERO_ITEM CSL_CITATION {"citationID":"Attkbqml","properties":{"formattedCitation":"(Guu et al.\\uc0\\u160{}2020)","plainCitation":"(Guu et al. 2020)","noteIndex":0},"citationItems":[{"id":388,"uris":["http://zotero.org/users/19717110/items/TFM9I89R"],"itemData":{"id":388,"type":"article","abstract":"Language model pre-training has been shown to capture a surprising amount of world knowledge, crucial for NLP tasks such as question answering. However, this knowledge is stored implicitly in the parameters of a neural network, requiring ever-larger networks to cover more facts. To capture knowledge in a more modular and interpretable way, we augment language model pre-training with a latent knowledge retriever, which allows the model to retrieve and attend over documents from a large corpus such as Wikipedia, used during pre-training, fine-tuning and inference. For the first time, we show how to pre-train such a knowledge retriever in an unsupervised manner, using masked language modeling as the learning signal and backpropagating through a retrieval step that considers millions of documents. We demonstrate the effectiveness of Retrieval-Augmented Language Model pre-training (REALM) by fine-tuning on the challenging task of Open-domain Question Answering (Open-QA). We compare against state-of-the-art models for both explicit and implicit knowledge storage on three popular Open-QA benchmarks, and find that we outperform all previous methods by a significant margin (4-16% absolute accuracy), while also providing qualitative benefits such as interpretability and modularity.","DOI":"10.48550/arXiv.2002.08909","language":"en","number":"arXiv.2002.08909","publisher":"arXiv","title":"REALM: Retrieval-Augmented Language Model Pre-Training","title-short":"REALM","URL":"https://arxiv.org/abs/2002.08909","author":[{"family":"Guu","given":"Kelvin"},{"family":"Lee","given":"Kenton"},{"family":"Tung","given":"Zora"},{"family":"Pasupat","given":"Panupong"},{"family":"Chang","given":"Ming-Wei"}],"accessed":{"date-parts":[["2026",4,29]]},"issued":{"date-parts":[["2020",2,10]]}}}],"schema":"https://github.com/citation-style-language/schema/raw/master/csl-citation.json"} </w:instrText>
+      </w:r>
+      <w:r>
+        <w:fldChar w:fldCharType="separate"/>
+      </w:r>
+      <w:r>
+        <w:rPr>
+          <w:rFonts w:cs="Arial"/>
+        </w:rPr>
+        <w:t>(Guu et al. 2020)</w:t>
+      </w:r>
+      <w:r>
+        <w:fldChar w:fldCharType="end"/>
+      </w:r>
+      <w:r>
+        <w:t>.</w:t>
+      </w:r>
+    </w:p>
+    <w:p>
+      <w:pPr>
+        <w:pStyle w:val="CorpsdeText"/>
+      </w:pPr>
+      <w:r>
+        <w:t>Le deuxième jalon, quelques mois plus tard, donne son nom au domaine</w:t>
+      </w:r>
+      <w:r>
+        <w:t> :</w:t>
+      </w:r>
+      <w:r>
+        <w:t xml:space="preserve"> </w:t>
+      </w:r>
+      <w:r>
+        <w:rPr>
+          <w:rStyle w:val="Accentuation"/>
+        </w:rPr>
+        <w:t>Retrieval-Augmented Generation</w:t>
+      </w:r>
+      <w:r>
+        <w:t xml:space="preserve"> </w:t>
+      </w:r>
+      <w:r>
+        <w:fldChar w:fldCharType="begin"/>
+      </w:r>
+      <w:r>
+        <w:instrText xml:space="preserve"> ADDIN ZOTERO_ITEM CSL_CITATION {"citationID":"2pxYNb5m","properties":{"formattedCitation":"(Lewis et al.\\uc0\\u160{}2020)","plainCitation":"(Lewis et al. 2020)","noteIndex":0},"citationItems":[{"id":26,"uris":["http://zotero.org/users/19717110/items/Z5T25AV3"],"itemData":{"id":26,"type":"article","abstract":"Large pre-trained language models have been shown to store factual knowledge in their parameters, and achieve state-of-the-art results when fine-tuned on downstream NLP tasks. However, their ability to access and precisely manipulate knowledge is still limited, and hence on knowledge-intensive tasks, their performance lags behind task-specific architectures. Additionally, providing provenance for their decisions and updating their world knowledge remain open research problems. Pre-trained models with a differentiable access mechanism to explicit non-parametric memory can overcome this issue, but have so far been only investigated for extractive downstream tasks. We explore a general-purpose fine-tuning recipe for retrieval-augmented generation (RAG) -- models which combine pre-trained parametric and non-parametric memory for language generation. We introduce RAG models where the parametric memory is a pre-trained seq2seq model and the non-parametric memory is a dense vector index of Wikipedia, accessed with a pre-trained neural retriever. We compare two RAG formulations, one which conditions on the same retrieved passages across the whole generated sequence, the other can use different passages per token. We fine-tune and evaluate our models on a wide range of knowledge-intensive NLP tasks and set the state-of-the-art on three open domain QA tasks, outperforming parametric seq2seq models and task-specific retrieve-and-extract architectures. For language generation tasks, we find that RAG models generate more specific, diverse and factual language than a state-of-the-art parametric-only seq2seq baseline.","DOI":"10.48550/arXiv.2005.11401","note":"arXiv:2005.11401 [cs]","number":"arXiv:2005.11401","publisher":"arXiv","source":"arXiv.org","title":"Retrieval-Augmented Generation for Knowledge-Intensive NLP Tasks","URL":"http://arxiv.org/abs/2005.11401","author":[{"family":"Lewis","given":"Patrick"},{"family":"Perez","given":"Ethan"},{"family":"Piktus","given":"Aleksandra"},{"family":"Petroni","given":"Fabio"},{"family":"Karpukhin","given":"Vladimir"},{"family":"Goyal","given":"Naman"},{"family":"Küttler","given":"Heinrich"},{"family":"Lewis","given":"Mike"},{"family":"Yih","given":"Wen-tau"},{"family":"Rocktäschel","given":"Tim"},{"family":"Riedel","given":"Sebastian"},{"family":"Kiela","given":"Douwe"}],"accessed":{"date-parts":[["2026",3,19]]},"issued":{"date-parts":[["2020",5,22]]}}}],"schema":"https://github.com/citation-style-language/schema/raw/master/csl-citation.json"} </w:instrText>
+      </w:r>
+      <w:r>
+        <w:fldChar w:fldCharType="separate"/>
+      </w:r>
+      <w:r>
+        <w:rPr>
+          <w:rFonts w:cs="Arial"/>
+        </w:rPr>
+        <w:t>(Lewis et al. 2020)</w:t>
+      </w:r>
+      <w:r>
+        <w:fldChar w:fldCharType="end"/>
+      </w:r>
+      <w:r>
+        <w:t xml:space="preserve">. L'apport conceptuel central de cet article est une distinction que tout le reste du mémoire mobilisera, celle des deux mémoires d'un système. La </w:t>
+      </w:r>
+      <w:r>
+        <w:rPr>
+          <w:rStyle w:val="lev"/>
+        </w:rPr>
+        <w:t>mémoire paramétrique</w:t>
+      </w:r>
+      <w:r>
+        <w:t xml:space="preserve"> est celle que le modèle porte en lui</w:t>
+      </w:r>
+      <w:r>
+        <w:t> :</w:t>
+      </w:r>
+      <w:r>
+        <w:t xml:space="preserve"> tout ce qu'il a retenu de son entraînement, stocké dans ses paramètres</w:t>
+      </w:r>
+      <w:r>
+        <w:t>.</w:t>
+      </w:r>
+      <w:r>
+        <w:t xml:space="preserve"> </w:t>
+      </w:r>
+      <w:r>
+        <w:t>C</w:t>
+      </w:r>
+      <w:r>
+        <w:t xml:space="preserve">'est, pour reprendre une image simple, ce qu'il sait </w:t>
+      </w:r>
+      <w:r>
+        <w:rPr>
           <w:i/>
           <w:iCs/>
         </w:rPr>
-        <w:footnoteReference w:id="13"/>
-      </w:r>
-      <w:r>
-        <w:t xml:space="preserve"> de question-réponse en domaine ouvert</w:t>
-      </w:r>
-      <w:r>
-        <w:rPr>
-          <w:rStyle w:val="FootnoteReference"/>
-        </w:rPr>
-        <w:footnoteReference w:id="14"/>
-      </w:r>
-      <w:r>
-        <w:t>, REALM dépasse toutes les méthodes antérieures avec des gains de 4 à 16 points de précision absolue, autrement dit, sur cent questions posées, il répond correctement à quatre à seize questions de plus que le meilleur système qui le précédait. Les auteurs soulignent en outre deux bénéfices qualitatifs</w:t>
-      </w:r>
-      <w:r>
-        <w:t> :</w:t>
-      </w:r>
-      <w:r>
-        <w:t xml:space="preserve"> l'interprétabilité, puisque l'on voit quels documents le modèle a consultés, et la modularité, puisque le corpus peut évoluer indépendamment du modèle </w:t>
-      </w:r>
-      <w:r>
-        <w:fldChar w:fldCharType="begin"/>
-      </w:r>
-      <w:r>
-        <w:instrText xml:space="preserve"> ADDIN ZOTERO_ITEM CSL_CITATION {"citationID":"Attkbqml","properties":{"formattedCitation":"(Guu et al.\\uc0\\u160{}2020)","plainCitation":"(Guu et al. 2020)","noteIndex":0},"citationItems":[{"id":388,"uris":["http://zotero.org/users/19717110/items/TFM9I89R"],"itemData":{"id":388,"type":"webpage","abstract":"Language model pre-training has been shown to capture a surprising amount of world knowledge, crucial for NLP tasks such as question answering. However, this knowledge is stored implicitly in the parameters of a neural network, requiring ever-larger networks to cover more facts. To capture knowledge in a more modular and interpretable way, we augment language model pre-training with a latent knowledge retriever, which allows the model to retrieve and attend over documents from a large corpus such as Wikipedia, used during pre-training, fine-tuning and inference. For the first time, we show how to pre-train such a knowledge retriever in an unsupervised manner, using masked language modeling as the learning signal and backpropagating through a retrieval step that considers millions of documents. We demonstrate the effectiveness of Retrieval-Augmented Language Model pre-training (REALM) by fine-tuning on the challenging task of Open-domain Question Answering (Open-QA). We compare against state-of-the-art models for both explicit and implicit knowledge storage on three popular Open-QA benchmarks, and find that we outperform all previous methods by a significant margin (4-16% absolute accuracy), while also providing qualitative benefits such as interpretability and modularity.","container-title":"arXiv.org","DOI":"10.48550/arXiv.2002.08909","language":"en","title":"REALM: Retrieval-Augmented Language Model Pre-Training","title-short":"REALM","URL":"https://arxiv.org/abs/2002.08909v1","author":[{"family":"Guu","given":"Kelvin"},{"family":"Lee","given":"Kenton"},{"family":"Tung","given":"Zora"},{"family":"Pasupat","given":"Panupong"},{"family":"Chang","given":"Ming-Wei"}],"accessed":{"date-parts":[["2026",4,29]]},"issued":{"date-parts":[["2020",2,10]]}}}],"schema":"https://github.com/citation-style-language/schema/raw/master/csl-citation.json"} </w:instrText>
-      </w:r>
-      <w:r>
-        <w:fldChar w:fldCharType="separate"/>
-      </w:r>
-      <w:r>
-        <w:rPr>
-          <w:rFonts w:cs="Arial"/>
-        </w:rPr>
-        <w:t>(Guu et al. 2020)</w:t>
-      </w:r>
-      <w:r>
-        <w:fldChar w:fldCharType="end"/>
-      </w:r>
-      <w:r>
-        <w:t>.</w:t>
-      </w:r>
-    </w:p>
-    <w:p>
-      <w:pPr>
-        <w:pStyle w:val="CorpsdeText"/>
-      </w:pPr>
-      <w:r>
-        <w:t>Le deuxième jalon, quelques mois plus tard, donne son nom au domaine</w:t>
-      </w:r>
-      <w:r>
-        <w:t> :</w:t>
-      </w:r>
-      <w:r>
-        <w:t xml:space="preserve"> </w:t>
-      </w:r>
-      <w:proofErr w:type="spellStart"/>
-      <w:r>
-        <w:rPr>
-          <w:rStyle w:val="Emphasis"/>
-        </w:rPr>
-        <w:t>Retrieval-Augmented</w:t>
-      </w:r>
-      <w:proofErr w:type="spellEnd"/>
-      <w:r>
-        <w:rPr>
-          <w:rStyle w:val="Emphasis"/>
-        </w:rPr>
-        <w:t xml:space="preserve"> </w:t>
-      </w:r>
-      <w:proofErr w:type="spellStart"/>
-      <w:r>
-        <w:rPr>
-          <w:rStyle w:val="Emphasis"/>
-        </w:rPr>
-        <w:t>Generation</w:t>
-      </w:r>
-      <w:proofErr w:type="spellEnd"/>
-      <w:r>
-        <w:t xml:space="preserve"> </w:t>
-      </w:r>
-      <w:r>
-        <w:fldChar w:fldCharType="begin"/>
-      </w:r>
-      <w:r>
-        <w:instrText xml:space="preserve"> ADDIN ZOTERO_ITEM CSL_CITATION {"citationID":"2pxYNb5m","properties":{"formattedCitation":"(Lewis et al.\\uc0\\u160{}2020)","plainCitation":"(Lewis et al. 2020)","noteIndex":0},"citationItems":[{"id":26,"uris":["http://zotero.org/users/19717110/items/Z5T25AV3"],"itemData":{"id":26,"type":"article","abstract":"Large pre-trained language models have been shown to store factual knowledge in their parameters, and achieve state-of-the-art results when fine-tuned on downstream NLP tasks. However, their ability to access and precisely manipulate knowledge is still limited, and hence on knowledge-intensive tasks, their performance lags behind task-specific architectures. Additionally, providing provenance for their decisions and updating their world knowledge remain open research problems. Pre-trained models with a differentiable access mechanism to explicit non-parametric memory can overcome this issue, but have so far been only investigated for extractive downstream tasks. We explore a general-purpose fine-tuning recipe for retrieval-augmented generation (RAG) -- models which combine pre-trained parametric and non-parametric memory for language generation. We introduce RAG models where the parametric memory is a pre-trained seq2seq model and the non-parametric memory is a dense vector index of Wikipedia, accessed with a pre-trained neural retriever. We compare two RAG formulations, one which conditions on the same retrieved passages across the whole generated sequence, the other can use different passages per token. We fine-tune and evaluate our models on a wide range of knowledge-intensive NLP tasks and set the state-of-the-art on three open domain QA tasks, outperforming parametric seq2seq models and task-specific retrieve-and-extract architectures. For language generation tasks, we find that RAG models generate more specific, diverse and factual language than a state-of-the-art parametric-only seq2seq baseline.","DOI":"10.48550/arXiv.2005.11401","note":"arXiv:2005.11401 [cs]","number":"arXiv:2005.11401","publisher":"arXiv","source":"arXiv.org","title":"Retrieval-Augmented Generation for Knowledge-Intensive NLP Tasks","URL":"http://arxiv.org/abs/2005.11401","author":[{"family":"Lewis","given":"Patrick"},{"family":"Perez","given":"Ethan"},{"family":"Piktus","given":"Aleksandra"},{"family":"Petroni","given":"Fabio"},{"family":"Karpukhin","given":"Vladimir"},{"family":"Goyal","given":"Naman"},{"family":"Küttler","given":"Heinrich"},{"family":"Lewis","given":"Mike"},{"family":"Yih","given":"Wen-tau"},{"family":"Rocktäschel","given":"Tim"},{"family":"Riedel","given":"Sebastian"},{"family":"Kiela","given":"Douwe"}],"accessed":{"date-parts":[["2026",3,19]]},"issued":{"date-parts":[["2020",5,22]]}}}],"schema":"https://github.com/citation-style-language/schema/raw/master/csl-citation.json"} </w:instrText>
-      </w:r>
-      <w:r>
-        <w:fldChar w:fldCharType="separate"/>
-      </w:r>
-      <w:r>
-        <w:rPr>
-          <w:rFonts w:cs="Arial"/>
-        </w:rPr>
-        <w:t>(Lewis et al. 2020)</w:t>
-      </w:r>
-      <w:r>
-        <w:fldChar w:fldCharType="end"/>
-      </w:r>
-      <w:r>
-        <w:t xml:space="preserve">. L'apport conceptuel central de cet article est une distinction que tout le reste du mémoire mobilisera, celle des deux mémoires d'un système. La </w:t>
-      </w:r>
-      <w:r>
-        <w:rPr>
-          <w:rStyle w:val="Strong"/>
-        </w:rPr>
-        <w:t>mémoire paramétrique</w:t>
-      </w:r>
-      <w:r>
-        <w:t xml:space="preserve"> est celle que le modèle porte en lui</w:t>
-      </w:r>
-      <w:r>
-        <w:t> :</w:t>
-      </w:r>
-      <w:r>
-        <w:t xml:space="preserve"> tout ce qu'il a retenu de son entraînement, stocké dans ses paramètres</w:t>
-      </w:r>
-      <w:r>
-        <w:t>.</w:t>
-      </w:r>
-      <w:r>
-        <w:t xml:space="preserve"> </w:t>
-      </w:r>
-      <w:r>
-        <w:t>C</w:t>
-      </w:r>
-      <w:r>
-        <w:t xml:space="preserve">'est, pour reprendre une image simple, ce qu'il sait </w:t>
+        <w:t>« </w:t>
+      </w:r>
+      <w:r>
+        <w:rPr>
+          <w:rStyle w:val="Accentuation"/>
+          <w:i w:val="0"/>
+          <w:iCs w:val="0"/>
+        </w:rPr>
+        <w:t>par cœur</w:t>
+      </w:r>
+      <w:r>
+        <w:rPr>
+          <w:rStyle w:val="Accentuation"/>
+          <w:i w:val="0"/>
+          <w:iCs w:val="0"/>
+        </w:rPr>
+        <w:t> »</w:t>
       </w:r>
       <w:r>
         <w:rPr>
           <w:i/>
           <w:iCs/>
         </w:rPr>
+        <w:t>.</w:t>
+      </w:r>
+      <w:r>
+        <w:t xml:space="preserve"> La </w:t>
+      </w:r>
+      <w:r>
+        <w:rPr>
+          <w:rStyle w:val="lev"/>
+        </w:rPr>
+        <w:t>mémoire non paramétrique</w:t>
+      </w:r>
+      <w:r>
+        <w:t xml:space="preserve"> est extérieure au modèle</w:t>
+      </w:r>
+      <w:r>
+        <w:t> :</w:t>
+      </w:r>
+      <w:r>
+        <w:t xml:space="preserve"> un index de documents, en l'occurrence des millions de passages de Wikipédia convertis en vecteurs, que le système consulte au moment de répondre</w:t>
+      </w:r>
+      <w:r>
+        <w:t> :</w:t>
+      </w:r>
+      <w:r>
+        <w:t xml:space="preserve"> </w:t>
+      </w:r>
+      <w:r>
         <w:t>« </w:t>
       </w:r>
       <w:r>
-        <w:rPr>
-          <w:rStyle w:val="Emphasis"/>
+        <w:t xml:space="preserve">le classeur qu'il peut </w:t>
+      </w:r>
+      <w:r>
+        <w:rPr>
+          <w:rStyle w:val="Accentuation"/>
           <w:i w:val="0"/>
           <w:iCs w:val="0"/>
         </w:rPr>
-        <w:t>par cœur</w:t>
-      </w:r>
-      <w:r>
-        <w:rPr>
-          <w:rStyle w:val="Emphasis"/>
+        <w:t>ouvrir</w:t>
+      </w:r>
+      <w:r>
+        <w:rPr>
+          <w:rStyle w:val="Accentuation"/>
           <w:i w:val="0"/>
           <w:iCs w:val="0"/>
         </w:rPr>
         <w:t> »</w:t>
       </w:r>
       <w:r>
-        <w:rPr>
-          <w:i/>
-          <w:iCs/>
-        </w:rPr>
-        <w:t>.</w:t>
-      </w:r>
-      <w:r>
-        <w:t xml:space="preserve"> La </w:t>
-      </w:r>
-      <w:r>
-        <w:rPr>
-          <w:rStyle w:val="Strong"/>
-        </w:rPr>
-        <w:t>mémoire non paramétrique</w:t>
-      </w:r>
-      <w:r>
-        <w:t xml:space="preserve"> est extérieure au modèle</w:t>
-      </w:r>
-      <w:r>
-        <w:t> :</w:t>
-      </w:r>
-      <w:r>
-        <w:t xml:space="preserve"> un index de documents, en l'occurrence des millions de passages de Wikipédia convertis en vecteurs, que le système consulte au moment de répondre</w:t>
-      </w:r>
-      <w:r>
-        <w:t> :</w:t>
-      </w:r>
-      <w:r>
-        <w:t xml:space="preserve"> </w:t>
-      </w:r>
-      <w:r>
-        <w:t>« </w:t>
-      </w:r>
-      <w:r>
-        <w:t xml:space="preserve">le classeur qu'il peut </w:t>
-      </w:r>
-      <w:r>
-        <w:rPr>
-          <w:rStyle w:val="Emphasis"/>
-          <w:i w:val="0"/>
-          <w:iCs w:val="0"/>
-        </w:rPr>
-        <w:t>ouvrir</w:t>
-      </w:r>
-      <w:r>
-        <w:rPr>
-          <w:rStyle w:val="Emphasis"/>
-          <w:i w:val="0"/>
-          <w:iCs w:val="0"/>
-        </w:rPr>
-        <w:t> »</w:t>
-      </w:r>
-      <w:r>
         <w:t xml:space="preserve">. La </w:t>
       </w:r>
       <w:r>
@@ -5766,7 +6154,7 @@
       </w:r>
       <w:r>
         <w:rPr>
-          <w:rStyle w:val="FootnoteReference"/>
+          <w:rStyle w:val="Appelnotedebasdep"/>
         </w:rPr>
         <w:footnoteReference w:id="15"/>
       </w:r>
@@ -5779,11 +6167,11 @@
     </w:p>
     <w:p>
       <w:pPr>
-        <w:pStyle w:val="Caption"/>
+        <w:pStyle w:val="Lgende"/>
         <w:keepNext/>
       </w:pPr>
-      <w:bookmarkStart w:id="31" w:name="_Ref234576711"/>
-      <w:bookmarkStart w:id="32" w:name="_Toc234584184"/>
+      <w:bookmarkStart w:id="33" w:name="_Ref234576711"/>
+      <w:bookmarkStart w:id="34" w:name="_Toc234843282"/>
       <w:r>
         <w:t xml:space="preserve">Figure </w:t>
       </w:r>
@@ -5806,14 +6194,14 @@
           <w:t>4</w:t>
         </w:r>
       </w:fldSimple>
-      <w:bookmarkEnd w:id="31"/>
+      <w:bookmarkEnd w:id="33"/>
       <w:r>
         <w:t> :</w:t>
       </w:r>
       <w:r>
         <w:t xml:space="preserve"> Mémoire paramétrique et mémoire non paramétrique</w:t>
       </w:r>
-      <w:bookmarkEnd w:id="32"/>
+      <w:bookmarkEnd w:id="34"/>
     </w:p>
     <w:p>
       <w:pPr>
@@ -5898,384 +6286,374 @@
           <w:b/>
           <w:bCs/>
         </w:rPr>
-        <w:t>RAG-</w:t>
-      </w:r>
-      <w:proofErr w:type="spellStart"/>
+        <w:t>RAG-Token</w:t>
+      </w:r>
+      <w:r>
+        <w:t xml:space="preserve"> peut changer de passage à chaque mot généré. </w:t>
+      </w:r>
+      <w:r>
+        <w:t>Les résultats confirment l'intérêt du procédé</w:t>
+      </w:r>
+      <w:r>
+        <w:t> :</w:t>
+      </w:r>
+      <w:r>
+        <w:t xml:space="preserve"> sur trois </w:t>
+      </w:r>
+      <w:r>
+        <w:rPr>
+          <w:i/>
+          <w:iCs/>
+        </w:rPr>
+        <w:t>benchmarks</w:t>
+      </w:r>
+      <w:r>
+        <w:t xml:space="preserve"> de question-réponse en domaine ouvert, l'architecture obtient les meilleurs résultats enregistrés jusqu'alors</w:t>
+      </w:r>
+      <w:r>
+        <w:t xml:space="preserve"> </w:t>
+      </w:r>
+      <w:r>
+        <w:t>(</w:t>
+      </w:r>
+      <w:r>
+        <w:rPr>
+          <w:i/>
+          <w:iCs/>
+        </w:rPr>
+        <w:t>state of the art</w:t>
+      </w:r>
+      <w:r>
+        <w:t>)</w:t>
+      </w:r>
+      <w:r>
+        <w:t xml:space="preserve">, et les réponses produites se révèlent plus spécifiques, plus diverses et plus factuelles que celles d'un modèle équivalent purement paramétrique </w:t>
+      </w:r>
+      <w:r>
+        <w:fldChar w:fldCharType="begin"/>
+      </w:r>
+      <w:r>
+        <w:instrText xml:space="preserve"> ADDIN ZOTERO_ITEM CSL_CITATION {"citationID":"e4d6zTJN","properties":{"formattedCitation":"(Lewis et al.\\uc0\\u160{}2020)","plainCitation":"(Lewis et al. 2020)","noteIndex":0},"citationItems":[{"id":26,"uris":["http://zotero.org/users/19717110/items/Z5T25AV3"],"itemData":{"id":26,"type":"article","abstract":"Large pre-trained language models have been shown to store factual knowledge in their parameters, and achieve state-of-the-art results when fine-tuned on downstream NLP tasks. However, their ability to access and precisely manipulate knowledge is still limited, and hence on knowledge-intensive tasks, their performance lags behind task-specific architectures. Additionally, providing provenance for their decisions and updating their world knowledge remain open research problems. Pre-trained models with a differentiable access mechanism to explicit non-parametric memory can overcome this issue, but have so far been only investigated for extractive downstream tasks. We explore a general-purpose fine-tuning recipe for retrieval-augmented generation (RAG) -- models which combine pre-trained parametric and non-parametric memory for language generation. We introduce RAG models where the parametric memory is a pre-trained seq2seq model and the non-parametric memory is a dense vector index of Wikipedia, accessed with a pre-trained neural retriever. We compare two RAG formulations, one which conditions on the same retrieved passages across the whole generated sequence, the other can use different passages per token. We fine-tune and evaluate our models on a wide range of knowledge-intensive NLP tasks and set the state-of-the-art on three open domain QA tasks, outperforming parametric seq2seq models and task-specific retrieve-and-extract architectures. For language generation tasks, we find that RAG models generate more specific, diverse and factual language than a state-of-the-art parametric-only seq2seq baseline.","DOI":"10.48550/arXiv.2005.11401","note":"arXiv:2005.11401 [cs]","number":"arXiv:2005.11401","publisher":"arXiv","source":"arXiv.org","title":"Retrieval-Augmented Generation for Knowledge-Intensive NLP Tasks","URL":"http://arxiv.org/abs/2005.11401","author":[{"family":"Lewis","given":"Patrick"},{"family":"Perez","given":"Ethan"},{"family":"Piktus","given":"Aleksandra"},{"family":"Petroni","given":"Fabio"},{"family":"Karpukhin","given":"Vladimir"},{"family":"Goyal","given":"Naman"},{"family":"Küttler","given":"Heinrich"},{"family":"Lewis","given":"Mike"},{"family":"Yih","given":"Wen-tau"},{"family":"Rocktäschel","given":"Tim"},{"family":"Riedel","given":"Sebastian"},{"family":"Kiela","given":"Douwe"}],"accessed":{"date-parts":[["2026",3,19]]},"issued":{"date-parts":[["2020",5,22]]}}}],"schema":"https://github.com/citation-style-language/schema/raw/master/csl-citation.json"} </w:instrText>
+      </w:r>
+      <w:r>
+        <w:fldChar w:fldCharType="separate"/>
+      </w:r>
+      <w:r>
+        <w:rPr>
+          <w:rFonts w:cs="Arial"/>
+        </w:rPr>
+        <w:t>(Lewis et al. 2020)</w:t>
+      </w:r>
+      <w:r>
+        <w:fldChar w:fldCharType="end"/>
+      </w:r>
+      <w:r>
+        <w:t>.</w:t>
+      </w:r>
+    </w:p>
+    <w:p>
+      <w:pPr>
+        <w:pStyle w:val="CorpsdeText"/>
+      </w:pPr>
+      <w:r>
+        <w:t xml:space="preserve">Mais la propriété la plus décisive pour </w:t>
+      </w:r>
+      <w:r>
+        <w:t>ce</w:t>
+      </w:r>
+      <w:r>
+        <w:t xml:space="preserve"> projet est ailleurs, dans une expérience que les auteurs nomment le remplacement </w:t>
+      </w:r>
+      <w:r>
+        <w:t>« </w:t>
+      </w:r>
+      <w:r>
+        <w:t>à chaud</w:t>
+      </w:r>
+      <w:r>
+        <w:t> »</w:t>
+      </w:r>
+      <w:r>
+        <w:t xml:space="preserve"> de l'index (</w:t>
+      </w:r>
+      <w:r>
+        <w:rPr>
+          <w:i/>
+          <w:iCs/>
+        </w:rPr>
+        <w:t>index hot-swapping</w:t>
+      </w:r>
+      <w:r>
+        <w:t>)</w:t>
+      </w:r>
+      <w:r>
+        <w:t>.</w:t>
+      </w:r>
+      <w:r>
+        <w:t xml:space="preserve"> </w:t>
+      </w:r>
+      <w:r>
+        <w:t>L</w:t>
+      </w:r>
+      <w:r>
+        <w:t>'expression est empruntée au matériel informatique, où elle désigne le remplacement d'un composant sans éteindre la machine.</w:t>
+      </w:r>
+      <w:r>
+        <w:t xml:space="preserve"> </w:t>
+      </w:r>
+      <w:r>
+        <w:t>Puisque la connaissance factuelle réside dans la mémoire non paramétrique, il devrait suffire de remplacer l'index pour mettre le système à jour</w:t>
+      </w:r>
+      <w:r>
+        <w:t>,</w:t>
+      </w:r>
+      <w:r>
+        <w:t xml:space="preserve"> sans toucher au modèle. Lewis et al. </w:t>
+      </w:r>
+      <w:r>
+        <w:fldChar w:fldCharType="begin"/>
+      </w:r>
+      <w:r>
+        <w:instrText xml:space="preserve"> ADDIN ZOTERO_ITEM CSL_CITATION {"citationID":"Cx3atgGt","properties":{"formattedCitation":"(2020)","plainCitation":"(2020)","noteIndex":0},"citationItems":[{"id":26,"uris":["http://zotero.org/users/19717110/items/Z5T25AV3"],"itemData":{"id":26,"type":"article","abstract":"Large pre-trained language models have been shown to store factual knowledge in their parameters, and achieve state-of-the-art results when fine-tuned on downstream NLP tasks. However, their ability to access and precisely manipulate knowledge is still limited, and hence on knowledge-intensive tasks, their performance lags behind task-specific architectures. Additionally, providing provenance for their decisions and updating their world knowledge remain open research problems. Pre-trained models with a differentiable access mechanism to explicit non-parametric memory can overcome this issue, but have so far been only investigated for extractive downstream tasks. We explore a general-purpose fine-tuning recipe for retrieval-augmented generation (RAG) -- models which combine pre-trained parametric and non-parametric memory for language generation. We introduce RAG models where the parametric memory is a pre-trained seq2seq model and the non-parametric memory is a dense vector index of Wikipedia, accessed with a pre-trained neural retriever. We compare two RAG formulations, one which conditions on the same retrieved passages across the whole generated sequence, the other can use different passages per token. We fine-tune and evaluate our models on a wide range of knowledge-intensive NLP tasks and set the state-of-the-art on three open domain QA tasks, outperforming parametric seq2seq models and task-specific retrieve-and-extract architectures. For language generation tasks, we find that RAG models generate more specific, diverse and factual language than a state-of-the-art parametric-only seq2seq baseline.","DOI":"10.48550/arXiv.2005.11401","note":"arXiv:2005.11401 [cs]","number":"arXiv:2005.11401","publisher":"arXiv","source":"arXiv.org","title":"Retrieval-Augmented Generation for Knowledge-Intensive NLP Tasks","URL":"http://arxiv.org/abs/2005.11401","author":[{"family":"Lewis","given":"Patrick"},{"family":"Perez","given":"Ethan"},{"family":"Piktus","given":"Aleksandra"},{"family":"Petroni","given":"Fabio"},{"family":"Karpukhin","given":"Vladimir"},{"family":"Goyal","given":"Naman"},{"family":"Küttler","given":"Heinrich"},{"family":"Lewis","given":"Mike"},{"family":"Yih","given":"Wen-tau"},{"family":"Rocktäschel","given":"Tim"},{"family":"Riedel","given":"Sebastian"},{"family":"Kiela","given":"Douwe"}],"accessed":{"date-parts":[["2026",3,19]]},"issued":{"date-parts":[["2020",5,22]]}},"suppress-author":true}],"schema":"https://github.com/citation-style-language/schema/raw/master/csl-citation.json"} </w:instrText>
+      </w:r>
+      <w:r>
+        <w:fldChar w:fldCharType="separate"/>
+      </w:r>
+      <w:r>
+        <w:rPr>
+          <w:rFonts w:cs="Arial"/>
+        </w:rPr>
+        <w:t>(2020)</w:t>
+      </w:r>
+      <w:r>
+        <w:fldChar w:fldCharType="end"/>
+      </w:r>
+      <w:r>
+        <w:t xml:space="preserve"> le démontrent en substituant à un index construit sur la Wikipédia de 2016 un index construit sur celle de 2018</w:t>
+      </w:r>
+      <w:r>
+        <w:t> :</w:t>
+      </w:r>
+      <w:r>
+        <w:t xml:space="preserve"> le même modèle, sans le moindre réentraînement, adapte ses réponses à la nouvelle époque. Qu'on mesure ce que cela signifie pour un assistant administratif</w:t>
+      </w:r>
+      <w:r>
+        <w:t> :</w:t>
+      </w:r>
+      <w:r>
+        <w:t xml:space="preserve"> quand un règlement genevois change, il suffit de réindexer les documents concernés pour que les </w:t>
+      </w:r>
+      <w:r>
+        <w:lastRenderedPageBreak/>
+        <w:t>réponses changent</w:t>
+      </w:r>
+      <w:r>
+        <w:t>,</w:t>
+      </w:r>
+      <w:r>
+        <w:t xml:space="preserve"> là où un modèle seul exigerait un réentraînement hors de prix, comme on l'a vu à la section </w:t>
+      </w:r>
+      <w:r>
+        <w:fldChar w:fldCharType="begin"/>
+      </w:r>
+      <w:r>
+        <w:instrText xml:space="preserve"> REF _Ref234575970 \r \h </w:instrText>
+      </w:r>
+      <w:r>
+        <w:fldChar w:fldCharType="separate"/>
+      </w:r>
+      <w:r>
+        <w:t>2.2</w:t>
+      </w:r>
+      <w:r>
+        <w:fldChar w:fldCharType="end"/>
+      </w:r>
+      <w:r>
+        <w:t>. Et puisque les passages utilisés pour répondre sont connus du système, la voie est ouverte vers des réponses qui citent leurs sources. Deux des quatre limites identifiées plus haut</w:t>
+      </w:r>
+      <w:r>
+        <w:t>,</w:t>
+      </w:r>
+      <w:r>
+        <w:t xml:space="preserve"> les connaissances figées et l'absence de traçabilité</w:t>
+      </w:r>
+      <w:r>
+        <w:t>,</w:t>
+      </w:r>
+      <w:r>
+        <w:t xml:space="preserve"> trouvent ainsi leur réponse de principe dès l'article fondateur.</w:t>
+      </w:r>
+    </w:p>
+    <w:p>
+      <w:pPr>
+        <w:pStyle w:val="CorpsdeText"/>
+      </w:pPr>
+      <w:r>
+        <w:t xml:space="preserve">Le troisième jalon, RETRO </w:t>
+      </w:r>
+      <w:r>
+        <w:fldChar w:fldCharType="begin"/>
+      </w:r>
+      <w:r>
+        <w:instrText xml:space="preserve"> ADDIN ZOTERO_ITEM CSL_CITATION {"citationID":"KS4E6MYx","properties":{"formattedCitation":"(Borgeaud et al.\\uc0\\u160{}2021)","plainCitation":"(Borgeaud et al. 2021)","noteIndex":0},"citationItems":[{"id":390,"uris":["http://zotero.org/users/19717110/items/LQU7TC3X"],"itemData":{"id":390,"type":"article","abstract":"We enhance auto-regressive language models by conditioning on document chunks retrieved from a large corpus, based on local similarity with preceding tokens. With a $2$ trillion token database, our Retrieval-Enhanced Transformer (RETRO) obtains comparable performance to GPT-3 and Jurassic-1 on the Pile, despite using 25$\\times$ fewer parameters. After fine-tuning, RETRO performance translates to downstream knowledge-intensive tasks such as question answering. RETRO combines a frozen Bert retriever, a differentiable encoder and a chunked cross-attention mechanism to predict tokens based on an order of magnitude more data than what is typically consumed during training. We typically train RETRO from scratch, yet can also rapidly RETROfit pre-trained transformers with retrieval and still achieve good performance. Our work opens up new avenues for improving language models through explicit memory at unprecedented scale.","DOI":"10.48550/arXiv.2112.04426","language":"en","number":"arXiv.2112.04426","publisher":"arXiv","title":"Improving language models by retrieving from trillions of tokens","URL":"https://arxiv.org/abs/2112.04426","author":[{"family":"Borgeaud","given":"Sebastian"},{"family":"Mensch","given":"Arthur"},{"family":"Hoffmann","given":"Jordan"},{"family":"Cai","given":"Trevor"},{"family":"Rutherford","given":"Eliza"},{"family":"Millican","given":"Katie"},{"family":"Driessche","given":"George","dropping-particle":"van den"},{"family":"Lespiau","given":"Jean-Baptiste"},{"family":"Damoc","given":"Bogdan"},{"family":"Clark","given":"Aidan"},{"family":"Casas","given":"Diego de Las"},{"family":"Guy","given":"Aurelia"},{"family":"Menick","given":"Jacob"},{"family":"Ring","given":"Roman"},{"family":"Hennigan","given":"Tom"},{"family":"Huang","given":"Saffron"},{"family":"Maggiore","given":"Loren"},{"family":"Jones","given":"Chris"},{"family":"Cassirer","given":"Albin"},{"family":"Brock","given":"Andy"},{"family":"Paganini","given":"Michela"},{"family":"Irving","given":"Geoffrey"},{"family":"Vinyals","given":"Oriol"},{"family":"Osindero","given":"Simon"},{"family":"Simonyan","given":"Karen"},{"family":"Rae","given":"Jack W."},{"family":"Elsen","given":"Erich"},{"family":"Sifre","given":"Laurent"}],"accessed":{"date-parts":[["2026",4,29]]},"issued":{"date-parts":[["2021",12,8]]}}}],"schema":"https://github.com/citation-style-language/schema/raw/master/csl-citation.json"} </w:instrText>
+      </w:r>
+      <w:r>
+        <w:fldChar w:fldCharType="separate"/>
+      </w:r>
+      <w:r>
+        <w:rPr>
+          <w:rFonts w:cs="Arial"/>
+        </w:rPr>
+        <w:t>(Borgeaud et al. 2021)</w:t>
+      </w:r>
+      <w:r>
+        <w:fldChar w:fldCharType="end"/>
+      </w:r>
+      <w:r>
+        <w:t xml:space="preserve">, apporte un enseignement d'échelle. </w:t>
+      </w:r>
+      <w:r>
+        <w:t>Ses auteurs, chercheurs chez DeepMind</w:t>
+      </w:r>
+      <w:r>
+        <w:t>,</w:t>
+      </w:r>
+      <w:r>
+        <w:t xml:space="preserve"> le laboratoire d'intelligence artificielle de Google, </w:t>
+      </w:r>
+      <w:r>
+        <w:t>pousse</w:t>
+      </w:r>
+      <w:r>
+        <w:t>nt</w:t>
+      </w:r>
+      <w:r>
+        <w:t xml:space="preserve"> </w:t>
+      </w:r>
+      <w:r>
+        <w:t xml:space="preserve">la logique du RAG à des dimensions inédites, en adossant </w:t>
+      </w:r>
+      <w:r>
+        <w:t>leur</w:t>
+      </w:r>
+      <w:r>
+        <w:t xml:space="preserve"> modèle à une base de deux mille milliards de jetons</w:t>
+      </w:r>
+      <w:r>
+        <w:rPr>
+          <w:rStyle w:val="Appelnotedebasdep"/>
+        </w:rPr>
+        <w:footnoteReference w:id="16"/>
+      </w:r>
+      <w:r>
+        <w:t xml:space="preserve"> de texte. Le résultat marquant n'est pas la taille de la base, mais ce qu'elle permet d'économiser</w:t>
+      </w:r>
+      <w:r>
+        <w:t> :</w:t>
+      </w:r>
+      <w:r>
+        <w:t xml:space="preserve"> RETRO obtient des performances comparables à celles de GPT-3 avec environ vingt-cinq fois moins de paramètres </w:t>
+      </w:r>
+      <w:r>
+        <w:fldChar w:fldCharType="begin"/>
+      </w:r>
+      <w:r>
+        <w:instrText xml:space="preserve"> ADDIN ZOTERO_ITEM CSL_CITATION {"citationID":"AX5eN37q","properties":{"formattedCitation":"(Borgeaud et al.\\uc0\\u160{}2021)","plainCitation":"(Borgeaud et al. 2021)","noteIndex":0},"citationItems":[{"id":390,"uris":["http://zotero.org/users/19717110/items/LQU7TC3X"],"itemData":{"id":390,"type":"article","abstract":"We enhance auto-regressive language models by conditioning on document chunks retrieved from a large corpus, based on local similarity with preceding tokens. With a $2$ trillion token database, our Retrieval-Enhanced Transformer (RETRO) obtains comparable performance to GPT-3 and Jurassic-1 on the Pile, despite using 25$\\times$ fewer parameters. After fine-tuning, RETRO performance translates to downstream knowledge-intensive tasks such as question answering. RETRO combines a frozen Bert retriever, a differentiable encoder and a chunked cross-attention mechanism to predict tokens based on an order of magnitude more data than what is typically consumed during training. We typically train RETRO from scratch, yet can also rapidly RETROfit pre-trained transformers with retrieval and still achieve good performance. Our work opens up new avenues for improving language models through explicit memory at unprecedented scale.","DOI":"10.48550/arXiv.2112.04426","language":"en","number":"arXiv.2112.04426","publisher":"arXiv","title":"Improving language models by retrieving from trillions of tokens","URL":"https://arxiv.org/abs/2112.04426","author":[{"family":"Borgeaud","given":"Sebastian"},{"family":"Mensch","given":"Arthur"},{"family":"Hoffmann","given":"Jordan"},{"family":"Cai","given":"Trevor"},{"family":"Rutherford","given":"Eliza"},{"family":"Millican","given":"Katie"},{"family":"Driessche","given":"George","dropping-particle":"van den"},{"family":"Lespiau","given":"Jean-Baptiste"},{"family":"Damoc","given":"Bogdan"},{"family":"Clark","given":"Aidan"},{"family":"Casas","given":"Diego de Las"},{"family":"Guy","given":"Aurelia"},{"family":"Menick","given":"Jacob"},{"family":"Ring","given":"Roman"},{"family":"Hennigan","given":"Tom"},{"family":"Huang","given":"Saffron"},{"family":"Maggiore","given":"Loren"},{"family":"Jones","given":"Chris"},{"family":"Cassirer","given":"Albin"},{"family":"Brock","given":"Andy"},{"family":"Paganini","given":"Michela"},{"family":"Irving","given":"Geoffrey"},{"family":"Vinyals","given":"Oriol"},{"family":"Osindero","given":"Simon"},{"family":"Simonyan","given":"Karen"},{"family":"Rae","given":"Jack W."},{"family":"Elsen","given":"Erich"},{"family":"Sifre","given":"Laurent"}],"accessed":{"date-parts":[["2026",4,29]]},"issued":{"date-parts":[["2021",12,8]]}}}],"schema":"https://github.com/citation-style-language/schema/raw/master/csl-citation.json"} </w:instrText>
+      </w:r>
+      <w:r>
+        <w:fldChar w:fldCharType="separate"/>
+      </w:r>
+      <w:r>
+        <w:rPr>
+          <w:rFonts w:cs="Arial"/>
+        </w:rPr>
+        <w:t>(Borgeaud et al. 2021)</w:t>
+      </w:r>
+      <w:r>
+        <w:fldChar w:fldCharType="end"/>
+      </w:r>
+      <w:r>
+        <w:t>. Autrement dit, un modèle beaucoup plus petit rivalise avec un géant, dès lors qu'il peut s'appuyer sur une bonne mémoire externe. La leçon dépasse le cadre académique</w:t>
+      </w:r>
+      <w:r>
+        <w:t> :</w:t>
+      </w:r>
+      <w:r>
+        <w:t xml:space="preserve"> elle suggère qu'un projet aux moyens modestes n'a pas besoin d'un modèle énorme pour offrir des réponses de qualité, pourvu que sa base documentaire soit bien construite. Pour Ge-Trouve, qui vise un déploiement sur un serveur virtuel aux ressources limitées, cet enseignement pèsera lourd dans les choix des chapitres suivants.</w:t>
+      </w:r>
+    </w:p>
+    <w:p>
+      <w:pPr>
+        <w:pStyle w:val="CorpsdeText"/>
+      </w:pPr>
+      <w:r>
+        <w:t>En l'espace de deux ans, le principe est donc posé et validé</w:t>
+      </w:r>
+      <w:r>
+        <w:t> :</w:t>
+      </w:r>
+      <w:r>
+        <w:t xml:space="preserve"> coupler un générateur à une mémoire documentaire externe produit des réponses plus factuelles, actualisables par simple remplacement de l'index, et traçables jusqu'aux passages utilisés. Reste à comprendre comment un système RAG fonctionne concrètement, étape par étape, de l'indexation des documents jusqu'à la génération de la réponse</w:t>
+      </w:r>
+      <w:r>
+        <w:t> :</w:t>
+      </w:r>
+      <w:r>
+        <w:t xml:space="preserve"> c'est l'objet de la section suivante.</w:t>
+      </w:r>
+    </w:p>
+    <w:p>
+      <w:pPr>
+        <w:pStyle w:val="Titre2"/>
+      </w:pPr>
+      <w:bookmarkStart w:id="35" w:name="_Ref234590697"/>
+      <w:bookmarkStart w:id="36" w:name="_Ref234842007"/>
+      <w:bookmarkStart w:id="37" w:name="_Toc234847312"/>
+      <w:r>
+        <w:t>Le pipeline RAG classique</w:t>
+      </w:r>
+      <w:bookmarkEnd w:id="35"/>
+      <w:bookmarkEnd w:id="36"/>
+      <w:bookmarkEnd w:id="37"/>
+    </w:p>
+    <w:p>
+      <w:pPr>
+        <w:pStyle w:val="CorpsdeText"/>
+      </w:pPr>
+      <w:r>
+        <w:t>La section précédente a établi le principe</w:t>
+      </w:r>
+      <w:r>
+        <w:t> :</w:t>
+      </w:r>
+      <w:r>
+        <w:t xml:space="preserve"> coupler un générateur à une mémoire documentaire externe. Reste à voir comment ce principe se traduit en un système concret. La littérature décrit le fonctionnement d'un RAG moderne comme un enchaînement de trois étapes, </w:t>
+      </w:r>
       <w:r>
         <w:rPr>
           <w:b/>
           <w:bCs/>
         </w:rPr>
-        <w:t>Token</w:t>
-      </w:r>
-      <w:proofErr w:type="spellEnd"/>
-      <w:r>
-        <w:t xml:space="preserve"> peut changer de passage à chaque mot généré. </w:t>
-      </w:r>
-      <w:r>
-        <w:t>Les résultats confirment l'intérêt du procédé</w:t>
-      </w:r>
-      <w:r>
-        <w:t> :</w:t>
-      </w:r>
-      <w:r>
-        <w:t xml:space="preserve"> sur trois </w:t>
-      </w:r>
-      <w:r>
-        <w:rPr>
-          <w:i/>
-          <w:iCs/>
-        </w:rPr>
-        <w:t>benchmarks</w:t>
-      </w:r>
-      <w:r>
-        <w:t xml:space="preserve"> de question-réponse en domaine ouvert, l'architecture obtient les meilleurs résultats enregistrés jusqu'alors</w:t>
-      </w:r>
-      <w:r>
-        <w:t xml:space="preserve"> </w:t>
-      </w:r>
-      <w:r>
-        <w:t>(</w:t>
-      </w:r>
-      <w:r>
-        <w:rPr>
-          <w:i/>
-          <w:iCs/>
-        </w:rPr>
-        <w:t>state of the art</w:t>
-      </w:r>
-      <w:r>
-        <w:t>)</w:t>
-      </w:r>
-      <w:r>
-        <w:t xml:space="preserve">, et les réponses produites se révèlent plus spécifiques, plus diverses et plus factuelles que celles d'un modèle équivalent purement paramétrique </w:t>
-      </w:r>
-      <w:r>
-        <w:fldChar w:fldCharType="begin"/>
-      </w:r>
-      <w:r>
-        <w:instrText xml:space="preserve"> ADDIN ZOTERO_ITEM CSL_CITATION {"citationID":"e4d6zTJN","properties":{"formattedCitation":"(Lewis et al.\\uc0\\u160{}2020)","plainCitation":"(Lewis et al. 2020)","noteIndex":0},"citationItems":[{"id":26,"uris":["http://zotero.org/users/19717110/items/Z5T25AV3"],"itemData":{"id":26,"type":"article","abstract":"Large pre-trained language models have been shown to store factual knowledge in their parameters, and achieve state-of-the-art results when fine-tuned on downstream NLP tasks. However, their ability to access and precisely manipulate knowledge is still limited, and hence on knowledge-intensive tasks, their performance lags behind task-specific architectures. Additionally, providing provenance for their decisions and updating their world knowledge remain open research problems. Pre-trained models with a differentiable access mechanism to explicit non-parametric memory can overcome this issue, but have so far been only investigated for extractive downstream tasks. We explore a general-purpose fine-tuning recipe for retrieval-augmented generation (RAG) -- models which combine pre-trained parametric and non-parametric memory for language generation. We introduce RAG models where the parametric memory is a pre-trained seq2seq model and the non-parametric memory is a dense vector index of Wikipedia, accessed with a pre-trained neural retriever. We compare two RAG formulations, one which conditions on the same retrieved passages across the whole generated sequence, the other can use different passages per token. We fine-tune and evaluate our models on a wide range of knowledge-intensive NLP tasks and set the state-of-the-art on three open domain QA tasks, outperforming parametric seq2seq models and task-specific retrieve-and-extract architectures. For language generation tasks, we find that RAG models generate more specific, diverse and factual language than a state-of-the-art parametric-only seq2seq baseline.","DOI":"10.48550/arXiv.2005.11401","note":"arXiv:2005.11401 [cs]","number":"arXiv:2005.11401","publisher":"arXiv","source":"arXiv.org","title":"Retrieval-Augmented Generation for Knowledge-Intensive NLP Tasks","URL":"http://arxiv.org/abs/2005.11401","author":[{"family":"Lewis","given":"Patrick"},{"family":"Perez","given":"Ethan"},{"family":"Piktus","given":"Aleksandra"},{"family":"Petroni","given":"Fabio"},{"family":"Karpukhin","given":"Vladimir"},{"family":"Goyal","given":"Naman"},{"family":"Küttler","given":"Heinrich"},{"family":"Lewis","given":"Mike"},{"family":"Yih","given":"Wen-tau"},{"family":"Rocktäschel","given":"Tim"},{"family":"Riedel","given":"Sebastian"},{"family":"Kiela","given":"Douwe"}],"accessed":{"date-parts":[["2026",3,19]]},"issued":{"date-parts":[["2020",5,22]]}}}],"schema":"https://github.com/citation-style-language/schema/raw/master/csl-citation.json"} </w:instrText>
-      </w:r>
-      <w:r>
-        <w:fldChar w:fldCharType="separate"/>
-      </w:r>
-      <w:r>
-        <w:rPr>
-          <w:rFonts w:cs="Arial"/>
-        </w:rPr>
-        <w:t>(Lewis et al. 2020)</w:t>
-      </w:r>
-      <w:r>
-        <w:fldChar w:fldCharType="end"/>
-      </w:r>
-      <w:r>
-        <w:t>.</w:t>
-      </w:r>
-    </w:p>
-    <w:p>
-      <w:pPr>
-        <w:pStyle w:val="CorpsdeText"/>
-      </w:pPr>
-      <w:r>
-        <w:t xml:space="preserve">Mais la propriété la plus décisive pour notre projet est ailleurs, dans une expérience que les auteurs nomment le remplacement </w:t>
-      </w:r>
-      <w:r>
-        <w:t>« </w:t>
-      </w:r>
-      <w:r>
-        <w:t>à chaud</w:t>
-      </w:r>
-      <w:r>
-        <w:t> »</w:t>
-      </w:r>
-      <w:r>
-        <w:t xml:space="preserve"> de l'index (</w:t>
-      </w:r>
-      <w:r>
-        <w:rPr>
-          <w:i/>
-          <w:iCs/>
-        </w:rPr>
-        <w:t>index hot-</w:t>
-      </w:r>
-      <w:proofErr w:type="spellStart"/>
-      <w:r>
-        <w:rPr>
-          <w:i/>
-          <w:iCs/>
-        </w:rPr>
-        <w:t>swapping</w:t>
-      </w:r>
-      <w:proofErr w:type="spellEnd"/>
-      <w:r>
-        <w:t>)</w:t>
-      </w:r>
-      <w:r>
-        <w:t>.</w:t>
-      </w:r>
-      <w:r>
-        <w:t xml:space="preserve"> </w:t>
-      </w:r>
-      <w:r>
-        <w:t>L</w:t>
-      </w:r>
-      <w:r>
-        <w:t>'expression est empruntée au matériel informatique, où elle désigne le remplacement d'un composant sans éteindre la machine.</w:t>
-      </w:r>
-      <w:r>
-        <w:t xml:space="preserve"> </w:t>
-      </w:r>
-      <w:r>
-        <w:t>Puisque la connaissance factuelle réside dans la mémoire non paramétrique, il devrait suffire de remplacer l'index pour mettre le système à jour</w:t>
-      </w:r>
-      <w:r>
-        <w:t>,</w:t>
-      </w:r>
-      <w:r>
-        <w:t xml:space="preserve"> sans toucher au modèle. Lewis et al. </w:t>
-      </w:r>
-      <w:r>
-        <w:fldChar w:fldCharType="begin"/>
-      </w:r>
-      <w:r>
-        <w:instrText xml:space="preserve"> ADDIN ZOTERO_ITEM CSL_CITATION {"citationID":"Cx3atgGt","properties":{"formattedCitation":"(2020)","plainCitation":"(2020)","noteIndex":0},"citationItems":[{"id":26,"uris":["http://zotero.org/users/19717110/items/Z5T25AV3"],"itemData":{"id":26,"type":"article","abstract":"Large pre-trained language models have been shown to store factual knowledge in their parameters, and achieve state-of-the-art results when fine-tuned on downstream NLP tasks. However, their ability to access and precisely manipulate knowledge is still limited, and hence on knowledge-intensive tasks, their performance lags behind task-specific architectures. Additionally, providing provenance for their decisions and updating their world knowledge remain open research problems. Pre-trained models with a differentiable access mechanism to explicit non-parametric memory can overcome this issue, but have so far been only investigated for extractive downstream tasks. We explore a general-purpose fine-tuning recipe for retrieval-augmented generation (RAG) -- models which combine pre-trained parametric and non-parametric memory for language generation. We introduce RAG models where the parametric memory is a pre-trained seq2seq model and the non-parametric memory is a dense vector index of Wikipedia, accessed with a pre-trained neural retriever. We compare two RAG formulations, one which conditions on the same retrieved passages across the whole generated sequence, the other can use different passages per token. We fine-tune and evaluate our models on a wide range of knowledge-intensive NLP tasks and set the state-of-the-art on three open domain QA tasks, outperforming parametric seq2seq models and task-specific retrieve-and-extract architectures. For language generation tasks, we find that RAG models generate more specific, diverse and factual language than a state-of-the-art parametric-only seq2seq baseline.","DOI":"10.48550/arXiv.2005.11401","note":"arXiv:2005.11401 [cs]","number":"arXiv:2005.11401","publisher":"arXiv","source":"arXiv.org","title":"Retrieval-Augmented Generation for Knowledge-Intensive NLP Tasks","URL":"http://arxiv.org/abs/2005.11401","author":[{"family":"Lewis","given":"Patrick"},{"family":"Perez","given":"Ethan"},{"family":"Piktus","given":"Aleksandra"},{"family":"Petroni","given":"Fabio"},{"family":"Karpukhin","given":"Vladimir"},{"family":"Goyal","given":"Naman"},{"family":"Küttler","given":"Heinrich"},{"family":"Lewis","given":"Mike"},{"family":"Yih","given":"Wen-tau"},{"family":"Rocktäschel","given":"Tim"},{"family":"Riedel","given":"Sebastian"},{"family":"Kiela","given":"Douwe"}],"accessed":{"date-parts":[["2026",3,19]]},"issued":{"date-parts":[["2020",5,22]]}},"suppress-author":true}],"schema":"https://github.com/citation-style-language/schema/raw/master/csl-citation.json"} </w:instrText>
-      </w:r>
-      <w:r>
-        <w:fldChar w:fldCharType="separate"/>
-      </w:r>
-      <w:r>
-        <w:rPr>
-          <w:rFonts w:cs="Arial"/>
-        </w:rPr>
-        <w:t>(2020)</w:t>
-      </w:r>
-      <w:r>
-        <w:fldChar w:fldCharType="end"/>
-      </w:r>
-      <w:r>
-        <w:t xml:space="preserve"> le démontrent en substituant à un index construit sur la Wikipédia de 2016 un index construit sur celle de 2018</w:t>
-      </w:r>
-      <w:r>
-        <w:t> :</w:t>
-      </w:r>
-      <w:r>
-        <w:t xml:space="preserve"> le même modèle, sans le moindre réentraînement, adapte ses réponses à la nouvelle époque. Qu'on mesure ce que cela signifie pour un assistant administratif</w:t>
-      </w:r>
-      <w:r>
-        <w:t> :</w:t>
-      </w:r>
-      <w:r>
-        <w:t xml:space="preserve"> quand un règlement genevois change, il suffit de réindexer les documents concernés pour que les </w:t>
-      </w:r>
-      <w:r>
-        <w:lastRenderedPageBreak/>
-        <w:t>réponses changent</w:t>
-      </w:r>
-      <w:r>
-        <w:t>,</w:t>
-      </w:r>
-      <w:r>
-        <w:t xml:space="preserve"> là où un modèle seul exigerait un réentraînement hors de prix, comme on l'a vu à la section </w:t>
-      </w:r>
-      <w:r>
-        <w:fldChar w:fldCharType="begin"/>
-      </w:r>
-      <w:r>
-        <w:instrText xml:space="preserve"> REF _Ref234575970 \r \h </w:instrText>
-      </w:r>
-      <w:r>
-        <w:fldChar w:fldCharType="separate"/>
-      </w:r>
-      <w:r>
-        <w:t>2.2</w:t>
-      </w:r>
-      <w:r>
-        <w:fldChar w:fldCharType="end"/>
-      </w:r>
-      <w:r>
-        <w:t>. Et puisque les passages utilisés pour répondre sont connus du système, la voie est ouverte vers des réponses qui citent leurs sources. Deux des quatre limites identifiées plus haut</w:t>
-      </w:r>
-      <w:r>
-        <w:t>,</w:t>
-      </w:r>
-      <w:r>
-        <w:t xml:space="preserve"> les connaissances figées et l'absence de traçabilité</w:t>
-      </w:r>
-      <w:r>
-        <w:t>,</w:t>
-      </w:r>
-      <w:r>
-        <w:t xml:space="preserve"> trouvent ainsi leur réponse de principe dès l'article fondateur.</w:t>
-      </w:r>
-    </w:p>
-    <w:p>
-      <w:pPr>
-        <w:pStyle w:val="CorpsdeText"/>
-      </w:pPr>
-      <w:r>
-        <w:t xml:space="preserve">Le troisième jalon, RETRO </w:t>
-      </w:r>
-      <w:r>
-        <w:fldChar w:fldCharType="begin"/>
-      </w:r>
-      <w:r>
-        <w:instrText xml:space="preserve"> ADDIN ZOTERO_ITEM CSL_CITATION {"citationID":"KS4E6MYx","properties":{"formattedCitation":"(Borgeaud et al.\\uc0\\u160{}2021)","plainCitation":"(Borgeaud et al. 2021)","noteIndex":0},"citationItems":[{"id":390,"uris":["http://zotero.org/users/19717110/items/LQU7TC3X"],"itemData":{"id":390,"type":"webpage","abstract":"We enhance auto-regressive language models by conditioning on document chunks retrieved from a large corpus, based on local similarity with preceding tokens. With a $2$ trillion token database, our Retrieval-Enhanced Transformer (RETRO) obtains comparable performance to GPT-3 and Jurassic-1 on the Pile, despite using 25$\\times$ fewer parameters. After fine-tuning, RETRO performance translates to downstream knowledge-intensive tasks such as question answering. RETRO combines a frozen Bert retriever, a differentiable encoder and a chunked cross-attention mechanism to predict tokens based on an order of magnitude more data than what is typically consumed during training. We typically train RETRO from scratch, yet can also rapidly RETROfit pre-trained transformers with retrieval and still achieve good performance. Our work opens up new avenues for improving language models through explicit memory at unprecedented scale.","container-title":"arXiv.org","DOI":"10.48550/arXiv.2112.04426","language":"en","title":"Improving language models by retrieving from trillions of tokens","URL":"https://arxiv.org/abs/2112.04426v3","author":[{"family":"Borgeaud","given":"Sebastian"},{"family":"Mensch","given":"Arthur"},{"family":"Hoffmann","given":"Jordan"},{"family":"Cai","given":"Trevor"},{"family":"Rutherford","given":"Eliza"},{"family":"Millican","given":"Katie"},{"family":"Driessche","given":"George","dropping-particle":"van den"},{"family":"Lespiau","given":"Jean-Baptiste"},{"family":"Damoc","given":"Bogdan"},{"family":"Clark","given":"Aidan"},{"family":"Casas","given":"Diego de Las"},{"family":"Guy","given":"Aurelia"},{"family":"Menick","given":"Jacob"},{"family":"Ring","given":"Roman"},{"family":"Hennigan","given":"Tom"},{"family":"Huang","given":"Saffron"},{"family":"Maggiore","given":"Loren"},{"family":"Jones","given":"Chris"},{"family":"Cassirer","given":"Albin"},{"family":"Brock","given":"Andy"},{"family":"Paganini","given":"Michela"},{"family":"Irving","given":"Geoffrey"},{"family":"Vinyals","given":"Oriol"},{"family":"Osindero","given":"Simon"},{"family":"Simonyan","given":"Karen"},{"family":"Rae","given":"Jack W."},{"family":"Elsen","given":"Erich"},{"family":"Sifre","given":"Laurent"}],"accessed":{"date-parts":[["2026",4,29]]},"issued":{"date-parts":[["2021",12,8]]}}}],"schema":"https://github.com/citation-style-language/schema/raw/master/csl-citation.json"} </w:instrText>
-      </w:r>
-      <w:r>
-        <w:fldChar w:fldCharType="separate"/>
-      </w:r>
-      <w:r>
-        <w:rPr>
-          <w:rFonts w:cs="Arial"/>
-        </w:rPr>
-        <w:t>(Borgeaud et al. 2021)</w:t>
-      </w:r>
-      <w:r>
-        <w:fldChar w:fldCharType="end"/>
-      </w:r>
-      <w:r>
-        <w:t xml:space="preserve">, apporte un enseignement d'échelle. </w:t>
-      </w:r>
-      <w:r>
-        <w:t>Ses auteurs, chercheurs chez DeepMind</w:t>
-      </w:r>
-      <w:r>
-        <w:t>,</w:t>
-      </w:r>
-      <w:r>
-        <w:t xml:space="preserve"> le laboratoire d'intelligence artificielle de Google, </w:t>
-      </w:r>
-      <w:r>
-        <w:t>pousse</w:t>
-      </w:r>
-      <w:r>
-        <w:t>nt</w:t>
-      </w:r>
-      <w:r>
-        <w:t xml:space="preserve"> </w:t>
-      </w:r>
-      <w:r>
-        <w:t xml:space="preserve">la logique du RAG à des dimensions inédites, en adossant </w:t>
-      </w:r>
-      <w:r>
-        <w:t>leur</w:t>
-      </w:r>
-      <w:r>
-        <w:t xml:space="preserve"> modèle à une base de deux mille milliards de jetons</w:t>
-      </w:r>
-      <w:r>
-        <w:rPr>
-          <w:rStyle w:val="FootnoteReference"/>
-        </w:rPr>
-        <w:footnoteReference w:id="16"/>
-      </w:r>
-      <w:r>
-        <w:t xml:space="preserve"> de texte. Le résultat marquant n'est pas la taille de la base, mais ce qu'elle permet d'économiser</w:t>
-      </w:r>
-      <w:r>
-        <w:t> :</w:t>
-      </w:r>
-      <w:r>
-        <w:t xml:space="preserve"> RETRO obtient des performances comparables à celles de GPT-3 avec environ vingt-cinq fois moins de paramètres </w:t>
-      </w:r>
-      <w:r>
-        <w:fldChar w:fldCharType="begin"/>
-      </w:r>
-      <w:r>
-        <w:instrText xml:space="preserve"> ADDIN ZOTERO_ITEM CSL_CITATION {"citationID":"AX5eN37q","properties":{"formattedCitation":"(Borgeaud et al.\\uc0\\u160{}2021)","plainCitation":"(Borgeaud et al. 2021)","noteIndex":0},"citationItems":[{"id":390,"uris":["http://zotero.org/users/19717110/items/LQU7TC3X"],"itemData":{"id":390,"type":"webpage","abstract":"We enhance auto-regressive language models by conditioning on document chunks retrieved from a large corpus, based on local similarity with preceding tokens. With a $2$ trillion token database, our Retrieval-Enhanced Transformer (RETRO) obtains comparable performance to GPT-3 and Jurassic-1 on the Pile, despite using 25$\\times$ fewer parameters. After fine-tuning, RETRO performance translates to downstream knowledge-intensive tasks such as question answering. RETRO combines a frozen Bert retriever, a differentiable encoder and a chunked cross-attention mechanism to predict tokens based on an order of magnitude more data than what is typically consumed during training. We typically train RETRO from scratch, yet can also rapidly RETROfit pre-trained transformers with retrieval and still achieve good performance. Our work opens up new avenues for improving language models through explicit memory at unprecedented scale.","container-title":"arXiv.org","DOI":"10.48550/arXiv.2112.04426","language":"en","title":"Improving language models by retrieving from trillions of tokens","URL":"https://arxiv.org/abs/2112.04426v3","author":[{"family":"Borgeaud","given":"Sebastian"},{"family":"Mensch","given":"Arthur"},{"family":"Hoffmann","given":"Jordan"},{"family":"Cai","given":"Trevor"},{"family":"Rutherford","given":"Eliza"},{"family":"Millican","given":"Katie"},{"family":"Driessche","given":"George","dropping-particle":"van den"},{"family":"Lespiau","given":"Jean-Baptiste"},{"family":"Damoc","given":"Bogdan"},{"family":"Clark","given":"Aidan"},{"family":"Casas","given":"Diego de Las"},{"family":"Guy","given":"Aurelia"},{"family":"Menick","given":"Jacob"},{"family":"Ring","given":"Roman"},{"family":"Hennigan","given":"Tom"},{"family":"Huang","given":"Saffron"},{"family":"Maggiore","given":"Loren"},{"family":"Jones","given":"Chris"},{"family":"Cassirer","given":"Albin"},{"family":"Brock","given":"Andy"},{"family":"Paganini","given":"Michela"},{"family":"Irving","given":"Geoffrey"},{"family":"Vinyals","given":"Oriol"},{"family":"Osindero","given":"Simon"},{"family":"Simonyan","given":"Karen"},{"family":"Rae","given":"Jack W."},{"family":"Elsen","given":"Erich"},{"family":"Sifre","given":"Laurent"}],"accessed":{"date-parts":[["2026",4,29]]},"issued":{"date-parts":[["2021",12,8]]}}}],"schema":"https://github.com/citation-style-language/schema/raw/master/csl-citation.json"} </w:instrText>
-      </w:r>
-      <w:r>
-        <w:fldChar w:fldCharType="separate"/>
-      </w:r>
-      <w:r>
-        <w:rPr>
-          <w:rFonts w:cs="Arial"/>
-        </w:rPr>
-        <w:t>(Borgeaud et al. 2021)</w:t>
-      </w:r>
-      <w:r>
-        <w:fldChar w:fldCharType="end"/>
-      </w:r>
-      <w:r>
-        <w:t>. Autrement dit, un modèle beaucoup plus petit rivalise avec un géant, dès lors qu'il peut s'appuyer sur une bonne mémoire externe. La leçon dépasse le cadre académique</w:t>
-      </w:r>
-      <w:r>
-        <w:t> :</w:t>
-      </w:r>
-      <w:r>
-        <w:t xml:space="preserve"> elle suggère qu'un projet aux moyens modestes n'a pas besoin d'un modèle énorme pour offrir des réponses de qualité, pourvu que sa base documentaire soit bien construite. Pour Ge-Trouve, qui vise un déploiement sur un serveur virtuel aux ressources limitées, cet enseignement pèsera lourd dans les choix des chapitres suivants.</w:t>
-      </w:r>
-    </w:p>
-    <w:p>
-      <w:pPr>
-        <w:pStyle w:val="CorpsdeText"/>
-      </w:pPr>
-      <w:r>
-        <w:t>En l'espace de deux ans, le principe est donc posé et validé</w:t>
-      </w:r>
-      <w:r>
-        <w:t> :</w:t>
-      </w:r>
-      <w:r>
-        <w:t xml:space="preserve"> coupler un générateur à une mémoire documentaire externe produit des réponses plus factuelles, actualisables par simple remplacement de l'index, et traçables jusqu'aux passages utilisés. Reste à comprendre comment un système RAG fonctionne concrètement, étape par étape, de l'indexation des documents jusqu'à la génération de la réponse</w:t>
-      </w:r>
-      <w:r>
-        <w:t> :</w:t>
-      </w:r>
-      <w:r>
-        <w:t xml:space="preserve"> c'est l'objet de la section suivante.</w:t>
-      </w:r>
-    </w:p>
-    <w:p>
-      <w:pPr>
-        <w:pStyle w:val="Heading2"/>
-      </w:pPr>
-      <w:bookmarkStart w:id="33" w:name="_Toc234515176"/>
-      <w:bookmarkStart w:id="34" w:name="_Ref234590697"/>
-      <w:r>
-        <w:t>Le pipeline RAG classique</w:t>
-      </w:r>
-      <w:bookmarkEnd w:id="33"/>
-      <w:bookmarkEnd w:id="34"/>
-    </w:p>
-    <w:p>
-      <w:pPr>
-        <w:pStyle w:val="CorpsdeText"/>
-      </w:pPr>
-      <w:r>
-        <w:t>La section précédente a établi le principe</w:t>
-      </w:r>
-      <w:r>
-        <w:t> :</w:t>
-      </w:r>
-      <w:r>
-        <w:t xml:space="preserve"> coupler un générateur à une mémoire documentaire externe. Reste à voir comment ce principe se traduit en un système concret. La littérature décrit le fonctionnement d'un RAG moderne comme un enchaînement de trois étapes, </w:t>
+        <w:t>l'indexation</w:t>
+      </w:r>
+      <w:r>
+        <w:t xml:space="preserve">, la </w:t>
       </w:r>
       <w:r>
         <w:rPr>
           <w:b/>
           <w:bCs/>
         </w:rPr>
-        <w:t>l'indexation</w:t>
-      </w:r>
-      <w:r>
-        <w:t xml:space="preserve">, la </w:t>
+        <w:t>recherche</w:t>
+      </w:r>
+      <w:r>
+        <w:t xml:space="preserve"> et la </w:t>
       </w:r>
       <w:r>
         <w:rPr>
           <w:b/>
           <w:bCs/>
         </w:rPr>
-        <w:t>recherche</w:t>
-      </w:r>
-      <w:r>
-        <w:t xml:space="preserve"> et la </w:t>
-      </w:r>
-      <w:r>
-        <w:rPr>
-          <w:b/>
-          <w:bCs/>
-        </w:rPr>
         <w:t>génération</w:t>
       </w:r>
       <w:r>
@@ -6351,10 +6729,12 @@
     </w:p>
     <w:p>
       <w:pPr>
-        <w:pStyle w:val="Caption"/>
+        <w:pStyle w:val="Lgende"/>
         <w:keepNext/>
       </w:pPr>
-      <w:bookmarkStart w:id="35" w:name="_Ref234589835"/>
+      <w:bookmarkStart w:id="38" w:name="_Ref234589835"/>
+      <w:bookmarkStart w:id="39" w:name="_Ref234838025"/>
+      <w:bookmarkStart w:id="40" w:name="_Toc234843283"/>
       <w:r>
         <w:t xml:space="preserve">Figure </w:t>
       </w:r>
@@ -6377,20 +6757,22 @@
           <w:t>5</w:t>
         </w:r>
       </w:fldSimple>
-      <w:bookmarkEnd w:id="35"/>
+      <w:bookmarkEnd w:id="38"/>
       <w:r>
         <w:t> :</w:t>
       </w:r>
       <w:r>
         <w:t xml:space="preserve"> Le pipeline RAG classique, de l'indexation à la réponse</w:t>
       </w:r>
+      <w:bookmarkEnd w:id="39"/>
+      <w:bookmarkEnd w:id="40"/>
     </w:p>
     <w:p>
       <w:pPr>
         <w:pStyle w:val="source"/>
         <w:keepNext/>
         <w:rPr>
-          <w:rStyle w:val="Strong"/>
+          <w:rStyle w:val="lev"/>
         </w:rPr>
       </w:pPr>
       <w:r>
@@ -6441,7 +6823,7 @@
       </w:r>
       <w:r>
         <w:rPr>
-          <w:rStyle w:val="Strong"/>
+          <w:rStyle w:val="lev"/>
           <w:b w:val="0"/>
           <w:bCs w:val="0"/>
         </w:rPr>
@@ -6457,7 +6839,7 @@
       </w:r>
       <w:r>
         <w:rPr>
-          <w:rStyle w:val="Strong"/>
+          <w:rStyle w:val="lev"/>
         </w:rPr>
         <w:t>indexation</w:t>
       </w:r>
@@ -6472,7 +6854,7 @@
       </w:r>
       <w:r>
         <w:rPr>
-          <w:rStyle w:val="FootnoteReference"/>
+          <w:rStyle w:val="Appelnotedebasdep"/>
         </w:rPr>
         <w:footnoteReference w:id="17"/>
       </w:r>
@@ -6485,19 +6867,15 @@
       <w:r>
         <w:t xml:space="preserve"> un texte de vingt pages parle de dizaines de sujets à la fois, et c'est le passage précis traitant de la question qu'il faudra retrouver, pas le document tout entier. Chaque fragment est alors converti en vecteur, une suite de nombres qui capture son sens, par un modèle d'</w:t>
       </w:r>
-      <w:proofErr w:type="spellStart"/>
-      <w:r>
-        <w:rPr>
-          <w:rStyle w:val="Emphasis"/>
+      <w:r>
+        <w:rPr>
+          <w:rStyle w:val="Accentuation"/>
         </w:rPr>
         <w:t>embeddings</w:t>
       </w:r>
-      <w:proofErr w:type="spellEnd"/>
-      <w:r>
-        <w:rPr>
-          <w:rStyle w:val="FootnoteReference"/>
-          <w:i/>
-          <w:iCs/>
+      <w:r>
+        <w:rPr>
+          <w:rStyle w:val="Appelnotedebasdep"/>
         </w:rPr>
         <w:footnoteReference w:id="18"/>
       </w:r>
@@ -6524,7 +6902,7 @@
       </w:r>
       <w:r>
         <w:rPr>
-          <w:rStyle w:val="Strong"/>
+          <w:rStyle w:val="lev"/>
         </w:rPr>
         <w:t>base vectorielle</w:t>
       </w:r>
@@ -6554,7 +6932,7 @@
       </w:r>
       <w:r>
         <w:rPr>
-          <w:rStyle w:val="Strong"/>
+          <w:rStyle w:val="lev"/>
         </w:rPr>
         <w:t>recherche</w:t>
       </w:r>
@@ -6576,14 +6954,12 @@
       <w:r>
         <w:t>, est convertie en vecteur par le même modèle d'</w:t>
       </w:r>
-      <w:proofErr w:type="spellStart"/>
-      <w:r>
-        <w:rPr>
-          <w:rStyle w:val="Emphasis"/>
+      <w:r>
+        <w:rPr>
+          <w:rStyle w:val="Accentuation"/>
         </w:rPr>
         <w:t>embeddings</w:t>
       </w:r>
-      <w:proofErr w:type="spellEnd"/>
       <w:r>
         <w:t xml:space="preserve"> que les fragments</w:t>
       </w:r>
@@ -6613,15 +6989,13 @@
       </w:r>
       <w:r>
         <w:rPr>
-          <w:rStyle w:val="Emphasis"/>
+          <w:rStyle w:val="Accentuation"/>
         </w:rPr>
         <w:t>top-K</w:t>
       </w:r>
       <w:r>
         <w:rPr>
-          <w:rStyle w:val="FootnoteReference"/>
-          <w:i/>
-          <w:iCs/>
+          <w:rStyle w:val="Appelnotedebasdep"/>
         </w:rPr>
         <w:footnoteReference w:id="19"/>
       </w:r>
@@ -6642,7 +7016,7 @@
       </w:r>
       <w:r>
         <w:rPr>
-          <w:rStyle w:val="Emphasis"/>
+          <w:rStyle w:val="Accentuation"/>
           <w:i w:val="0"/>
           <w:iCs w:val="0"/>
         </w:rPr>
@@ -6650,7 +7024,7 @@
       </w:r>
       <w:r>
         <w:rPr>
-          <w:rStyle w:val="Emphasis"/>
+          <w:rStyle w:val="Accentuation"/>
         </w:rPr>
         <w:t> »</w:t>
       </w:r>
@@ -6697,7 +7071,7 @@
       </w:r>
       <w:r>
         <w:rPr>
-          <w:rStyle w:val="Strong"/>
+          <w:rStyle w:val="lev"/>
         </w:rPr>
         <w:t>génération</w:t>
       </w:r>
@@ -6706,15 +7080,13 @@
       </w:r>
       <w:r>
         <w:rPr>
-          <w:rStyle w:val="Emphasis"/>
+          <w:rStyle w:val="Accentuation"/>
         </w:rPr>
         <w:t>prompt</w:t>
       </w:r>
       <w:r>
         <w:rPr>
-          <w:rStyle w:val="FootnoteReference"/>
-          <w:i/>
-          <w:iCs/>
+          <w:rStyle w:val="Appelnotedebasdep"/>
         </w:rPr>
         <w:footnoteReference w:id="20"/>
       </w:r>
@@ -6827,7 +7199,7 @@
       </w:r>
       <w:r>
         <w:rPr>
-          <w:rStyle w:val="FootnoteReference"/>
+          <w:rStyle w:val="Appelnotedebasdep"/>
         </w:rPr>
         <w:footnoteReference w:id="21"/>
       </w:r>
@@ -6918,14 +7290,12 @@
       <w:r>
         <w:t>, le modèle d'</w:t>
       </w:r>
-      <w:proofErr w:type="spellStart"/>
-      <w:r>
-        <w:rPr>
-          <w:rStyle w:val="Emphasis"/>
+      <w:r>
+        <w:rPr>
+          <w:rStyle w:val="Accentuation"/>
         </w:rPr>
         <w:t>embeddings</w:t>
       </w:r>
-      <w:proofErr w:type="spellEnd"/>
       <w:r>
         <w:t xml:space="preserve"> au chapitre </w:t>
       </w:r>
@@ -6974,10 +7344,14 @@
     </w:p>
     <w:p>
       <w:pPr>
-        <w:pStyle w:val="Heading2"/>
-      </w:pPr>
-      <w:bookmarkStart w:id="36" w:name="_Toc234515177"/>
-      <w:bookmarkStart w:id="37" w:name="_Ref234590703"/>
+        <w:pStyle w:val="Titre2"/>
+      </w:pPr>
+      <w:bookmarkStart w:id="41" w:name="_Ref234590703"/>
+      <w:bookmarkStart w:id="42" w:name="_Ref234836017"/>
+      <w:bookmarkStart w:id="43" w:name="_Ref234836020"/>
+      <w:bookmarkStart w:id="44" w:name="_Ref234836028"/>
+      <w:bookmarkStart w:id="45" w:name="_Ref234836046"/>
+      <w:bookmarkStart w:id="46" w:name="_Toc234847313"/>
       <w:r>
         <w:t>L'évolution du RAG</w:t>
       </w:r>
@@ -6985,23 +7359,14 @@
         <w:t> :</w:t>
       </w:r>
       <w:r>
-        <w:t xml:space="preserve"> </w:t>
-      </w:r>
-      <w:proofErr w:type="spellStart"/>
-      <w:r>
-        <w:t>Naive</w:t>
-      </w:r>
-      <w:proofErr w:type="spellEnd"/>
-      <w:r>
-        <w:t xml:space="preserve">, Advanced, </w:t>
-      </w:r>
-      <w:proofErr w:type="spellStart"/>
-      <w:r>
-        <w:t>Modular</w:t>
-      </w:r>
-      <w:bookmarkEnd w:id="36"/>
-      <w:bookmarkEnd w:id="37"/>
-      <w:proofErr w:type="spellEnd"/>
+        <w:t xml:space="preserve"> Naive, Advanced, Modular</w:t>
+      </w:r>
+      <w:bookmarkEnd w:id="41"/>
+      <w:bookmarkEnd w:id="42"/>
+      <w:bookmarkEnd w:id="43"/>
+      <w:bookmarkEnd w:id="44"/>
+      <w:bookmarkEnd w:id="45"/>
+      <w:bookmarkEnd w:id="46"/>
     </w:p>
     <w:p>
       <w:pPr>
@@ -7035,15 +7400,7 @@
         <w:fldChar w:fldCharType="end"/>
       </w:r>
       <w:r>
-        <w:t xml:space="preserve"> nomment le </w:t>
-      </w:r>
-      <w:proofErr w:type="spellStart"/>
-      <w:r>
-        <w:t>Naive</w:t>
-      </w:r>
-      <w:proofErr w:type="spellEnd"/>
-      <w:r>
-        <w:t xml:space="preserve"> RAG</w:t>
+        <w:t xml:space="preserve"> nomment le Naive RAG</w:t>
       </w:r>
       <w:r>
         <w:t> :</w:t>
@@ -7057,15 +7414,7 @@
         <w:pStyle w:val="CorpsdeText"/>
       </w:pPr>
       <w:r>
-        <w:t xml:space="preserve">Les limites du </w:t>
-      </w:r>
-      <w:proofErr w:type="spellStart"/>
-      <w:r>
-        <w:t>Naive</w:t>
-      </w:r>
-      <w:proofErr w:type="spellEnd"/>
-      <w:r>
-        <w:t xml:space="preserve"> RAG se concentrent aux deux extrémités du pipeline </w:t>
+        <w:t xml:space="preserve">Les limites du Naive RAG se concentrent aux deux extrémités du pipeline </w:t>
       </w:r>
       <w:r>
         <w:fldChar w:fldCharType="begin"/>
@@ -7096,7 +7445,7 @@
       </w:r>
       <w:r>
         <w:rPr>
-          <w:rStyle w:val="FootnoteReference"/>
+          <w:rStyle w:val="Appelnotedebasdep"/>
         </w:rPr>
         <w:footnoteReference w:id="22"/>
       </w:r>
@@ -7155,15 +7504,7 @@
         <w:t> :</w:t>
       </w:r>
       <w:r>
-        <w:t xml:space="preserve"> il ne les réduit que si chaque étape du pipeline </w:t>
-      </w:r>
-      <w:proofErr w:type="gramStart"/>
-      <w:r>
-        <w:t>fait</w:t>
-      </w:r>
-      <w:proofErr w:type="gramEnd"/>
-      <w:r>
-        <w:t xml:space="preserve"> correctement son travail.</w:t>
+        <w:t xml:space="preserve"> il ne les réduit que si chaque étape du pipeline fait correctement son travail.</w:t>
       </w:r>
     </w:p>
     <w:p>
@@ -7204,19 +7545,11 @@
       <w:r>
         <w:t>(</w:t>
       </w:r>
-      <w:proofErr w:type="spellStart"/>
-      <w:r>
-        <w:rPr>
-          <w:rStyle w:val="Emphasis"/>
-        </w:rPr>
-        <w:t>query</w:t>
-      </w:r>
-      <w:proofErr w:type="spellEnd"/>
-      <w:r>
-        <w:rPr>
-          <w:rStyle w:val="Emphasis"/>
-        </w:rPr>
-        <w:t xml:space="preserve"> rewriting</w:t>
+      <w:r>
+        <w:rPr>
+          <w:rStyle w:val="Accentuation"/>
+        </w:rPr>
+        <w:t>query rewriting</w:t>
       </w:r>
       <w:r>
         <w:t>).</w:t>
@@ -7246,30 +7579,14 @@
         <w:t> :</w:t>
       </w:r>
       <w:r>
-        <w:t xml:space="preserve"> le </w:t>
-      </w:r>
-      <w:proofErr w:type="spellStart"/>
-      <w:r>
-        <w:t>re-classement</w:t>
-      </w:r>
-      <w:proofErr w:type="spellEnd"/>
-      <w:r>
-        <w:t xml:space="preserve"> (</w:t>
-      </w:r>
-      <w:r>
-        <w:rPr>
-          <w:rStyle w:val="Emphasis"/>
-        </w:rPr>
-        <w:t>re-</w:t>
-      </w:r>
-      <w:proofErr w:type="spellStart"/>
-      <w:r>
-        <w:rPr>
-          <w:rStyle w:val="Emphasis"/>
-        </w:rPr>
-        <w:t>ranking</w:t>
-      </w:r>
-      <w:proofErr w:type="spellEnd"/>
+        <w:t xml:space="preserve"> le re-classement (</w:t>
+      </w:r>
+      <w:r>
+        <w:rPr>
+          <w:rStyle w:val="Accentuation"/>
+        </w:rPr>
+        <w:t>re-ranking</w:t>
+      </w:r>
       <w:r>
         <w:t xml:space="preserve">) des fragments récupérés, qui fait remonter en tête les plus pertinents à l'aide d'un modèle de comparaison plus fin que la simple similarité de vecteurs, et la compression du contexte, qui élague le superflu pour ne transmettre au modèle que l'essentiel et économiser sa fenêtre de contexte </w:t>
       </w:r>
@@ -7297,15 +7614,19 @@
     </w:p>
     <w:p>
       <w:pPr>
-        <w:pStyle w:val="Caption"/>
+        <w:pStyle w:val="Lgende"/>
         <w:keepNext/>
       </w:pPr>
-      <w:bookmarkStart w:id="38" w:name="_Ref234594584"/>
+      <w:bookmarkStart w:id="47" w:name="_Ref234594584"/>
+      <w:bookmarkStart w:id="48" w:name="_Toc234843284"/>
       <w:r>
         <w:t xml:space="preserve">Figure </w:t>
       </w:r>
       <w:fldSimple w:instr=" STYLEREF 1 \s ">
         <w:r>
+          <w:rPr>
+            <w:noProof/>
+          </w:rPr>
           <w:t>2</w:t>
         </w:r>
       </w:fldSimple>
@@ -7314,21 +7635,17 @@
       </w:r>
       <w:fldSimple w:instr=" SEQ Figure \* ARABIC \s 1 ">
         <w:r>
+          <w:rPr>
+            <w:noProof/>
+          </w:rPr>
           <w:t>6</w:t>
         </w:r>
       </w:fldSimple>
-      <w:bookmarkEnd w:id="38"/>
-      <w:r>
-        <w:t xml:space="preserve"> : Du </w:t>
-      </w:r>
-      <w:proofErr w:type="spellStart"/>
-      <w:r>
-        <w:t>Naive</w:t>
-      </w:r>
-      <w:proofErr w:type="spellEnd"/>
-      <w:r>
-        <w:t xml:space="preserve"> RAG à l'Advanced RAG : les raffinements autour de la recherche</w:t>
-      </w:r>
+      <w:bookmarkEnd w:id="47"/>
+      <w:r>
+        <w:t xml:space="preserve"> : Du Naive RAG à l'Advanced RAG : les raffinements autour de la recherche</w:t>
+      </w:r>
+      <w:bookmarkEnd w:id="48"/>
     </w:p>
     <w:p>
       <w:pPr>
@@ -7390,15 +7707,7 @@
         <w:pStyle w:val="CorpsdeText"/>
       </w:pPr>
       <w:r>
-        <w:t xml:space="preserve">Le troisième paradigme, le </w:t>
-      </w:r>
-      <w:proofErr w:type="spellStart"/>
-      <w:r>
-        <w:t>Modular</w:t>
-      </w:r>
-      <w:proofErr w:type="spellEnd"/>
-      <w:r>
-        <w:t xml:space="preserve"> RAG, change d'échelle</w:t>
+        <w:t>Le troisième paradigme, le Modular RAG, change d'échelle</w:t>
       </w:r>
       <w:r>
         <w:t> :</w:t>
@@ -7437,7 +7746,7 @@
         <w:fldChar w:fldCharType="begin"/>
       </w:r>
       <w:r>
-        <w:instrText xml:space="preserve"> ADDIN ZOTERO_ITEM CSL_CITATION {"citationID":"uAiLgc4m","properties":{"formattedCitation":"(Sharma\\uc0\\u160{}2025)","plainCitation":"(Sharma 2025)","noteIndex":0},"citationItems":[{"id":392,"uris":["http://zotero.org/users/19717110/items/D5N44XKU"],"itemData":{"id":392,"type":"webpage","abstract":"Retrieval-Augmented Generation (RAG) has emerged as a powerful paradigm to enhance large language models (LLMs) by conditioning generation on external evidence retrieved at inference time. While RAG addresses critical limitations of parametric knowledge storage-such as factual inconsistency and domain inflexibility-it introduces new challenges in retrieval quality, grounding fidelity, pipeline efficiency, and robustness against noisy or adversarial inputs. This survey provides a comprehensive synthesis of recent advances in RAG systems, offering a taxonomy that categorizes architectures into retriever-centric, generator-centric, hybrid, and robustness-oriented designs. We systematically analyze enhancements across retrieval optimization, context filtering, decoding control, and efficiency improvements, supported by comparative performance analyses on short-form and multi-hop question answering tasks. Furthermore, we review state-of-the-art evaluation frameworks and benchmarks, highlighting trends in retrieval-aware evaluation, robustness testing, and federated retrieval settings. Our analysis reveals recurring trade-offs between retrieval precision and generation flexibility, efficiency and faithfulness, and modularity and coordination. We conclude by identifying open challenges and future research directions, including adaptive retrieval architectures, real-time retrieval integration, structured reasoning over multi-hop evidence, and privacy-preserving retrieval mechanisms. This survey aims to consolidate current knowledge in RAG research and serve as a foundation for the next generation of retrieval-augmented language modeling systems.","container-title":"arXiv.org","DOI":"10.48550/arXiv.2506.00054","language":"en","title":"Retrieval-Augmented Generation: A Comprehensive Survey of Architectures, Enhancements, and Robustness Frontiers","title-short":"Retrieval-Augmented Generation","URL":"https://arxiv.org/abs/2506.00054v1","author":[{"family":"Sharma","given":"Chaitanya"}],"accessed":{"date-parts":[["2026",4,29]]},"issued":{"date-parts":[["2025",5,28]]}}}],"schema":"https://github.com/citation-style-language/schema/raw/master/csl-citation.json"} </w:instrText>
+        <w:instrText xml:space="preserve"> ADDIN ZOTERO_ITEM CSL_CITATION {"citationID":"uAiLgc4m","properties":{"formattedCitation":"(Sharma\\uc0\\u160{}2025)","plainCitation":"(Sharma 2025)","noteIndex":0},"citationItems":[{"id":392,"uris":["http://zotero.org/users/19717110/items/D5N44XKU"],"itemData":{"id":392,"type":"article","abstract":"Retrieval-Augmented Generation (RAG) has emerged as a powerful paradigm to enhance large language models (LLMs) by conditioning generation on external evidence retrieved at inference time. While RAG addresses critical limitations of parametric knowledge storage-such as factual inconsistency and domain inflexibility-it introduces new challenges in retrieval quality, grounding fidelity, pipeline efficiency, and robustness against noisy or adversarial inputs. This survey provides a comprehensive synthesis of recent advances in RAG systems, offering a taxonomy that categorizes architectures into retriever-centric, generator-centric, hybrid, and robustness-oriented designs. We systematically analyze enhancements across retrieval optimization, context filtering, decoding control, and efficiency improvements, supported by comparative performance analyses on short-form and multi-hop question answering tasks. Furthermore, we review state-of-the-art evaluation frameworks and benchmarks, highlighting trends in retrieval-aware evaluation, robustness testing, and federated retrieval settings. Our analysis reveals recurring trade-offs between retrieval precision and generation flexibility, efficiency and faithfulness, and modularity and coordination. We conclude by identifying open challenges and future research directions, including adaptive retrieval architectures, real-time retrieval integration, structured reasoning over multi-hop evidence, and privacy-preserving retrieval mechanisms. This survey aims to consolidate current knowledge in RAG research and serve as a foundation for the next generation of retrieval-augmented language modeling systems.","DOI":"10.48550/arXiv.2506.00054","language":"en","number":"arXiv.2506.00054","publisher":"arXiv","title":"Retrieval-Augmented Generation: A Comprehensive Survey of Architectures, Enhancements, and Robustness Frontiers","title-short":"Retrieval-Augmented Generation","URL":"https://arxiv.org/abs/2506.00054v1","author":[{"family":"Sharma","given":"Chaitanya"}],"accessed":{"date-parts":[["2026",4,29]]},"issued":{"date-parts":[["2025",5,28]]}}}],"schema":"https://github.com/citation-style-language/schema/raw/master/csl-citation.json"} </w:instrText>
       </w:r>
       <w:r>
         <w:fldChar w:fldCharType="separate"/>
@@ -7476,15 +7785,7 @@
         <w:t> :</w:t>
       </w:r>
       <w:r>
-        <w:t xml:space="preserve"> partir d'un </w:t>
-      </w:r>
-      <w:proofErr w:type="spellStart"/>
-      <w:r>
-        <w:t>Naive</w:t>
-      </w:r>
-      <w:proofErr w:type="spellEnd"/>
-      <w:r>
-        <w:t xml:space="preserve"> RAG solide, c'est-à-dire un pipeline simple dont chaque maillon est choisi avec soin, et n'y ajouter des raffinements de type Advanced que si l'évaluation en démontre le besoin. Deux raisons à cela. D'une part, la proportionnalité</w:t>
+        <w:t xml:space="preserve"> partir d'un Naive RAG solide, c'est-à-dire un pipeline simple dont chaque maillon est choisi avec soin, et n'y ajouter des raffinements de type Advanced que si l'évaluation en démontre le besoin. Deux raisons à cela. D'une part, la proportionnalité</w:t>
       </w:r>
       <w:r>
         <w:t> :</w:t>
@@ -7532,15 +7833,7 @@
         <w:fldChar w:fldCharType="end"/>
       </w:r>
       <w:r>
-        <w:t xml:space="preserve"> qui dira si le socle suffit ou si des optimisations ciblées, une reformulation de requête ou un </w:t>
-      </w:r>
-      <w:proofErr w:type="spellStart"/>
-      <w:r>
-        <w:t>re-classement</w:t>
-      </w:r>
-      <w:proofErr w:type="spellEnd"/>
-      <w:r>
-        <w:t xml:space="preserve"> par exemple, apportent un gain mesurable. Les choix définitifs seront donc arbitrés dans la partie pratique, à la lumière des résultats.</w:t>
+        <w:t xml:space="preserve"> qui dira si le socle suffit ou si des optimisations ciblées, une reformulation de requête ou un re-classement par exemple, apportent un gain mesurable. Les choix définitifs seront donc arbitrés dans la partie pratique, à la lumière des résultats.</w:t>
       </w:r>
     </w:p>
     <w:p>
@@ -7571,47 +7864,1544 @@
     </w:p>
     <w:p>
       <w:pPr>
-        <w:pStyle w:val="Heading2"/>
-      </w:pPr>
-      <w:bookmarkStart w:id="39" w:name="_Toc234515178"/>
-      <w:bookmarkStart w:id="40" w:name="_Ref234590708"/>
+        <w:pStyle w:val="Titre2"/>
+      </w:pPr>
+      <w:bookmarkStart w:id="49" w:name="_Ref234590708"/>
+      <w:bookmarkStart w:id="50" w:name="_Toc234847314"/>
       <w:r>
         <w:t xml:space="preserve">Pourquoi le RAG est pertinent pour </w:t>
       </w:r>
       <w:r>
         <w:t>Ge-Trouve</w:t>
       </w:r>
-      <w:bookmarkEnd w:id="39"/>
-      <w:bookmarkEnd w:id="40"/>
+      <w:bookmarkEnd w:id="49"/>
+      <w:bookmarkEnd w:id="50"/>
     </w:p>
     <w:p>
       <w:pPr>
         <w:pStyle w:val="CorpsdeText"/>
-      </w:pPr>
-    </w:p>
-    <w:p>
-      <w:pPr>
-        <w:pStyle w:val="Heading1"/>
+        <w:rPr>
+          <w:rFonts w:ascii="Times New Roman" w:hAnsi="Times New Roman"/>
+          <w:sz w:val="24"/>
+          <w:szCs w:val="24"/>
+          <w:lang w:eastAsia="fr-CH"/>
+        </w:rPr>
+      </w:pPr>
+      <w:r>
+        <w:t xml:space="preserve">Ce chapitre a suivi un long chemin : du mécanisme d'attention aux grands modèles de langage, de leurs limites structurelles à l'architecture qui y répond, du pipeline concret à ses raffinements. Il reste à en rassembler les fils pour répondre à la question qui le motive depuis la première page : en quoi le RAG est-il la bonne réponse pour un assistant administratif genevois ? La réponse tient en deux temps. Un temps technique d'abord : les quatre limites identifiées à la section </w:t>
+      </w:r>
+      <w:r>
+        <w:fldChar w:fldCharType="begin"/>
+      </w:r>
+      <w:r>
+        <w:instrText xml:space="preserve"> REF _Ref234831651 \r \h </w:instrText>
+      </w:r>
+      <w:r>
+        <w:fldChar w:fldCharType="separate"/>
+      </w:r>
+      <w:r>
+        <w:t>2.2</w:t>
+      </w:r>
+      <w:r>
+        <w:fldChar w:fldCharType="end"/>
+      </w:r>
+      <w:r>
+        <w:t xml:space="preserve"> trouvent chacune leur réponse dans l'architecture, et ce constat est désormais validé par la littérature du service public lui-même. Un temps institutionnel ensuite : </w:t>
+      </w:r>
+      <w:r>
+        <w:t>le paysage suisse et genevois de 2026 appelle précisément un projet de ce type, et aucun équivalent n'a pu y être identifié</w:t>
+      </w:r>
+      <w:r>
+        <w:t>.</w:t>
+      </w:r>
+    </w:p>
+    <w:p>
+      <w:pPr>
+        <w:pStyle w:val="CorpsdeText"/>
+      </w:pPr>
+      <w:r>
+        <w:t xml:space="preserve">Le premier temps se lit d'un coup d'œil à la </w:t>
+      </w:r>
+      <w:r>
+        <w:fldChar w:fldCharType="begin"/>
+      </w:r>
+      <w:r>
+        <w:instrText xml:space="preserve"> REF _Ref234835970 \h </w:instrText>
+      </w:r>
+      <w:r>
+        <w:fldChar w:fldCharType="separate"/>
+      </w:r>
+      <w:r>
+        <w:t>Figure 2.7</w:t>
+      </w:r>
+      <w:r>
+        <w:fldChar w:fldCharType="end"/>
+      </w:r>
+      <w:r>
+        <w:t xml:space="preserve">, qui répond terme à terme à la </w:t>
+      </w:r>
+      <w:r>
+        <w:fldChar w:fldCharType="begin"/>
+      </w:r>
+      <w:r>
+        <w:instrText xml:space="preserve"> REF _Ref234513908 \h </w:instrText>
+      </w:r>
+      <w:r>
+        <w:fldChar w:fldCharType="separate"/>
+      </w:r>
+      <w:r>
+        <w:t xml:space="preserve">Figure </w:t>
+      </w:r>
+      <w:r>
+        <w:rPr>
+          <w:noProof/>
+        </w:rPr>
+        <w:t>2</w:t>
+      </w:r>
+      <w:r>
+        <w:t>.</w:t>
+      </w:r>
+      <w:r>
+        <w:rPr>
+          <w:noProof/>
+        </w:rPr>
+        <w:t>3</w:t>
+      </w:r>
+      <w:r>
+        <w:fldChar w:fldCharType="end"/>
+      </w:r>
+      <w:r>
+        <w:t xml:space="preserve">. À l'hallucination, le RAG oppose l'ancrage documentaire : le modèle ne répond plus de mémoire mais rédige à partir des fragments officiels fournis dans son </w:t>
+      </w:r>
+      <w:r>
+        <w:rPr>
+          <w:rStyle w:val="Accentuation"/>
+        </w:rPr>
+        <w:t>prompt</w:t>
+      </w:r>
+      <w:r>
+        <w:t xml:space="preserve">, sous une consigne qui lui enjoint de s'y tenir. La section </w:t>
+      </w:r>
+      <w:r>
+        <w:fldChar w:fldCharType="begin"/>
+      </w:r>
+      <w:r>
+        <w:instrText xml:space="preserve"> REF _Ref234836046 \r \h </w:instrText>
+      </w:r>
+      <w:r>
+        <w:fldChar w:fldCharType="separate"/>
+      </w:r>
+      <w:r>
+        <w:t>2.5</w:t>
+      </w:r>
+      <w:r>
+        <w:fldChar w:fldCharType="end"/>
+      </w:r>
+      <w:r>
+        <w:t xml:space="preserve"> a montré que ce mécanisme ne supprime pas le risque à lui seul ; mais il le transforme en propriété mesurable, la fidélité de la réponse aux fragments fournis, que les métriques du chapitre </w:t>
+      </w:r>
+      <w:r>
+        <w:fldChar w:fldCharType="begin"/>
+      </w:r>
+      <w:r>
+        <w:instrText xml:space="preserve"> REF _Ref234836073 \r \h </w:instrText>
+      </w:r>
+      <w:r>
+        <w:fldChar w:fldCharType="separate"/>
+      </w:r>
+      <w:r>
+        <w:t>7</w:t>
+      </w:r>
+      <w:r>
+        <w:fldChar w:fldCharType="end"/>
+      </w:r>
+      <w:r>
+        <w:t xml:space="preserve"> quantifieront précisément. Aux connaissances figées, le RAG oppose la mise à jour par l'index, démontrée dès l'article fondateur </w:t>
+      </w:r>
+      <w:r>
+        <w:fldChar w:fldCharType="begin"/>
+      </w:r>
+      <w:r>
+        <w:instrText xml:space="preserve"> ADDIN ZOTERO_ITEM CSL_CITATION {"citationID":"fVexfzaW","properties":{"formattedCitation":"(Lewis et al.\\uc0\\u160{}2020)","plainCitation":"(Lewis et al. 2020)","noteIndex":0},"citationItems":[{"id":26,"uris":["http://zotero.org/users/19717110/items/Z5T25AV3"],"itemData":{"id":26,"type":"article","abstract":"Large pre-trained language models have been shown to store factual knowledge in their parameters, and achieve state-of-the-art results when fine-tuned on downstream NLP tasks. However, their ability to access and precisely manipulate knowledge is still limited, and hence on knowledge-intensive tasks, their performance lags behind task-specific architectures. Additionally, providing provenance for their decisions and updating their world knowledge remain open research problems. Pre-trained models with a differentiable access mechanism to explicit non-parametric memory can overcome this issue, but have so far been only investigated for extractive downstream tasks. We explore a general-purpose fine-tuning recipe for retrieval-augmented generation (RAG) -- models which combine pre-trained parametric and non-parametric memory for language generation. We introduce RAG models where the parametric memory is a pre-trained seq2seq model and the non-parametric memory is a dense vector index of Wikipedia, accessed with a pre-trained neural retriever. We compare two RAG formulations, one which conditions on the same retrieved passages across the whole generated sequence, the other can use different passages per token. We fine-tune and evaluate our models on a wide range of knowledge-intensive NLP tasks and set the state-of-the-art on three open domain QA tasks, outperforming parametric seq2seq models and task-specific retrieve-and-extract architectures. For language generation tasks, we find that RAG models generate more specific, diverse and factual language than a state-of-the-art parametric-only seq2seq baseline.","DOI":"10.48550/arXiv.2005.11401","note":"arXiv:2005.11401 [cs]","number":"arXiv:2005.11401","publisher":"arXiv","source":"arXiv.org","title":"Retrieval-Augmented Generation for Knowledge-Intensive NLP Tasks","URL":"http://arxiv.org/abs/2005.11401","author":[{"family":"Lewis","given":"Patrick"},{"family":"Perez","given":"Ethan"},{"family":"Piktus","given":"Aleksandra"},{"family":"Petroni","given":"Fabio"},{"family":"Karpukhin","given":"Vladimir"},{"family":"Goyal","given":"Naman"},{"family":"Küttler","given":"Heinrich"},{"family":"Lewis","given":"Mike"},{"family":"Yih","given":"Wen-tau"},{"family":"Rocktäschel","given":"Tim"},{"family":"Riedel","given":"Sebastian"},{"family":"Kiela","given":"Douwe"}],"accessed":{"date-parts":[["2026",3,19]]},"issued":{"date-parts":[["2020",5,22]]}}}],"schema":"https://github.com/citation-style-language/schema/raw/master/csl-citation.json"} </w:instrText>
+      </w:r>
+      <w:r>
+        <w:fldChar w:fldCharType="separate"/>
+      </w:r>
+      <w:r>
+        <w:rPr>
+          <w:rFonts w:cs="Arial"/>
+        </w:rPr>
+        <w:t>(Lewis et al. 2020)</w:t>
+      </w:r>
+      <w:r>
+        <w:fldChar w:fldCharType="end"/>
+      </w:r>
+      <w:r>
+        <w:t xml:space="preserve"> : quand un barème, un </w:t>
+      </w:r>
+      <w:r>
+        <w:lastRenderedPageBreak/>
+        <w:t xml:space="preserve">délai ou un formulaire genevois change, on réindexe les documents concernés, et le modèle, lui, ne bouge pas. C'est l'argument administratif par excellence, tant la matière évolue en permanence. À l'absence de spécialisation, le RAG oppose le corpus : un modèle généraliste adossé à des documents officiels genevois produit des réponses genevoises, sans qu'il faille lui apprendre les vingt-six variantes cantonales de quoi que ce soit. Et à l'absence de traçabilité, il oppose des sources identifiables : puisque le système sait quels fragments il a fournis au modèle, la réponse peut renvoyer l'usager aux textes officiels, ce qui transforme la confiance aveugle en confiance vérifiable, l'exigence que la section </w:t>
+      </w:r>
+      <w:r>
+        <w:fldChar w:fldCharType="begin"/>
+      </w:r>
+      <w:r>
+        <w:instrText xml:space="preserve"> REF _Ref234836860 \r \h </w:instrText>
+      </w:r>
+      <w:r>
+        <w:fldChar w:fldCharType="separate"/>
+      </w:r>
+      <w:r>
+        <w:t>2.2</w:t>
+      </w:r>
+      <w:r>
+        <w:fldChar w:fldCharType="end"/>
+      </w:r>
+      <w:r>
+        <w:t xml:space="preserve"> jugeait la plus rédhibitoire pour un service public.</w:t>
+      </w:r>
+    </w:p>
+    <w:p>
+      <w:pPr>
+        <w:pStyle w:val="Lgende"/>
+        <w:keepNext/>
+      </w:pPr>
+      <w:bookmarkStart w:id="51" w:name="_Ref234835970"/>
+      <w:bookmarkStart w:id="52" w:name="_Toc234843285"/>
+      <w:r>
+        <w:t xml:space="preserve">Figure </w:t>
+      </w:r>
+      <w:fldSimple w:instr=" STYLEREF 1 \s ">
+        <w:r>
+          <w:t>2</w:t>
+        </w:r>
+      </w:fldSimple>
+      <w:r>
+        <w:t>.</w:t>
+      </w:r>
+      <w:fldSimple w:instr=" SEQ Figure \* ARABIC \s 1 ">
+        <w:r>
+          <w:t>7</w:t>
+        </w:r>
+      </w:fldSimple>
+      <w:bookmarkEnd w:id="51"/>
+      <w:r>
+        <w:t xml:space="preserve"> : Les quatre limites d'un LLM seul et leurs réponses par le RAG</w:t>
+      </w:r>
+      <w:bookmarkEnd w:id="52"/>
+    </w:p>
+    <w:p>
+      <w:pPr>
+        <w:pStyle w:val="source"/>
+        <w:keepNext/>
+      </w:pPr>
+      <w:r>
+        <w:rPr>
+          <w:noProof/>
+        </w:rPr>
+        <w:drawing>
+          <wp:inline distT="0" distB="0" distL="0" distR="0" wp14:anchorId="504FF072" wp14:editId="7A2E6660">
+            <wp:extent cx="5399405" cy="2893060"/>
+            <wp:effectExtent l="0" t="0" r="0" b="2540"/>
+            <wp:docPr id="1808930023" name="Graphique 1"/>
+            <wp:cNvGraphicFramePr>
+              <a:graphicFrameLocks xmlns:a="http://schemas.openxmlformats.org/drawingml/2006/main" noChangeAspect="1"/>
+            </wp:cNvGraphicFramePr>
+            <a:graphic xmlns:a="http://schemas.openxmlformats.org/drawingml/2006/main">
+              <a:graphicData uri="http://schemas.openxmlformats.org/drawingml/2006/picture">
+                <pic:pic xmlns:pic="http://schemas.openxmlformats.org/drawingml/2006/picture">
+                  <pic:nvPicPr>
+                    <pic:cNvPr id="1808930023" name=""/>
+                    <pic:cNvPicPr/>
+                  </pic:nvPicPr>
+                  <pic:blipFill>
+                    <a:blip r:embed="rId25">
+                      <a:extLst>
+                        <a:ext uri="{96DAC541-7B7A-43D3-8B79-37D633B846F1}">
+                          <asvg:svgBlip xmlns:asvg="http://schemas.microsoft.com/office/drawing/2016/SVG/main" r:embed="rId26"/>
+                        </a:ext>
+                      </a:extLst>
+                    </a:blip>
+                    <a:stretch>
+                      <a:fillRect/>
+                    </a:stretch>
+                  </pic:blipFill>
+                  <pic:spPr>
+                    <a:xfrm>
+                      <a:off x="0" y="0"/>
+                      <a:ext cx="5399405" cy="2893060"/>
+                    </a:xfrm>
+                    <a:prstGeom prst="rect">
+                      <a:avLst/>
+                    </a:prstGeom>
+                  </pic:spPr>
+                </pic:pic>
+              </a:graphicData>
+            </a:graphic>
+          </wp:inline>
+        </w:drawing>
+      </w:r>
+      <w:r>
+        <w:t>(élaboration personnelle, d'après Gao et al. 2023 ; Papadopoulos et al. 2025)</w:t>
+      </w:r>
+    </w:p>
+    <w:p>
+      <w:pPr>
+        <w:pStyle w:val="CorpsdeText"/>
+      </w:pPr>
+      <w:r>
+        <w:t>Ce croisement n'est pas seulement le résultat de la démonstration menée dans ce chapitre : il rejoint les conclusions de la littérature du domaine d'application. Papadopoulos et al.</w:t>
+      </w:r>
+      <w:r>
+        <w:t xml:space="preserve"> </w:t>
+      </w:r>
+      <w:r>
+        <w:fldChar w:fldCharType="begin"/>
+      </w:r>
+      <w:r>
+        <w:instrText xml:space="preserve"> ADDIN ZOTERO_ITEM CSL_CITATION {"citationID":"yJW2DqWI","properties":{"formattedCitation":"(2025)","plainCitation":"(2025)","noteIndex":0},"citationItems":[{"id":416,"uris":["http://zotero.org/users/19717110/items/3GL7IA84"],"itemData":{"id":416,"type":"article-journal","abstract":"The increasing integration of AI-driven interfaces into public service channels has catalyzed a vibrant discourse on the interplay between technological innovation and the traditional values of public governance. This discussion invites a critical exploration of how emerging chatbot architectures can be aligned with ethical principles and resilient public sector practices. While there is research assessing the potential benefits of integrating chatbots in service delivery, existing evaluation approaches often lack specificity to the unique context of public administration, failing to adequately balance technical performance with crucial ethical considerations, safety requirements, and core public service principles like transparency, fairness, and accountability. This research addresses this critical gap by developing and applying a structured evaluation framework specifically designed for assessing diverse chatbot architectures within the public sector. The methodology offers actionable insights to guide the selection and implementation of chatbot solutions that enhance citizen engagement, streamline government services, and uphold key public service values. A key contribution is the introduction of fifteen pre-assessed evaluation criteria, encompassing areas such as input understanding, error handling, legal compliance, safety, and personalization, which are applied to four distinct chatbot architectures. Our findings indicate that while no single architecture is universally optimal, hybrid retrieval-augmented generation (RAG) systems emerge as the most balanced approach, effectively mitigating the risks of pure generative models while retaining their adaptability. Ultimately, this work provides actionable guidance for policymakers and researchers, supporting informed decisions on the responsible use of chatbots and emphasizing the critical balance between innovation and public trust.","container-title":"Frontiers in Political Science","DOI":"10.3389/fpos.2025.1601440","ISSN":"2673-3145","journalAbbreviation":"Front. Polit. Sci.","language":"English","publisher":"Frontiers","source":"Frontiers","title":"Evaluating chatbot architectures for public service delivery: balancing functionality, safety, ethics, and adaptability","title-short":"Evaluating chatbot architectures for public service delivery","URL":"https://www.frontiersin.org/journals/political-science/articles/10.3389/fpos.2025.1601440/full","volume":"7","author":[{"family":"Papadopoulos","given":"Theodoros"},{"family":"Alexopoulos","given":"Charalampos Harris"},{"family":"Charalabidis","given":"Yannis"}],"accessed":{"date-parts":[["2026",7,11]]},"issued":{"date-parts":[["2025",10,1]]}},"suppress-author":true}],"schema":"https://github.com/citation-style-language/schema/raw/master/csl-citation.json"} </w:instrText>
+      </w:r>
+      <w:r>
+        <w:fldChar w:fldCharType="separate"/>
+      </w:r>
+      <w:r>
+        <w:rPr>
+          <w:rFonts w:cs="Arial"/>
+        </w:rPr>
+        <w:t>(2025)</w:t>
+      </w:r>
+      <w:r>
+        <w:fldChar w:fldCharType="end"/>
+      </w:r>
+      <w:r>
+        <w:t xml:space="preserve">, dans une revue de science politique, comparent les quatre grandes familles d'architectures de chatbots pour la délivrance de services publics : les systèmes à règles, où l'usager navigue dans des scénarios prédéfinis ; les systèmes par recherche, qui retrouvent et affichent des contenus existants sans les reformuler ; les systèmes génératifs purs, où un modèle rédige librement ; et l'hybride RAG, où le modèle rédige en s'appuyant sur les contenus retrouvés, précisément le pipeline de la section </w:t>
+      </w:r>
+      <w:r>
+        <w:fldChar w:fldCharType="begin"/>
+      </w:r>
+      <w:r>
+        <w:instrText xml:space="preserve"> REF _Ref234842007 \r \h </w:instrText>
+      </w:r>
+      <w:r>
+        <w:fldChar w:fldCharType="separate"/>
+      </w:r>
+      <w:r>
+        <w:t>2.4</w:t>
+      </w:r>
+      <w:r>
+        <w:fldChar w:fldCharType="end"/>
+      </w:r>
+      <w:r>
+        <w:t xml:space="preserve">. L'évaluation repose sur une grille de quinze critères dérivés de la littérature du gouvernement électronique, organisés en cinq dimensions, que le </w:t>
+      </w:r>
+      <w:r>
+        <w:fldChar w:fldCharType="begin"/>
+      </w:r>
+      <w:r>
+        <w:instrText xml:space="preserve"> REF _Ref234842830 \h </w:instrText>
+      </w:r>
+      <w:r>
+        <w:fldChar w:fldCharType="separate"/>
+      </w:r>
+      <w:r>
+        <w:t>Tableau 2.1</w:t>
+      </w:r>
+      <w:r>
+        <w:fldChar w:fldCharType="end"/>
+      </w:r>
+      <w:r>
+        <w:t xml:space="preserve"> restitue : on y reconnaît, formulées en critères d'évaluation, la plupart des exigences discutées dans ce chapitre, de l'intégrité factuelle à la maintenabilité</w:t>
+      </w:r>
+    </w:p>
+    <w:p>
+      <w:pPr>
+        <w:pStyle w:val="Lgende"/>
+        <w:keepNext/>
+      </w:pPr>
+      <w:bookmarkStart w:id="53" w:name="_Ref234842830"/>
+      <w:bookmarkStart w:id="54" w:name="_Toc234843278"/>
+      <w:r>
+        <w:lastRenderedPageBreak/>
+        <w:t xml:space="preserve">Tableau </w:t>
+      </w:r>
+      <w:fldSimple w:instr=" STYLEREF 1 \s ">
+        <w:r>
+          <w:t>2</w:t>
+        </w:r>
+      </w:fldSimple>
+      <w:r>
+        <w:t>.</w:t>
+      </w:r>
+      <w:fldSimple w:instr=" SEQ Tableau \* ARABIC \s 1 ">
+        <w:r>
+          <w:t>1</w:t>
+        </w:r>
+      </w:fldSimple>
+      <w:bookmarkEnd w:id="53"/>
+      <w:r>
+        <w:t xml:space="preserve"> : Les cinq dimensions et les quinze critères d'évaluation des chatbots de service public</w:t>
+      </w:r>
+      <w:bookmarkEnd w:id="54"/>
+    </w:p>
+    <w:tbl>
+      <w:tblPr>
+        <w:tblStyle w:val="TableauGrille4-Accentuation5"/>
+        <w:tblW w:w="8505" w:type="dxa"/>
+        <w:tblLook w:val="04A0" w:firstRow="1" w:lastRow="0" w:firstColumn="1" w:lastColumn="0" w:noHBand="0" w:noVBand="1"/>
+      </w:tblPr>
+      <w:tblGrid>
+        <w:gridCol w:w="2405"/>
+        <w:gridCol w:w="6100"/>
+      </w:tblGrid>
+      <w:tr>
+        <w:trPr>
+          <w:cnfStyle w:val="100000000000" w:firstRow="1" w:lastRow="0" w:firstColumn="0" w:lastColumn="0" w:oddVBand="0" w:evenVBand="0" w:oddHBand="0" w:evenHBand="0" w:firstRowFirstColumn="0" w:firstRowLastColumn="0" w:lastRowFirstColumn="0" w:lastRowLastColumn="0"/>
+          <w:trHeight w:val="300"/>
+        </w:trPr>
+        <w:tc>
+          <w:tcPr>
+            <w:cnfStyle w:val="001000000000" w:firstRow="0" w:lastRow="0" w:firstColumn="1" w:lastColumn="0" w:oddVBand="0" w:evenVBand="0" w:oddHBand="0" w:evenHBand="0" w:firstRowFirstColumn="0" w:firstRowLastColumn="0" w:lastRowFirstColumn="0" w:lastRowLastColumn="0"/>
+            <w:tcW w:w="2405" w:type="dxa"/>
+            <w:noWrap/>
+            <w:hideMark/>
+          </w:tcPr>
+          <w:p>
+            <w:pPr>
+              <w:keepNext/>
+              <w:jc w:val="center"/>
+              <w:rPr>
+                <w:rFonts w:ascii="Aptos Narrow" w:eastAsia="Times New Roman" w:hAnsi="Aptos Narrow"/>
+                <w:sz w:val="32"/>
+                <w:szCs w:val="32"/>
+                <w:lang w:eastAsia="fr-CH"/>
+              </w:rPr>
+            </w:pPr>
+            <w:r>
+              <w:rPr>
+                <w:rFonts w:ascii="Aptos Narrow" w:eastAsia="Times New Roman" w:hAnsi="Aptos Narrow"/>
+                <w:sz w:val="32"/>
+                <w:szCs w:val="32"/>
+                <w:lang w:eastAsia="fr-CH"/>
+              </w:rPr>
+              <w:t>Dimension</w:t>
+            </w:r>
+          </w:p>
+        </w:tc>
+        <w:tc>
+          <w:tcPr>
+            <w:tcW w:w="6100" w:type="dxa"/>
+            <w:noWrap/>
+            <w:hideMark/>
+          </w:tcPr>
+          <w:p>
+            <w:pPr>
+              <w:keepNext/>
+              <w:jc w:val="center"/>
+              <w:cnfStyle w:val="100000000000" w:firstRow="1" w:lastRow="0" w:firstColumn="0" w:lastColumn="0" w:oddVBand="0" w:evenVBand="0" w:oddHBand="0" w:evenHBand="0" w:firstRowFirstColumn="0" w:firstRowLastColumn="0" w:lastRowFirstColumn="0" w:lastRowLastColumn="0"/>
+              <w:rPr>
+                <w:rFonts w:ascii="Aptos Narrow" w:eastAsia="Times New Roman" w:hAnsi="Aptos Narrow"/>
+                <w:sz w:val="32"/>
+                <w:szCs w:val="32"/>
+                <w:lang w:eastAsia="fr-CH"/>
+              </w:rPr>
+            </w:pPr>
+            <w:r>
+              <w:rPr>
+                <w:rFonts w:ascii="Aptos Narrow" w:eastAsia="Times New Roman" w:hAnsi="Aptos Narrow"/>
+                <w:sz w:val="32"/>
+                <w:szCs w:val="32"/>
+                <w:lang w:eastAsia="fr-CH"/>
+              </w:rPr>
+              <w:t>Critères</w:t>
+            </w:r>
+          </w:p>
+        </w:tc>
+      </w:tr>
+      <w:tr>
+        <w:trPr>
+          <w:cnfStyle w:val="000000100000" w:firstRow="0" w:lastRow="0" w:firstColumn="0" w:lastColumn="0" w:oddVBand="0" w:evenVBand="0" w:oddHBand="1" w:evenHBand="0" w:firstRowFirstColumn="0" w:firstRowLastColumn="0" w:lastRowFirstColumn="0" w:lastRowLastColumn="0"/>
+          <w:trHeight w:val="300"/>
+        </w:trPr>
+        <w:tc>
+          <w:tcPr>
+            <w:cnfStyle w:val="001000000000" w:firstRow="0" w:lastRow="0" w:firstColumn="1" w:lastColumn="0" w:oddVBand="0" w:evenVBand="0" w:oddHBand="0" w:evenHBand="0" w:firstRowFirstColumn="0" w:firstRowLastColumn="0" w:lastRowFirstColumn="0" w:lastRowLastColumn="0"/>
+            <w:tcW w:w="2405" w:type="dxa"/>
+            <w:vMerge w:val="restart"/>
+            <w:noWrap/>
+            <w:hideMark/>
+          </w:tcPr>
+          <w:p>
+            <w:pPr>
+              <w:keepNext/>
+              <w:rPr>
+                <w:rFonts w:ascii="Aptos Narrow" w:eastAsia="Times New Roman" w:hAnsi="Aptos Narrow"/>
+                <w:color w:val="000000"/>
+                <w:lang w:eastAsia="fr-CH"/>
+              </w:rPr>
+            </w:pPr>
+            <w:r>
+              <w:rPr>
+                <w:rFonts w:ascii="Aptos Narrow" w:eastAsia="Times New Roman" w:hAnsi="Aptos Narrow"/>
+                <w:color w:val="000000"/>
+                <w:lang w:eastAsia="fr-CH"/>
+              </w:rPr>
+              <w:t>I. Fonctionnalité et compréhension</w:t>
+            </w:r>
+          </w:p>
+        </w:tc>
+        <w:tc>
+          <w:tcPr>
+            <w:tcW w:w="6100" w:type="dxa"/>
+            <w:noWrap/>
+            <w:hideMark/>
+          </w:tcPr>
+          <w:p>
+            <w:pPr>
+              <w:keepNext/>
+              <w:cnfStyle w:val="000000100000" w:firstRow="0" w:lastRow="0" w:firstColumn="0" w:lastColumn="0" w:oddVBand="0" w:evenVBand="0" w:oddHBand="1" w:evenHBand="0" w:firstRowFirstColumn="0" w:firstRowLastColumn="0" w:lastRowFirstColumn="0" w:lastRowLastColumn="0"/>
+              <w:rPr>
+                <w:rFonts w:ascii="Aptos Narrow" w:eastAsia="Times New Roman" w:hAnsi="Aptos Narrow"/>
+                <w:color w:val="000000"/>
+                <w:lang w:eastAsia="fr-CH"/>
+              </w:rPr>
+            </w:pPr>
+            <w:r>
+              <w:rPr>
+                <w:rFonts w:ascii="Aptos Narrow" w:eastAsia="Times New Roman" w:hAnsi="Aptos Narrow"/>
+                <w:color w:val="000000"/>
+                <w:lang w:eastAsia="fr-CH"/>
+              </w:rPr>
+              <w:t>Compréhension des demandes et reconnaissance de l'intention</w:t>
+            </w:r>
+          </w:p>
+        </w:tc>
+      </w:tr>
+      <w:tr>
+        <w:trPr>
+          <w:trHeight w:val="300"/>
+        </w:trPr>
+        <w:tc>
+          <w:tcPr>
+            <w:cnfStyle w:val="001000000000" w:firstRow="0" w:lastRow="0" w:firstColumn="1" w:lastColumn="0" w:oddVBand="0" w:evenVBand="0" w:oddHBand="0" w:evenHBand="0" w:firstRowFirstColumn="0" w:firstRowLastColumn="0" w:lastRowFirstColumn="0" w:lastRowLastColumn="0"/>
+            <w:tcW w:w="2405" w:type="dxa"/>
+            <w:vMerge/>
+            <w:noWrap/>
+            <w:hideMark/>
+          </w:tcPr>
+          <w:p>
+            <w:pPr>
+              <w:keepNext/>
+              <w:rPr>
+                <w:rFonts w:ascii="Aptos Narrow" w:eastAsia="Times New Roman" w:hAnsi="Aptos Narrow"/>
+                <w:color w:val="000000"/>
+                <w:lang w:eastAsia="fr-CH"/>
+              </w:rPr>
+            </w:pPr>
+          </w:p>
+        </w:tc>
+        <w:tc>
+          <w:tcPr>
+            <w:tcW w:w="6100" w:type="dxa"/>
+            <w:noWrap/>
+            <w:hideMark/>
+          </w:tcPr>
+          <w:p>
+            <w:pPr>
+              <w:keepNext/>
+              <w:cnfStyle w:val="000000000000" w:firstRow="0" w:lastRow="0" w:firstColumn="0" w:lastColumn="0" w:oddVBand="0" w:evenVBand="0" w:oddHBand="0" w:evenHBand="0" w:firstRowFirstColumn="0" w:firstRowLastColumn="0" w:lastRowFirstColumn="0" w:lastRowLastColumn="0"/>
+              <w:rPr>
+                <w:rFonts w:ascii="Aptos Narrow" w:eastAsia="Times New Roman" w:hAnsi="Aptos Narrow"/>
+                <w:color w:val="000000"/>
+                <w:lang w:eastAsia="fr-CH"/>
+              </w:rPr>
+            </w:pPr>
+            <w:r>
+              <w:rPr>
+                <w:rFonts w:ascii="Aptos Narrow" w:eastAsia="Times New Roman" w:hAnsi="Aptos Narrow"/>
+                <w:color w:val="000000"/>
+                <w:lang w:eastAsia="fr-CH"/>
+              </w:rPr>
+              <w:t>Exactitude des réponses et intégrité factuelle</w:t>
+            </w:r>
+          </w:p>
+        </w:tc>
+      </w:tr>
+      <w:tr>
+        <w:trPr>
+          <w:cnfStyle w:val="000000100000" w:firstRow="0" w:lastRow="0" w:firstColumn="0" w:lastColumn="0" w:oddVBand="0" w:evenVBand="0" w:oddHBand="1" w:evenHBand="0" w:firstRowFirstColumn="0" w:firstRowLastColumn="0" w:lastRowFirstColumn="0" w:lastRowLastColumn="0"/>
+          <w:trHeight w:val="300"/>
+        </w:trPr>
+        <w:tc>
+          <w:tcPr>
+            <w:cnfStyle w:val="001000000000" w:firstRow="0" w:lastRow="0" w:firstColumn="1" w:lastColumn="0" w:oddVBand="0" w:evenVBand="0" w:oddHBand="0" w:evenHBand="0" w:firstRowFirstColumn="0" w:firstRowLastColumn="0" w:lastRowFirstColumn="0" w:lastRowLastColumn="0"/>
+            <w:tcW w:w="2405" w:type="dxa"/>
+            <w:vMerge/>
+            <w:noWrap/>
+            <w:hideMark/>
+          </w:tcPr>
+          <w:p>
+            <w:pPr>
+              <w:keepNext/>
+              <w:rPr>
+                <w:rFonts w:ascii="Aptos Narrow" w:eastAsia="Times New Roman" w:hAnsi="Aptos Narrow"/>
+                <w:color w:val="000000"/>
+                <w:lang w:eastAsia="fr-CH"/>
+              </w:rPr>
+            </w:pPr>
+          </w:p>
+        </w:tc>
+        <w:tc>
+          <w:tcPr>
+            <w:tcW w:w="6100" w:type="dxa"/>
+            <w:noWrap/>
+            <w:hideMark/>
+          </w:tcPr>
+          <w:p>
+            <w:pPr>
+              <w:keepNext/>
+              <w:cnfStyle w:val="000000100000" w:firstRow="0" w:lastRow="0" w:firstColumn="0" w:lastColumn="0" w:oddVBand="0" w:evenVBand="0" w:oddHBand="1" w:evenHBand="0" w:firstRowFirstColumn="0" w:firstRowLastColumn="0" w:lastRowFirstColumn="0" w:lastRowLastColumn="0"/>
+              <w:rPr>
+                <w:rFonts w:ascii="Aptos Narrow" w:eastAsia="Times New Roman" w:hAnsi="Aptos Narrow"/>
+                <w:color w:val="000000"/>
+                <w:lang w:eastAsia="fr-CH"/>
+              </w:rPr>
+            </w:pPr>
+            <w:r>
+              <w:rPr>
+                <w:rFonts w:ascii="Aptos Narrow" w:eastAsia="Times New Roman" w:hAnsi="Aptos Narrow"/>
+                <w:color w:val="000000"/>
+                <w:lang w:eastAsia="fr-CH"/>
+              </w:rPr>
+              <w:t>Cohérence et fiabilité</w:t>
+            </w:r>
+          </w:p>
+        </w:tc>
+      </w:tr>
+      <w:tr>
+        <w:trPr>
+          <w:trHeight w:val="300"/>
+        </w:trPr>
+        <w:tc>
+          <w:tcPr>
+            <w:cnfStyle w:val="001000000000" w:firstRow="0" w:lastRow="0" w:firstColumn="1" w:lastColumn="0" w:oddVBand="0" w:evenVBand="0" w:oddHBand="0" w:evenHBand="0" w:firstRowFirstColumn="0" w:firstRowLastColumn="0" w:lastRowFirstColumn="0" w:lastRowLastColumn="0"/>
+            <w:tcW w:w="2405" w:type="dxa"/>
+            <w:vMerge w:val="restart"/>
+            <w:noWrap/>
+            <w:hideMark/>
+          </w:tcPr>
+          <w:p>
+            <w:pPr>
+              <w:keepNext/>
+              <w:rPr>
+                <w:rFonts w:ascii="Aptos Narrow" w:eastAsia="Times New Roman" w:hAnsi="Aptos Narrow"/>
+                <w:color w:val="000000"/>
+                <w:lang w:eastAsia="fr-CH"/>
+              </w:rPr>
+            </w:pPr>
+            <w:r>
+              <w:rPr>
+                <w:rFonts w:ascii="Aptos Narrow" w:eastAsia="Times New Roman" w:hAnsi="Aptos Narrow"/>
+                <w:color w:val="000000"/>
+                <w:lang w:eastAsia="fr-CH"/>
+              </w:rPr>
+              <w:t>II. Expérience utilisateur et communication</w:t>
+            </w:r>
+          </w:p>
+        </w:tc>
+        <w:tc>
+          <w:tcPr>
+            <w:tcW w:w="6100" w:type="dxa"/>
+            <w:noWrap/>
+            <w:hideMark/>
+          </w:tcPr>
+          <w:p>
+            <w:pPr>
+              <w:keepNext/>
+              <w:cnfStyle w:val="000000000000" w:firstRow="0" w:lastRow="0" w:firstColumn="0" w:lastColumn="0" w:oddVBand="0" w:evenVBand="0" w:oddHBand="0" w:evenHBand="0" w:firstRowFirstColumn="0" w:firstRowLastColumn="0" w:lastRowFirstColumn="0" w:lastRowLastColumn="0"/>
+              <w:rPr>
+                <w:rFonts w:ascii="Aptos Narrow" w:eastAsia="Times New Roman" w:hAnsi="Aptos Narrow"/>
+                <w:color w:val="000000"/>
+                <w:lang w:eastAsia="fr-CH"/>
+              </w:rPr>
+            </w:pPr>
+            <w:r>
+              <w:rPr>
+                <w:rFonts w:ascii="Aptos Narrow" w:eastAsia="Times New Roman" w:hAnsi="Aptos Narrow"/>
+                <w:color w:val="000000"/>
+                <w:lang w:eastAsia="fr-CH"/>
+              </w:rPr>
+              <w:t>Fluidité conversationnelle et prise en compte du contexte</w:t>
+            </w:r>
+          </w:p>
+        </w:tc>
+      </w:tr>
+      <w:tr>
+        <w:trPr>
+          <w:cnfStyle w:val="000000100000" w:firstRow="0" w:lastRow="0" w:firstColumn="0" w:lastColumn="0" w:oddVBand="0" w:evenVBand="0" w:oddHBand="1" w:evenHBand="0" w:firstRowFirstColumn="0" w:firstRowLastColumn="0" w:lastRowFirstColumn="0" w:lastRowLastColumn="0"/>
+          <w:trHeight w:val="300"/>
+        </w:trPr>
+        <w:tc>
+          <w:tcPr>
+            <w:cnfStyle w:val="001000000000" w:firstRow="0" w:lastRow="0" w:firstColumn="1" w:lastColumn="0" w:oddVBand="0" w:evenVBand="0" w:oddHBand="0" w:evenHBand="0" w:firstRowFirstColumn="0" w:firstRowLastColumn="0" w:lastRowFirstColumn="0" w:lastRowLastColumn="0"/>
+            <w:tcW w:w="2405" w:type="dxa"/>
+            <w:vMerge/>
+            <w:noWrap/>
+            <w:hideMark/>
+          </w:tcPr>
+          <w:p>
+            <w:pPr>
+              <w:keepNext/>
+              <w:rPr>
+                <w:rFonts w:ascii="Aptos Narrow" w:eastAsia="Times New Roman" w:hAnsi="Aptos Narrow"/>
+                <w:color w:val="000000"/>
+                <w:lang w:eastAsia="fr-CH"/>
+              </w:rPr>
+            </w:pPr>
+          </w:p>
+        </w:tc>
+        <w:tc>
+          <w:tcPr>
+            <w:tcW w:w="6100" w:type="dxa"/>
+            <w:noWrap/>
+            <w:hideMark/>
+          </w:tcPr>
+          <w:p>
+            <w:pPr>
+              <w:keepNext/>
+              <w:cnfStyle w:val="000000100000" w:firstRow="0" w:lastRow="0" w:firstColumn="0" w:lastColumn="0" w:oddVBand="0" w:evenVBand="0" w:oddHBand="1" w:evenHBand="0" w:firstRowFirstColumn="0" w:firstRowLastColumn="0" w:lastRowFirstColumn="0" w:lastRowLastColumn="0"/>
+              <w:rPr>
+                <w:rFonts w:ascii="Aptos Narrow" w:eastAsia="Times New Roman" w:hAnsi="Aptos Narrow"/>
+                <w:color w:val="000000"/>
+                <w:lang w:eastAsia="fr-CH"/>
+              </w:rPr>
+            </w:pPr>
+            <w:r>
+              <w:rPr>
+                <w:rFonts w:ascii="Aptos Narrow" w:eastAsia="Times New Roman" w:hAnsi="Aptos Narrow"/>
+                <w:color w:val="000000"/>
+                <w:lang w:eastAsia="fr-CH"/>
+              </w:rPr>
+              <w:t>Gestion des erreurs et récupération</w:t>
+            </w:r>
+          </w:p>
+        </w:tc>
+      </w:tr>
+      <w:tr>
+        <w:trPr>
+          <w:trHeight w:val="300"/>
+        </w:trPr>
+        <w:tc>
+          <w:tcPr>
+            <w:cnfStyle w:val="001000000000" w:firstRow="0" w:lastRow="0" w:firstColumn="1" w:lastColumn="0" w:oddVBand="0" w:evenVBand="0" w:oddHBand="0" w:evenHBand="0" w:firstRowFirstColumn="0" w:firstRowLastColumn="0" w:lastRowFirstColumn="0" w:lastRowLastColumn="0"/>
+            <w:tcW w:w="2405" w:type="dxa"/>
+            <w:vMerge/>
+            <w:noWrap/>
+            <w:hideMark/>
+          </w:tcPr>
+          <w:p>
+            <w:pPr>
+              <w:keepNext/>
+              <w:rPr>
+                <w:rFonts w:ascii="Aptos Narrow" w:eastAsia="Times New Roman" w:hAnsi="Aptos Narrow"/>
+                <w:color w:val="000000"/>
+                <w:lang w:eastAsia="fr-CH"/>
+              </w:rPr>
+            </w:pPr>
+          </w:p>
+        </w:tc>
+        <w:tc>
+          <w:tcPr>
+            <w:tcW w:w="6100" w:type="dxa"/>
+            <w:noWrap/>
+            <w:hideMark/>
+          </w:tcPr>
+          <w:p>
+            <w:pPr>
+              <w:keepNext/>
+              <w:cnfStyle w:val="000000000000" w:firstRow="0" w:lastRow="0" w:firstColumn="0" w:lastColumn="0" w:oddVBand="0" w:evenVBand="0" w:oddHBand="0" w:evenHBand="0" w:firstRowFirstColumn="0" w:firstRowLastColumn="0" w:lastRowFirstColumn="0" w:lastRowLastColumn="0"/>
+              <w:rPr>
+                <w:rFonts w:ascii="Aptos Narrow" w:eastAsia="Times New Roman" w:hAnsi="Aptos Narrow"/>
+                <w:color w:val="000000"/>
+                <w:lang w:eastAsia="fr-CH"/>
+              </w:rPr>
+            </w:pPr>
+            <w:r>
+              <w:rPr>
+                <w:rFonts w:ascii="Aptos Narrow" w:eastAsia="Times New Roman" w:hAnsi="Aptos Narrow"/>
+                <w:color w:val="000000"/>
+                <w:lang w:eastAsia="fr-CH"/>
+              </w:rPr>
+              <w:t>Temps de réponse et réactivité</w:t>
+            </w:r>
+          </w:p>
+        </w:tc>
+      </w:tr>
+      <w:tr>
+        <w:trPr>
+          <w:cnfStyle w:val="000000100000" w:firstRow="0" w:lastRow="0" w:firstColumn="0" w:lastColumn="0" w:oddVBand="0" w:evenVBand="0" w:oddHBand="1" w:evenHBand="0" w:firstRowFirstColumn="0" w:firstRowLastColumn="0" w:lastRowFirstColumn="0" w:lastRowLastColumn="0"/>
+          <w:trHeight w:val="300"/>
+        </w:trPr>
+        <w:tc>
+          <w:tcPr>
+            <w:cnfStyle w:val="001000000000" w:firstRow="0" w:lastRow="0" w:firstColumn="1" w:lastColumn="0" w:oddVBand="0" w:evenVBand="0" w:oddHBand="0" w:evenHBand="0" w:firstRowFirstColumn="0" w:firstRowLastColumn="0" w:lastRowFirstColumn="0" w:lastRowLastColumn="0"/>
+            <w:tcW w:w="2405" w:type="dxa"/>
+            <w:vMerge w:val="restart"/>
+            <w:noWrap/>
+            <w:hideMark/>
+          </w:tcPr>
+          <w:p>
+            <w:pPr>
+              <w:keepNext/>
+              <w:rPr>
+                <w:rFonts w:ascii="Aptos Narrow" w:eastAsia="Times New Roman" w:hAnsi="Aptos Narrow"/>
+                <w:color w:val="000000"/>
+                <w:lang w:eastAsia="fr-CH"/>
+              </w:rPr>
+            </w:pPr>
+            <w:r>
+              <w:rPr>
+                <w:rFonts w:ascii="Aptos Narrow" w:eastAsia="Times New Roman" w:hAnsi="Aptos Narrow"/>
+                <w:color w:val="000000"/>
+                <w:lang w:eastAsia="fr-CH"/>
+              </w:rPr>
+              <w:t>III. Éthique et sécurité</w:t>
+            </w:r>
+          </w:p>
+        </w:tc>
+        <w:tc>
+          <w:tcPr>
+            <w:tcW w:w="6100" w:type="dxa"/>
+            <w:noWrap/>
+            <w:hideMark/>
+          </w:tcPr>
+          <w:p>
+            <w:pPr>
+              <w:keepNext/>
+              <w:cnfStyle w:val="000000100000" w:firstRow="0" w:lastRow="0" w:firstColumn="0" w:lastColumn="0" w:oddVBand="0" w:evenVBand="0" w:oddHBand="1" w:evenHBand="0" w:firstRowFirstColumn="0" w:firstRowLastColumn="0" w:lastRowFirstColumn="0" w:lastRowLastColumn="0"/>
+              <w:rPr>
+                <w:rFonts w:ascii="Aptos Narrow" w:eastAsia="Times New Roman" w:hAnsi="Aptos Narrow"/>
+                <w:color w:val="000000"/>
+                <w:lang w:eastAsia="fr-CH"/>
+              </w:rPr>
+            </w:pPr>
+            <w:r>
+              <w:rPr>
+                <w:rFonts w:ascii="Aptos Narrow" w:eastAsia="Times New Roman" w:hAnsi="Aptos Narrow"/>
+                <w:color w:val="000000"/>
+                <w:lang w:eastAsia="fr-CH"/>
+              </w:rPr>
+              <w:t>Atténuation des biais et équité</w:t>
+            </w:r>
+          </w:p>
+        </w:tc>
+      </w:tr>
+      <w:tr>
+        <w:trPr>
+          <w:trHeight w:val="300"/>
+        </w:trPr>
+        <w:tc>
+          <w:tcPr>
+            <w:cnfStyle w:val="001000000000" w:firstRow="0" w:lastRow="0" w:firstColumn="1" w:lastColumn="0" w:oddVBand="0" w:evenVBand="0" w:oddHBand="0" w:evenHBand="0" w:firstRowFirstColumn="0" w:firstRowLastColumn="0" w:lastRowFirstColumn="0" w:lastRowLastColumn="0"/>
+            <w:tcW w:w="2405" w:type="dxa"/>
+            <w:vMerge/>
+            <w:noWrap/>
+            <w:hideMark/>
+          </w:tcPr>
+          <w:p>
+            <w:pPr>
+              <w:keepNext/>
+              <w:rPr>
+                <w:rFonts w:ascii="Aptos Narrow" w:eastAsia="Times New Roman" w:hAnsi="Aptos Narrow"/>
+                <w:color w:val="000000"/>
+                <w:lang w:eastAsia="fr-CH"/>
+              </w:rPr>
+            </w:pPr>
+          </w:p>
+        </w:tc>
+        <w:tc>
+          <w:tcPr>
+            <w:tcW w:w="6100" w:type="dxa"/>
+            <w:noWrap/>
+            <w:hideMark/>
+          </w:tcPr>
+          <w:p>
+            <w:pPr>
+              <w:keepNext/>
+              <w:cnfStyle w:val="000000000000" w:firstRow="0" w:lastRow="0" w:firstColumn="0" w:lastColumn="0" w:oddVBand="0" w:evenVBand="0" w:oddHBand="0" w:evenHBand="0" w:firstRowFirstColumn="0" w:firstRowLastColumn="0" w:lastRowFirstColumn="0" w:lastRowLastColumn="0"/>
+              <w:rPr>
+                <w:rFonts w:ascii="Aptos Narrow" w:eastAsia="Times New Roman" w:hAnsi="Aptos Narrow"/>
+                <w:color w:val="000000"/>
+                <w:lang w:eastAsia="fr-CH"/>
+              </w:rPr>
+            </w:pPr>
+            <w:r>
+              <w:rPr>
+                <w:rFonts w:ascii="Aptos Narrow" w:eastAsia="Times New Roman" w:hAnsi="Aptos Narrow"/>
+                <w:color w:val="000000"/>
+                <w:lang w:eastAsia="fr-CH"/>
+              </w:rPr>
+              <w:t>Conformité éthique et responsabilité</w:t>
+            </w:r>
+          </w:p>
+        </w:tc>
+      </w:tr>
+      <w:tr>
+        <w:trPr>
+          <w:cnfStyle w:val="000000100000" w:firstRow="0" w:lastRow="0" w:firstColumn="0" w:lastColumn="0" w:oddVBand="0" w:evenVBand="0" w:oddHBand="1" w:evenHBand="0" w:firstRowFirstColumn="0" w:firstRowLastColumn="0" w:lastRowFirstColumn="0" w:lastRowLastColumn="0"/>
+          <w:trHeight w:val="300"/>
+        </w:trPr>
+        <w:tc>
+          <w:tcPr>
+            <w:cnfStyle w:val="001000000000" w:firstRow="0" w:lastRow="0" w:firstColumn="1" w:lastColumn="0" w:oddVBand="0" w:evenVBand="0" w:oddHBand="0" w:evenHBand="0" w:firstRowFirstColumn="0" w:firstRowLastColumn="0" w:lastRowFirstColumn="0" w:lastRowLastColumn="0"/>
+            <w:tcW w:w="2405" w:type="dxa"/>
+            <w:vMerge/>
+            <w:noWrap/>
+            <w:hideMark/>
+          </w:tcPr>
+          <w:p>
+            <w:pPr>
+              <w:keepNext/>
+              <w:rPr>
+                <w:rFonts w:ascii="Aptos Narrow" w:eastAsia="Times New Roman" w:hAnsi="Aptos Narrow"/>
+                <w:color w:val="000000"/>
+                <w:lang w:eastAsia="fr-CH"/>
+              </w:rPr>
+            </w:pPr>
+          </w:p>
+        </w:tc>
+        <w:tc>
+          <w:tcPr>
+            <w:tcW w:w="6100" w:type="dxa"/>
+            <w:noWrap/>
+            <w:hideMark/>
+          </w:tcPr>
+          <w:p>
+            <w:pPr>
+              <w:keepNext/>
+              <w:cnfStyle w:val="000000100000" w:firstRow="0" w:lastRow="0" w:firstColumn="0" w:lastColumn="0" w:oddVBand="0" w:evenVBand="0" w:oddHBand="1" w:evenHBand="0" w:firstRowFirstColumn="0" w:firstRowLastColumn="0" w:lastRowFirstColumn="0" w:lastRowLastColumn="0"/>
+              <w:rPr>
+                <w:rFonts w:ascii="Aptos Narrow" w:eastAsia="Times New Roman" w:hAnsi="Aptos Narrow"/>
+                <w:color w:val="000000"/>
+                <w:lang w:eastAsia="fr-CH"/>
+              </w:rPr>
+            </w:pPr>
+            <w:r>
+              <w:rPr>
+                <w:rFonts w:ascii="Aptos Narrow" w:eastAsia="Times New Roman" w:hAnsi="Aptos Narrow"/>
+                <w:color w:val="000000"/>
+                <w:lang w:eastAsia="fr-CH"/>
+              </w:rPr>
+              <w:t>Protection des données et vie privée</w:t>
+            </w:r>
+          </w:p>
+        </w:tc>
+      </w:tr>
+      <w:tr>
+        <w:trPr>
+          <w:trHeight w:val="300"/>
+        </w:trPr>
+        <w:tc>
+          <w:tcPr>
+            <w:cnfStyle w:val="001000000000" w:firstRow="0" w:lastRow="0" w:firstColumn="1" w:lastColumn="0" w:oddVBand="0" w:evenVBand="0" w:oddHBand="0" w:evenHBand="0" w:firstRowFirstColumn="0" w:firstRowLastColumn="0" w:lastRowFirstColumn="0" w:lastRowLastColumn="0"/>
+            <w:tcW w:w="2405" w:type="dxa"/>
+            <w:vMerge w:val="restart"/>
+            <w:noWrap/>
+            <w:hideMark/>
+          </w:tcPr>
+          <w:p>
+            <w:pPr>
+              <w:keepNext/>
+              <w:rPr>
+                <w:rFonts w:ascii="Aptos Narrow" w:eastAsia="Times New Roman" w:hAnsi="Aptos Narrow"/>
+                <w:color w:val="000000"/>
+                <w:lang w:eastAsia="fr-CH"/>
+              </w:rPr>
+            </w:pPr>
+            <w:r>
+              <w:rPr>
+                <w:rFonts w:ascii="Aptos Narrow" w:eastAsia="Times New Roman" w:hAnsi="Aptos Narrow"/>
+                <w:color w:val="000000"/>
+                <w:lang w:eastAsia="fr-CH"/>
+              </w:rPr>
+              <w:t>IV. Adaptabilité et passage à l'échelle</w:t>
+            </w:r>
+          </w:p>
+        </w:tc>
+        <w:tc>
+          <w:tcPr>
+            <w:tcW w:w="6100" w:type="dxa"/>
+            <w:noWrap/>
+            <w:hideMark/>
+          </w:tcPr>
+          <w:p>
+            <w:pPr>
+              <w:keepNext/>
+              <w:cnfStyle w:val="000000000000" w:firstRow="0" w:lastRow="0" w:firstColumn="0" w:lastColumn="0" w:oddVBand="0" w:evenVBand="0" w:oddHBand="0" w:evenHBand="0" w:firstRowFirstColumn="0" w:firstRowLastColumn="0" w:lastRowFirstColumn="0" w:lastRowLastColumn="0"/>
+              <w:rPr>
+                <w:rFonts w:ascii="Aptos Narrow" w:eastAsia="Times New Roman" w:hAnsi="Aptos Narrow"/>
+                <w:color w:val="000000"/>
+                <w:lang w:eastAsia="fr-CH"/>
+              </w:rPr>
+            </w:pPr>
+            <w:r>
+              <w:rPr>
+                <w:rFonts w:ascii="Aptos Narrow" w:eastAsia="Times New Roman" w:hAnsi="Aptos Narrow"/>
+                <w:color w:val="000000"/>
+                <w:lang w:eastAsia="fr-CH"/>
+              </w:rPr>
+              <w:t>Polyvalence de domaine et intégration</w:t>
+            </w:r>
+          </w:p>
+        </w:tc>
+      </w:tr>
+      <w:tr>
+        <w:trPr>
+          <w:cnfStyle w:val="000000100000" w:firstRow="0" w:lastRow="0" w:firstColumn="0" w:lastColumn="0" w:oddVBand="0" w:evenVBand="0" w:oddHBand="1" w:evenHBand="0" w:firstRowFirstColumn="0" w:firstRowLastColumn="0" w:lastRowFirstColumn="0" w:lastRowLastColumn="0"/>
+          <w:trHeight w:val="300"/>
+        </w:trPr>
+        <w:tc>
+          <w:tcPr>
+            <w:cnfStyle w:val="001000000000" w:firstRow="0" w:lastRow="0" w:firstColumn="1" w:lastColumn="0" w:oddVBand="0" w:evenVBand="0" w:oddHBand="0" w:evenHBand="0" w:firstRowFirstColumn="0" w:firstRowLastColumn="0" w:lastRowFirstColumn="0" w:lastRowLastColumn="0"/>
+            <w:tcW w:w="2405" w:type="dxa"/>
+            <w:vMerge/>
+            <w:noWrap/>
+            <w:hideMark/>
+          </w:tcPr>
+          <w:p>
+            <w:pPr>
+              <w:keepNext/>
+              <w:rPr>
+                <w:rFonts w:ascii="Aptos Narrow" w:eastAsia="Times New Roman" w:hAnsi="Aptos Narrow"/>
+                <w:color w:val="000000"/>
+                <w:lang w:eastAsia="fr-CH"/>
+              </w:rPr>
+            </w:pPr>
+          </w:p>
+        </w:tc>
+        <w:tc>
+          <w:tcPr>
+            <w:tcW w:w="6100" w:type="dxa"/>
+            <w:noWrap/>
+            <w:hideMark/>
+          </w:tcPr>
+          <w:p>
+            <w:pPr>
+              <w:keepNext/>
+              <w:cnfStyle w:val="000000100000" w:firstRow="0" w:lastRow="0" w:firstColumn="0" w:lastColumn="0" w:oddVBand="0" w:evenVBand="0" w:oddHBand="1" w:evenHBand="0" w:firstRowFirstColumn="0" w:firstRowLastColumn="0" w:lastRowFirstColumn="0" w:lastRowLastColumn="0"/>
+              <w:rPr>
+                <w:rFonts w:ascii="Aptos Narrow" w:eastAsia="Times New Roman" w:hAnsi="Aptos Narrow"/>
+                <w:color w:val="000000"/>
+                <w:lang w:eastAsia="fr-CH"/>
+              </w:rPr>
+            </w:pPr>
+            <w:r>
+              <w:rPr>
+                <w:rFonts w:ascii="Aptos Narrow" w:eastAsia="Times New Roman" w:hAnsi="Aptos Narrow"/>
+                <w:color w:val="000000"/>
+                <w:lang w:eastAsia="fr-CH"/>
+              </w:rPr>
+              <w:t>Passage à l'échelle et efficacité des ressources</w:t>
+            </w:r>
+          </w:p>
+        </w:tc>
+      </w:tr>
+      <w:tr>
+        <w:trPr>
+          <w:trHeight w:val="300"/>
+        </w:trPr>
+        <w:tc>
+          <w:tcPr>
+            <w:cnfStyle w:val="001000000000" w:firstRow="0" w:lastRow="0" w:firstColumn="1" w:lastColumn="0" w:oddVBand="0" w:evenVBand="0" w:oddHBand="0" w:evenHBand="0" w:firstRowFirstColumn="0" w:firstRowLastColumn="0" w:lastRowFirstColumn="0" w:lastRowLastColumn="0"/>
+            <w:tcW w:w="2405" w:type="dxa"/>
+            <w:vMerge/>
+            <w:noWrap/>
+            <w:hideMark/>
+          </w:tcPr>
+          <w:p>
+            <w:pPr>
+              <w:keepNext/>
+              <w:rPr>
+                <w:rFonts w:ascii="Aptos Narrow" w:eastAsia="Times New Roman" w:hAnsi="Aptos Narrow"/>
+                <w:color w:val="000000"/>
+                <w:lang w:eastAsia="fr-CH"/>
+              </w:rPr>
+            </w:pPr>
+          </w:p>
+        </w:tc>
+        <w:tc>
+          <w:tcPr>
+            <w:tcW w:w="6100" w:type="dxa"/>
+            <w:noWrap/>
+            <w:hideMark/>
+          </w:tcPr>
+          <w:p>
+            <w:pPr>
+              <w:keepNext/>
+              <w:cnfStyle w:val="000000000000" w:firstRow="0" w:lastRow="0" w:firstColumn="0" w:lastColumn="0" w:oddVBand="0" w:evenVBand="0" w:oddHBand="0" w:evenHBand="0" w:firstRowFirstColumn="0" w:firstRowLastColumn="0" w:lastRowFirstColumn="0" w:lastRowLastColumn="0"/>
+              <w:rPr>
+                <w:rFonts w:ascii="Aptos Narrow" w:eastAsia="Times New Roman" w:hAnsi="Aptos Narrow"/>
+                <w:color w:val="000000"/>
+                <w:lang w:eastAsia="fr-CH"/>
+              </w:rPr>
+            </w:pPr>
+            <w:r>
+              <w:rPr>
+                <w:rFonts w:ascii="Aptos Narrow" w:eastAsia="Times New Roman" w:hAnsi="Aptos Narrow"/>
+                <w:color w:val="000000"/>
+                <w:lang w:eastAsia="fr-CH"/>
+              </w:rPr>
+              <w:t>Maintenabilité et efficacité des mises à jour</w:t>
+            </w:r>
+          </w:p>
+        </w:tc>
+      </w:tr>
+      <w:tr>
+        <w:trPr>
+          <w:cnfStyle w:val="000000100000" w:firstRow="0" w:lastRow="0" w:firstColumn="0" w:lastColumn="0" w:oddVBand="0" w:evenVBand="0" w:oddHBand="1" w:evenHBand="0" w:firstRowFirstColumn="0" w:firstRowLastColumn="0" w:lastRowFirstColumn="0" w:lastRowLastColumn="0"/>
+          <w:trHeight w:val="300"/>
+        </w:trPr>
+        <w:tc>
+          <w:tcPr>
+            <w:cnfStyle w:val="001000000000" w:firstRow="0" w:lastRow="0" w:firstColumn="1" w:lastColumn="0" w:oddVBand="0" w:evenVBand="0" w:oddHBand="0" w:evenHBand="0" w:firstRowFirstColumn="0" w:firstRowLastColumn="0" w:lastRowFirstColumn="0" w:lastRowLastColumn="0"/>
+            <w:tcW w:w="2405" w:type="dxa"/>
+            <w:vMerge w:val="restart"/>
+            <w:noWrap/>
+            <w:hideMark/>
+          </w:tcPr>
+          <w:p>
+            <w:pPr>
+              <w:keepNext/>
+              <w:rPr>
+                <w:rFonts w:ascii="Aptos Narrow" w:eastAsia="Times New Roman" w:hAnsi="Aptos Narrow"/>
+                <w:color w:val="000000"/>
+                <w:lang w:eastAsia="fr-CH"/>
+              </w:rPr>
+            </w:pPr>
+            <w:r>
+              <w:rPr>
+                <w:rFonts w:ascii="Aptos Narrow" w:eastAsia="Times New Roman" w:hAnsi="Aptos Narrow"/>
+                <w:color w:val="000000"/>
+                <w:lang w:eastAsia="fr-CH"/>
+              </w:rPr>
+              <w:t>V. Inclusivité et délivrance du service</w:t>
+            </w:r>
+          </w:p>
+        </w:tc>
+        <w:tc>
+          <w:tcPr>
+            <w:tcW w:w="6100" w:type="dxa"/>
+            <w:noWrap/>
+            <w:hideMark/>
+          </w:tcPr>
+          <w:p>
+            <w:pPr>
+              <w:keepNext/>
+              <w:cnfStyle w:val="000000100000" w:firstRow="0" w:lastRow="0" w:firstColumn="0" w:lastColumn="0" w:oddVBand="0" w:evenVBand="0" w:oddHBand="1" w:evenHBand="0" w:firstRowFirstColumn="0" w:firstRowLastColumn="0" w:lastRowFirstColumn="0" w:lastRowLastColumn="0"/>
+              <w:rPr>
+                <w:rFonts w:ascii="Aptos Narrow" w:eastAsia="Times New Roman" w:hAnsi="Aptos Narrow"/>
+                <w:color w:val="000000"/>
+                <w:lang w:eastAsia="fr-CH"/>
+              </w:rPr>
+            </w:pPr>
+            <w:r>
+              <w:rPr>
+                <w:rFonts w:ascii="Aptos Narrow" w:eastAsia="Times New Roman" w:hAnsi="Aptos Narrow"/>
+                <w:color w:val="000000"/>
+                <w:lang w:eastAsia="fr-CH"/>
+              </w:rPr>
+              <w:t>Soutien multilingue et accessibilité</w:t>
+            </w:r>
+          </w:p>
+        </w:tc>
+      </w:tr>
+      <w:tr>
+        <w:trPr>
+          <w:trHeight w:val="300"/>
+        </w:trPr>
+        <w:tc>
+          <w:tcPr>
+            <w:cnfStyle w:val="001000000000" w:firstRow="0" w:lastRow="0" w:firstColumn="1" w:lastColumn="0" w:oddVBand="0" w:evenVBand="0" w:oddHBand="0" w:evenHBand="0" w:firstRowFirstColumn="0" w:firstRowLastColumn="0" w:lastRowFirstColumn="0" w:lastRowLastColumn="0"/>
+            <w:tcW w:w="2405" w:type="dxa"/>
+            <w:vMerge/>
+            <w:noWrap/>
+            <w:hideMark/>
+          </w:tcPr>
+          <w:p>
+            <w:pPr>
+              <w:keepNext/>
+              <w:rPr>
+                <w:rFonts w:ascii="Aptos Narrow" w:eastAsia="Times New Roman" w:hAnsi="Aptos Narrow"/>
+                <w:color w:val="000000"/>
+                <w:lang w:eastAsia="fr-CH"/>
+              </w:rPr>
+            </w:pPr>
+          </w:p>
+        </w:tc>
+        <w:tc>
+          <w:tcPr>
+            <w:tcW w:w="6100" w:type="dxa"/>
+            <w:noWrap/>
+            <w:hideMark/>
+          </w:tcPr>
+          <w:p>
+            <w:pPr>
+              <w:keepNext/>
+              <w:cnfStyle w:val="000000000000" w:firstRow="0" w:lastRow="0" w:firstColumn="0" w:lastColumn="0" w:oddVBand="0" w:evenVBand="0" w:oddHBand="0" w:evenHBand="0" w:firstRowFirstColumn="0" w:firstRowLastColumn="0" w:lastRowFirstColumn="0" w:lastRowLastColumn="0"/>
+              <w:rPr>
+                <w:rFonts w:ascii="Aptos Narrow" w:eastAsia="Times New Roman" w:hAnsi="Aptos Narrow"/>
+                <w:color w:val="000000"/>
+                <w:lang w:eastAsia="fr-CH"/>
+              </w:rPr>
+            </w:pPr>
+            <w:r>
+              <w:rPr>
+                <w:rFonts w:ascii="Aptos Narrow" w:eastAsia="Times New Roman" w:hAnsi="Aptos Narrow"/>
+                <w:color w:val="000000"/>
+                <w:lang w:eastAsia="fr-CH"/>
+              </w:rPr>
+              <w:t>Personnalisation et contextualisation</w:t>
+            </w:r>
+          </w:p>
+        </w:tc>
+      </w:tr>
+      <w:tr>
+        <w:trPr>
+          <w:cnfStyle w:val="000000100000" w:firstRow="0" w:lastRow="0" w:firstColumn="0" w:lastColumn="0" w:oddVBand="0" w:evenVBand="0" w:oddHBand="1" w:evenHBand="0" w:firstRowFirstColumn="0" w:firstRowLastColumn="0" w:lastRowFirstColumn="0" w:lastRowLastColumn="0"/>
+          <w:trHeight w:val="300"/>
+        </w:trPr>
+        <w:tc>
+          <w:tcPr>
+            <w:cnfStyle w:val="001000000000" w:firstRow="0" w:lastRow="0" w:firstColumn="1" w:lastColumn="0" w:oddVBand="0" w:evenVBand="0" w:oddHBand="0" w:evenHBand="0" w:firstRowFirstColumn="0" w:firstRowLastColumn="0" w:lastRowFirstColumn="0" w:lastRowLastColumn="0"/>
+            <w:tcW w:w="2405" w:type="dxa"/>
+            <w:vMerge/>
+            <w:noWrap/>
+            <w:hideMark/>
+          </w:tcPr>
+          <w:p>
+            <w:pPr>
+              <w:keepNext/>
+              <w:rPr>
+                <w:rFonts w:ascii="Aptos Narrow" w:eastAsia="Times New Roman" w:hAnsi="Aptos Narrow"/>
+                <w:color w:val="000000"/>
+                <w:lang w:eastAsia="fr-CH"/>
+              </w:rPr>
+            </w:pPr>
+          </w:p>
+        </w:tc>
+        <w:tc>
+          <w:tcPr>
+            <w:tcW w:w="6100" w:type="dxa"/>
+            <w:noWrap/>
+            <w:hideMark/>
+          </w:tcPr>
+          <w:p>
+            <w:pPr>
+              <w:keepNext/>
+              <w:cnfStyle w:val="000000100000" w:firstRow="0" w:lastRow="0" w:firstColumn="0" w:lastColumn="0" w:oddVBand="0" w:evenVBand="0" w:oddHBand="1" w:evenHBand="0" w:firstRowFirstColumn="0" w:firstRowLastColumn="0" w:lastRowFirstColumn="0" w:lastRowLastColumn="0"/>
+              <w:rPr>
+                <w:rFonts w:ascii="Aptos Narrow" w:eastAsia="Times New Roman" w:hAnsi="Aptos Narrow"/>
+                <w:color w:val="000000"/>
+                <w:lang w:eastAsia="fr-CH"/>
+              </w:rPr>
+            </w:pPr>
+            <w:r>
+              <w:rPr>
+                <w:rFonts w:ascii="Aptos Narrow" w:eastAsia="Times New Roman" w:hAnsi="Aptos Narrow"/>
+                <w:color w:val="000000"/>
+                <w:lang w:eastAsia="fr-CH"/>
+              </w:rPr>
+              <w:t>Délivrance du service et automatisation des processus</w:t>
+            </w:r>
+          </w:p>
+        </w:tc>
+      </w:tr>
+    </w:tbl>
+    <w:p>
+      <w:pPr>
+        <w:pStyle w:val="source"/>
+      </w:pPr>
+      <w:r>
+        <w:t>(traduit de Papadopoulos et al. 2025)</w:t>
+      </w:r>
+    </w:p>
+    <w:p>
+      <w:pPr>
+        <w:pStyle w:val="CorpsdeText"/>
+      </w:pPr>
+      <w:r>
+        <w:t xml:space="preserve">Le verdict désigne le RAG comme « l'architecture la plus équilibrée » : la plus haute évaluation sur la compréhension des demandes et sur l'exactitude factuelle, une polyvalence de domaine jugée exceptionnelle, et une maintenance efficace précisément parce que la mise à jour passe par la base de connaissances, sans réentraînement </w:t>
+      </w:r>
+      <w:r>
+        <w:fldChar w:fldCharType="begin"/>
+      </w:r>
+      <w:r>
+        <w:instrText xml:space="preserve"> ADDIN ZOTERO_ITEM CSL_CITATION {"citationID":"bWCouCDk","properties":{"formattedCitation":"(Papadopoulos, Alexopoulos, Charalabidis\\uc0\\u160{}2025)","plainCitation":"(Papadopoulos, Alexopoulos, Charalabidis 2025)","noteIndex":0},"citationItems":[{"id":416,"uris":["http://zotero.org/users/19717110/items/3GL7IA84"],"itemData":{"id":416,"type":"article-journal","abstract":"The increasing integration of AI-driven interfaces into public service channels has catalyzed a vibrant discourse on the interplay between technological innovation and the traditional values of public governance. This discussion invites a critical exploration of how emerging chatbot architectures can be aligned with ethical principles and resilient public sector practices. While there is research assessing the potential benefits of integrating chatbots in service delivery, existing evaluation approaches often lack specificity to the unique context of public administration, failing to adequately balance technical performance with crucial ethical considerations, safety requirements, and core public service principles like transparency, fairness, and accountability. This research addresses this critical gap by developing and applying a structured evaluation framework specifically designed for assessing diverse chatbot architectures within the public sector. The methodology offers actionable insights to guide the selection and implementation of chatbot solutions that enhance citizen engagement, streamline government services, and uphold key public service values. A key contribution is the introduction of fifteen pre-assessed evaluation criteria, encompassing areas such as input understanding, error handling, legal compliance, safety, and personalization, which are applied to four distinct chatbot architectures. Our findings indicate that while no single architecture is universally optimal, hybrid retrieval-augmented generation (RAG) systems emerge as the most balanced approach, effectively mitigating the risks of pure generative models while retaining their adaptability. Ultimately, this work provides actionable guidance for policymakers and researchers, supporting informed decisions on the responsible use of chatbots and emphasizing the critical balance between innovation and public trust.","container-title":"Frontiers in Political Science","DOI":"10.3389/fpos.2025.1601440","ISSN":"2673-3145","journalAbbreviation":"Front. Polit. Sci.","language":"English","publisher":"Frontiers","source":"Frontiers","title":"Evaluating chatbot architectures for public service delivery: balancing functionality, safety, ethics, and adaptability","title-short":"Evaluating chatbot architectures for public service delivery","URL":"https://www.frontiersin.org/journals/political-science/articles/10.3389/fpos.2025.1601440/full","volume":"7","author":[{"family":"Papadopoulos","given":"Theodoros"},{"family":"Alexopoulos","given":"Charalampos Harris"},{"family":"Charalabidis","given":"Yannis"}],"accessed":{"date-parts":[["2026",7,11]]},"issued":{"date-parts":[["2025",10,1]]}}}],"schema":"https://github.com/citation-style-language/schema/raw/master/csl-citation.json"} </w:instrText>
+      </w:r>
+      <w:r>
+        <w:fldChar w:fldCharType="separate"/>
+      </w:r>
+      <w:r>
+        <w:rPr>
+          <w:rFonts w:cs="Arial"/>
+        </w:rPr>
+        <w:t>(Papadopoulos, Alexopoulos, Charalabidis 2025)</w:t>
+      </w:r>
+      <w:r>
+        <w:fldChar w:fldCharType="end"/>
+      </w:r>
+      <w:r>
+        <w:t>. Un critère mérite une attention particulière pour ce travail : le soutien multilingue et l'accessibilité, où les architectures génératives et hybrides surclassent nettement les systèmes à règles et par recherche, prisonniers de leurs gabarits figés. Pour un assistant destiné au grand public d'un canton où réside une population de toutes origines linguistiques, cette souplesse compte doublement : elle permet de servir le français administratif dans toutes ses reformulations spontanées, et elle ouvre la voie, à terme, à un accueil des questions posées dans d'autres langues, un enjeu que le</w:t>
+      </w:r>
+      <w:r>
+        <w:t xml:space="preserve"> chapitre</w:t>
+      </w:r>
+      <w:r>
+        <w:t xml:space="preserve"> </w:t>
+      </w:r>
+      <w:r>
+        <w:fldChar w:fldCharType="begin"/>
+      </w:r>
+      <w:r>
+        <w:instrText xml:space="preserve"> REF _Ref234842115 \r \h </w:instrText>
+      </w:r>
+      <w:r>
+        <w:fldChar w:fldCharType="separate"/>
+      </w:r>
+      <w:r>
+        <w:t>8</w:t>
+      </w:r>
+      <w:r>
+        <w:fldChar w:fldCharType="end"/>
+      </w:r>
+      <w:r>
+        <w:t xml:space="preserve"> approfondira. L'honnêteté impose de citer aussi la nuance</w:t>
+      </w:r>
+      <w:r>
+        <w:t xml:space="preserve"> </w:t>
+      </w:r>
+      <w:r>
+        <w:t xml:space="preserve">du même article : sur la dimension éthique et sécuritaire, les architectures déterministes conservent l'avantage, et le RAG exige des garde-fous, audits et respect des cadres de protection des données. Cette réserve ne fragilise pas le choix, elle en précise le cahier des charges, et l'on verra qu'il recoupe exactement les précautions déjà intégrées à la conception de Ge-Trouve : la consigne stricte du </w:t>
+      </w:r>
+      <w:r>
+        <w:rPr>
+          <w:i/>
+          <w:iCs/>
+        </w:rPr>
+        <w:t>prompt</w:t>
+      </w:r>
+      <w:r>
+        <w:t xml:space="preserve">, l'évaluation systématique de la fidélité au chapitre </w:t>
+      </w:r>
+      <w:r>
+        <w:fldChar w:fldCharType="begin"/>
+      </w:r>
+      <w:r>
+        <w:instrText xml:space="preserve"> REF _Ref234842166 \r \h </w:instrText>
+      </w:r>
+      <w:r>
+        <w:fldChar w:fldCharType="separate"/>
+      </w:r>
+      <w:r>
+        <w:t>7</w:t>
+      </w:r>
+      <w:r>
+        <w:fldChar w:fldCharType="end"/>
+      </w:r>
+      <w:r>
+        <w:t xml:space="preserve">, et la protection des données par l'exécution locale. </w:t>
+      </w:r>
+      <w:r>
+        <w:t xml:space="preserve">Une précision méthodologique enfin : l'évaluation de Papadopoulos et al. est heuristique, fondée sur le jugement d'experts et non sur des mesures de </w:t>
+      </w:r>
+      <w:r>
+        <w:lastRenderedPageBreak/>
+        <w:t>terrain</w:t>
+      </w:r>
+      <w:r>
+        <w:t> ;</w:t>
+      </w:r>
+      <w:r>
+        <w:t xml:space="preserve"> l'évaluation empirique que conduira la partie pratique de ce travail, sur un cas réel francophone, apporte précisément le type de données que leur grille appelle.</w:t>
+      </w:r>
+    </w:p>
+    <w:p>
+      <w:pPr>
+        <w:pStyle w:val="CorpsdeText"/>
+      </w:pPr>
+      <w:r>
+        <w:t xml:space="preserve">Le second temps de la réponse est institutionnel, et il se lit comme un entonnoir. Au niveau fédéral, le mouvement est engagé : la Confédération structure l'usage de l'intelligence artificielle dans son administration, avec une stratégie dédiée, des lignes directrices et un réseau de compétences qui tient une banque de données des projets, tandis qu'un projet de réglementation de l'IA, mettant en œuvre la Convention du Conseil de l'Europe, doit être mis en consultation d'ici fin 2026 </w:t>
+      </w:r>
+      <w:r>
+        <w:fldChar w:fldCharType="begin"/>
+      </w:r>
+      <w:r>
+        <w:instrText xml:space="preserve"> ADDIN ZOTERO_ITEM CSL_CITATION {"citationID":"uycndNJc","properties":{"formattedCitation":"(Chancellerie f\\uc0\\u233{}d\\uc0\\u233{}rale\\uc0\\u160{}s.d.)","plainCitation":"(Chancellerie fédérale s.d.)","noteIndex":0},"citationItems":[{"id":415,"uris":["http://zotero.org/users/19717110/items/VQMKHMI9"],"itemData":{"id":415,"type":"webpage","container-title":"bk.admin.ch","language":"fr","title":"Intelligence artificielle (utilisation dans l'administration fédérale)","URL":"https://www.bk.admin.ch/fr/intelligence-artificielle","author":[{"literal":"Chancellerie fédérale"}],"accessed":{"date-parts":[["2026",7,11]]},"issued":{"literal":"s.d."}}}],"schema":"https://github.com/citation-style-language/schema/raw/master/csl-citation.json"} </w:instrText>
+      </w:r>
+      <w:r>
+        <w:fldChar w:fldCharType="separate"/>
+      </w:r>
+      <w:r>
+        <w:rPr>
+          <w:rFonts w:cs="Arial"/>
+        </w:rPr>
+        <w:t>(Chancellerie fédérale s.d.)</w:t>
+      </w:r>
+      <w:r>
+        <w:fldChar w:fldCharType="end"/>
+      </w:r>
+      <w:r>
+        <w:t xml:space="preserve">. Sur le terrain, le journal spécialisé ICTjournal recensait à fin mai 2024 plus de soixante projets d'intelligence artificielle dans l'administration fédérale, et décrivait cinq agents conversationnels, dont un projet du Secrétariat d'État à l'économie explicitement fondé sur le RAG </w:t>
+      </w:r>
+      <w:r>
+        <w:fldChar w:fldCharType="begin"/>
+      </w:r>
+      <w:r>
+        <w:instrText xml:space="preserve"> ADDIN ZOTERO_ITEM CSL_CITATION {"citationID":"efRHeGXO","properties":{"formattedCitation":"(Chavanne\\uc0\\u160{}2024)","plainCitation":"(Chavanne 2024)","noteIndex":0},"citationItems":[{"id":38,"uris":["http://zotero.org/users/19717110/items/KXKXPZPR"],"itemData":{"id":38,"type":"article-magazine","abstract":"Cinq projets de chatbots, développés par divers départements fédéraux suisses, utilisent l’IA pour simplifier l’accès aux informations, tant pour les fonctionnaires administratifs que pour les citoyens et les entreprises.","container-title":"ICTjournal","language":"fr","title":"Cinq chatbots de l’administration fédérale","URL":"https://www.ictjournal.ch/articles/2024-10-17/cinq-chatbots-de-ladministration-federale","author":[{"family":"Chavanne","given":"Yannick"}],"accessed":{"date-parts":[["2026",3,19]]},"issued":{"date-parts":[["2024",10,17]]}}}],"schema":"https://github.com/citation-style-language/schema/raw/master/csl-citation.json"} </w:instrText>
+      </w:r>
+      <w:r>
+        <w:fldChar w:fldCharType="separate"/>
+      </w:r>
+      <w:r>
+        <w:rPr>
+          <w:rFonts w:cs="Arial"/>
+        </w:rPr>
+        <w:t>(Chavanne 2024)</w:t>
+      </w:r>
+      <w:r>
+        <w:fldChar w:fldCharType="end"/>
+      </w:r>
+      <w:r>
+        <w:t>. Le constat est double : la pertinence de l'approche est reconnue jusque dans l'administration suisse, et ces réalisations restent fédérales, souvent internes, et d'abord germanophones.</w:t>
+      </w:r>
+    </w:p>
+    <w:p>
+      <w:pPr>
+        <w:pStyle w:val="CorpsdeText"/>
+      </w:pPr>
+      <w:r>
+        <w:t xml:space="preserve">Au niveau cantonal, Genève s'est saisi du sujet selon la même logique. En novembre 2024, l'État publie des lignes directrices sur l'intelligence artificielle générative à l'intention de son personnel, en indiquant que plusieurs projets sont en préparation </w:t>
+      </w:r>
+      <w:r>
+        <w:fldChar w:fldCharType="begin"/>
+      </w:r>
+      <w:r>
+        <w:instrText xml:space="preserve"> ADDIN ZOTERO_ITEM CSL_CITATION {"citationID":"2pR4enJU","properties":{"formattedCitation":"(\\uc0\\u201{}tat de Gen\\uc0\\u232{}ve\\uc0\\u160{}2024)","plainCitation":"(État de Genève 2024)","noteIndex":0},"citationItems":[{"id":413,"uris":["http://zotero.org/users/19717110/items/25F9QXCP"],"itemData":{"id":413,"type":"webpage","abstract":"L’intelligence artificielle (IA) a pris un coup d'accélérateur porté par les possibilités pour le grand public d'accéder à de nouveaux systèmes d'IA générative. Ces outils transforment profondément les méthodes de travail, ouvrant de nouvelles perspectives notamment pour les prestations publiques. Face à cette évolution et afin de répondre aux enjeux qu'elle soulève, l'Etat de Genève propose à ses collaboratrices et collaborateurs un cadre d'utilisation pour les accompagner dans leurs démarches.","container-title":"ge.ch","language":"fr","title":"Intelligence artificielle générative dans la fonction publique: l'Etat de Genève pose un cadre","title-short":"Intelligence artificielle générative dans la fonction publique","URL":"https://www.ge.ch/document/intelligence-artificielle-generative-dans-fonction-publique-etat-geneve-pose-cadre","author":[{"literal":"État de Genève"}],"accessed":{"date-parts":[["2026",7,11]]},"issued":{"date-parts":[["2024",11,21]]}}}],"schema":"https://github.com/citation-style-language/schema/raw/master/csl-citation.json"} </w:instrText>
+      </w:r>
+      <w:r>
+        <w:fldChar w:fldCharType="separate"/>
+      </w:r>
+      <w:r>
+        <w:rPr>
+          <w:rFonts w:cs="Arial"/>
+        </w:rPr>
+        <w:t>(État de Genève 2024)</w:t>
+      </w:r>
+      <w:r>
+        <w:fldChar w:fldCharType="end"/>
+      </w:r>
+      <w:r>
+        <w:t xml:space="preserve">. Et le 7 juillet 2026, le canton franchit un pas décisif en publiant sa première stratégie de souveraineté numérique : maîtrise des choix technologiques, contrôle de la gestion des données, réduction des dépendances, le tout couvrant explicitement l'intelligence artificielle </w:t>
+      </w:r>
+      <w:r>
+        <w:fldChar w:fldCharType="begin"/>
+      </w:r>
+      <w:r>
+        <w:instrText xml:space="preserve"> ADDIN ZOTERO_ITEM CSL_CITATION {"citationID":"OmwWx1im","properties":{"formattedCitation":"(\\uc0\\u201{}tat de Gen\\uc0\\u232{}ve\\uc0\\u160{}2026)","plainCitation":"(État de Genève 2026)","noteIndex":0},"citationItems":[{"id":414,"uris":["http://zotero.org/users/19717110/items/C34BNUJY"],"itemData":{"id":414,"type":"webpage","abstract":"Le canton publie sa première stratégie de souveraineté numérique . Elaborée par le département des institutions et du numérique (DIN), elle définit le cadre des choix technologiques et de la gestion des données de l’administration, afin de garantir des prestations fiables et sécurisées dans un contexte de souveraineté renforcée.","container-title":"ge.ch","language":"fr","title":"Genève développe sa stratégie en matière de souveraineté numérique","URL":"https://www.ge.ch/document/geneve-developpe-sa-strategie-matiere-souverainete-numerique","author":[{"literal":"État de Genève"}],"accessed":{"date-parts":[["2026",7,10]]},"issued":{"date-parts":[["2026",7,7]]}}}],"schema":"https://github.com/citation-style-language/schema/raw/master/csl-citation.json"} </w:instrText>
+      </w:r>
+      <w:r>
+        <w:fldChar w:fldCharType="separate"/>
+      </w:r>
+      <w:r>
+        <w:rPr>
+          <w:rFonts w:cs="Arial"/>
+        </w:rPr>
+        <w:t>(État de Genève 2026)</w:t>
+      </w:r>
+      <w:r>
+        <w:fldChar w:fldCharType="end"/>
+      </w:r>
+      <w:r>
+        <w:t>. Pour ce travail, cette stratégie a une conséquence directe : la contrainte de conception posée dès l'origine, une exécution entièrement locale sur un serveur suisse, sans qu'aucune donnée d'usager ne transite par un service d'intelligence artificielle externe, cesse d'être une préférence personnelle pour devenir l'application anticipée d'une exigence cantonale officielle.</w:t>
+      </w:r>
+    </w:p>
+    <w:p>
+      <w:pPr>
+        <w:pStyle w:val="CorpsdeText"/>
+      </w:pPr>
+      <w:r>
+        <w:t xml:space="preserve">Et pourtant, au milieu de ce paysage en mouvement, une case reste vide. Le cadre genevois de 2024 s'adresse aux collaboratrices et collaborateurs de l'État, pas aux usagers ; les chatbots fédéraux servent d'autres publics et d'autres langues ; et l'aide officielle du site cantonal renvoie l'usager qui ne comprend pas une démarche à la lecture du site lui-même. </w:t>
+      </w:r>
+      <w:r>
+        <w:t>Aucun assistant conversationnel destiné aux citoyennes et citoyens genevois n'a pu être identifié à ce jour</w:t>
+      </w:r>
+      <w:r>
+        <w:t>. C'est</w:t>
+      </w:r>
+      <w:r>
+        <w:t xml:space="preserve"> très exactement ce vide que Ge-Trouve entend occuper : un assistant fondé sur l'architecture que la littérature du service public recommande, en français, adossé aux documents officiels du canton, et souverain par construction. L'apport dépasse le service rendu : en évaluant empiriquement un </w:t>
+      </w:r>
+      <w:r>
+        <w:lastRenderedPageBreak/>
+        <w:t>système RAG sur des documents administratifs francophones et un cas local réel, ce travail documente un terrain que la littérature, massivement anglophone et souvent heuristique, n'a pas encore couvert.</w:t>
+      </w:r>
+    </w:p>
+    <w:p>
+      <w:pPr>
+        <w:pStyle w:val="CorpsdeText"/>
+      </w:pPr>
+      <w:r>
+        <w:t xml:space="preserve">Le chapitre peut alors se refermer sur un constat simple. Parti du mécanisme d'attention, il a établi ce que les grands modèles de langage savent faire, ce qui leur manque, et comment le couplage avec une mémoire documentaire externe comble ce manque, du principe fondateur de 2020 au pipeline moderne et à ses raffinements. Le choix architectural est désormais fondé, techniquement et institutionnellement. Reste à le construire, et chaque maillon du pipeline de la </w:t>
+      </w:r>
+      <w:r>
+        <w:fldChar w:fldCharType="begin"/>
+      </w:r>
+      <w:r>
+        <w:instrText xml:space="preserve"> REF _Ref234589835 \h </w:instrText>
+      </w:r>
+      <w:r>
+        <w:fldChar w:fldCharType="separate"/>
+      </w:r>
+      <w:r>
+        <w:t xml:space="preserve">Figure </w:t>
+      </w:r>
+      <w:r>
+        <w:rPr>
+          <w:noProof/>
+        </w:rPr>
+        <w:t>2</w:t>
+      </w:r>
+      <w:r>
+        <w:t>.</w:t>
+      </w:r>
+      <w:r>
+        <w:rPr>
+          <w:noProof/>
+        </w:rPr>
+        <w:t>5</w:t>
+      </w:r>
+      <w:r>
+        <w:fldChar w:fldCharType="end"/>
+      </w:r>
+      <w:r>
+        <w:t xml:space="preserve"> appelle un arbitrage : le premier d'entre eux, l'outil qui orchestrera l'ensemble, est l'objet du chapitre suivant.</w:t>
+      </w:r>
+    </w:p>
+    <w:p>
+      <w:pPr>
+        <w:pStyle w:val="Titre1"/>
       </w:pPr>
       <w:r>
         <w:br w:type="page"/>
       </w:r>
-      <w:bookmarkStart w:id="41" w:name="_Toc234515179"/>
-      <w:bookmarkStart w:id="42" w:name="_Ref234590906"/>
+      <w:bookmarkStart w:id="55" w:name="_Ref234590906"/>
+      <w:bookmarkStart w:id="56" w:name="_Toc234847315"/>
       <w:r>
         <w:lastRenderedPageBreak/>
-        <w:t xml:space="preserve">Choix du </w:t>
-      </w:r>
-      <w:proofErr w:type="spellStart"/>
-      <w:r>
-        <w:t>framework</w:t>
-      </w:r>
-      <w:proofErr w:type="spellEnd"/>
-      <w:r>
-        <w:t xml:space="preserve"> RAG</w:t>
-      </w:r>
-      <w:bookmarkEnd w:id="41"/>
-      <w:bookmarkEnd w:id="42"/>
+        <w:t>Choix du framework RAG</w:t>
+      </w:r>
+      <w:bookmarkEnd w:id="55"/>
+      <w:bookmarkEnd w:id="56"/>
     </w:p>
     <w:p>
       <w:pPr>
@@ -7620,14 +9410,74 @@
     </w:p>
     <w:p>
       <w:pPr>
-        <w:pStyle w:val="Heading1"/>
+        <w:pStyle w:val="Titre2"/>
+      </w:pPr>
+      <w:bookmarkStart w:id="57" w:name="_Toc234847316"/>
+      <w:r>
+        <w:t>Le rôle du framework dans le pipeline</w:t>
+      </w:r>
+      <w:bookmarkEnd w:id="57"/>
+    </w:p>
+    <w:p>
+      <w:pPr>
+        <w:pStyle w:val="CorpsdeText"/>
+      </w:pPr>
+    </w:p>
+    <w:p>
+      <w:pPr>
+        <w:pStyle w:val="Titre2"/>
+      </w:pPr>
+      <w:bookmarkStart w:id="58" w:name="_Toc234847317"/>
+      <w:r>
+        <w:t>Les critères de choix</w:t>
+      </w:r>
+      <w:bookmarkEnd w:id="58"/>
+    </w:p>
+    <w:p>
+      <w:pPr>
+        <w:pStyle w:val="CorpsdeText"/>
+      </w:pPr>
+    </w:p>
+    <w:p>
+      <w:pPr>
+        <w:pStyle w:val="Titre2"/>
+      </w:pPr>
+      <w:bookmarkStart w:id="59" w:name="_Toc234847318"/>
+      <w:r>
+        <w:t>Les candidats</w:t>
+      </w:r>
+      <w:bookmarkEnd w:id="59"/>
+    </w:p>
+    <w:p>
+      <w:pPr>
+        <w:pStyle w:val="CorpsdeText"/>
+      </w:pPr>
+    </w:p>
+    <w:p>
+      <w:pPr>
+        <w:pStyle w:val="Titre2"/>
+      </w:pPr>
+      <w:bookmarkStart w:id="60" w:name="_Toc234847319"/>
+      <w:r>
+        <w:t>La comparaison et la décision</w:t>
+      </w:r>
+      <w:bookmarkEnd w:id="60"/>
+    </w:p>
+    <w:p>
+      <w:pPr>
+        <w:pStyle w:val="CorpsdeText"/>
+      </w:pPr>
+    </w:p>
+    <w:p>
+      <w:pPr>
+        <w:pStyle w:val="Titre1"/>
       </w:pPr>
       <w:r>
         <w:br w:type="page"/>
       </w:r>
-      <w:bookmarkStart w:id="43" w:name="_Toc234515180"/>
-      <w:bookmarkStart w:id="44" w:name="_Ref234590923"/>
-      <w:bookmarkStart w:id="45" w:name="_Toc338746601"/>
+      <w:bookmarkStart w:id="61" w:name="_Ref234590923"/>
+      <w:bookmarkStart w:id="62" w:name="_Toc338746601"/>
+      <w:bookmarkStart w:id="63" w:name="_Toc234847320"/>
       <w:r>
         <w:lastRenderedPageBreak/>
         <w:t>Choix du L</w:t>
@@ -7638,8 +9488,8 @@
       <w:r>
         <w:t>M</w:t>
       </w:r>
-      <w:bookmarkEnd w:id="43"/>
-      <w:bookmarkEnd w:id="44"/>
+      <w:bookmarkEnd w:id="61"/>
+      <w:bookmarkEnd w:id="63"/>
     </w:p>
     <w:p>
       <w:pPr>
@@ -7648,29 +9498,24 @@
     </w:p>
     <w:p>
       <w:pPr>
-        <w:pStyle w:val="Heading1"/>
+        <w:pStyle w:val="Titre1"/>
       </w:pPr>
       <w:r>
         <w:br w:type="page"/>
       </w:r>
-      <w:bookmarkStart w:id="46" w:name="_Toc234515181"/>
-      <w:bookmarkStart w:id="47" w:name="_Ref234590928"/>
-      <w:bookmarkStart w:id="48" w:name="_Ref234594417"/>
+      <w:bookmarkStart w:id="64" w:name="_Ref234590928"/>
+      <w:bookmarkStart w:id="65" w:name="_Ref234594417"/>
+      <w:bookmarkStart w:id="66" w:name="_Toc234847321"/>
       <w:r>
         <w:lastRenderedPageBreak/>
         <w:t xml:space="preserve">Choix </w:t>
       </w:r>
       <w:r>
-        <w:t xml:space="preserve">des </w:t>
-      </w:r>
-      <w:proofErr w:type="spellStart"/>
-      <w:r>
-        <w:t>embeddings</w:t>
-      </w:r>
-      <w:bookmarkEnd w:id="46"/>
-      <w:bookmarkEnd w:id="47"/>
-      <w:bookmarkEnd w:id="48"/>
-      <w:proofErr w:type="spellEnd"/>
+        <w:t>des embeddings</w:t>
+      </w:r>
+      <w:bookmarkEnd w:id="64"/>
+      <w:bookmarkEnd w:id="65"/>
+      <w:bookmarkEnd w:id="66"/>
     </w:p>
     <w:p>
       <w:pPr>
@@ -7679,13 +9524,13 @@
     </w:p>
     <w:p>
       <w:pPr>
-        <w:pStyle w:val="Heading1"/>
+        <w:pStyle w:val="Titre1"/>
       </w:pPr>
       <w:r>
         <w:br w:type="page"/>
       </w:r>
-      <w:bookmarkStart w:id="49" w:name="_Toc234515182"/>
-      <w:bookmarkStart w:id="50" w:name="_Ref234590933"/>
+      <w:bookmarkStart w:id="67" w:name="_Ref234590933"/>
+      <w:bookmarkStart w:id="68" w:name="_Toc234847322"/>
       <w:r>
         <w:lastRenderedPageBreak/>
         <w:t>Choix d</w:t>
@@ -7693,8 +9538,8 @@
       <w:r>
         <w:t>e la base vectorielle</w:t>
       </w:r>
-      <w:bookmarkEnd w:id="49"/>
-      <w:bookmarkEnd w:id="50"/>
+      <w:bookmarkEnd w:id="67"/>
+      <w:bookmarkEnd w:id="68"/>
     </w:p>
     <w:p>
       <w:pPr>
@@ -7703,15 +9548,18 @@
     </w:p>
     <w:p>
       <w:pPr>
-        <w:pStyle w:val="Heading1"/>
+        <w:pStyle w:val="Titre1"/>
       </w:pPr>
       <w:r>
         <w:br w:type="page"/>
       </w:r>
-      <w:bookmarkStart w:id="51" w:name="_Toc234515183"/>
-      <w:bookmarkStart w:id="52" w:name="_Ref234590763"/>
-      <w:bookmarkStart w:id="53" w:name="_Ref234594275"/>
-      <w:bookmarkStart w:id="54" w:name="_Ref234595466"/>
+      <w:bookmarkStart w:id="69" w:name="_Ref234590763"/>
+      <w:bookmarkStart w:id="70" w:name="_Ref234594275"/>
+      <w:bookmarkStart w:id="71" w:name="_Ref234595466"/>
+      <w:bookmarkStart w:id="72" w:name="_Ref234836073"/>
+      <w:bookmarkStart w:id="73" w:name="_Ref234837533"/>
+      <w:bookmarkStart w:id="74" w:name="_Ref234842166"/>
+      <w:bookmarkStart w:id="75" w:name="_Toc234847323"/>
       <w:r>
         <w:lastRenderedPageBreak/>
         <w:t>É</w:t>
@@ -7719,10 +9567,13 @@
       <w:r>
         <w:t>valuation d’un système RAG</w:t>
       </w:r>
-      <w:bookmarkEnd w:id="51"/>
-      <w:bookmarkEnd w:id="52"/>
-      <w:bookmarkEnd w:id="53"/>
-      <w:bookmarkEnd w:id="54"/>
+      <w:bookmarkEnd w:id="69"/>
+      <w:bookmarkEnd w:id="70"/>
+      <w:bookmarkEnd w:id="71"/>
+      <w:bookmarkEnd w:id="72"/>
+      <w:bookmarkEnd w:id="73"/>
+      <w:bookmarkEnd w:id="74"/>
+      <w:bookmarkEnd w:id="75"/>
     </w:p>
     <w:p>
       <w:pPr>
@@ -7731,17 +9582,19 @@
     </w:p>
     <w:p>
       <w:pPr>
-        <w:pStyle w:val="Heading1"/>
+        <w:pStyle w:val="Titre1"/>
       </w:pPr>
       <w:r>
         <w:br w:type="page"/>
       </w:r>
-      <w:bookmarkStart w:id="55" w:name="_Toc234515184"/>
+      <w:bookmarkStart w:id="76" w:name="_Ref234842115"/>
+      <w:bookmarkStart w:id="77" w:name="_Toc234847324"/>
       <w:r>
         <w:lastRenderedPageBreak/>
         <w:t>RAG en contexte francophone</w:t>
       </w:r>
-      <w:bookmarkEnd w:id="55"/>
+      <w:bookmarkEnd w:id="76"/>
+      <w:bookmarkEnd w:id="77"/>
     </w:p>
     <w:p>
       <w:pPr>
@@ -7750,18 +9603,18 @@
     </w:p>
     <w:p>
       <w:pPr>
-        <w:pStyle w:val="Heading1"/>
+        <w:pStyle w:val="Titre1"/>
       </w:pPr>
       <w:r>
         <w:br w:type="page"/>
       </w:r>
-      <w:bookmarkStart w:id="56" w:name="_Toc234515185"/>
+      <w:bookmarkStart w:id="78" w:name="_Toc234847325"/>
       <w:r>
         <w:lastRenderedPageBreak/>
         <w:t>Conclusion</w:t>
       </w:r>
-      <w:bookmarkEnd w:id="45"/>
-      <w:bookmarkEnd w:id="56"/>
+      <w:bookmarkEnd w:id="62"/>
+      <w:bookmarkEnd w:id="78"/>
     </w:p>
     <w:p>
       <w:pPr>
@@ -7775,16 +9628,16 @@
       <w:r>
         <w:br w:type="page"/>
       </w:r>
-      <w:bookmarkStart w:id="57" w:name="_Toc234515186"/>
+      <w:bookmarkStart w:id="79" w:name="_Toc234847326"/>
       <w:r>
         <w:lastRenderedPageBreak/>
         <w:t>Bibliographie</w:t>
       </w:r>
-      <w:bookmarkEnd w:id="57"/>
-    </w:p>
-    <w:p>
-      <w:pPr>
-        <w:pStyle w:val="BodyText"/>
+      <w:bookmarkEnd w:id="79"/>
+    </w:p>
+    <w:p>
+      <w:pPr>
+        <w:pStyle w:val="Corpsdetexte"/>
       </w:pPr>
     </w:p>
     <w:p>
@@ -7796,8 +9649,8 @@
       <w:pPr>
         <w:pStyle w:val="titrenonnumrotcentr"/>
       </w:pPr>
-      <w:bookmarkStart w:id="58" w:name="Annexe_1"/>
-      <w:bookmarkStart w:id="59" w:name="_Toc234515187"/>
+      <w:bookmarkStart w:id="80" w:name="Annexe_1"/>
+      <w:bookmarkStart w:id="81" w:name="_Toc234847327"/>
       <w:r>
         <w:rPr>
           <w:noProof/>
@@ -7827,10 +9680,10 @@
                     <pic:cNvPicPr/>
                   </pic:nvPicPr>
                   <pic:blipFill>
-                    <a:blip r:embed="rId25">
+                    <a:blip r:embed="rId27">
                       <a:extLst>
                         <a:ext uri="{96DAC541-7B7A-43D3-8B79-37D633B846F1}">
-                          <asvg:svgBlip xmlns:asvg="http://schemas.microsoft.com/office/drawing/2016/SVG/main" r:embed="rId26"/>
+                          <asvg:svgBlip xmlns:asvg="http://schemas.microsoft.com/office/drawing/2016/SVG/main" r:embed="rId28"/>
                         </a:ext>
                       </a:extLst>
                     </a:blip>
@@ -7862,7 +9715,7 @@
       <w:r>
         <w:t>Annexe 1</w:t>
       </w:r>
-      <w:bookmarkEnd w:id="58"/>
+      <w:bookmarkEnd w:id="80"/>
       <w:r>
         <w:t> :</w:t>
       </w:r>
@@ -7878,11 +9731,11 @@
       <w:r>
         <w:t xml:space="preserve"> vue d’ensemble et mécanisme d’attention</w:t>
       </w:r>
-      <w:bookmarkEnd w:id="59"/>
-    </w:p>
-    <w:p>
-      <w:pPr>
-        <w:pStyle w:val="BodyText"/>
+      <w:bookmarkEnd w:id="81"/>
+    </w:p>
+    <w:p>
+      <w:pPr>
+        <w:pStyle w:val="Corpsdetexte"/>
       </w:pPr>
       <w:r>
         <w:br w:type="page"/>
@@ -7892,17 +9745,17 @@
       <w:pPr>
         <w:pStyle w:val="titrenonnumrotcentr"/>
       </w:pPr>
-      <w:bookmarkStart w:id="60" w:name="Annexe_2"/>
-      <w:bookmarkStart w:id="61" w:name="_Toc234515188"/>
+      <w:bookmarkStart w:id="82" w:name="Annexe_2"/>
+      <w:bookmarkStart w:id="83" w:name="_Toc234847328"/>
       <w:r>
         <w:lastRenderedPageBreak/>
         <w:t>Annexe 2</w:t>
       </w:r>
-      <w:bookmarkEnd w:id="60"/>
+      <w:bookmarkEnd w:id="82"/>
       <w:r>
         <w:t> :</w:t>
       </w:r>
-      <w:bookmarkEnd w:id="61"/>
+      <w:bookmarkEnd w:id="83"/>
       <w:r>
         <w:t xml:space="preserve"> </w:t>
       </w:r>
@@ -7917,28 +9770,28 @@
       <w:pPr>
         <w:pStyle w:val="titrenonnumrotcentr"/>
       </w:pPr>
-      <w:bookmarkStart w:id="62" w:name="Annexe_3"/>
-      <w:bookmarkStart w:id="63" w:name="_Toc234515189"/>
+      <w:bookmarkStart w:id="84" w:name="Annexe_3"/>
+      <w:bookmarkStart w:id="85" w:name="_Toc234847329"/>
       <w:r>
         <w:lastRenderedPageBreak/>
         <w:t>Annexe 3</w:t>
       </w:r>
-      <w:bookmarkEnd w:id="62"/>
+      <w:bookmarkEnd w:id="84"/>
       <w:r>
         <w:t> :</w:t>
       </w:r>
-      <w:bookmarkEnd w:id="63"/>
+      <w:bookmarkEnd w:id="85"/>
       <w:r>
         <w:t xml:space="preserve"> </w:t>
       </w:r>
     </w:p>
     <w:p>
       <w:pPr>
-        <w:pStyle w:val="BodyText"/>
+        <w:pStyle w:val="Corpsdetexte"/>
       </w:pPr>
     </w:p>
     <w:sectPr>
-      <w:footerReference w:type="default" r:id="rId27"/>
+      <w:footerReference w:type="default" r:id="rId29"/>
       <w:pgSz w:w="11906" w:h="16838"/>
       <w:pgMar w:top="1418" w:right="1418" w:bottom="1418" w:left="1985" w:header="709" w:footer="709" w:gutter="0"/>
       <w:cols w:space="708"/>
@@ -7971,7 +9824,7 @@
 <w:ftr xmlns:wpc="http://schemas.microsoft.com/office/word/2010/wordprocessingCanvas" xmlns:cx="http://schemas.microsoft.com/office/drawing/2014/chartex" xmlns:cx1="http://schemas.microsoft.com/office/drawing/2015/9/8/chartex" xmlns:cx2="http://schemas.microsoft.com/office/drawing/2015/10/21/chartex" xmlns:cx3="http://schemas.microsoft.com/office/drawing/2016/5/9/chartex" xmlns:cx4="http://schemas.microsoft.com/office/drawing/2016/5/10/chartex" xmlns:cx5="http://schemas.microsoft.com/office/drawing/2016/5/11/chartex" xmlns:cx6="http://schemas.microsoft.com/office/drawing/2016/5/12/chartex" xmlns:cx7="http://schemas.microsoft.com/office/drawing/2016/5/13/chartex" xmlns:cx8="http://schemas.microsoft.com/office/drawing/2016/5/14/chartex" xmlns:mc="http://schemas.openxmlformats.org/markup-compatibility/2006" xmlns:aink="http://schemas.microsoft.com/office/drawing/2016/ink" xmlns:am3d="http://schemas.microsoft.com/office/drawing/2017/model3d" xmlns:o="urn:schemas-microsoft-com:office:office" xmlns:oel="http://schemas.microsoft.com/office/2019/extlst" xmlns:r="http://schemas.openxmlformats.org/officeDocument/2006/relationships" xmlns:m="http://schemas.openxmlformats.org/officeDocument/2006/math" xmlns:v="urn:schemas-microsoft-com:vml" xmlns:wp14="http://schemas.microsoft.com/office/word/2010/wordprocessingDrawing" xmlns:wp="http://schemas.openxmlformats.org/drawingml/2006/wordprocessingDrawing" xmlns:w10="urn:schemas-microsoft-com:office:word" xmlns:w="http://schemas.openxmlformats.org/wordprocessingml/2006/main" xmlns:w14="http://schemas.microsoft.com/office/word/2010/wordml" xmlns:w15="http://schemas.microsoft.com/office/word/2012/wordml" xmlns:w16cex="http://schemas.microsoft.com/office/word/2018/wordml/cex" xmlns:w16cid="http://schemas.microsoft.com/office/word/2016/wordml/cid" xmlns:w16="http://schemas.microsoft.com/office/word/2018/wordml" xmlns:w16du="http://schemas.microsoft.com/office/word/2023/wordml/word16du" xmlns:w16sdtdh="http://schemas.microsoft.com/office/word/2020/wordml/sdtdatahash" xmlns:w16sdtfl="http://schemas.microsoft.com/office/word/2024/wordml/sdtformatlock" xmlns:w16se="http://schemas.microsoft.com/office/word/2015/wordml/symex" xmlns:wpg="http://schemas.microsoft.com/office/word/2010/wordprocessingGroup" xmlns:wpi="http://schemas.microsoft.com/office/word/2010/wordprocessingInk" xmlns:wne="http://schemas.microsoft.com/office/word/2006/wordml" xmlns:wps="http://schemas.microsoft.com/office/word/2010/wordprocessingShape" mc:Ignorable="w14 w15 w16se w16cid w16 w16cex w16sdtdh w16sdtfl w16du wp14">
   <w:p>
     <w:pPr>
-      <w:pStyle w:val="Footer"/>
+      <w:pStyle w:val="Pieddepage"/>
       <w:pBdr>
         <w:top w:val="double" w:sz="4" w:space="5" w:color="auto"/>
       </w:pBdr>
@@ -7997,7 +9850,7 @@
   </w:p>
   <w:p>
     <w:pPr>
-      <w:pStyle w:val="Footer"/>
+      <w:pStyle w:val="Pieddepage"/>
       <w:pBdr>
         <w:top w:val="double" w:sz="4" w:space="5" w:color="auto"/>
       </w:pBdr>
@@ -8057,11 +9910,11 @@
   <w:footnote w:id="1">
     <w:p>
       <w:pPr>
-        <w:pStyle w:val="FootnoteText"/>
-      </w:pPr>
-      <w:r>
-        <w:rPr>
-          <w:rStyle w:val="FootnoteReference"/>
+        <w:pStyle w:val="Notedebasdepage"/>
+      </w:pPr>
+      <w:r>
+        <w:rPr>
+          <w:rStyle w:val="Appelnotedebasdep"/>
         </w:rPr>
         <w:footnoteRef/>
       </w:r>
@@ -8106,11 +9959,11 @@
   <w:footnote w:id="2">
     <w:p>
       <w:pPr>
-        <w:pStyle w:val="FootnoteText"/>
-      </w:pPr>
-      <w:r>
-        <w:rPr>
-          <w:rStyle w:val="FootnoteReference"/>
+        <w:pStyle w:val="Notedebasdepage"/>
+      </w:pPr>
+      <w:r>
+        <w:rPr>
+          <w:rStyle w:val="Appelnotedebasdep"/>
         </w:rPr>
         <w:footnoteRef/>
       </w:r>
@@ -8153,11 +10006,11 @@
   <w:footnote w:id="3">
     <w:p>
       <w:pPr>
-        <w:pStyle w:val="FootnoteText"/>
-      </w:pPr>
-      <w:r>
-        <w:rPr>
-          <w:rStyle w:val="FootnoteReference"/>
+        <w:pStyle w:val="Notedebasdepage"/>
+      </w:pPr>
+      <w:r>
+        <w:rPr>
+          <w:rStyle w:val="Appelnotedebasdep"/>
         </w:rPr>
         <w:footnoteRef/>
       </w:r>
@@ -8188,11 +10041,11 @@
   <w:footnote w:id="4">
     <w:p>
       <w:pPr>
-        <w:pStyle w:val="FootnoteText"/>
-      </w:pPr>
-      <w:r>
-        <w:rPr>
-          <w:rStyle w:val="FootnoteReference"/>
+        <w:pStyle w:val="Notedebasdepage"/>
+      </w:pPr>
+      <w:r>
+        <w:rPr>
+          <w:rStyle w:val="Appelnotedebasdep"/>
         </w:rPr>
         <w:footnoteRef/>
       </w:r>
@@ -8247,11 +10100,11 @@
   <w:footnote w:id="5">
     <w:p>
       <w:pPr>
-        <w:pStyle w:val="FootnoteText"/>
-      </w:pPr>
-      <w:r>
-        <w:rPr>
-          <w:rStyle w:val="FootnoteReference"/>
+        <w:pStyle w:val="Notedebasdepage"/>
+      </w:pPr>
+      <w:r>
+        <w:rPr>
+          <w:rStyle w:val="Appelnotedebasdep"/>
         </w:rPr>
         <w:footnoteRef/>
       </w:r>
@@ -8266,11 +10119,11 @@
   <w:footnote w:id="6">
     <w:p>
       <w:pPr>
-        <w:pStyle w:val="FootnoteText"/>
-      </w:pPr>
-      <w:r>
-        <w:rPr>
-          <w:rStyle w:val="FootnoteReference"/>
+        <w:pStyle w:val="Notedebasdepage"/>
+      </w:pPr>
+      <w:r>
+        <w:rPr>
+          <w:rStyle w:val="Appelnotedebasdep"/>
         </w:rPr>
         <w:footnoteRef/>
       </w:r>
@@ -8297,7 +10150,7 @@
         <w:fldChar w:fldCharType="begin"/>
       </w:r>
       <w:r>
-        <w:instrText xml:space="preserve"> ADDIN ZOTERO_ITEM CSL_CITATION {"citationID":"IIMWgmxB","properties":{"formattedCitation":"(Lewis et al.\\uc0\\u160{}2019)","plainCitation":"(Lewis et al. 2019)","noteIndex":6},"citationItems":[{"id":403,"uris":["http://zotero.org/users/19717110/items/HRSQEAFK"],"itemData":{"id":403,"type":"webpage","abstract":"We present BART, a denoising autoencoder for pretraining sequence-to-sequence models. BART is trained by (1) corrupting text with an arbitrary noising function, and (2) learning a model to reconstruct the original text. It uses a standard Tranformer-based neural machine translation architecture which, despite its simplicity, can be seen as generalizing BERT (due to the bidirectional encoder), GPT (with the left-to-right decoder), and many other more recent pretraining schemes. We evaluate a number of noising approaches, finding the best performance by both randomly shuffling the order of the original sentences and using a novel in-filling scheme, where spans of text are replaced with a single mask token. BART is particularly effective when fine tuned for text generation but also works well for comprehension tasks. It matches the performance of RoBERTa with comparable training resources on GLUE and SQuAD, achieves new state-of-the-art results on a range of abstractive dialogue, question answering, and summarization tasks, with gains of up to 6 ROUGE. BART also provides a 1.1 BLEU increase over a back-translation system for machine translation, with only target language pretraining. We also report ablation experiments that replicate other pretraining schemes within the BART framework, to better measure which factors most influence end-task performance.","container-title":"arXiv.org","DOI":"10.48550/arXiv.1910.13461","language":"en","title":"BART: Denoising Sequence-to-Sequence Pre-training for Natural Language Generation, Translation, and Comprehension","title-short":"BART","URL":"https://arxiv.org/abs/1910.13461v1","author":[{"family":"Lewis","given":"Mike"},{"family":"Liu","given":"Yinhan"},{"family":"Goyal","given":"Naman"},{"family":"Ghazvininejad","given":"Marjan"},{"family":"Mohamed","given":"Abdelrahman"},{"family":"Levy","given":"Omer"},{"family":"Stoyanov","given":"Ves"},{"family":"Zettlemoyer","given":"Luke"}],"accessed":{"date-parts":[["2026",7,1]]},"issued":{"date-parts":[["2019",10,29]]}}}],"schema":"https://github.com/citation-style-language/schema/raw/master/csl-citation.json"} </w:instrText>
+        <w:instrText xml:space="preserve"> ADDIN ZOTERO_ITEM CSL_CITATION {"citationID":"IIMWgmxB","properties":{"formattedCitation":"(Lewis et al.\\uc0\\u160{}2019)","plainCitation":"(Lewis et al. 2019)","noteIndex":6},"citationItems":[{"id":403,"uris":["http://zotero.org/users/19717110/items/HRSQEAFK"],"itemData":{"id":403,"type":"article","abstract":"We present BART, a denoising autoencoder for pretraining sequence-to-sequence models. BART is trained by (1) corrupting text with an arbitrary noising function, and (2) learning a model to reconstruct the original text. It uses a standard Tranformer-based neural machine translation architecture which, despite its simplicity, can be seen as generalizing BERT (due to the bidirectional encoder), GPT (with the left-to-right decoder), and many other more recent pretraining schemes. We evaluate a number of noising approaches, finding the best performance by both randomly shuffling the order of the original sentences and using a novel in-filling scheme, where spans of text are replaced with a single mask token. BART is particularly effective when fine tuned for text generation but also works well for comprehension tasks. It matches the performance of RoBERTa with comparable training resources on GLUE and SQuAD, achieves new state-of-the-art results on a range of abstractive dialogue, question answering, and summarization tasks, with gains of up to 6 ROUGE. BART also provides a 1.1 BLEU increase over a back-translation system for machine translation, with only target language pretraining. We also report ablation experiments that replicate other pretraining schemes within the BART framework, to better measure which factors most influence end-task performance.","DOI":"10.48550/arXiv.1910.13461","language":"en","number":"arXiv.1910.13461","publisher":"arXiv","title":"BART: Denoising Sequence-to-Sequence Pre-training for Natural Language Generation, Translation, and Comprehension","title-short":"BART","URL":"https://arxiv.org/abs/1910.13461","author":[{"family":"Lewis","given":"Mike"},{"family":"Liu","given":"Yinhan"},{"family":"Goyal","given":"Naman"},{"family":"Ghazvininejad","given":"Marjan"},{"family":"Mohamed","given":"Abdelrahman"},{"family":"Levy","given":"Omer"},{"family":"Stoyanov","given":"Ves"},{"family":"Zettlemoyer","given":"Luke"}],"accessed":{"date-parts":[["2026",7,1]]},"issued":{"date-parts":[["2019",10,29]]}}}],"schema":"https://github.com/citation-style-language/schema/raw/master/csl-citation.json"} </w:instrText>
       </w:r>
       <w:r>
         <w:fldChar w:fldCharType="separate"/>
@@ -8319,11 +10172,11 @@
   <w:footnote w:id="7">
     <w:p>
       <w:pPr>
-        <w:pStyle w:val="FootnoteText"/>
-      </w:pPr>
-      <w:r>
-        <w:rPr>
-          <w:rStyle w:val="FootnoteReference"/>
+        <w:pStyle w:val="Notedebasdepage"/>
+      </w:pPr>
+      <w:r>
+        <w:rPr>
+          <w:rStyle w:val="Appelnotedebasdep"/>
         </w:rPr>
         <w:footnoteRef/>
       </w:r>
@@ -8338,58 +10191,163 @@
           <w:i/>
           <w:iCs/>
         </w:rPr>
-        <w:t xml:space="preserve">Dense Passage </w:t>
+        <w:t>Dense Passage Retrieval</w:t>
+      </w:r>
+      <w:r>
+        <w:t xml:space="preserve"> (recherche dense de passages), est un moteur de recherche introduit par Meta en 2020</w:t>
+      </w:r>
+      <w:r>
+        <w:t> :</w:t>
+      </w:r>
+      <w:r>
+        <w:t xml:space="preserve"> au lieu de repérer des mots-clés identiques, il retrouve les passages dont le sens est proche de la question, en comparant des représentations vectorielles</w:t>
+      </w:r>
+      <w:r>
+        <w:t xml:space="preserve"> </w:t>
+      </w:r>
+      <w:r>
+        <w:fldChar w:fldCharType="begin"/>
+      </w:r>
+      <w:r>
+        <w:instrText xml:space="preserve"> ADDIN ZOTERO_ITEM CSL_CITATION {"citationID":"FNYpyNun","properties":{"formattedCitation":"(Karpukhin et al.\\uc0\\u160{}2020)","plainCitation":"(Karpukhin et al. 2020)","noteIndex":7},"citationItems":[{"id":405,"uris":["http://zotero.org/users/19717110/items/TDZKJT89"],"itemData":{"id":405,"type":"article","abstract":"Open-domain question answering relies on efficient passage retrieval to select candidate contexts, where traditional sparse vector space models, such as TF-IDF or BM25, are the de facto method. In this work, we show that retrieval can be practically implemented using dense representations alone, where embeddings are learned from a small number of questions and passages by a simple dual-encoder framework. When evaluated on a wide range of open-domain QA datasets, our dense retriever outperforms a strong Lucene-BM25 system largely by 9%-19% absolute in terms of top-20 passage retrieval accuracy, and helps our end-to-end QA system establish new state-of-the-art on multiple open-domain QA benchmarks.","DOI":"10.48550/arXiv.2004.04906","note":"arXiv:2004.04906 [cs.CL]","number":"arXiv:2004.04906","publisher":"arXiv","source":"arXiv.org","title":"Dense Passage Retrieval for Open-Domain Question Answering","URL":"http://arxiv.org/abs/2004.04906","author":[{"family":"Karpukhin","given":"Vladimir"},{"family":"Oğuz","given":"Barlas"},{"family":"Min","given":"Sewon"},{"family":"Lewis","given":"Patrick"},{"family":"Wu","given":"Ledell"},{"family":"Edunov","given":"Sergey"},{"family":"Chen","given":"Danqi"},{"family":"Yih","given":"Wen-tau"}],"accessed":{"date-parts":[["2026",7,1]]},"issued":{"date-parts":[["2020",4,10]]}}}],"schema":"https://github.com/citation-style-language/schema/raw/master/csl-citation.json"} </w:instrText>
+      </w:r>
+      <w:r>
+        <w:fldChar w:fldCharType="separate"/>
+      </w:r>
+      <w:r>
+        <w:rPr>
+          <w:rFonts w:cs="Arial"/>
+        </w:rPr>
+        <w:t>(Karpukhin et al. 2020)</w:t>
+      </w:r>
+      <w:r>
+        <w:fldChar w:fldCharType="end"/>
+      </w:r>
+      <w:r>
+        <w:t>.</w:t>
+      </w:r>
+    </w:p>
+  </w:footnote>
+  <w:footnote w:id="8">
+    <w:p>
+      <w:pPr>
+        <w:pStyle w:val="Notedebasdepage"/>
+      </w:pPr>
+      <w:r>
+        <w:rPr>
+          <w:rStyle w:val="Appelnotedebasdep"/>
+        </w:rPr>
+        <w:footnoteRef/>
+      </w:r>
+      <w:r>
+        <w:t xml:space="preserve"> </w:t>
+      </w:r>
+      <w:r>
+        <w:t>Les paramètres d'un modèle sont les milliards de valeurs numériques ajustées pendant son entraînement</w:t>
+      </w:r>
+      <w:r>
+        <w:t> ;</w:t>
+      </w:r>
+      <w:r>
+        <w:t xml:space="preserve"> c'est en eux que réside tout ce que le modèle a </w:t>
+      </w:r>
+      <w:r>
+        <w:t>« </w:t>
+      </w:r>
+      <w:r>
+        <w:t>appris</w:t>
+      </w:r>
+      <w:r>
+        <w:t> »</w:t>
+      </w:r>
+      <w:r>
+        <w:t xml:space="preserve">. Les transformations et les vecteurs évoqués à la section </w:t>
+      </w:r>
+      <w:r>
+        <w:fldChar w:fldCharType="begin"/>
+      </w:r>
+      <w:r>
+        <w:instrText xml:space="preserve"> REF _Ref234594329 \r \h </w:instrText>
+      </w:r>
+      <w:r>
+        <w:fldChar w:fldCharType="separate"/>
+      </w:r>
+      <w:r>
+        <w:t>2.1</w:t>
+      </w:r>
+      <w:r>
+        <w:fldChar w:fldCharType="end"/>
+      </w:r>
+      <w:r>
+        <w:t xml:space="preserve"> en font partie.</w:t>
+      </w:r>
+    </w:p>
+  </w:footnote>
+  <w:footnote w:id="9">
+    <w:p>
+      <w:pPr>
+        <w:pStyle w:val="Notedebasdepage"/>
+      </w:pPr>
+      <w:r>
+        <w:rPr>
+          <w:rStyle w:val="Appelnotedebasdep"/>
+        </w:rPr>
+        <w:footnoteRef/>
+      </w:r>
+      <w:r>
+        <w:t xml:space="preserve"> </w:t>
+      </w:r>
+      <w:r>
+        <w:t>La date de coupure (</w:t>
       </w:r>
       <w:r>
         <w:rPr>
           <w:i/>
           <w:iCs/>
         </w:rPr>
-        <w:t>Retrieval</w:t>
-      </w:r>
-      <w:r>
-        <w:t xml:space="preserve"> (recherche dense de passages), est un moteur de recherche introduit par Meta en 2020</w:t>
-      </w:r>
-      <w:r>
-        <w:t> :</w:t>
-      </w:r>
-      <w:r>
-        <w:t xml:space="preserve"> au lieu de repérer des mots-clés identiques, il retrouve les passages dont le sens est proche de la question, en comparant des représentations vectorielles</w:t>
+        <w:t>cutoff</w:t>
+      </w:r>
+      <w:r>
+        <w:t>) désigne la date au-delà de laquelle plus aucun texte n'a été intégré à l'entraînement du modèle</w:t>
+      </w:r>
+      <w:r>
+        <w:t> ;</w:t>
+      </w:r>
+      <w:r>
+        <w:t xml:space="preserve"> tout événement postérieur lui est inconnu.</w:t>
+      </w:r>
+    </w:p>
+  </w:footnote>
+  <w:footnote w:id="10">
+    <w:p>
+      <w:pPr>
+        <w:pStyle w:val="Notedebasdepage"/>
+      </w:pPr>
+      <w:r>
+        <w:rPr>
+          <w:rStyle w:val="Appelnotedebasdep"/>
+        </w:rPr>
+        <w:footnoteRef/>
       </w:r>
       <w:r>
         <w:t xml:space="preserve"> </w:t>
       </w:r>
       <w:r>
-        <w:fldChar w:fldCharType="begin"/>
-      </w:r>
-      <w:r>
-        <w:instrText xml:space="preserve"> ADDIN ZOTERO_ITEM CSL_CITATION {"citationID":"FNYpyNun","properties":{"formattedCitation":"(Karpukhin et al.\\uc0\\u160{}2020)","plainCitation":"(Karpukhin et al. 2020)","noteIndex":7},"citationItems":[{"id":405,"uris":["http://zotero.org/users/19717110/items/TDZKJT89"],"itemData":{"id":405,"type":"article","abstract":"Open-domain question answering relies on efficient passage retrieval to select candidate contexts, where traditional sparse vector space models, such as TF-IDF or BM25, are the de facto method. In this work, we show that retrieval can be practically implemented using dense representations alone, where embeddings are learned from a small number of questions and passages by a simple dual-encoder framework. When evaluated on a wide range of open-domain QA datasets, our dense retriever outperforms a strong Lucene-BM25 system largely by 9%-19% absolute in terms of top-20 passage retrieval accuracy, and helps our end-to-end QA system establish new state-of-the-art on multiple open-domain QA benchmarks.","DOI":"10.48550/arXiv.2004.04906","note":"arXiv:2004.04906 [cs.CL]","number":"arXiv:2004.04906","publisher":"arXiv","source":"arXiv.org","title":"Dense Passage Retrieval for Open-Domain Question Answering","URL":"http://arxiv.org/abs/2004.04906","author":[{"family":"Karpukhin","given":"Vladimir"},{"family":"Oğuz","given":"Barlas"},{"family":"Min","given":"Sewon"},{"family":"Lewis","given":"Patrick"},{"family":"Wu","given":"Ledell"},{"family":"Edunov","given":"Sergey"},{"family":"Chen","given":"Danqi"},{"family":"Yih","given":"Wen-tau"}],"accessed":{"date-parts":[["2026",7,1]]},"issued":{"date-parts":[["2020",4,10]]}}}],"schema":"https://github.com/citation-style-language/schema/raw/master/csl-citation.json"} </w:instrText>
-      </w:r>
-      <w:r>
-        <w:fldChar w:fldCharType="separate"/>
-      </w:r>
-      <w:r>
-        <w:rPr>
-          <w:rFonts w:cs="Arial"/>
-        </w:rPr>
-        <w:t>(Karpukhin et al. 2020)</w:t>
-      </w:r>
-      <w:r>
-        <w:fldChar w:fldCharType="end"/>
-      </w:r>
-      <w:r>
-        <w:t>.</w:t>
+        <w:t xml:space="preserve">Un CERFA est un document administratif normalisé requis pour effectuer des démarches officielles en </w:t>
+      </w:r>
+      <w:r>
+        <w:t>France.</w:t>
       </w:r>
     </w:p>
   </w:footnote>
-  <w:footnote w:id="8">
-    <w:p>
-      <w:pPr>
-        <w:pStyle w:val="FootnoteText"/>
-      </w:pPr>
-      <w:r>
-        <w:rPr>
-          <w:rStyle w:val="FootnoteReference"/>
+  <w:footnote w:id="11">
+    <w:p>
+      <w:pPr>
+        <w:pStyle w:val="Notedebasdepage"/>
+      </w:pPr>
+      <w:r>
+        <w:rPr>
+          <w:rStyle w:val="Appelnotedebasdep"/>
         </w:rPr>
         <w:footnoteRef/>
       </w:r>
@@ -8397,89 +10355,49 @@
         <w:t xml:space="preserve"> </w:t>
       </w:r>
       <w:r>
-        <w:t>Les paramètres d'un modèle sont les milliards de valeurs numériques ajustées pendant son entraînement</w:t>
-      </w:r>
-      <w:r>
-        <w:t> ;</w:t>
-      </w:r>
-      <w:r>
-        <w:t xml:space="preserve"> c'est en eux que réside tout ce que le modèle a </w:t>
-      </w:r>
-      <w:r>
-        <w:t>« </w:t>
-      </w:r>
-      <w:r>
-        <w:t>appris</w:t>
-      </w:r>
-      <w:r>
-        <w:t> »</w:t>
-      </w:r>
-      <w:r>
-        <w:t xml:space="preserve">. Les transformations et les vecteurs évoqués à la section </w:t>
-      </w:r>
-      <w:r>
-        <w:fldChar w:fldCharType="begin"/>
-      </w:r>
-      <w:r>
-        <w:instrText xml:space="preserve"> REF _Ref234594329 \r \h </w:instrText>
-      </w:r>
-      <w:r>
-        <w:fldChar w:fldCharType="separate"/>
-      </w:r>
-      <w:r>
-        <w:t>2.1</w:t>
-      </w:r>
-      <w:r>
-        <w:fldChar w:fldCharType="end"/>
-      </w:r>
-      <w:r>
-        <w:t xml:space="preserve"> en font partie.</w:t>
-      </w:r>
-    </w:p>
-  </w:footnote>
-  <w:footnote w:id="9">
-    <w:p>
-      <w:pPr>
-        <w:pStyle w:val="FootnoteText"/>
-      </w:pPr>
-      <w:r>
-        <w:rPr>
-          <w:rStyle w:val="FootnoteReference"/>
-        </w:rPr>
-        <w:footnoteRef/>
-      </w:r>
-      <w:r>
-        <w:t xml:space="preserve"> </w:t>
-      </w:r>
-      <w:r>
-        <w:t>La date de coupure (</w:t>
+        <w:t xml:space="preserve">REALM, pour </w:t>
       </w:r>
       <w:r>
         <w:rPr>
           <w:i/>
           <w:iCs/>
         </w:rPr>
-        <w:t>cutoff</w:t>
-      </w:r>
-      <w:r>
-        <w:t>) désigne la date au-delà de laquelle plus aucun texte n'a été intégré à l'entraînement du modèle</w:t>
-      </w:r>
-      <w:r>
-        <w:t> ;</w:t>
-      </w:r>
-      <w:r>
-        <w:t xml:space="preserve"> tout événement postérieur lui est inconnu.</w:t>
+        <w:t>Retrieval-Augmented Language Model</w:t>
+      </w:r>
+      <w:r>
+        <w:t xml:space="preserve"> (modèle de langage augmenté par la recherche documentaire), est le nom du modèle présenté par Guu et al. </w:t>
+      </w:r>
+      <w:r>
+        <w:fldChar w:fldCharType="begin"/>
+      </w:r>
+      <w:r>
+        <w:instrText xml:space="preserve"> ADDIN ZOTERO_ITEM CSL_CITATION {"citationID":"6odV2xUs","properties":{"formattedCitation":"(2020)","plainCitation":"(2020)","noteIndex":11},"citationItems":[{"id":388,"uris":["http://zotero.org/users/19717110/items/TFM9I89R"],"itemData":{"id":388,"type":"article","abstract":"Language model pre-training has been shown to capture a surprising amount of world knowledge, crucial for NLP tasks such as question answering. However, this knowledge is stored implicitly in the parameters of a neural network, requiring ever-larger networks to cover more facts. To capture knowledge in a more modular and interpretable way, we augment language model pre-training with a latent knowledge retriever, which allows the model to retrieve and attend over documents from a large corpus such as Wikipedia, used during pre-training, fine-tuning and inference. For the first time, we show how to pre-train such a knowledge retriever in an unsupervised manner, using masked language modeling as the learning signal and backpropagating through a retrieval step that considers millions of documents. We demonstrate the effectiveness of Retrieval-Augmented Language Model pre-training (REALM) by fine-tuning on the challenging task of Open-domain Question Answering (Open-QA). We compare against state-of-the-art models for both explicit and implicit knowledge storage on three popular Open-QA benchmarks, and find that we outperform all previous methods by a significant margin (4-16% absolute accuracy), while also providing qualitative benefits such as interpretability and modularity.","DOI":"10.48550/arXiv.2002.08909","language":"en","number":"arXiv.2002.08909","publisher":"arXiv","title":"REALM: Retrieval-Augmented Language Model Pre-Training","title-short":"REALM","URL":"https://arxiv.org/abs/2002.08909","author":[{"family":"Guu","given":"Kelvin"},{"family":"Lee","given":"Kenton"},{"family":"Tung","given":"Zora"},{"family":"Pasupat","given":"Panupong"},{"family":"Chang","given":"Ming-Wei"}],"accessed":{"date-parts":[["2026",4,29]]},"issued":{"date-parts":[["2020",2,10]]}},"suppress-author":true}],"schema":"https://github.com/citation-style-language/schema/raw/master/csl-citation.json"} </w:instrText>
+      </w:r>
+      <w:r>
+        <w:fldChar w:fldCharType="separate"/>
+      </w:r>
+      <w:r>
+        <w:rPr>
+          <w:rFonts w:cs="Arial"/>
+        </w:rPr>
+        <w:t>(2020)</w:t>
+      </w:r>
+      <w:r>
+        <w:fldChar w:fldCharType="end"/>
+      </w:r>
+      <w:r>
+        <w:t>.</w:t>
       </w:r>
     </w:p>
   </w:footnote>
-  <w:footnote w:id="10">
-    <w:p>
-      <w:pPr>
-        <w:pStyle w:val="FootnoteText"/>
-      </w:pPr>
-      <w:r>
-        <w:rPr>
-          <w:rStyle w:val="FootnoteReference"/>
+  <w:footnote w:id="12">
+    <w:p>
+      <w:pPr>
+        <w:pStyle w:val="Notedebasdepage"/>
+      </w:pPr>
+      <w:r>
+        <w:rPr>
+          <w:rStyle w:val="Appelnotedebasdep"/>
         </w:rPr>
         <w:footnoteRef/>
       </w:r>
@@ -8487,45 +10405,23 @@
         <w:t xml:space="preserve"> </w:t>
       </w:r>
       <w:r>
-        <w:t xml:space="preserve">Un CERFA est un document administratif normalisé requis pour effectuer des démarches officielles en </w:t>
-      </w:r>
-      <w:r>
-        <w:t>France.</w:t>
-      </w:r>
-    </w:p>
-  </w:footnote>
-  <w:footnote w:id="11">
-    <w:p>
-      <w:pPr>
-        <w:pStyle w:val="FootnoteText"/>
-      </w:pPr>
-      <w:r>
-        <w:rPr>
-          <w:rStyle w:val="FootnoteReference"/>
-        </w:rPr>
-        <w:footnoteRef/>
-      </w:r>
-      <w:r>
-        <w:t xml:space="preserve"> </w:t>
-      </w:r>
-      <w:r>
-        <w:t xml:space="preserve">REALM, pour </w:t>
+        <w:t xml:space="preserve">RETRO, pour </w:t>
       </w:r>
       <w:r>
         <w:rPr>
           <w:i/>
           <w:iCs/>
         </w:rPr>
-        <w:t>Retrieval-Augmented Language Model</w:t>
-      </w:r>
-      <w:r>
-        <w:t xml:space="preserve"> (modèle de langage augmenté par la recherche documentaire), est le nom du modèle présenté par Guu et al. </w:t>
+        <w:t>Retrieval-Enhanced Transformer</w:t>
+      </w:r>
+      <w:r>
+        <w:t xml:space="preserve"> (Transformer renforcé par la recherche documentaire), est le nom du modèle présenté par Borgeaud et al. </w:t>
       </w:r>
       <w:r>
         <w:fldChar w:fldCharType="begin"/>
       </w:r>
       <w:r>
-        <w:instrText xml:space="preserve"> ADDIN ZOTERO_ITEM CSL_CITATION {"citationID":"6odV2xUs","properties":{"formattedCitation":"(2020)","plainCitation":"(2020)","noteIndex":11},"citationItems":[{"id":388,"uris":["http://zotero.org/users/19717110/items/TFM9I89R"],"itemData":{"id":388,"type":"webpage","abstract":"Language model pre-training has been shown to capture a surprising amount of world knowledge, crucial for NLP tasks such as question answering. However, this knowledge is stored implicitly in the parameters of a neural network, requiring ever-larger networks to cover more facts. To capture knowledge in a more modular and interpretable way, we augment language model pre-training with a latent knowledge retriever, which allows the model to retrieve and attend over documents from a large corpus such as Wikipedia, used during pre-training, fine-tuning and inference. For the first time, we show how to pre-train such a knowledge retriever in an unsupervised manner, using masked language modeling as the learning signal and backpropagating through a retrieval step that considers millions of documents. We demonstrate the effectiveness of Retrieval-Augmented Language Model pre-training (REALM) by fine-tuning on the challenging task of Open-domain Question Answering (Open-QA). We compare against state-of-the-art models for both explicit and implicit knowledge storage on three popular Open-QA benchmarks, and find that we outperform all previous methods by a significant margin (4-16% absolute accuracy), while also providing qualitative benefits such as interpretability and modularity.","container-title":"arXiv.org","DOI":"10.48550/arXiv.2002.08909","language":"en","title":"REALM: Retrieval-Augmented Language Model Pre-Training","title-short":"REALM","URL":"https://arxiv.org/abs/2002.08909v1","author":[{"family":"Guu","given":"Kelvin"},{"family":"Lee","given":"Kenton"},{"family":"Tung","given":"Zora"},{"family":"Pasupat","given":"Panupong"},{"family":"Chang","given":"Ming-Wei"}],"accessed":{"date-parts":[["2026",4,29]]},"issued":{"date-parts":[["2020",2,10]]}},"suppress-author":true}],"schema":"https://github.com/citation-style-language/schema/raw/master/csl-citation.json"} </w:instrText>
+        <w:instrText xml:space="preserve"> ADDIN ZOTERO_ITEM CSL_CITATION {"citationID":"0FGHNmWN","properties":{"formattedCitation":"(2021)","plainCitation":"(2021)","noteIndex":12},"citationItems":[{"id":390,"uris":["http://zotero.org/users/19717110/items/LQU7TC3X"],"itemData":{"id":390,"type":"article","abstract":"We enhance auto-regressive language models by conditioning on document chunks retrieved from a large corpus, based on local similarity with preceding tokens. With a $2$ trillion token database, our Retrieval-Enhanced Transformer (RETRO) obtains comparable performance to GPT-3 and Jurassic-1 on the Pile, despite using 25$\\times$ fewer parameters. After fine-tuning, RETRO performance translates to downstream knowledge-intensive tasks such as question answering. RETRO combines a frozen Bert retriever, a differentiable encoder and a chunked cross-attention mechanism to predict tokens based on an order of magnitude more data than what is typically consumed during training. We typically train RETRO from scratch, yet can also rapidly RETROfit pre-trained transformers with retrieval and still achieve good performance. Our work opens up new avenues for improving language models through explicit memory at unprecedented scale.","DOI":"10.48550/arXiv.2112.04426","language":"en","number":"arXiv.2112.04426","publisher":"arXiv","title":"Improving language models by retrieving from trillions of tokens","URL":"https://arxiv.org/abs/2112.04426","author":[{"family":"Borgeaud","given":"Sebastian"},{"family":"Mensch","given":"Arthur"},{"family":"Hoffmann","given":"Jordan"},{"family":"Cai","given":"Trevor"},{"family":"Rutherford","given":"Eliza"},{"family":"Millican","given":"Katie"},{"family":"Driessche","given":"George","dropping-particle":"van den"},{"family":"Lespiau","given":"Jean-Baptiste"},{"family":"Damoc","given":"Bogdan"},{"family":"Clark","given":"Aidan"},{"family":"Casas","given":"Diego de Las"},{"family":"Guy","given":"Aurelia"},{"family":"Menick","given":"Jacob"},{"family":"Ring","given":"Roman"},{"family":"Hennigan","given":"Tom"},{"family":"Huang","given":"Saffron"},{"family":"Maggiore","given":"Loren"},{"family":"Jones","given":"Chris"},{"family":"Cassirer","given":"Albin"},{"family":"Brock","given":"Andy"},{"family":"Paganini","given":"Michela"},{"family":"Irving","given":"Geoffrey"},{"family":"Vinyals","given":"Oriol"},{"family":"Osindero","given":"Simon"},{"family":"Simonyan","given":"Karen"},{"family":"Rae","given":"Jack W."},{"family":"Elsen","given":"Erich"},{"family":"Sifre","given":"Laurent"}],"accessed":{"date-parts":[["2026",4,29]]},"issued":{"date-parts":[["2021",12,8]]}},"suppress-author":true}],"schema":"https://github.com/citation-style-language/schema/raw/master/csl-citation.json"} </w:instrText>
       </w:r>
       <w:r>
         <w:fldChar w:fldCharType="separate"/>
@@ -8534,7 +10430,7 @@
         <w:rPr>
           <w:rFonts w:cs="Arial"/>
         </w:rPr>
-        <w:t>(2020)</w:t>
+        <w:t>(2021)</w:t>
       </w:r>
       <w:r>
         <w:fldChar w:fldCharType="end"/>
@@ -8544,14 +10440,14 @@
       </w:r>
     </w:p>
   </w:footnote>
-  <w:footnote w:id="12">
-    <w:p>
-      <w:pPr>
-        <w:pStyle w:val="FootnoteText"/>
-      </w:pPr>
-      <w:r>
-        <w:rPr>
-          <w:rStyle w:val="FootnoteReference"/>
+  <w:footnote w:id="13">
+    <w:p>
+      <w:pPr>
+        <w:pStyle w:val="Notedebasdepage"/>
+      </w:pPr>
+      <w:r>
+        <w:rPr>
+          <w:rStyle w:val="Appelnotedebasdep"/>
         </w:rPr>
         <w:footnoteRef/>
       </w:r>
@@ -8559,49 +10455,28 @@
         <w:t xml:space="preserve"> </w:t>
       </w:r>
       <w:r>
-        <w:t xml:space="preserve">RETRO, pour </w:t>
+        <w:t xml:space="preserve">Un </w:t>
       </w:r>
       <w:r>
         <w:rPr>
           <w:i/>
           <w:iCs/>
         </w:rPr>
-        <w:t>Retrieval-Enhanced Transformer</w:t>
-      </w:r>
-      <w:r>
-        <w:t xml:space="preserve"> (Transformer renforcé par la recherche documentaire), est le nom du modèle présenté par Borgeaud et al. </w:t>
-      </w:r>
-      <w:r>
-        <w:fldChar w:fldCharType="begin"/>
-      </w:r>
-      <w:r>
-        <w:instrText xml:space="preserve"> ADDIN ZOTERO_ITEM CSL_CITATION {"citationID":"0FGHNmWN","properties":{"formattedCitation":"(2021)","plainCitation":"(2021)","noteIndex":12},"citationItems":[{"id":390,"uris":["http://zotero.org/users/19717110/items/LQU7TC3X"],"itemData":{"id":390,"type":"webpage","abstract":"We enhance auto-regressive language models by conditioning on document chunks retrieved from a large corpus, based on local similarity with preceding tokens. With a $2$ trillion token database, our Retrieval-Enhanced Transformer (RETRO) obtains comparable performance to GPT-3 and Jurassic-1 on the Pile, despite using 25$\\times$ fewer parameters. After fine-tuning, RETRO performance translates to downstream knowledge-intensive tasks such as question answering. RETRO combines a frozen Bert retriever, a differentiable encoder and a chunked cross-attention mechanism to predict tokens based on an order of magnitude more data than what is typically consumed during training. We typically train RETRO from scratch, yet can also rapidly RETROfit pre-trained transformers with retrieval and still achieve good performance. Our work opens up new avenues for improving language models through explicit memory at unprecedented scale.","container-title":"arXiv.org","DOI":"10.48550/arXiv.2112.04426","language":"en","title":"Improving language models by retrieving from trillions of tokens","URL":"https://arxiv.org/abs/2112.04426v3","author":[{"family":"Borgeaud","given":"Sebastian"},{"family":"Mensch","given":"Arthur"},{"family":"Hoffmann","given":"Jordan"},{"family":"Cai","given":"Trevor"},{"family":"Rutherford","given":"Eliza"},{"family":"Millican","given":"Katie"},{"family":"Driessche","given":"George","dropping-particle":"van den"},{"family":"Lespiau","given":"Jean-Baptiste"},{"family":"Damoc","given":"Bogdan"},{"family":"Clark","given":"Aidan"},{"family":"Casas","given":"Diego de Las"},{"family":"Guy","given":"Aurelia"},{"family":"Menick","given":"Jacob"},{"family":"Ring","given":"Roman"},{"family":"Hennigan","given":"Tom"},{"family":"Huang","given":"Saffron"},{"family":"Maggiore","given":"Loren"},{"family":"Jones","given":"Chris"},{"family":"Cassirer","given":"Albin"},{"family":"Brock","given":"Andy"},{"family":"Paganini","given":"Michela"},{"family":"Irving","given":"Geoffrey"},{"family":"Vinyals","given":"Oriol"},{"family":"Osindero","given":"Simon"},{"family":"Simonyan","given":"Karen"},{"family":"Rae","given":"Jack W."},{"family":"Elsen","given":"Erich"},{"family":"Sifre","given":"Laurent"}],"accessed":{"date-parts":[["2026",4,29]]},"issued":{"date-parts":[["2021",12,8]]}},"suppress-author":true}],"schema":"https://github.com/citation-style-language/schema/raw/master/csl-citation.json"} </w:instrText>
-      </w:r>
-      <w:r>
-        <w:fldChar w:fldCharType="separate"/>
-      </w:r>
-      <w:r>
-        <w:rPr>
-          <w:rFonts w:cs="Arial"/>
-        </w:rPr>
-        <w:t>(2021)</w:t>
-      </w:r>
-      <w:r>
-        <w:fldChar w:fldCharType="end"/>
-      </w:r>
-      <w:r>
-        <w:t>.</w:t>
+        <w:t>benchmark</w:t>
+      </w:r>
+      <w:r>
+        <w:t xml:space="preserve"> est un jeu de questions ou de tâches standardisé, partagé par la communauté scientifique, qui permet de comparer les systèmes entre eux sur une base identique.</w:t>
       </w:r>
     </w:p>
   </w:footnote>
-  <w:footnote w:id="13">
-    <w:p>
-      <w:pPr>
-        <w:pStyle w:val="FootnoteText"/>
-      </w:pPr>
-      <w:r>
-        <w:rPr>
-          <w:rStyle w:val="FootnoteReference"/>
+  <w:footnote w:id="14">
+    <w:p>
+      <w:pPr>
+        <w:pStyle w:val="Notedebasdepage"/>
+      </w:pPr>
+      <w:r>
+        <w:rPr>
+          <w:rStyle w:val="Appelnotedebasdep"/>
         </w:rPr>
         <w:footnoteRef/>
       </w:r>
@@ -8609,28 +10484,34 @@
         <w:t xml:space="preserve"> </w:t>
       </w:r>
       <w:r>
-        <w:t xml:space="preserve">Un </w:t>
+        <w:t>La question-réponse en domaine ouvert (</w:t>
       </w:r>
       <w:r>
         <w:rPr>
           <w:i/>
           <w:iCs/>
         </w:rPr>
-        <w:t>benchmark</w:t>
-      </w:r>
-      <w:r>
-        <w:t xml:space="preserve"> est un jeu de questions ou de tâches standardisé, partagé par la communauté scientifique, qui permet de comparer les systèmes entre eux sur une base identique.</w:t>
+        <w:t>open-domain question answering</w:t>
+      </w:r>
+      <w:r>
+        <w:t>) consiste à répondre à des questions factuelles sans que le passage contenant la réponse soit fourni</w:t>
+      </w:r>
+      <w:r>
+        <w:t> :</w:t>
+      </w:r>
+      <w:r>
+        <w:t xml:space="preserve"> le système doit d'abord le retrouver lui-même dans un vaste corpus.</w:t>
       </w:r>
     </w:p>
   </w:footnote>
-  <w:footnote w:id="14">
-    <w:p>
-      <w:pPr>
-        <w:pStyle w:val="FootnoteText"/>
-      </w:pPr>
-      <w:r>
-        <w:rPr>
-          <w:rStyle w:val="FootnoteReference"/>
+  <w:footnote w:id="15">
+    <w:p>
+      <w:pPr>
+        <w:pStyle w:val="Notedebasdepage"/>
+      </w:pPr>
+      <w:r>
+        <w:rPr>
+          <w:rStyle w:val="Appelnotedebasdep"/>
         </w:rPr>
         <w:footnoteRef/>
       </w:r>
@@ -8638,41 +10519,96 @@
         <w:t xml:space="preserve"> </w:t>
       </w:r>
       <w:r>
-        <w:t>La question-réponse en domaine ouvert (</w:t>
+        <w:t>L'ajustement fin (</w:t>
       </w:r>
       <w:r>
         <w:rPr>
           <w:i/>
           <w:iCs/>
         </w:rPr>
-        <w:t>open-</w:t>
+        <w:t>fine-tuning</w:t>
+      </w:r>
+      <w:r>
+        <w:t>) consiste à poursuivre l'entraînement d'un modèle déjà entraîné, sur une tâche précise</w:t>
+      </w:r>
+      <w:r>
+        <w:t> ;</w:t>
+      </w:r>
+      <w:r>
+        <w:t xml:space="preserve"> </w:t>
+      </w:r>
+      <w:r>
+        <w:t>« </w:t>
+      </w:r>
+      <w:r>
+        <w:t>de bout en bout</w:t>
+      </w:r>
+      <w:r>
+        <w:t> »</w:t>
+      </w:r>
+      <w:r>
+        <w:t xml:space="preserve"> signifie que le chercheur et le générateur sont ajustés ensemble, chaque erreur corrigeant les deux composants à la fois.</w:t>
+      </w:r>
+    </w:p>
+  </w:footnote>
+  <w:footnote w:id="16">
+    <w:p>
+      <w:pPr>
+        <w:pStyle w:val="Notedebasdepage"/>
+      </w:pPr>
+      <w:r>
+        <w:rPr>
+          <w:rStyle w:val="Appelnotedebasdep"/>
+        </w:rPr>
+        <w:footnoteRef/>
+      </w:r>
+      <w:r>
+        <w:t xml:space="preserve"> </w:t>
+      </w:r>
+      <w:r>
+        <w:t>Un jeton (</w:t>
       </w:r>
       <w:r>
         <w:rPr>
           <w:i/>
           <w:iCs/>
         </w:rPr>
-        <w:t>domain question answering</w:t>
-      </w:r>
-      <w:r>
-        <w:t>) consiste à répondre à des questions factuelles sans que le passage contenant la réponse soit fourni</w:t>
+        <w:t>token</w:t>
+      </w:r>
+      <w:r>
+        <w:t>) est l'unité de texte que manipule réellement un modèle de langage</w:t>
       </w:r>
       <w:r>
         <w:t> :</w:t>
       </w:r>
       <w:r>
-        <w:t xml:space="preserve"> le système doit d'abord le retrouver lui-même dans un vaste corpus.</w:t>
+        <w:t xml:space="preserve"> un mot court, un fragment de mot long, ou un signe de ponctuation. Par simplification, ce mémoire parle de </w:t>
+      </w:r>
+      <w:r>
+        <w:t>« </w:t>
+      </w:r>
+      <w:r>
+        <w:t>mots</w:t>
+      </w:r>
+      <w:r>
+        <w:t> »</w:t>
+      </w:r>
+      <w:r>
+        <w:t> ;</w:t>
+      </w:r>
+      <w:r>
+        <w:t xml:space="preserve"> en toute rigueur, les modèles prédisent et comptent des jetons.</w:t>
       </w:r>
     </w:p>
   </w:footnote>
-  <w:footnote w:id="15">
-    <w:p>
-      <w:pPr>
-        <w:pStyle w:val="FootnoteText"/>
-      </w:pPr>
-      <w:r>
-        <w:rPr>
-          <w:rStyle w:val="FootnoteReference"/>
+  <w:footnote w:id="17">
+    <w:p>
+      <w:pPr>
+        <w:pStyle w:val="Notedebasdepage"/>
+      </w:pPr>
+      <w:r>
+        <w:rPr>
+          <w:rStyle w:val="Appelnotedebasdep"/>
         </w:rPr>
         <w:footnoteRef/>
       </w:r>
@@ -8680,96 +10616,38 @@
         <w:t xml:space="preserve"> </w:t>
       </w:r>
       <w:r>
-        <w:t>L'ajustement fin (</w:t>
+        <w:t>Un fragment (</w:t>
       </w:r>
       <w:r>
         <w:rPr>
           <w:i/>
           <w:iCs/>
         </w:rPr>
-        <w:t>fine-tuning</w:t>
-      </w:r>
-      <w:r>
-        <w:t>) consiste à poursuivre l'entraînement d'un modèle déjà entraîné, sur une tâche précise</w:t>
-      </w:r>
-      <w:r>
-        <w:t> ;</w:t>
-      </w:r>
-      <w:r>
-        <w:t xml:space="preserve"> </w:t>
-      </w:r>
-      <w:r>
-        <w:t>« </w:t>
-      </w:r>
-      <w:r>
-        <w:t>de bout en bout</w:t>
-      </w:r>
-      <w:r>
-        <w:t> »</w:t>
-      </w:r>
-      <w:r>
-        <w:t xml:space="preserve"> signifie que le chercheur et le générateur sont ajustés ensemble, chaque erreur corrigeant les deux composants à la fois.</w:t>
-      </w:r>
-    </w:p>
-  </w:footnote>
-  <w:footnote w:id="16">
-    <w:p>
-      <w:pPr>
-        <w:pStyle w:val="FootnoteText"/>
-      </w:pPr>
-      <w:r>
-        <w:rPr>
-          <w:rStyle w:val="FootnoteReference"/>
-        </w:rPr>
-        <w:footnoteRef/>
-      </w:r>
-      <w:r>
-        <w:t xml:space="preserve"> </w:t>
-      </w:r>
-      <w:r>
-        <w:t>Un jeton (</w:t>
+        <w:t>chunk</w:t>
+      </w:r>
+      <w:r>
+        <w:t>) est un court extrait de document, de quelques phrases à quelques paragraphes. Le découpage (</w:t>
       </w:r>
       <w:r>
         <w:rPr>
           <w:i/>
           <w:iCs/>
         </w:rPr>
-        <w:t>token</w:t>
-      </w:r>
-      <w:r>
-        <w:t>) est l'unité de texte que manipule réellement un modèle de langage</w:t>
-      </w:r>
-      <w:r>
-        <w:t> :</w:t>
-      </w:r>
-      <w:r>
-        <w:t xml:space="preserve"> un mot court, un fragment de mot long, ou un signe de ponctuation. Par simplification, ce mémoire parle de </w:t>
-      </w:r>
-      <w:r>
-        <w:t>« </w:t>
-      </w:r>
-      <w:r>
-        <w:t>mots</w:t>
-      </w:r>
-      <w:r>
-        <w:t> »</w:t>
-      </w:r>
-      <w:r>
-        <w:t> ;</w:t>
-      </w:r>
-      <w:r>
-        <w:t xml:space="preserve"> en toute rigueur, les modèles prédisent et comptent des jetons.</w:t>
+        <w:t>chunking</w:t>
+      </w:r>
+      <w:r>
+        <w:t>) vise des unités assez courtes pour être comparées finement, mais assez longues pour rester compréhensibles hors de leur contexte.</w:t>
       </w:r>
     </w:p>
   </w:footnote>
-  <w:footnote w:id="17">
-    <w:p>
-      <w:pPr>
-        <w:pStyle w:val="FootnoteText"/>
-      </w:pPr>
-      <w:r>
-        <w:rPr>
-          <w:rStyle w:val="FootnoteReference"/>
+  <w:footnote w:id="18">
+    <w:p>
+      <w:pPr>
+        <w:pStyle w:val="Notedebasdepage"/>
+      </w:pPr>
+      <w:r>
+        <w:rPr>
+          <w:rStyle w:val="Appelnotedebasdep"/>
         </w:rPr>
         <w:footnoteRef/>
       </w:r>
@@ -8777,38 +10655,74 @@
         <w:t xml:space="preserve"> </w:t>
       </w:r>
       <w:r>
-        <w:t>Un fragment (</w:t>
+        <w:t xml:space="preserve">Un </w:t>
       </w:r>
       <w:r>
         <w:rPr>
           <w:i/>
           <w:iCs/>
         </w:rPr>
-        <w:t>chunk</w:t>
-      </w:r>
-      <w:r>
-        <w:t>) est un court extrait de document, de quelques phrases à quelques paragraphes. Le découpage (</w:t>
+        <w:t>embedding</w:t>
+      </w:r>
+      <w:r>
+        <w:t xml:space="preserve"> (parfois traduit par </w:t>
+      </w:r>
+      <w:r>
+        <w:t>« </w:t>
+      </w:r>
+      <w:r>
+        <w:t>plongement</w:t>
+      </w:r>
+      <w:r>
+        <w:t> »</w:t>
+      </w:r>
+      <w:r>
+        <w:t>) est la représentation d'un texte sous la forme d'un vecteur, c'est-à-dire d'une suite de nombres, construite de telle sorte que deux textes de sens proche reçoivent des vecteurs proches. Un modèle d'</w:t>
       </w:r>
       <w:r>
         <w:rPr>
           <w:i/>
           <w:iCs/>
         </w:rPr>
-        <w:t>chunking</w:t>
-      </w:r>
-      <w:r>
-        <w:t>) vise des unités assez courtes pour être comparées finement, mais assez longues pour rester compréhensibles hors de leur contexte.</w:t>
+        <w:t>embeddings</w:t>
+      </w:r>
+      <w:r>
+        <w:t>, généralement dérivé de l'encodeur du Transformer, est un modèle spécialisé dans cette conversion</w:t>
+      </w:r>
+      <w:r>
+        <w:t> ;</w:t>
+      </w:r>
+      <w:r>
+        <w:t xml:space="preserve"> le chapitre </w:t>
+      </w:r>
+      <w:r>
+        <w:fldChar w:fldCharType="begin"/>
+      </w:r>
+      <w:r>
+        <w:instrText xml:space="preserve"> REF _Ref234594417 \r \h </w:instrText>
+      </w:r>
+      <w:r>
+        <w:fldChar w:fldCharType="separate"/>
+      </w:r>
+      <w:r>
+        <w:t>5</w:t>
+      </w:r>
+      <w:r>
+        <w:fldChar w:fldCharType="end"/>
+      </w:r>
+      <w:r>
+        <w:t xml:space="preserve"> en comparera plusieurs.</w:t>
       </w:r>
     </w:p>
   </w:footnote>
-  <w:footnote w:id="18">
-    <w:p>
-      <w:pPr>
-        <w:pStyle w:val="FootnoteText"/>
-      </w:pPr>
-      <w:r>
-        <w:rPr>
-          <w:rStyle w:val="FootnoteReference"/>
+  <w:footnote w:id="19">
+    <w:p>
+      <w:pPr>
+        <w:pStyle w:val="Notedebasdepage"/>
+      </w:pPr>
+      <w:r>
+        <w:rPr>
+          <w:rStyle w:val="Appelnotedebasdep"/>
         </w:rPr>
         <w:footnoteRef/>
       </w:r>
@@ -8816,74 +10730,81 @@
         <w:t xml:space="preserve"> </w:t>
       </w:r>
       <w:r>
-        <w:t xml:space="preserve">Un </w:t>
+        <w:t xml:space="preserve">La notation </w:t>
       </w:r>
       <w:r>
         <w:rPr>
           <w:i/>
           <w:iCs/>
         </w:rPr>
-        <w:t>embedding</w:t>
-      </w:r>
-      <w:r>
-        <w:t xml:space="preserve"> (parfois traduit par </w:t>
-      </w:r>
-      <w:r>
-        <w:t>« </w:t>
-      </w:r>
-      <w:r>
-        <w:t>plongement</w:t>
-      </w:r>
-      <w:r>
-        <w:t> »</w:t>
-      </w:r>
-      <w:r>
-        <w:t>) est la représentation d'un texte sous la forme d'un vecteur, c'est-à-dire d'une suite de nombres, construite de telle sorte que deux textes de sens proche reçoivent des vecteurs proches. Un modèle d'</w:t>
+        <w:t>top-K</w:t>
+      </w:r>
+      <w:r>
+        <w:t xml:space="preserve"> désigne les K éléments les mieux classés selon un critère</w:t>
+      </w:r>
+      <w:r>
+        <w:t> ;</w:t>
+      </w:r>
+      <w:r>
+        <w:t xml:space="preserve"> ici, les K fragments dont les vecteurs sont les plus proches de celui de la question.</w:t>
+      </w:r>
+    </w:p>
+  </w:footnote>
+  <w:footnote w:id="20">
+    <w:p>
+      <w:pPr>
+        <w:pStyle w:val="Notedebasdepage"/>
+      </w:pPr>
+      <w:r>
+        <w:rPr>
+          <w:rStyle w:val="Appelnotedebasdep"/>
+        </w:rPr>
+        <w:footnoteRef/>
+      </w:r>
+      <w:r>
+        <w:t xml:space="preserve"> </w:t>
+      </w:r>
+      <w:r>
+        <w:t xml:space="preserve">Le </w:t>
       </w:r>
       <w:r>
         <w:rPr>
           <w:i/>
           <w:iCs/>
         </w:rPr>
-        <w:t>embeddings</w:t>
-      </w:r>
-      <w:r>
-        <w:t>, généralement dérivé de l'encodeur du Transformer, est un modèle spécialisé dans cette conversion</w:t>
-      </w:r>
-      <w:r>
-        <w:t> ;</w:t>
-      </w:r>
-      <w:r>
-        <w:t xml:space="preserve"> le chapitre </w:t>
-      </w:r>
-      <w:r>
-        <w:fldChar w:fldCharType="begin"/>
-      </w:r>
-      <w:r>
-        <w:instrText xml:space="preserve"> REF _Ref234594417 \r \h </w:instrText>
-      </w:r>
-      <w:r>
-        <w:fldChar w:fldCharType="separate"/>
-      </w:r>
-      <w:r>
-        <w:t>5</w:t>
-      </w:r>
-      <w:r>
-        <w:fldChar w:fldCharType="end"/>
-      </w:r>
-      <w:r>
-        <w:t xml:space="preserve"> en comparera plusieurs.</w:t>
+        <w:t>prompt</w:t>
+      </w:r>
+      <w:r>
+        <w:t xml:space="preserve"> est le texte d'entrée transmis au modèle</w:t>
+      </w:r>
+      <w:r>
+        <w:t> :</w:t>
+      </w:r>
+      <w:r>
+        <w:t xml:space="preserve"> il rassemble la consigne (par exemple </w:t>
+      </w:r>
+      <w:r>
+        <w:t>« </w:t>
+      </w:r>
+      <w:r>
+        <w:t>réponds uniquement à partir des extraits fournis</w:t>
+      </w:r>
+      <w:r>
+        <w:t> »</w:t>
+      </w:r>
+      <w:r>
+        <w:t>), les fragments récupérés et la question de l'usager.</w:t>
       </w:r>
     </w:p>
   </w:footnote>
-  <w:footnote w:id="19">
-    <w:p>
-      <w:pPr>
-        <w:pStyle w:val="FootnoteText"/>
-      </w:pPr>
-      <w:r>
-        <w:rPr>
-          <w:rStyle w:val="FootnoteReference"/>
+  <w:footnote w:id="21">
+    <w:p>
+      <w:pPr>
+        <w:pStyle w:val="Notedebasdepage"/>
+      </w:pPr>
+      <w:r>
+        <w:rPr>
+          <w:rStyle w:val="Appelnotedebasdep"/>
         </w:rPr>
         <w:footnoteRef/>
       </w:r>
@@ -8891,98 +10812,16 @@
         <w:t xml:space="preserve"> </w:t>
       </w:r>
       <w:r>
-        <w:t xml:space="preserve">La notation </w:t>
+        <w:t>L</w:t>
+      </w:r>
+      <w:r>
+        <w:t>a fenêtre de contexte (</w:t>
       </w:r>
       <w:r>
         <w:rPr>
           <w:i/>
           <w:iCs/>
         </w:rPr>
-        <w:t>top-K</w:t>
-      </w:r>
-      <w:r>
-        <w:t xml:space="preserve"> désigne les K éléments les mieux classés selon un critère</w:t>
-      </w:r>
-      <w:r>
-        <w:t> ;</w:t>
-      </w:r>
-      <w:r>
-        <w:t xml:space="preserve"> ici, les K fragments dont les vecteurs sont les plus proches de celui de la question.</w:t>
-      </w:r>
-    </w:p>
-  </w:footnote>
-  <w:footnote w:id="20">
-    <w:p>
-      <w:pPr>
-        <w:pStyle w:val="FootnoteText"/>
-      </w:pPr>
-      <w:r>
-        <w:rPr>
-          <w:rStyle w:val="FootnoteReference"/>
-        </w:rPr>
-        <w:footnoteRef/>
-      </w:r>
-      <w:r>
-        <w:t xml:space="preserve"> </w:t>
-      </w:r>
-      <w:r>
-        <w:t xml:space="preserve">Le </w:t>
-      </w:r>
-      <w:r>
-        <w:rPr>
-          <w:i/>
-          <w:iCs/>
-        </w:rPr>
-        <w:t>prompt</w:t>
-      </w:r>
-      <w:r>
-        <w:t xml:space="preserve"> est le texte d'entrée transmis au modèle</w:t>
-      </w:r>
-      <w:r>
-        <w:t> :</w:t>
-      </w:r>
-      <w:r>
-        <w:t xml:space="preserve"> il rassemble la consigne (par exemple </w:t>
-      </w:r>
-      <w:r>
-        <w:t>« </w:t>
-      </w:r>
-      <w:r>
-        <w:t>réponds uniquement à partir des extraits fournis</w:t>
-      </w:r>
-      <w:r>
-        <w:t> »</w:t>
-      </w:r>
-      <w:r>
-        <w:t>), les fragments récupérés et la question de l'usager.</w:t>
-      </w:r>
-    </w:p>
-  </w:footnote>
-  <w:footnote w:id="21">
-    <w:p>
-      <w:pPr>
-        <w:pStyle w:val="FootnoteText"/>
-      </w:pPr>
-      <w:r>
-        <w:rPr>
-          <w:rStyle w:val="FootnoteReference"/>
-        </w:rPr>
-        <w:footnoteRef/>
-      </w:r>
-      <w:r>
-        <w:t xml:space="preserve"> </w:t>
-      </w:r>
-      <w:r>
-        <w:t>L</w:t>
-      </w:r>
-      <w:r>
-        <w:t>a fenêtre de contexte (</w:t>
-      </w:r>
-      <w:r>
-        <w:rPr>
-          <w:i/>
-          <w:iCs/>
-        </w:rPr>
         <w:t>context window</w:t>
       </w:r>
       <w:r>
@@ -8999,11 +10838,11 @@
   <w:footnote w:id="22">
     <w:p>
       <w:pPr>
-        <w:pStyle w:val="FootnoteText"/>
-      </w:pPr>
-      <w:r>
-        <w:rPr>
-          <w:rStyle w:val="FootnoteReference"/>
+        <w:pStyle w:val="Notedebasdepage"/>
+      </w:pPr>
+      <w:r>
+        <w:rPr>
+          <w:rStyle w:val="Appelnotedebasdep"/>
         </w:rPr>
         <w:footnoteRef/>
       </w:r>
@@ -9065,7 +10904,7 @@
     <w:lvl w:ilvl="0">
       <w:start w:val="1"/>
       <w:numFmt w:val="decimal"/>
-      <w:pStyle w:val="Heading1"/>
+      <w:pStyle w:val="Titre1"/>
       <w:lvlText w:val="%1."/>
       <w:lvlJc w:val="left"/>
       <w:pPr>
@@ -9078,7 +10917,7 @@
     <w:lvl w:ilvl="1">
       <w:start w:val="1"/>
       <w:numFmt w:val="decimal"/>
-      <w:pStyle w:val="Heading2"/>
+      <w:pStyle w:val="Titre2"/>
       <w:lvlText w:val="%1.%2"/>
       <w:lvlJc w:val="left"/>
       <w:pPr>
@@ -9091,7 +10930,7 @@
     <w:lvl w:ilvl="2">
       <w:start w:val="1"/>
       <w:numFmt w:val="decimal"/>
-      <w:pStyle w:val="Heading3"/>
+      <w:pStyle w:val="Titre3"/>
       <w:lvlText w:val="%1.%2.%3"/>
       <w:lvlJc w:val="left"/>
       <w:pPr>
@@ -9104,7 +10943,7 @@
     <w:lvl w:ilvl="3">
       <w:start w:val="1"/>
       <w:numFmt w:val="decimal"/>
-      <w:pStyle w:val="Heading4"/>
+      <w:pStyle w:val="Titre4"/>
       <w:lvlText w:val="%1.%2.%3.%4"/>
       <w:lvlJc w:val="left"/>
       <w:pPr>
@@ -9120,7 +10959,7 @@
     <w:lvl w:ilvl="4">
       <w:start w:val="1"/>
       <w:numFmt w:val="decimal"/>
-      <w:pStyle w:val="Heading5"/>
+      <w:pStyle w:val="Titre5"/>
       <w:lvlText w:val="%1.%2.%3.%4.%5"/>
       <w:lvlJc w:val="left"/>
       <w:pPr>
@@ -9827,11 +11666,11 @@
       <w:lang w:eastAsia="en-US"/>
     </w:rPr>
   </w:style>
-  <w:style w:type="paragraph" w:styleId="Heading1">
+  <w:style w:type="paragraph" w:styleId="Titre1">
     <w:name w:val="heading 1"/>
-    <w:basedOn w:val="BodyText"/>
-    <w:next w:val="BodyText"/>
-    <w:link w:val="Heading1Char"/>
+    <w:basedOn w:val="Corpsdetexte"/>
+    <w:next w:val="Corpsdetexte"/>
+    <w:link w:val="Titre1Car"/>
     <w:uiPriority w:val="9"/>
     <w:qFormat/>
     <w:rsid w:val="00475690"/>
@@ -9853,11 +11692,11 @@
       <w:szCs w:val="32"/>
     </w:rPr>
   </w:style>
-  <w:style w:type="paragraph" w:styleId="Heading2">
+  <w:style w:type="paragraph" w:styleId="Titre2">
     <w:name w:val="heading 2"/>
-    <w:basedOn w:val="Heading1"/>
-    <w:next w:val="BodyText"/>
-    <w:link w:val="Heading2Char"/>
+    <w:basedOn w:val="Titre1"/>
+    <w:next w:val="Corpsdetexte"/>
+    <w:link w:val="Titre2Car"/>
     <w:uiPriority w:val="9"/>
     <w:unhideWhenUsed/>
     <w:qFormat/>
@@ -9876,11 +11715,11 @@
       <w:szCs w:val="28"/>
     </w:rPr>
   </w:style>
-  <w:style w:type="paragraph" w:styleId="Heading3">
+  <w:style w:type="paragraph" w:styleId="Titre3">
     <w:name w:val="heading 3"/>
-    <w:basedOn w:val="Heading2"/>
-    <w:next w:val="BodyText"/>
-    <w:link w:val="Heading3Char"/>
+    <w:basedOn w:val="Titre2"/>
+    <w:next w:val="Corpsdetexte"/>
+    <w:link w:val="Titre3Car"/>
     <w:uiPriority w:val="9"/>
     <w:unhideWhenUsed/>
     <w:qFormat/>
@@ -9897,11 +11736,11 @@
       <w:szCs w:val="26"/>
     </w:rPr>
   </w:style>
-  <w:style w:type="paragraph" w:styleId="Heading4">
+  <w:style w:type="paragraph" w:styleId="Titre4">
     <w:name w:val="heading 4"/>
-    <w:basedOn w:val="Heading3"/>
-    <w:next w:val="BodyText"/>
-    <w:link w:val="Heading4Char"/>
+    <w:basedOn w:val="Titre3"/>
+    <w:next w:val="Corpsdetexte"/>
+    <w:link w:val="Titre4Car"/>
     <w:uiPriority w:val="9"/>
     <w:unhideWhenUsed/>
     <w:qFormat/>
@@ -9918,11 +11757,11 @@
       <w:szCs w:val="28"/>
     </w:rPr>
   </w:style>
-  <w:style w:type="paragraph" w:styleId="Heading5">
+  <w:style w:type="paragraph" w:styleId="Titre5">
     <w:name w:val="heading 5"/>
-    <w:basedOn w:val="Heading4"/>
-    <w:next w:val="BodyText"/>
-    <w:link w:val="Heading5Char"/>
+    <w:basedOn w:val="Titre4"/>
+    <w:next w:val="Corpsdetexte"/>
+    <w:link w:val="Titre5Car"/>
     <w:uiPriority w:val="9"/>
     <w:unhideWhenUsed/>
     <w:qFormat/>
@@ -9941,11 +11780,11 @@
       <w:szCs w:val="26"/>
     </w:rPr>
   </w:style>
-  <w:style w:type="paragraph" w:styleId="Heading6">
+  <w:style w:type="paragraph" w:styleId="Titre6">
     <w:name w:val="heading 6"/>
     <w:basedOn w:val="Normal"/>
     <w:next w:val="Normal"/>
-    <w:link w:val="Heading6Char"/>
+    <w:link w:val="Titre6Car"/>
     <w:uiPriority w:val="9"/>
     <w:unhideWhenUsed/>
     <w:rsid w:val="00031AF5"/>
@@ -9959,13 +11798,12 @@
       <w:bCs/>
     </w:rPr>
   </w:style>
-  <w:style w:type="character" w:default="1" w:styleId="DefaultParagraphFont">
+  <w:style w:type="character" w:default="1" w:styleId="Policepardfaut">
     <w:name w:val="Default Paragraph Font"/>
     <w:uiPriority w:val="1"/>
-    <w:semiHidden/>
     <w:unhideWhenUsed/>
   </w:style>
-  <w:style w:type="table" w:default="1" w:styleId="TableNormal">
+  <w:style w:type="table" w:default="1" w:styleId="TableauNormal">
     <w:name w:val="Normal Table"/>
     <w:uiPriority w:val="99"/>
     <w:semiHidden/>
@@ -9980,17 +11818,17 @@
       </w:tblCellMar>
     </w:tblPr>
   </w:style>
-  <w:style w:type="numbering" w:default="1" w:styleId="NoList">
+  <w:style w:type="numbering" w:default="1" w:styleId="Aucuneliste">
     <w:name w:val="No List"/>
     <w:uiPriority w:val="99"/>
     <w:semiHidden/>
     <w:unhideWhenUsed/>
   </w:style>
-  <w:style w:type="paragraph" w:styleId="Title">
+  <w:style w:type="paragraph" w:styleId="Titre">
     <w:name w:val="Title"/>
-    <w:basedOn w:val="BodyText"/>
-    <w:next w:val="BodyText"/>
-    <w:link w:val="TitleChar"/>
+    <w:basedOn w:val="Corpsdetexte"/>
+    <w:next w:val="Corpsdetexte"/>
+    <w:link w:val="TitreCar"/>
     <w:uiPriority w:val="10"/>
     <w:qFormat/>
     <w:rsid w:val="000B78BF"/>
@@ -10008,10 +11846,10 @@
       <w:szCs w:val="32"/>
     </w:rPr>
   </w:style>
-  <w:style w:type="paragraph" w:styleId="BodyText">
+  <w:style w:type="paragraph" w:styleId="Corpsdetexte">
     <w:name w:val="Body Text"/>
     <w:basedOn w:val="Normal"/>
-    <w:link w:val="BodyTextChar"/>
+    <w:link w:val="CorpsdetexteCar"/>
     <w:uiPriority w:val="99"/>
     <w:unhideWhenUsed/>
     <w:rsid w:val="000B78BF"/>
@@ -10020,9 +11858,9 @@
       <w:jc w:val="both"/>
     </w:pPr>
   </w:style>
-  <w:style w:type="character" w:customStyle="1" w:styleId="BodyTextChar">
-    <w:name w:val="Body Text Char"/>
-    <w:link w:val="BodyText"/>
+  <w:style w:type="character" w:customStyle="1" w:styleId="CorpsdetexteCar">
+    <w:name w:val="Corps de texte Car"/>
+    <w:link w:val="Corpsdetexte"/>
     <w:uiPriority w:val="99"/>
     <w:rsid w:val="000B78BF"/>
     <w:rPr>
@@ -10032,9 +11870,9 @@
       <w:lang w:eastAsia="en-US"/>
     </w:rPr>
   </w:style>
-  <w:style w:type="character" w:customStyle="1" w:styleId="TitleChar">
-    <w:name w:val="Title Char"/>
-    <w:link w:val="Title"/>
+  <w:style w:type="character" w:customStyle="1" w:styleId="TitreCar">
+    <w:name w:val="Titre Car"/>
+    <w:link w:val="Titre"/>
     <w:uiPriority w:val="10"/>
     <w:rsid w:val="000B78BF"/>
     <w:rPr>
@@ -10049,7 +11887,7 @@
   </w:style>
   <w:style w:type="paragraph" w:customStyle="1" w:styleId="pagedetitre-centr">
     <w:name w:val="page de titre - centré"/>
-    <w:basedOn w:val="BodyText"/>
+    <w:basedOn w:val="Corpsdetexte"/>
     <w:qFormat/>
     <w:rsid w:val="00AA47CF"/>
     <w:pPr>
@@ -10058,7 +11896,7 @@
   </w:style>
   <w:style w:type="paragraph" w:customStyle="1" w:styleId="pagedetitre-centrgrassoulign">
     <w:name w:val="page de titre - centré gras souligné"/>
-    <w:basedOn w:val="BodyText"/>
+    <w:basedOn w:val="Corpsdetexte"/>
     <w:qFormat/>
     <w:rsid w:val="00AA47CF"/>
     <w:pPr>
@@ -10071,7 +11909,7 @@
   </w:style>
   <w:style w:type="paragraph" w:customStyle="1" w:styleId="pagedetitre-centrgras">
     <w:name w:val="page de titre - centré gras"/>
-    <w:basedOn w:val="BodyText"/>
+    <w:basedOn w:val="Corpsdetexte"/>
     <w:qFormat/>
     <w:rsid w:val="00AA47CF"/>
     <w:pPr>
@@ -10082,11 +11920,11 @@
       <w:b/>
     </w:rPr>
   </w:style>
-  <w:style w:type="paragraph" w:styleId="Quote">
+  <w:style w:type="paragraph" w:styleId="Citation">
     <w:name w:val="Quote"/>
-    <w:basedOn w:val="BodyText"/>
-    <w:next w:val="BodyText"/>
-    <w:link w:val="QuoteChar"/>
+    <w:basedOn w:val="Corpsdetexte"/>
+    <w:next w:val="Corpsdetexte"/>
+    <w:link w:val="CitationCar"/>
     <w:uiPriority w:val="29"/>
     <w:qFormat/>
     <w:rsid w:val="00B95F8D"/>
@@ -10103,9 +11941,9 @@
       <w:color w:val="000000"/>
     </w:rPr>
   </w:style>
-  <w:style w:type="character" w:customStyle="1" w:styleId="QuoteChar">
-    <w:name w:val="Quote Char"/>
-    <w:link w:val="Quote"/>
+  <w:style w:type="character" w:customStyle="1" w:styleId="CitationCar">
+    <w:name w:val="Citation Car"/>
+    <w:link w:val="Citation"/>
     <w:uiPriority w:val="29"/>
     <w:rsid w:val="00B95F8D"/>
     <w:rPr>
@@ -10118,10 +11956,10 @@
       <w:lang w:eastAsia="en-US"/>
     </w:rPr>
   </w:style>
-  <w:style w:type="paragraph" w:styleId="Footer">
+  <w:style w:type="paragraph" w:styleId="Pieddepage">
     <w:name w:val="footer"/>
     <w:basedOn w:val="Normal"/>
-    <w:link w:val="FooterChar"/>
+    <w:link w:val="PieddepageCar"/>
     <w:uiPriority w:val="99"/>
     <w:unhideWhenUsed/>
     <w:rsid w:val="00035121"/>
@@ -10135,9 +11973,9 @@
       <w:sz w:val="16"/>
     </w:rPr>
   </w:style>
-  <w:style w:type="character" w:customStyle="1" w:styleId="FooterChar">
-    <w:name w:val="Footer Char"/>
-    <w:link w:val="Footer"/>
+  <w:style w:type="character" w:customStyle="1" w:styleId="PieddepageCar">
+    <w:name w:val="Pied de page Car"/>
+    <w:link w:val="Pieddepage"/>
     <w:uiPriority w:val="99"/>
     <w:rsid w:val="00035121"/>
     <w:rPr>
@@ -10147,10 +11985,10 @@
       <w:lang w:eastAsia="en-US"/>
     </w:rPr>
   </w:style>
-  <w:style w:type="paragraph" w:styleId="BalloonText">
+  <w:style w:type="paragraph" w:styleId="Textedebulles">
     <w:name w:val="Balloon Text"/>
     <w:basedOn w:val="Normal"/>
-    <w:link w:val="BalloonTextChar"/>
+    <w:link w:val="TextedebullesCar"/>
     <w:uiPriority w:val="99"/>
     <w:semiHidden/>
     <w:unhideWhenUsed/>
@@ -10161,9 +11999,9 @@
       <w:szCs w:val="16"/>
     </w:rPr>
   </w:style>
-  <w:style w:type="character" w:customStyle="1" w:styleId="BalloonTextChar">
-    <w:name w:val="Balloon Text Char"/>
-    <w:link w:val="BalloonText"/>
+  <w:style w:type="character" w:customStyle="1" w:styleId="TextedebullesCar">
+    <w:name w:val="Texte de bulles Car"/>
+    <w:link w:val="Textedebulles"/>
     <w:uiPriority w:val="99"/>
     <w:semiHidden/>
     <w:rsid w:val="009A75D7"/>
@@ -10174,9 +12012,9 @@
       <w:lang w:eastAsia="en-US"/>
     </w:rPr>
   </w:style>
-  <w:style w:type="character" w:customStyle="1" w:styleId="Heading1Char">
-    <w:name w:val="Heading 1 Char"/>
-    <w:link w:val="Heading1"/>
+  <w:style w:type="character" w:customStyle="1" w:styleId="Titre1Car">
+    <w:name w:val="Titre 1 Car"/>
+    <w:link w:val="Titre1"/>
     <w:uiPriority w:val="9"/>
     <w:rsid w:val="00475690"/>
     <w:rPr>
@@ -10189,9 +12027,9 @@
       <w:lang w:eastAsia="en-US"/>
     </w:rPr>
   </w:style>
-  <w:style w:type="character" w:customStyle="1" w:styleId="Heading2Char">
-    <w:name w:val="Heading 2 Char"/>
-    <w:link w:val="Heading2"/>
+  <w:style w:type="character" w:customStyle="1" w:styleId="Titre2Car">
+    <w:name w:val="Titre 2 Car"/>
+    <w:link w:val="Titre2"/>
     <w:uiPriority w:val="9"/>
     <w:rsid w:val="00217B80"/>
     <w:rPr>
@@ -10204,9 +12042,9 @@
       <w:lang w:eastAsia="en-US"/>
     </w:rPr>
   </w:style>
-  <w:style w:type="character" w:customStyle="1" w:styleId="Heading3Char">
-    <w:name w:val="Heading 3 Char"/>
-    <w:link w:val="Heading3"/>
+  <w:style w:type="character" w:customStyle="1" w:styleId="Titre3Car">
+    <w:name w:val="Titre 3 Car"/>
+    <w:link w:val="Titre3"/>
     <w:uiPriority w:val="9"/>
     <w:rsid w:val="00B04FCB"/>
     <w:rPr>
@@ -10220,9 +12058,9 @@
       <w:lang w:eastAsia="en-US"/>
     </w:rPr>
   </w:style>
-  <w:style w:type="character" w:customStyle="1" w:styleId="Heading4Char">
-    <w:name w:val="Heading 4 Char"/>
-    <w:link w:val="Heading4"/>
+  <w:style w:type="character" w:customStyle="1" w:styleId="Titre4Car">
+    <w:name w:val="Titre 4 Car"/>
+    <w:link w:val="Titre4"/>
     <w:uiPriority w:val="9"/>
     <w:rsid w:val="00031AF5"/>
     <w:rPr>
@@ -10235,9 +12073,9 @@
       <w:lang w:eastAsia="en-US"/>
     </w:rPr>
   </w:style>
-  <w:style w:type="character" w:customStyle="1" w:styleId="Heading5Char">
-    <w:name w:val="Heading 5 Char"/>
-    <w:link w:val="Heading5"/>
+  <w:style w:type="character" w:customStyle="1" w:styleId="Titre5Car">
+    <w:name w:val="Titre 5 Car"/>
+    <w:link w:val="Titre5"/>
     <w:uiPriority w:val="9"/>
     <w:rsid w:val="0058061D"/>
     <w:rPr>
@@ -10250,9 +12088,9 @@
       <w:lang w:eastAsia="en-US"/>
     </w:rPr>
   </w:style>
-  <w:style w:type="character" w:customStyle="1" w:styleId="Heading6Char">
-    <w:name w:val="Heading 6 Char"/>
-    <w:link w:val="Heading6"/>
+  <w:style w:type="character" w:customStyle="1" w:styleId="Titre6Car">
+    <w:name w:val="Titre 6 Car"/>
+    <w:link w:val="Titre6"/>
     <w:uiPriority w:val="9"/>
     <w:rsid w:val="00031AF5"/>
     <w:rPr>
@@ -10266,8 +12104,8 @@
   </w:style>
   <w:style w:type="paragraph" w:customStyle="1" w:styleId="titrenonnumrotcentr">
     <w:name w:val="titre non numéroté centré"/>
-    <w:basedOn w:val="Heading1"/>
-    <w:next w:val="BodyText"/>
+    <w:basedOn w:val="Titre1"/>
+    <w:next w:val="Corpsdetexte"/>
     <w:qFormat/>
     <w:rsid w:val="00FF35D1"/>
     <w:pPr>
@@ -10277,7 +12115,7 @@
       <w:jc w:val="center"/>
     </w:pPr>
   </w:style>
-  <w:style w:type="paragraph" w:styleId="TOC2">
+  <w:style w:type="paragraph" w:styleId="TM2">
     <w:name w:val="toc 2"/>
     <w:basedOn w:val="Normal"/>
     <w:next w:val="Normal"/>
@@ -10297,7 +12135,7 @@
       <w:b/>
     </w:rPr>
   </w:style>
-  <w:style w:type="paragraph" w:styleId="TOC1">
+  <w:style w:type="paragraph" w:styleId="TM1">
     <w:name w:val="toc 1"/>
     <w:basedOn w:val="Normal"/>
     <w:next w:val="Normal"/>
@@ -10317,7 +12155,7 @@
       <w:sz w:val="24"/>
     </w:rPr>
   </w:style>
-  <w:style w:type="paragraph" w:styleId="TOC3">
+  <w:style w:type="paragraph" w:styleId="TM3">
     <w:name w:val="toc 3"/>
     <w:basedOn w:val="Normal"/>
     <w:next w:val="Normal"/>
@@ -10330,7 +12168,7 @@
       <w:ind w:left="567"/>
     </w:pPr>
   </w:style>
-  <w:style w:type="paragraph" w:styleId="TOC4">
+  <w:style w:type="paragraph" w:styleId="TM4">
     <w:name w:val="toc 4"/>
     <w:basedOn w:val="Normal"/>
     <w:next w:val="Normal"/>
@@ -10346,7 +12184,7 @@
       <w:sz w:val="20"/>
     </w:rPr>
   </w:style>
-  <w:style w:type="paragraph" w:styleId="TOC5">
+  <w:style w:type="paragraph" w:styleId="TM5">
     <w:name w:val="toc 5"/>
     <w:basedOn w:val="Normal"/>
     <w:next w:val="Normal"/>
@@ -10361,7 +12199,7 @@
       <w:sz w:val="20"/>
     </w:rPr>
   </w:style>
-  <w:style w:type="character" w:styleId="Hyperlink">
+  <w:style w:type="character" w:styleId="Lienhypertexte">
     <w:name w:val="Hyperlink"/>
     <w:uiPriority w:val="99"/>
     <w:unhideWhenUsed/>
@@ -10374,13 +12212,13 @@
   <w:style w:type="paragraph" w:customStyle="1" w:styleId="titretabledesmatires">
     <w:name w:val="titre table des matières"/>
     <w:basedOn w:val="titrenonnumrotcentr"/>
-    <w:next w:val="BodyText"/>
+    <w:next w:val="Corpsdetexte"/>
     <w:qFormat/>
     <w:rsid w:val="00B17D0C"/>
   </w:style>
   <w:style w:type="paragraph" w:customStyle="1" w:styleId="puceTB">
     <w:name w:val="puce TB"/>
-    <w:basedOn w:val="BodyText"/>
+    <w:basedOn w:val="Corpsdetexte"/>
     <w:qFormat/>
     <w:rsid w:val="001572B0"/>
     <w:pPr>
@@ -10393,8 +12231,8 @@
   </w:style>
   <w:style w:type="paragraph" w:customStyle="1" w:styleId="source">
     <w:name w:val="source"/>
-    <w:basedOn w:val="BodyText"/>
-    <w:next w:val="BodyText"/>
+    <w:basedOn w:val="Corpsdetexte"/>
+    <w:next w:val="Corpsdetexte"/>
     <w:qFormat/>
     <w:rsid w:val="008E0758"/>
     <w:pPr>
@@ -10404,9 +12242,9 @@
       <w:sz w:val="18"/>
     </w:rPr>
   </w:style>
-  <w:style w:type="paragraph" w:styleId="Caption">
+  <w:style w:type="paragraph" w:styleId="Lgende">
     <w:name w:val="caption"/>
-    <w:basedOn w:val="BodyText"/>
+    <w:basedOn w:val="Corpsdetexte"/>
     <w:uiPriority w:val="35"/>
     <w:unhideWhenUsed/>
     <w:qFormat/>
@@ -10421,7 +12259,7 @@
       <w:szCs w:val="20"/>
     </w:rPr>
   </w:style>
-  <w:style w:type="paragraph" w:styleId="TableofFigures">
+  <w:style w:type="paragraph" w:styleId="Tabledesillustrations">
     <w:name w:val="table of figures"/>
     <w:basedOn w:val="Normal"/>
     <w:next w:val="Normal"/>
@@ -10431,7 +12269,7 @@
   </w:style>
   <w:style w:type="paragraph" w:customStyle="1" w:styleId="CorpsdetexteTableau">
     <w:name w:val="Corps de texte Tableau"/>
-    <w:basedOn w:val="BodyText"/>
+    <w:basedOn w:val="Corpsdetexte"/>
     <w:rsid w:val="00844534"/>
     <w:pPr>
       <w:spacing w:before="80" w:after="80" w:line="240" w:lineRule="auto"/>
@@ -10443,9 +12281,9 @@
       <w:lang w:val="fr-FR" w:eastAsia="fr-FR"/>
     </w:rPr>
   </w:style>
-  <w:style w:type="table" w:styleId="TableGrid">
+  <w:style w:type="table" w:styleId="Grilledutableau">
     <w:name w:val="Table Grid"/>
-    <w:basedOn w:val="TableNormal"/>
+    <w:basedOn w:val="TableauNormal"/>
     <w:uiPriority w:val="59"/>
     <w:rsid w:val="00844534"/>
     <w:tblPr>
@@ -10459,10 +12297,10 @@
       </w:tblBorders>
     </w:tblPr>
   </w:style>
-  <w:style w:type="paragraph" w:styleId="FootnoteText">
+  <w:style w:type="paragraph" w:styleId="Notedebasdepage">
     <w:name w:val="footnote text"/>
     <w:basedOn w:val="Normal"/>
-    <w:link w:val="FootnoteTextChar"/>
+    <w:link w:val="NotedebasdepageCar"/>
     <w:uiPriority w:val="99"/>
     <w:unhideWhenUsed/>
     <w:rsid w:val="001F4C4E"/>
@@ -10474,9 +12312,9 @@
       <w:szCs w:val="20"/>
     </w:rPr>
   </w:style>
-  <w:style w:type="character" w:customStyle="1" w:styleId="FootnoteTextChar">
-    <w:name w:val="Footnote Text Char"/>
-    <w:link w:val="FootnoteText"/>
+  <w:style w:type="character" w:customStyle="1" w:styleId="NotedebasdepageCar">
+    <w:name w:val="Note de bas de page Car"/>
+    <w:link w:val="Notedebasdepage"/>
     <w:uiPriority w:val="99"/>
     <w:rsid w:val="001F4C4E"/>
     <w:rPr>
@@ -10484,7 +12322,7 @@
       <w:lang w:eastAsia="en-US"/>
     </w:rPr>
   </w:style>
-  <w:style w:type="character" w:styleId="FootnoteReference">
+  <w:style w:type="character" w:styleId="Appelnotedebasdep">
     <w:name w:val="footnote reference"/>
     <w:uiPriority w:val="99"/>
     <w:semiHidden/>
@@ -10496,17 +12334,17 @@
   </w:style>
   <w:style w:type="paragraph" w:customStyle="1" w:styleId="rfrencesbibliographiques">
     <w:name w:val="références bibliographiques"/>
-    <w:basedOn w:val="BodyText"/>
+    <w:basedOn w:val="Corpsdetexte"/>
     <w:qFormat/>
     <w:rsid w:val="0055250E"/>
     <w:pPr>
       <w:spacing w:before="120" w:line="240" w:lineRule="auto"/>
     </w:pPr>
   </w:style>
-  <w:style w:type="paragraph" w:styleId="PlainText">
+  <w:style w:type="paragraph" w:styleId="Textebrut">
     <w:name w:val="Plain Text"/>
     <w:basedOn w:val="Normal"/>
-    <w:link w:val="PlainTextChar"/>
+    <w:link w:val="TextebrutCar"/>
     <w:uiPriority w:val="99"/>
     <w:semiHidden/>
     <w:unhideWhenUsed/>
@@ -10516,10 +12354,10 @@
       <w:szCs w:val="21"/>
     </w:rPr>
   </w:style>
-  <w:style w:type="character" w:customStyle="1" w:styleId="PlainTextChar">
-    <w:name w:val="Plain Text Char"/>
-    <w:basedOn w:val="DefaultParagraphFont"/>
-    <w:link w:val="PlainText"/>
+  <w:style w:type="character" w:customStyle="1" w:styleId="TextebrutCar">
+    <w:name w:val="Texte brut Car"/>
+    <w:basedOn w:val="Policepardfaut"/>
+    <w:link w:val="Textebrut"/>
     <w:uiPriority w:val="99"/>
     <w:semiHidden/>
     <w:rsid w:val="004F7656"/>
@@ -10530,9 +12368,9 @@
       <w:lang w:eastAsia="en-US"/>
     </w:rPr>
   </w:style>
-  <w:style w:type="character" w:styleId="FollowedHyperlink">
+  <w:style w:type="character" w:styleId="Lienhypertextesuivivisit">
     <w:name w:val="FollowedHyperlink"/>
-    <w:basedOn w:val="DefaultParagraphFont"/>
+    <w:basedOn w:val="Policepardfaut"/>
     <w:uiPriority w:val="99"/>
     <w:semiHidden/>
     <w:unhideWhenUsed/>
@@ -10542,10 +12380,10 @@
       <w:u w:val="single"/>
     </w:rPr>
   </w:style>
-  <w:style w:type="paragraph" w:styleId="Header">
+  <w:style w:type="paragraph" w:styleId="En-tte">
     <w:name w:val="header"/>
     <w:basedOn w:val="Normal"/>
-    <w:link w:val="HeaderChar"/>
+    <w:link w:val="En-tteCar"/>
     <w:uiPriority w:val="99"/>
     <w:unhideWhenUsed/>
     <w:rsid w:val="009479AD"/>
@@ -10556,10 +12394,10 @@
       </w:tabs>
     </w:pPr>
   </w:style>
-  <w:style w:type="character" w:customStyle="1" w:styleId="HeaderChar">
-    <w:name w:val="Header Char"/>
-    <w:basedOn w:val="DefaultParagraphFont"/>
-    <w:link w:val="Header"/>
+  <w:style w:type="character" w:customStyle="1" w:styleId="En-tteCar">
+    <w:name w:val="En-tête Car"/>
+    <w:basedOn w:val="Policepardfaut"/>
+    <w:link w:val="En-tte"/>
     <w:uiPriority w:val="99"/>
     <w:rsid w:val="009479AD"/>
     <w:rPr>
@@ -10569,10 +12407,10 @@
       <w:lang w:eastAsia="en-US"/>
     </w:rPr>
   </w:style>
-  <w:style w:type="paragraph" w:styleId="EndnoteText">
+  <w:style w:type="paragraph" w:styleId="Notedefin">
     <w:name w:val="endnote text"/>
     <w:basedOn w:val="Normal"/>
-    <w:link w:val="EndnoteTextChar"/>
+    <w:link w:val="NotedefinCar"/>
     <w:uiPriority w:val="99"/>
     <w:semiHidden/>
     <w:unhideWhenUsed/>
@@ -10582,10 +12420,10 @@
       <w:szCs w:val="20"/>
     </w:rPr>
   </w:style>
-  <w:style w:type="character" w:customStyle="1" w:styleId="EndnoteTextChar">
-    <w:name w:val="Endnote Text Char"/>
-    <w:basedOn w:val="DefaultParagraphFont"/>
-    <w:link w:val="EndnoteText"/>
+  <w:style w:type="character" w:customStyle="1" w:styleId="NotedefinCar">
+    <w:name w:val="Note de fin Car"/>
+    <w:basedOn w:val="Policepardfaut"/>
+    <w:link w:val="Notedefin"/>
     <w:uiPriority w:val="99"/>
     <w:semiHidden/>
     <w:rsid w:val="00E11329"/>
@@ -10594,9 +12432,9 @@
       <w:lang w:eastAsia="en-US"/>
     </w:rPr>
   </w:style>
-  <w:style w:type="character" w:styleId="EndnoteReference">
+  <w:style w:type="character" w:styleId="Appeldenotedefin">
     <w:name w:val="endnote reference"/>
-    <w:basedOn w:val="DefaultParagraphFont"/>
+    <w:basedOn w:val="Policepardfaut"/>
     <w:uiPriority w:val="99"/>
     <w:semiHidden/>
     <w:unhideWhenUsed/>
@@ -10607,14 +12445,14 @@
   </w:style>
   <w:style w:type="paragraph" w:customStyle="1" w:styleId="CorpsdeText">
     <w:name w:val="Corps de Text"/>
-    <w:basedOn w:val="BodyText"/>
+    <w:basedOn w:val="Corpsdetexte"/>
     <w:link w:val="CorpsdeTextCar"/>
     <w:qFormat/>
     <w:rsid w:val="00CB7EC0"/>
   </w:style>
   <w:style w:type="character" w:customStyle="1" w:styleId="CorpsdeTextCar">
     <w:name w:val="Corps de Text Car"/>
-    <w:basedOn w:val="DefaultParagraphFont"/>
+    <w:basedOn w:val="Policepardfaut"/>
     <w:link w:val="CorpsdeText"/>
     <w:rsid w:val="00CB7EC0"/>
     <w:rPr>
@@ -10624,7 +12462,7 @@
       <w:lang w:eastAsia="en-US"/>
     </w:rPr>
   </w:style>
-  <w:style w:type="paragraph" w:styleId="Bibliography">
+  <w:style w:type="paragraph" w:styleId="Bibliographie">
     <w:name w:val="Bibliography"/>
     <w:basedOn w:val="Normal"/>
     <w:next w:val="Normal"/>
@@ -10646,9 +12484,9 @@
       <w:lang w:eastAsia="fr-CH"/>
     </w:rPr>
   </w:style>
-  <w:style w:type="character" w:styleId="Strong">
+  <w:style w:type="character" w:styleId="lev">
     <w:name w:val="Strong"/>
-    <w:basedOn w:val="DefaultParagraphFont"/>
+    <w:basedOn w:val="Policepardfaut"/>
     <w:uiPriority w:val="22"/>
     <w:qFormat/>
     <w:rsid w:val="00AD6835"/>
@@ -10657,9 +12495,9 @@
       <w:bCs/>
     </w:rPr>
   </w:style>
-  <w:style w:type="character" w:styleId="HTMLCode">
+  <w:style w:type="character" w:styleId="CodeHTML">
     <w:name w:val="HTML Code"/>
-    <w:basedOn w:val="DefaultParagraphFont"/>
+    <w:basedOn w:val="Policepardfaut"/>
     <w:uiPriority w:val="99"/>
     <w:semiHidden/>
     <w:unhideWhenUsed/>
@@ -10670,9 +12508,9 @@
       <w:szCs w:val="20"/>
     </w:rPr>
   </w:style>
-  <w:style w:type="character" w:styleId="Emphasis">
+  <w:style w:type="character" w:styleId="Accentuation">
     <w:name w:val="Emphasis"/>
-    <w:basedOn w:val="DefaultParagraphFont"/>
+    <w:basedOn w:val="Policepardfaut"/>
     <w:uiPriority w:val="20"/>
     <w:qFormat/>
     <w:rsid w:val="00AD6835"/>
@@ -10680,6 +12518,236 @@
       <w:i/>
       <w:iCs/>
     </w:rPr>
+  </w:style>
+  <w:style w:type="table" w:styleId="TableauGrille4">
+    <w:name w:val="Grid Table 4"/>
+    <w:basedOn w:val="TableauNormal"/>
+    <w:uiPriority w:val="49"/>
+    <w:rsid w:val="00C44261"/>
+    <w:tblPr>
+      <w:tblStyleRowBandSize w:val="1"/>
+      <w:tblStyleColBandSize w:val="1"/>
+      <w:tblBorders>
+        <w:top w:val="single" w:sz="4" w:space="0" w:color="666666" w:themeColor="text1" w:themeTint="99"/>
+        <w:left w:val="single" w:sz="4" w:space="0" w:color="666666" w:themeColor="text1" w:themeTint="99"/>
+        <w:bottom w:val="single" w:sz="4" w:space="0" w:color="666666" w:themeColor="text1" w:themeTint="99"/>
+        <w:right w:val="single" w:sz="4" w:space="0" w:color="666666" w:themeColor="text1" w:themeTint="99"/>
+        <w:insideH w:val="single" w:sz="4" w:space="0" w:color="666666" w:themeColor="text1" w:themeTint="99"/>
+        <w:insideV w:val="single" w:sz="4" w:space="0" w:color="666666" w:themeColor="text1" w:themeTint="99"/>
+      </w:tblBorders>
+    </w:tblPr>
+    <w:tblStylePr w:type="firstRow">
+      <w:rPr>
+        <w:b/>
+        <w:bCs/>
+        <w:color w:val="FFFFFF" w:themeColor="background1"/>
+      </w:rPr>
+      <w:tblPr/>
+      <w:tcPr>
+        <w:tcBorders>
+          <w:top w:val="single" w:sz="4" w:space="0" w:color="000000" w:themeColor="text1"/>
+          <w:left w:val="single" w:sz="4" w:space="0" w:color="000000" w:themeColor="text1"/>
+          <w:bottom w:val="single" w:sz="4" w:space="0" w:color="000000" w:themeColor="text1"/>
+          <w:right w:val="single" w:sz="4" w:space="0" w:color="000000" w:themeColor="text1"/>
+          <w:insideH w:val="nil"/>
+          <w:insideV w:val="nil"/>
+        </w:tcBorders>
+        <w:shd w:val="clear" w:color="auto" w:fill="000000" w:themeFill="text1"/>
+      </w:tcPr>
+    </w:tblStylePr>
+    <w:tblStylePr w:type="lastRow">
+      <w:rPr>
+        <w:b/>
+        <w:bCs/>
+      </w:rPr>
+      <w:tblPr/>
+      <w:tcPr>
+        <w:tcBorders>
+          <w:top w:val="double" w:sz="4" w:space="0" w:color="000000" w:themeColor="text1"/>
+        </w:tcBorders>
+      </w:tcPr>
+    </w:tblStylePr>
+    <w:tblStylePr w:type="firstCol">
+      <w:rPr>
+        <w:b/>
+        <w:bCs/>
+      </w:rPr>
+    </w:tblStylePr>
+    <w:tblStylePr w:type="lastCol">
+      <w:rPr>
+        <w:b/>
+        <w:bCs/>
+      </w:rPr>
+    </w:tblStylePr>
+    <w:tblStylePr w:type="band1Vert">
+      <w:tblPr/>
+      <w:tcPr>
+        <w:shd w:val="clear" w:color="auto" w:fill="CCCCCC" w:themeFill="text1" w:themeFillTint="33"/>
+      </w:tcPr>
+    </w:tblStylePr>
+    <w:tblStylePr w:type="band1Horz">
+      <w:tblPr/>
+      <w:tcPr>
+        <w:shd w:val="clear" w:color="auto" w:fill="CCCCCC" w:themeFill="text1" w:themeFillTint="33"/>
+      </w:tcPr>
+    </w:tblStylePr>
+  </w:style>
+  <w:style w:type="table" w:styleId="TableauGrille4-Accentuation1">
+    <w:name w:val="Grid Table 4 Accent 1"/>
+    <w:basedOn w:val="TableauNormal"/>
+    <w:uiPriority w:val="49"/>
+    <w:rsid w:val="00C44261"/>
+    <w:tblPr>
+      <w:tblStyleRowBandSize w:val="1"/>
+      <w:tblStyleColBandSize w:val="1"/>
+      <w:tblBorders>
+        <w:top w:val="single" w:sz="4" w:space="0" w:color="9CC2E5" w:themeColor="accent1" w:themeTint="99"/>
+        <w:left w:val="single" w:sz="4" w:space="0" w:color="9CC2E5" w:themeColor="accent1" w:themeTint="99"/>
+        <w:bottom w:val="single" w:sz="4" w:space="0" w:color="9CC2E5" w:themeColor="accent1" w:themeTint="99"/>
+        <w:right w:val="single" w:sz="4" w:space="0" w:color="9CC2E5" w:themeColor="accent1" w:themeTint="99"/>
+        <w:insideH w:val="single" w:sz="4" w:space="0" w:color="9CC2E5" w:themeColor="accent1" w:themeTint="99"/>
+        <w:insideV w:val="single" w:sz="4" w:space="0" w:color="9CC2E5" w:themeColor="accent1" w:themeTint="99"/>
+      </w:tblBorders>
+    </w:tblPr>
+    <w:tblStylePr w:type="firstRow">
+      <w:rPr>
+        <w:b/>
+        <w:bCs/>
+        <w:color w:val="FFFFFF" w:themeColor="background1"/>
+      </w:rPr>
+      <w:tblPr/>
+      <w:tcPr>
+        <w:tcBorders>
+          <w:top w:val="single" w:sz="4" w:space="0" w:color="5B9BD5" w:themeColor="accent1"/>
+          <w:left w:val="single" w:sz="4" w:space="0" w:color="5B9BD5" w:themeColor="accent1"/>
+          <w:bottom w:val="single" w:sz="4" w:space="0" w:color="5B9BD5" w:themeColor="accent1"/>
+          <w:right w:val="single" w:sz="4" w:space="0" w:color="5B9BD5" w:themeColor="accent1"/>
+          <w:insideH w:val="nil"/>
+          <w:insideV w:val="nil"/>
+        </w:tcBorders>
+        <w:shd w:val="clear" w:color="auto" w:fill="5B9BD5" w:themeFill="accent1"/>
+      </w:tcPr>
+    </w:tblStylePr>
+    <w:tblStylePr w:type="lastRow">
+      <w:rPr>
+        <w:b/>
+        <w:bCs/>
+      </w:rPr>
+      <w:tblPr/>
+      <w:tcPr>
+        <w:tcBorders>
+          <w:top w:val="double" w:sz="4" w:space="0" w:color="5B9BD5" w:themeColor="accent1"/>
+        </w:tcBorders>
+      </w:tcPr>
+    </w:tblStylePr>
+    <w:tblStylePr w:type="firstCol">
+      <w:rPr>
+        <w:b/>
+        <w:bCs/>
+      </w:rPr>
+    </w:tblStylePr>
+    <w:tblStylePr w:type="lastCol">
+      <w:rPr>
+        <w:b/>
+        <w:bCs/>
+      </w:rPr>
+    </w:tblStylePr>
+    <w:tblStylePr w:type="band1Vert">
+      <w:tblPr/>
+      <w:tcPr>
+        <w:shd w:val="clear" w:color="auto" w:fill="DEEAF6" w:themeFill="accent1" w:themeFillTint="33"/>
+      </w:tcPr>
+    </w:tblStylePr>
+    <w:tblStylePr w:type="band1Horz">
+      <w:tblPr/>
+      <w:tcPr>
+        <w:shd w:val="clear" w:color="auto" w:fill="DEEAF6" w:themeFill="accent1" w:themeFillTint="33"/>
+      </w:tcPr>
+    </w:tblStylePr>
+  </w:style>
+  <w:style w:type="table" w:styleId="TableauGrille4-Accentuation5">
+    <w:name w:val="Grid Table 4 Accent 5"/>
+    <w:basedOn w:val="TableauNormal"/>
+    <w:uiPriority w:val="49"/>
+    <w:rsid w:val="00C44261"/>
+    <w:tblPr>
+      <w:tblStyleRowBandSize w:val="1"/>
+      <w:tblStyleColBandSize w:val="1"/>
+      <w:tblBorders>
+        <w:top w:val="single" w:sz="4" w:space="0" w:color="8EAADB" w:themeColor="accent5" w:themeTint="99"/>
+        <w:left w:val="single" w:sz="4" w:space="0" w:color="8EAADB" w:themeColor="accent5" w:themeTint="99"/>
+        <w:bottom w:val="single" w:sz="4" w:space="0" w:color="8EAADB" w:themeColor="accent5" w:themeTint="99"/>
+        <w:right w:val="single" w:sz="4" w:space="0" w:color="8EAADB" w:themeColor="accent5" w:themeTint="99"/>
+        <w:insideH w:val="single" w:sz="4" w:space="0" w:color="8EAADB" w:themeColor="accent5" w:themeTint="99"/>
+        <w:insideV w:val="single" w:sz="4" w:space="0" w:color="8EAADB" w:themeColor="accent5" w:themeTint="99"/>
+      </w:tblBorders>
+    </w:tblPr>
+    <w:tblStylePr w:type="firstRow">
+      <w:rPr>
+        <w:b/>
+        <w:bCs/>
+        <w:color w:val="FFFFFF" w:themeColor="background1"/>
+      </w:rPr>
+      <w:tblPr/>
+      <w:tcPr>
+        <w:tcBorders>
+          <w:top w:val="single" w:sz="4" w:space="0" w:color="4472C4" w:themeColor="accent5"/>
+          <w:left w:val="single" w:sz="4" w:space="0" w:color="4472C4" w:themeColor="accent5"/>
+          <w:bottom w:val="single" w:sz="4" w:space="0" w:color="4472C4" w:themeColor="accent5"/>
+          <w:right w:val="single" w:sz="4" w:space="0" w:color="4472C4" w:themeColor="accent5"/>
+          <w:insideH w:val="nil"/>
+          <w:insideV w:val="nil"/>
+        </w:tcBorders>
+        <w:shd w:val="clear" w:color="auto" w:fill="4472C4" w:themeFill="accent5"/>
+      </w:tcPr>
+    </w:tblStylePr>
+    <w:tblStylePr w:type="lastRow">
+      <w:rPr>
+        <w:b/>
+        <w:bCs/>
+      </w:rPr>
+      <w:tblPr/>
+      <w:tcPr>
+        <w:tcBorders>
+          <w:top w:val="double" w:sz="4" w:space="0" w:color="4472C4" w:themeColor="accent5"/>
+        </w:tcBorders>
+      </w:tcPr>
+    </w:tblStylePr>
+    <w:tblStylePr w:type="firstCol">
+      <w:rPr>
+        <w:b/>
+        <w:bCs/>
+      </w:rPr>
+    </w:tblStylePr>
+    <w:tblStylePr w:type="lastCol">
+      <w:rPr>
+        <w:b/>
+        <w:bCs/>
+      </w:rPr>
+    </w:tblStylePr>
+    <w:tblStylePr w:type="band1Vert">
+      <w:tblPr/>
+      <w:tcPr>
+        <w:shd w:val="clear" w:color="auto" w:fill="D9E2F3" w:themeFill="accent5" w:themeFillTint="33"/>
+      </w:tcPr>
+    </w:tblStylePr>
+    <w:tblStylePr w:type="band1Horz">
+      <w:tblPr/>
+      <w:tcPr>
+        <w:shd w:val="clear" w:color="auto" w:fill="D9E2F3" w:themeFill="accent5" w:themeFillTint="33"/>
+      </w:tcPr>
+    </w:tblStylePr>
+  </w:style>
+  <w:style w:type="paragraph" w:styleId="Paragraphedeliste">
+    <w:name w:val="List Paragraph"/>
+    <w:basedOn w:val="Normal"/>
+    <w:uiPriority w:val="34"/>
+    <w:qFormat/>
+    <w:rsid w:val="00AC1942"/>
+    <w:pPr>
+      <w:ind w:left="720"/>
+      <w:contextualSpacing/>
+    </w:pPr>
   </w:style>
 </w:styles>
 </file>
@@ -10946,15 +13014,28 @@
 </file>
 
 <file path=customXml/item1.xml><?xml version="1.0" encoding="utf-8"?>
-<?mso-contentType ?>
-<FormTemplates xmlns="http://schemas.microsoft.com/sharepoint/v3/contenttype/forms">
-  <Display>DocumentLibraryForm</Display>
-  <Edit>DocumentLibraryForm</Edit>
-  <New>DocumentLibraryForm</New>
-</FormTemplates>
+<p:properties xmlns:p="http://schemas.microsoft.com/office/2006/metadata/properties" xmlns:xsi="http://www.w3.org/2001/XMLSchema-instance" xmlns:pc="http://schemas.microsoft.com/office/infopath/2007/PartnerControls">
+  <documentManagement>
+    <TaxCatchAll xmlns="2ff3f30f-d827-4db2-90e2-f1791af4cee3" xsi:nil="true"/>
+    <lcf76f155ced4ddcb4097134ff3c332f xmlns="2973953b-47a0-44b2-bc78-998c310f71a1">
+      <Terms xmlns="http://schemas.microsoft.com/office/infopath/2007/PartnerControls"/>
+    </lcf76f155ced4ddcb4097134ff3c332f>
+    <SharedWithUsers xmlns="f7f97426-db29-47fc-b326-71b09afb6e04">
+      <UserInfo>
+        <DisplayName/>
+        <AccountId xsi:nil="true"/>
+        <AccountType/>
+      </UserInfo>
+    </SharedWithUsers>
+  </documentManagement>
+</p:properties>
 </file>
 
 <file path=customXml/item2.xml><?xml version="1.0" encoding="utf-8"?>
+<b:Sources xmlns:b="http://schemas.openxmlformats.org/officeDocument/2006/bibliography" xmlns="http://schemas.openxmlformats.org/officeDocument/2006/bibliography" SelectedStyle="\APA.XSL" StyleName="APA"/>
+</file>
+
+<file path=customXml/item3.xml><?xml version="1.0" encoding="utf-8"?>
 <ct:contentTypeSchema xmlns:ct="http://schemas.microsoft.com/office/2006/metadata/contentType" xmlns:ma="http://schemas.microsoft.com/office/2006/metadata/properties/metaAttributes" ct:_="" ma:_="" ma:contentTypeName="Document" ma:contentTypeID="0x0101007436039429CCDF4CA89D9F35E729D1B9" ma:contentTypeVersion="17" ma:contentTypeDescription="Crée un document." ma:contentTypeScope="" ma:versionID="f987ee97579f87efed98c505a55f9aca">
   <xsd:schema xmlns:xsd="http://www.w3.org/2001/XMLSchema" xmlns:xs="http://www.w3.org/2001/XMLSchema" xmlns:p="http://schemas.microsoft.com/office/2006/metadata/properties" xmlns:ns2="2973953b-47a0-44b2-bc78-998c310f71a1" xmlns:ns3="2ff3f30f-d827-4db2-90e2-f1791af4cee3" xmlns:ns4="f7f97426-db29-47fc-b326-71b09afb6e04" targetNamespace="http://schemas.microsoft.com/office/2006/metadata/properties" ma:root="true" ma:fieldsID="9eedf8a82af3efff578ed757b74669c4" ns2:_="" ns3:_="" ns4:_="">
     <xsd:import namespace="2973953b-47a0-44b2-bc78-998c310f71a1"/>
@@ -11208,37 +13289,36 @@
 </ct:contentTypeSchema>
 </file>
 
-<file path=customXml/item3.xml><?xml version="1.0" encoding="utf-8"?>
-<b:Sources xmlns:b="http://schemas.openxmlformats.org/officeDocument/2006/bibliography" xmlns="http://schemas.openxmlformats.org/officeDocument/2006/bibliography" SelectedStyle="\APA.XSL" StyleName="APA"/>
-</file>
-
 <file path=customXml/item4.xml><?xml version="1.0" encoding="utf-8"?>
-<p:properties xmlns:p="http://schemas.microsoft.com/office/2006/metadata/properties" xmlns:xsi="http://www.w3.org/2001/XMLSchema-instance" xmlns:pc="http://schemas.microsoft.com/office/infopath/2007/PartnerControls">
-  <documentManagement>
-    <TaxCatchAll xmlns="2ff3f30f-d827-4db2-90e2-f1791af4cee3" xsi:nil="true"/>
-    <lcf76f155ced4ddcb4097134ff3c332f xmlns="2973953b-47a0-44b2-bc78-998c310f71a1">
-      <Terms xmlns="http://schemas.microsoft.com/office/infopath/2007/PartnerControls"/>
-    </lcf76f155ced4ddcb4097134ff3c332f>
-    <SharedWithUsers xmlns="f7f97426-db29-47fc-b326-71b09afb6e04">
-      <UserInfo>
-        <DisplayName/>
-        <AccountId xsi:nil="true"/>
-        <AccountType/>
-      </UserInfo>
-    </SharedWithUsers>
-  </documentManagement>
-</p:properties>
+<?mso-contentType ?>
+<FormTemplates xmlns="http://schemas.microsoft.com/sharepoint/v3/contenttype/forms">
+  <Display>DocumentLibraryForm</Display>
+  <Edit>DocumentLibraryForm</Edit>
+  <New>DocumentLibraryForm</New>
+</FormTemplates>
 </file>
 
 <file path=customXml/itemProps1.xml><?xml version="1.0" encoding="utf-8"?>
-<ds:datastoreItem xmlns:ds="http://schemas.openxmlformats.org/officeDocument/2006/customXml" ds:itemID="{70D10EAF-2C13-4F31-8648-6FBA5A46ABF4}">
+<ds:datastoreItem xmlns:ds="http://schemas.openxmlformats.org/officeDocument/2006/customXml" ds:itemID="{03AF427C-BF46-45DF-BD4D-16D9D13F1E6E}">
   <ds:schemaRefs>
-    <ds:schemaRef ds:uri="http://schemas.microsoft.com/sharepoint/v3/contenttype/forms"/>
+    <ds:schemaRef ds:uri="http://schemas.microsoft.com/office/2006/metadata/properties"/>
+    <ds:schemaRef ds:uri="http://schemas.microsoft.com/office/infopath/2007/PartnerControls"/>
+    <ds:schemaRef ds:uri="2ff3f30f-d827-4db2-90e2-f1791af4cee3"/>
+    <ds:schemaRef ds:uri="2973953b-47a0-44b2-bc78-998c310f71a1"/>
+    <ds:schemaRef ds:uri="f7f97426-db29-47fc-b326-71b09afb6e04"/>
   </ds:schemaRefs>
 </ds:datastoreItem>
 </file>
 
 <file path=customXml/itemProps2.xml><?xml version="1.0" encoding="utf-8"?>
+<ds:datastoreItem xmlns:ds="http://schemas.openxmlformats.org/officeDocument/2006/customXml" ds:itemID="{094037A2-5DC3-4F59-8ABE-6636A94D4E5B}">
+  <ds:schemaRefs>
+    <ds:schemaRef ds:uri="http://schemas.openxmlformats.org/officeDocument/2006/bibliography"/>
+  </ds:schemaRefs>
+</ds:datastoreItem>
+</file>
+
+<file path=customXml/itemProps3.xml><?xml version="1.0" encoding="utf-8"?>
 <ds:datastoreItem xmlns:ds="http://schemas.openxmlformats.org/officeDocument/2006/customXml" ds:itemID="{2AEDD67D-8D1B-4F5D-B7EE-4660F0ABB5AE}">
   <ds:schemaRefs>
     <ds:schemaRef ds:uri="http://schemas.microsoft.com/office/2006/metadata/contentType"/>
@@ -11258,22 +13338,10 @@
 </ds:datastoreItem>
 </file>
 
-<file path=customXml/itemProps3.xml><?xml version="1.0" encoding="utf-8"?>
-<ds:datastoreItem xmlns:ds="http://schemas.openxmlformats.org/officeDocument/2006/customXml" ds:itemID="{094037A2-5DC3-4F59-8ABE-6636A94D4E5B}">
+<file path=customXml/itemProps4.xml><?xml version="1.0" encoding="utf-8"?>
+<ds:datastoreItem xmlns:ds="http://schemas.openxmlformats.org/officeDocument/2006/customXml" ds:itemID="{70D10EAF-2C13-4F31-8648-6FBA5A46ABF4}">
   <ds:schemaRefs>
-    <ds:schemaRef ds:uri="http://schemas.openxmlformats.org/officeDocument/2006/bibliography"/>
-  </ds:schemaRefs>
-</ds:datastoreItem>
-</file>
-
-<file path=customXml/itemProps4.xml><?xml version="1.0" encoding="utf-8"?>
-<ds:datastoreItem xmlns:ds="http://schemas.openxmlformats.org/officeDocument/2006/customXml" ds:itemID="{03AF427C-BF46-45DF-BD4D-16D9D13F1E6E}">
-  <ds:schemaRefs>
-    <ds:schemaRef ds:uri="http://schemas.microsoft.com/office/2006/metadata/properties"/>
-    <ds:schemaRef ds:uri="http://schemas.microsoft.com/office/infopath/2007/PartnerControls"/>
-    <ds:schemaRef ds:uri="2ff3f30f-d827-4db2-90e2-f1791af4cee3"/>
-    <ds:schemaRef ds:uri="2973953b-47a0-44b2-bc78-998c310f71a1"/>
-    <ds:schemaRef ds:uri="f7f97426-db29-47fc-b326-71b09afb6e04"/>
+    <ds:schemaRef ds:uri="http://schemas.microsoft.com/sharepoint/v3/contenttype/forms"/>
   </ds:schemaRefs>
 </ds:datastoreItem>
 </file>